--- a/doc/MLW_REST_API.docx
+++ b/doc/MLW_REST_API.docx
@@ -102,7 +102,7 @@
             </w:rPr>
             <w:fldChar w:fldCharType="separate"/>
           </w:r>
-          <w:hyperlink w:anchor="__RefHeading___Toc2156_569597060">
+          <w:hyperlink w:anchor="__RefHeading___Toc2194_100670405">
             <w:r>
               <w:rPr>
                 <w:rStyle w:val="IndexLink"/>
@@ -122,7 +122,7 @@
             </w:tabs>
             <w:rPr/>
           </w:pPr>
-          <w:hyperlink w:anchor="__RefHeading___Toc2158_569597060">
+          <w:hyperlink w:anchor="__RefHeading___Toc2196_100670405">
             <w:r>
               <w:rPr>
                 <w:rStyle w:val="IndexLink"/>
@@ -142,7 +142,7 @@
             </w:tabs>
             <w:rPr/>
           </w:pPr>
-          <w:hyperlink w:anchor="__RefHeading___Toc2160_569597060">
+          <w:hyperlink w:anchor="__RefHeading___Toc2198_100670405">
             <w:r>
               <w:rPr>
                 <w:rStyle w:val="IndexLink"/>
@@ -162,7 +162,7 @@
             </w:tabs>
             <w:rPr/>
           </w:pPr>
-          <w:hyperlink w:anchor="__RefHeading___Toc2162_569597060">
+          <w:hyperlink w:anchor="__RefHeading___Toc2200_100670405">
             <w:r>
               <w:rPr>
                 <w:rStyle w:val="IndexLink"/>
@@ -182,14 +182,14 @@
             </w:tabs>
             <w:rPr/>
           </w:pPr>
-          <w:hyperlink w:anchor="__RefHeading___Toc2164_569597060">
+          <w:hyperlink w:anchor="__RefHeading___Toc2202_100670405">
             <w:r>
               <w:rPr>
                 <w:rStyle w:val="IndexLink"/>
               </w:rPr>
               <w:t>1.4 Resource paths and keys</w:t>
               <w:tab/>
-              <w:t>3</w:t>
+              <w:t>4</w:t>
             </w:r>
           </w:hyperlink>
         </w:p>
@@ -202,7 +202,7 @@
             </w:tabs>
             <w:rPr/>
           </w:pPr>
-          <w:hyperlink w:anchor="__RefHeading___Toc2166_569597060">
+          <w:hyperlink w:anchor="__RefHeading___Toc2204_100670405">
             <w:r>
               <w:rPr>
                 <w:rStyle w:val="IndexLink"/>
@@ -222,7 +222,7 @@
             </w:tabs>
             <w:rPr/>
           </w:pPr>
-          <w:hyperlink w:anchor="__RefHeading___Toc2168_569597060">
+          <w:hyperlink w:anchor="__RefHeading___Toc2206_100670405">
             <w:r>
               <w:rPr>
                 <w:rStyle w:val="IndexLink"/>
@@ -242,7 +242,7 @@
             </w:tabs>
             <w:rPr/>
           </w:pPr>
-          <w:hyperlink w:anchor="__RefHeading___Toc2170_569597060">
+          <w:hyperlink w:anchor="__RefHeading___Toc2208_100670405">
             <w:r>
               <w:rPr>
                 <w:rStyle w:val="IndexLink"/>
@@ -262,7 +262,7 @@
             </w:tabs>
             <w:rPr/>
           </w:pPr>
-          <w:hyperlink w:anchor="__RefHeading___Toc2172_569597060">
+          <w:hyperlink w:anchor="__RefHeading___Toc2210_100670405">
             <w:r>
               <w:rPr>
                 <w:rStyle w:val="IndexLink"/>
@@ -282,7 +282,7 @@
             </w:tabs>
             <w:rPr/>
           </w:pPr>
-          <w:hyperlink w:anchor="__RefHeading___Toc2174_569597060">
+          <w:hyperlink w:anchor="__RefHeading___Toc2212_100670405">
             <w:r>
               <w:rPr>
                 <w:rStyle w:val="IndexLink"/>
@@ -302,7 +302,7 @@
             </w:tabs>
             <w:rPr/>
           </w:pPr>
-          <w:hyperlink w:anchor="__RefHeading___Toc2176_569597060">
+          <w:hyperlink w:anchor="__RefHeading___Toc2214_100670405">
             <w:r>
               <w:rPr>
                 <w:rStyle w:val="IndexLink"/>
@@ -322,7 +322,7 @@
             </w:tabs>
             <w:rPr/>
           </w:pPr>
-          <w:hyperlink w:anchor="__RefHeading___Toc2178_569597060">
+          <w:hyperlink w:anchor="__RefHeading___Toc2216_100670405">
             <w:r>
               <w:rPr>
                 <w:rStyle w:val="IndexLink"/>
@@ -342,7 +342,7 @@
             </w:tabs>
             <w:rPr/>
           </w:pPr>
-          <w:hyperlink w:anchor="__RefHeading___Toc2180_569597060">
+          <w:hyperlink w:anchor="__RefHeading___Toc2218_100670405">
             <w:r>
               <w:rPr>
                 <w:rStyle w:val="IndexLink"/>
@@ -362,7 +362,7 @@
             </w:tabs>
             <w:rPr/>
           </w:pPr>
-          <w:hyperlink w:anchor="__RefHeading___Toc2182_569597060">
+          <w:hyperlink w:anchor="__RefHeading___Toc2220_100670405">
             <w:r>
               <w:rPr>
                 <w:rStyle w:val="IndexLink"/>
@@ -382,7 +382,7 @@
             </w:tabs>
             <w:rPr/>
           </w:pPr>
-          <w:hyperlink w:anchor="__RefHeading___Toc2184_569597060">
+          <w:hyperlink w:anchor="__RefHeading___Toc2222_100670405">
             <w:r>
               <w:rPr>
                 <w:rStyle w:val="IndexLink"/>
@@ -402,7 +402,7 @@
             </w:tabs>
             <w:rPr/>
           </w:pPr>
-          <w:hyperlink w:anchor="__RefHeading___Toc2186_569597060">
+          <w:hyperlink w:anchor="__RefHeading___Toc2224_100670405">
             <w:r>
               <w:rPr>
                 <w:rStyle w:val="IndexLink"/>
@@ -422,7 +422,7 @@
             </w:tabs>
             <w:rPr/>
           </w:pPr>
-          <w:hyperlink w:anchor="__RefHeading___Toc2188_569597060">
+          <w:hyperlink w:anchor="__RefHeading___Toc2226_100670405">
             <w:r>
               <w:rPr>
                 <w:rStyle w:val="IndexLink"/>
@@ -442,7 +442,7 @@
             </w:tabs>
             <w:rPr/>
           </w:pPr>
-          <w:hyperlink w:anchor="__RefHeading___Toc2190_569597060">
+          <w:hyperlink w:anchor="__RefHeading___Toc2228_100670405">
             <w:r>
               <w:rPr>
                 <w:rStyle w:val="IndexLink"/>
@@ -462,7 +462,7 @@
             </w:tabs>
             <w:rPr/>
           </w:pPr>
-          <w:hyperlink w:anchor="__RefHeading___Toc2192_569597060">
+          <w:hyperlink w:anchor="__RefHeading___Toc2230_100670405">
             <w:r>
               <w:rPr>
                 <w:rStyle w:val="IndexLink"/>
@@ -482,7 +482,7 @@
             </w:tabs>
             <w:rPr/>
           </w:pPr>
-          <w:hyperlink w:anchor="__RefHeading___Toc2194_569597060">
+          <w:hyperlink w:anchor="__RefHeading___Toc2232_100670405">
             <w:r>
               <w:rPr>
                 <w:rStyle w:val="IndexLink"/>
@@ -502,7 +502,7 @@
             </w:tabs>
             <w:rPr/>
           </w:pPr>
-          <w:hyperlink w:anchor="__RefHeading___Toc2196_569597060">
+          <w:hyperlink w:anchor="__RefHeading___Toc2234_100670405">
             <w:r>
               <w:rPr>
                 <w:rStyle w:val="IndexLink"/>
@@ -522,7 +522,7 @@
             </w:tabs>
             <w:rPr/>
           </w:pPr>
-          <w:hyperlink w:anchor="__RefHeading___Toc2198_569597060">
+          <w:hyperlink w:anchor="__RefHeading___Toc2236_100670405">
             <w:r>
               <w:rPr>
                 <w:rStyle w:val="IndexLink"/>
@@ -542,7 +542,7 @@
             </w:tabs>
             <w:rPr/>
           </w:pPr>
-          <w:hyperlink w:anchor="__RefHeading___Toc2200_569597060">
+          <w:hyperlink w:anchor="__RefHeading___Toc2238_100670405">
             <w:r>
               <w:rPr>
                 <w:rStyle w:val="IndexLink"/>
@@ -562,7 +562,7 @@
             </w:tabs>
             <w:rPr/>
           </w:pPr>
-          <w:hyperlink w:anchor="__RefHeading___Toc2202_569597060">
+          <w:hyperlink w:anchor="__RefHeading___Toc2240_100670405">
             <w:r>
               <w:rPr>
                 <w:rStyle w:val="IndexLink"/>
@@ -582,7 +582,7 @@
             </w:tabs>
             <w:rPr/>
           </w:pPr>
-          <w:hyperlink w:anchor="__RefHeading___Toc2204_569597060">
+          <w:hyperlink w:anchor="__RefHeading___Toc2242_100670405">
             <w:r>
               <w:rPr>
                 <w:rStyle w:val="IndexLink"/>
@@ -602,7 +602,7 @@
             </w:tabs>
             <w:rPr/>
           </w:pPr>
-          <w:hyperlink w:anchor="__RefHeading___Toc2206_569597060">
+          <w:hyperlink w:anchor="__RefHeading___Toc2244_100670405">
             <w:r>
               <w:rPr>
                 <w:rStyle w:val="IndexLink"/>
@@ -622,7 +622,7 @@
             </w:tabs>
             <w:rPr/>
           </w:pPr>
-          <w:hyperlink w:anchor="__RefHeading___Toc2208_569597060">
+          <w:hyperlink w:anchor="__RefHeading___Toc2246_100670405">
             <w:r>
               <w:rPr>
                 <w:rStyle w:val="IndexLink"/>
@@ -642,7 +642,7 @@
             </w:tabs>
             <w:rPr/>
           </w:pPr>
-          <w:hyperlink w:anchor="__RefHeading___Toc2210_569597060">
+          <w:hyperlink w:anchor="__RefHeading___Toc2248_100670405">
             <w:r>
               <w:rPr>
                 <w:rStyle w:val="IndexLink"/>
@@ -662,7 +662,7 @@
             </w:tabs>
             <w:rPr/>
           </w:pPr>
-          <w:hyperlink w:anchor="__RefHeading___Toc2212_569597060">
+          <w:hyperlink w:anchor="__RefHeading___Toc2250_100670405">
             <w:r>
               <w:rPr>
                 <w:rStyle w:val="IndexLink"/>
@@ -682,7 +682,7 @@
             </w:tabs>
             <w:rPr/>
           </w:pPr>
-          <w:hyperlink w:anchor="__RefHeading___Toc2214_569597060">
+          <w:hyperlink w:anchor="__RefHeading___Toc2252_100670405">
             <w:r>
               <w:rPr>
                 <w:rStyle w:val="IndexLink"/>
@@ -702,7 +702,7 @@
             </w:tabs>
             <w:rPr/>
           </w:pPr>
-          <w:hyperlink w:anchor="__RefHeading___Toc2216_569597060">
+          <w:hyperlink w:anchor="__RefHeading___Toc2254_100670405">
             <w:r>
               <w:rPr>
                 <w:rStyle w:val="IndexLink"/>
@@ -722,7 +722,7 @@
             </w:tabs>
             <w:rPr/>
           </w:pPr>
-          <w:hyperlink w:anchor="__RefHeading___Toc2218_569597060">
+          <w:hyperlink w:anchor="__RefHeading___Toc2256_100670405">
             <w:r>
               <w:rPr>
                 <w:rStyle w:val="IndexLink"/>
@@ -742,7 +742,7 @@
             </w:tabs>
             <w:rPr/>
           </w:pPr>
-          <w:hyperlink w:anchor="__RefHeading___Toc2220_569597060">
+          <w:hyperlink w:anchor="__RefHeading___Toc2258_100670405">
             <w:r>
               <w:rPr>
                 <w:rStyle w:val="IndexLink"/>
@@ -762,7 +762,7 @@
             </w:tabs>
             <w:rPr/>
           </w:pPr>
-          <w:hyperlink w:anchor="__RefHeading___Toc2222_569597060">
+          <w:hyperlink w:anchor="__RefHeading___Toc2260_100670405">
             <w:r>
               <w:rPr>
                 <w:rStyle w:val="IndexLink"/>
@@ -782,7 +782,7 @@
             </w:tabs>
             <w:rPr/>
           </w:pPr>
-          <w:hyperlink w:anchor="__RefHeading___Toc2224_569597060">
+          <w:hyperlink w:anchor="__RefHeading___Toc2262_100670405">
             <w:r>
               <w:rPr>
                 <w:rStyle w:val="IndexLink"/>
@@ -802,7 +802,7 @@
             </w:tabs>
             <w:rPr/>
           </w:pPr>
-          <w:hyperlink w:anchor="__RefHeading___Toc2226_569597060">
+          <w:hyperlink w:anchor="__RefHeading___Toc2264_100670405">
             <w:r>
               <w:rPr>
                 <w:rStyle w:val="IndexLink"/>
@@ -822,7 +822,7 @@
             </w:tabs>
             <w:rPr/>
           </w:pPr>
-          <w:hyperlink w:anchor="__RefHeading___Toc2228_569597060">
+          <w:hyperlink w:anchor="__RefHeading___Toc2266_100670405">
             <w:r>
               <w:rPr>
                 <w:rStyle w:val="IndexLink"/>
@@ -842,7 +842,7 @@
             </w:tabs>
             <w:rPr/>
           </w:pPr>
-          <w:hyperlink w:anchor="__RefHeading___Toc2230_569597060">
+          <w:hyperlink w:anchor="__RefHeading___Toc2268_100670405">
             <w:r>
               <w:rPr>
                 <w:rStyle w:val="IndexLink"/>
@@ -862,7 +862,7 @@
             </w:tabs>
             <w:rPr/>
           </w:pPr>
-          <w:hyperlink w:anchor="__RefHeading___Toc2232_569597060">
+          <w:hyperlink w:anchor="__RefHeading___Toc2270_100670405">
             <w:r>
               <w:rPr>
                 <w:rStyle w:val="IndexLink"/>
@@ -882,7 +882,7 @@
             </w:tabs>
             <w:rPr/>
           </w:pPr>
-          <w:hyperlink w:anchor="__RefHeading___Toc2234_569597060">
+          <w:hyperlink w:anchor="__RefHeading___Toc2272_100670405">
             <w:r>
               <w:rPr>
                 <w:rStyle w:val="IndexLink"/>
@@ -902,7 +902,7 @@
             </w:tabs>
             <w:rPr/>
           </w:pPr>
-          <w:hyperlink w:anchor="__RefHeading___Toc2236_569597060">
+          <w:hyperlink w:anchor="__RefHeading___Toc2274_100670405">
             <w:r>
               <w:rPr>
                 <w:rStyle w:val="IndexLink"/>
@@ -922,7 +922,7 @@
             </w:tabs>
             <w:rPr/>
           </w:pPr>
-          <w:hyperlink w:anchor="__RefHeading___Toc2238_569597060">
+          <w:hyperlink w:anchor="__RefHeading___Toc2276_100670405">
             <w:r>
               <w:rPr>
                 <w:rStyle w:val="IndexLink"/>
@@ -942,7 +942,7 @@
             </w:tabs>
             <w:rPr/>
           </w:pPr>
-          <w:hyperlink w:anchor="__RefHeading___Toc2240_569597060">
+          <w:hyperlink w:anchor="__RefHeading___Toc2278_100670405">
             <w:r>
               <w:rPr>
                 <w:rStyle w:val="IndexLink"/>
@@ -962,7 +962,7 @@
             </w:tabs>
             <w:rPr/>
           </w:pPr>
-          <w:hyperlink w:anchor="__RefHeading___Toc2242_569597060">
+          <w:hyperlink w:anchor="__RefHeading___Toc2280_100670405">
             <w:r>
               <w:rPr>
                 <w:rStyle w:val="IndexLink"/>
@@ -982,7 +982,7 @@
             </w:tabs>
             <w:rPr/>
           </w:pPr>
-          <w:hyperlink w:anchor="__RefHeading___Toc2244_569597060">
+          <w:hyperlink w:anchor="__RefHeading___Toc2282_100670405">
             <w:r>
               <w:rPr>
                 <w:rStyle w:val="IndexLink"/>
@@ -1002,7 +1002,7 @@
             </w:tabs>
             <w:rPr/>
           </w:pPr>
-          <w:hyperlink w:anchor="__RefHeading___Toc2246_569597060">
+          <w:hyperlink w:anchor="__RefHeading___Toc2284_100670405">
             <w:r>
               <w:rPr>
                 <w:rStyle w:val="IndexLink"/>
@@ -1022,7 +1022,7 @@
             </w:tabs>
             <w:rPr/>
           </w:pPr>
-          <w:hyperlink w:anchor="__RefHeading___Toc2248_569597060">
+          <w:hyperlink w:anchor="__RefHeading___Toc2286_100670405">
             <w:r>
               <w:rPr>
                 <w:rStyle w:val="IndexLink"/>
@@ -1042,7 +1042,7 @@
             </w:tabs>
             <w:rPr/>
           </w:pPr>
-          <w:hyperlink w:anchor="__RefHeading___Toc2250_569597060">
+          <w:hyperlink w:anchor="__RefHeading___Toc2288_100670405">
             <w:r>
               <w:rPr>
                 <w:rStyle w:val="IndexLink"/>
@@ -1062,7 +1062,7 @@
             </w:tabs>
             <w:rPr/>
           </w:pPr>
-          <w:hyperlink w:anchor="__RefHeading___Toc2252_569597060">
+          <w:hyperlink w:anchor="__RefHeading___Toc2290_100670405">
             <w:r>
               <w:rPr>
                 <w:rStyle w:val="IndexLink"/>
@@ -1082,7 +1082,7 @@
             </w:tabs>
             <w:rPr/>
           </w:pPr>
-          <w:hyperlink w:anchor="__RefHeading___Toc2254_569597060">
+          <w:hyperlink w:anchor="__RefHeading___Toc2292_100670405">
             <w:r>
               <w:rPr>
                 <w:rStyle w:val="IndexLink"/>
@@ -1102,7 +1102,7 @@
             </w:tabs>
             <w:rPr/>
           </w:pPr>
-          <w:hyperlink w:anchor="__RefHeading___Toc2256_569597060">
+          <w:hyperlink w:anchor="__RefHeading___Toc2294_100670405">
             <w:r>
               <w:rPr>
                 <w:rStyle w:val="IndexLink"/>
@@ -1122,14 +1122,14 @@
             </w:tabs>
             <w:rPr/>
           </w:pPr>
-          <w:hyperlink w:anchor="__RefHeading___Toc2258_569597060">
+          <w:hyperlink w:anchor="__RefHeading___Toc2296_100670405">
             <w:r>
               <w:rPr>
                 <w:rStyle w:val="IndexLink"/>
               </w:rPr>
               <w:t>6. Example Session</w:t>
               <w:tab/>
-              <w:t>28</w:t>
+              <w:t>29</w:t>
             </w:r>
           </w:hyperlink>
           <w:r>
@@ -1172,7 +1172,7 @@
         <w:spacing w:before="0" w:after="160"/>
         <w:rPr/>
       </w:pPr>
-      <w:bookmarkStart w:id="0" w:name="__RefHeading___Toc2156_569597060"/>
+      <w:bookmarkStart w:id="0" w:name="__RefHeading___Toc2194_100670405"/>
       <w:bookmarkEnd w:id="0"/>
       <w:r>
         <w:rPr/>
@@ -1184,7 +1184,7 @@
         <w:pStyle w:val="Heading2"/>
         <w:rPr/>
       </w:pPr>
-      <w:bookmarkStart w:id="1" w:name="__RefHeading___Toc2158_569597060"/>
+      <w:bookmarkStart w:id="1" w:name="__RefHeading___Toc2196_100670405"/>
       <w:bookmarkEnd w:id="1"/>
       <w:r>
         <w:rPr/>
@@ -1309,6 +1309,17 @@
       </w:pPr>
       <w:r>
         <w:rPr/>
+        <w:t>The API is also described as an OpenAPI 3.0 specification in the file openapi.yaml, which can be loaded into Swagger UI, Postman or a code generator.</w:t>
+      </w:r>
+    </w:p>
+    <w:p>
+      <w:pPr>
+        <w:pStyle w:val="Normal"/>
+        <w:spacing w:before="0" w:after="120"/>
+        <w:rPr/>
+      </w:pPr>
+      <w:r>
+        <w:rPr/>
         <w:t>Tables and columns are not created or dropped through the API. The schema is defined by the CQL files in the cql directory.</w:t>
       </w:r>
     </w:p>
@@ -1317,7 +1328,7 @@
         <w:pStyle w:val="Heading2"/>
         <w:rPr/>
       </w:pPr>
-      <w:bookmarkStart w:id="2" w:name="__RefHeading___Toc2160_569597060"/>
+      <w:bookmarkStart w:id="2" w:name="__RefHeading___Toc2198_100670405"/>
       <w:bookmarkEnd w:id="2"/>
       <w:r>
         <w:rPr/>
@@ -1348,10 +1359,21 @@
     </w:p>
     <w:p>
       <w:pPr>
+        <w:pStyle w:val="Normal"/>
+        <w:spacing w:before="0" w:after="120"/>
+        <w:rPr/>
+      </w:pPr>
+      <w:r>
+        <w:rPr/>
+        <w:t>The application can serve HTTPS itself: set TLS_CERT_FILE and TLS_KEY_FILE (section 5) and use https:// in the URLs. The docker-compose.tls.yml file does this for local development, with certificates made by scripts/gen-certs.sh. Alternatively put a reverse proxy that terminates HTTPS in front of the application. The examples in this document use plain HTTP; with HTTPS add --cacert &lt;ca.pem&gt; to curl when the certificate comes from a private CA.</w:t>
+      </w:r>
+    </w:p>
+    <w:p>
+      <w:pPr>
         <w:pStyle w:val="Heading2"/>
         <w:rPr/>
       </w:pPr>
-      <w:bookmarkStart w:id="3" w:name="__RefHeading___Toc2162_569597060"/>
+      <w:bookmarkStart w:id="3" w:name="__RefHeading___Toc2200_100670405"/>
       <w:bookmarkEnd w:id="3"/>
       <w:r>
         <w:rPr/>
@@ -1438,7 +1460,7 @@
         <w:pStyle w:val="Heading2"/>
         <w:rPr/>
       </w:pPr>
-      <w:bookmarkStart w:id="4" w:name="__RefHeading___Toc2164_569597060"/>
+      <w:bookmarkStart w:id="4" w:name="__RefHeading___Toc2202_100670405"/>
       <w:bookmarkEnd w:id="4"/>
       <w:r>
         <w:rPr/>
@@ -1502,7 +1524,7 @@
         <w:pStyle w:val="Heading2"/>
         <w:rPr/>
       </w:pPr>
-      <w:bookmarkStart w:id="5" w:name="__RefHeading___Toc2166_569597060"/>
+      <w:bookmarkStart w:id="5" w:name="__RefHeading___Toc2204_100670405"/>
       <w:bookmarkEnd w:id="5"/>
       <w:r>
         <w:rPr/>
@@ -1547,7 +1569,7 @@
       </w:pPr>
       <w:r>
         <w:rPr/>
-        <w:t>A missing or wrong token gives 401 Unauthorized. If API_TOKEN is not set the API is open, and the application logs a warning at startup. The production Compose file requires a token. Use HTTPS in front of the application when the API is reachable over a network, because the token is sent in every request.</w:t>
+        <w:t>A missing or wrong token gives 401 Unauthorized. If API_TOKEN is not set the API is open, and the application logs a warning at startup. The production Compose file requires a token. The token is sent in every request, so use HTTPS whenever the API is reachable over a network (section 1.2).</w:t>
       </w:r>
     </w:p>
     <w:p>
@@ -1555,7 +1577,7 @@
         <w:pStyle w:val="Heading2"/>
         <w:rPr/>
       </w:pPr>
-      <w:bookmarkStart w:id="6" w:name="__RefHeading___Toc2168_569597060"/>
+      <w:bookmarkStart w:id="6" w:name="__RefHeading___Toc2206_100670405"/>
       <w:bookmarkEnd w:id="6"/>
       <w:r>
         <w:rPr/>
@@ -2462,7 +2484,7 @@
         <w:pStyle w:val="Heading2"/>
         <w:rPr/>
       </w:pPr>
-      <w:bookmarkStart w:id="7" w:name="__RefHeading___Toc2170_569597060"/>
+      <w:bookmarkStart w:id="7" w:name="__RefHeading___Toc2208_100670405"/>
       <w:bookmarkEnd w:id="7"/>
       <w:r>
         <w:rPr/>
@@ -2496,7 +2518,7 @@
         <w:pStyle w:val="Heading2"/>
         <w:rPr/>
       </w:pPr>
-      <w:bookmarkStart w:id="8" w:name="__RefHeading___Toc2172_569597060"/>
+      <w:bookmarkStart w:id="8" w:name="__RefHeading___Toc2210_100670405"/>
       <w:bookmarkEnd w:id="8"/>
       <w:r>
         <w:rPr/>
@@ -2929,7 +2951,7 @@
         <w:spacing w:before="0" w:after="160"/>
         <w:rPr/>
       </w:pPr>
-      <w:bookmarkStart w:id="9" w:name="__RefHeading___Toc2174_569597060"/>
+      <w:bookmarkStart w:id="9" w:name="__RefHeading___Toc2212_100670405"/>
       <w:bookmarkEnd w:id="9"/>
       <w:r>
         <w:rPr/>
@@ -4128,7 +4150,7 @@
         <w:pStyle w:val="Heading2"/>
         <w:rPr/>
       </w:pPr>
-      <w:bookmarkStart w:id="10" w:name="__RefHeading___Toc2176_569597060"/>
+      <w:bookmarkStart w:id="10" w:name="__RefHeading___Toc2214_100670405"/>
       <w:bookmarkEnd w:id="10"/>
       <w:r>
         <w:rPr/>
@@ -4234,7 +4256,7 @@
         <w:pStyle w:val="Heading2"/>
         <w:rPr/>
       </w:pPr>
-      <w:bookmarkStart w:id="11" w:name="__RefHeading___Toc2178_569597060"/>
+      <w:bookmarkStart w:id="11" w:name="__RefHeading___Toc2216_100670405"/>
       <w:bookmarkEnd w:id="11"/>
       <w:r>
         <w:rPr/>
@@ -5433,7 +5455,7 @@
         <w:pStyle w:val="Heading2"/>
         <w:rPr/>
       </w:pPr>
-      <w:bookmarkStart w:id="12" w:name="__RefHeading___Toc2180_569597060"/>
+      <w:bookmarkStart w:id="12" w:name="__RefHeading___Toc2218_100670405"/>
       <w:bookmarkEnd w:id="12"/>
       <w:r>
         <w:rPr/>
@@ -5456,7 +5478,7 @@
         <w:pStyle w:val="Heading2"/>
         <w:rPr/>
       </w:pPr>
-      <w:bookmarkStart w:id="13" w:name="__RefHeading___Toc2182_569597060"/>
+      <w:bookmarkStart w:id="13" w:name="__RefHeading___Toc2220_100670405"/>
       <w:bookmarkEnd w:id="13"/>
       <w:r>
         <w:rPr/>
@@ -6723,7 +6745,7 @@
         <w:pStyle w:val="Heading2"/>
         <w:rPr/>
       </w:pPr>
-      <w:bookmarkStart w:id="14" w:name="__RefHeading___Toc2184_569597060"/>
+      <w:bookmarkStart w:id="14" w:name="__RefHeading___Toc2222_100670405"/>
       <w:bookmarkEnd w:id="14"/>
       <w:r>
         <w:rPr/>
@@ -6999,7 +7021,7 @@
         <w:pStyle w:val="Heading2"/>
         <w:rPr/>
       </w:pPr>
-      <w:bookmarkStart w:id="15" w:name="__RefHeading___Toc2186_569597060"/>
+      <w:bookmarkStart w:id="15" w:name="__RefHeading___Toc2224_100670405"/>
       <w:bookmarkEnd w:id="15"/>
       <w:r>
         <w:rPr/>
@@ -7587,7 +7609,7 @@
         <w:keepNext w:val="true"/>
         <w:rPr/>
       </w:pPr>
-      <w:bookmarkStart w:id="16" w:name="__RefHeading___Toc2188_569597060"/>
+      <w:bookmarkStart w:id="16" w:name="__RefHeading___Toc2226_100670405"/>
       <w:bookmarkEnd w:id="16"/>
       <w:r>
         <w:rPr/>
@@ -7656,7 +7678,7 @@
         <w:pStyle w:val="Heading2"/>
         <w:rPr/>
       </w:pPr>
-      <w:bookmarkStart w:id="17" w:name="__RefHeading___Toc2190_569597060"/>
+      <w:bookmarkStart w:id="17" w:name="__RefHeading___Toc2228_100670405"/>
       <w:bookmarkEnd w:id="17"/>
       <w:r>
         <w:rPr/>
@@ -7943,7 +7965,7 @@
         <w:pStyle w:val="Heading2"/>
         <w:rPr/>
       </w:pPr>
-      <w:bookmarkStart w:id="18" w:name="__RefHeading___Toc2192_569597060"/>
+      <w:bookmarkStart w:id="18" w:name="__RefHeading___Toc2230_100670405"/>
       <w:bookmarkEnd w:id="18"/>
       <w:r>
         <w:rPr/>
@@ -8220,7 +8242,7 @@
         <w:keepNext w:val="true"/>
         <w:rPr/>
       </w:pPr>
-      <w:bookmarkStart w:id="19" w:name="__RefHeading___Toc2194_569597060"/>
+      <w:bookmarkStart w:id="19" w:name="__RefHeading___Toc2232_100670405"/>
       <w:bookmarkEnd w:id="19"/>
       <w:r>
         <w:rPr/>
@@ -8262,7 +8284,7 @@
         <w:pStyle w:val="Heading2"/>
         <w:rPr/>
       </w:pPr>
-      <w:bookmarkStart w:id="20" w:name="__RefHeading___Toc2196_569597060"/>
+      <w:bookmarkStart w:id="20" w:name="__RefHeading___Toc2234_100670405"/>
       <w:bookmarkEnd w:id="20"/>
       <w:r>
         <w:rPr/>
@@ -8357,7 +8379,7 @@
         <w:pStyle w:val="Heading1"/>
         <w:rPr/>
       </w:pPr>
-      <w:bookmarkStart w:id="21" w:name="__RefHeading___Toc2198_569597060"/>
+      <w:bookmarkStart w:id="21" w:name="__RefHeading___Toc2236_100670405"/>
       <w:bookmarkEnd w:id="21"/>
       <w:r>
         <w:rPr/>
@@ -9129,7 +9151,7 @@
         <w:spacing w:before="0" w:after="160"/>
         <w:rPr/>
       </w:pPr>
-      <w:bookmarkStart w:id="22" w:name="__RefHeading___Toc2200_569597060"/>
+      <w:bookmarkStart w:id="22" w:name="__RefHeading___Toc2238_100670405"/>
       <w:bookmarkEnd w:id="22"/>
       <w:r>
         <w:rPr/>
@@ -9153,7 +9175,7 @@
         <w:keepNext w:val="true"/>
         <w:rPr/>
       </w:pPr>
-      <w:bookmarkStart w:id="23" w:name="__RefHeading___Toc2202_569597060"/>
+      <w:bookmarkStart w:id="23" w:name="__RefHeading___Toc2240_100670405"/>
       <w:bookmarkEnd w:id="23"/>
       <w:r>
         <w:rPr/>
@@ -9772,7 +9794,7 @@
         <w:keepNext w:val="true"/>
         <w:rPr/>
       </w:pPr>
-      <w:bookmarkStart w:id="24" w:name="__RefHeading___Toc2204_569597060"/>
+      <w:bookmarkStart w:id="24" w:name="__RefHeading___Toc2242_100670405"/>
       <w:bookmarkEnd w:id="24"/>
       <w:r>
         <w:rPr/>
@@ -10472,7 +10494,7 @@
         <w:keepNext w:val="true"/>
         <w:rPr/>
       </w:pPr>
-      <w:bookmarkStart w:id="25" w:name="__RefHeading___Toc2206_569597060"/>
+      <w:bookmarkStart w:id="25" w:name="__RefHeading___Toc2244_100670405"/>
       <w:bookmarkEnd w:id="25"/>
       <w:r>
         <w:rPr/>
@@ -11098,7 +11120,7 @@
         <w:keepNext w:val="true"/>
         <w:rPr/>
       </w:pPr>
-      <w:bookmarkStart w:id="26" w:name="__RefHeading___Toc2208_569597060"/>
+      <w:bookmarkStart w:id="26" w:name="__RefHeading___Toc2246_100670405"/>
       <w:bookmarkEnd w:id="26"/>
       <w:r>
         <w:rPr/>
@@ -11994,7 +12016,7 @@
         <w:keepNext w:val="true"/>
         <w:rPr/>
       </w:pPr>
-      <w:bookmarkStart w:id="27" w:name="__RefHeading___Toc2210_569597060"/>
+      <w:bookmarkStart w:id="27" w:name="__RefHeading___Toc2248_100670405"/>
       <w:bookmarkEnd w:id="27"/>
       <w:r>
         <w:rPr/>
@@ -12694,7 +12716,7 @@
         <w:keepNext w:val="true"/>
         <w:rPr/>
       </w:pPr>
-      <w:bookmarkStart w:id="28" w:name="__RefHeading___Toc2212_569597060"/>
+      <w:bookmarkStart w:id="28" w:name="__RefHeading___Toc2250_100670405"/>
       <w:bookmarkEnd w:id="28"/>
       <w:r>
         <w:rPr/>
@@ -13232,7 +13254,7 @@
         <w:keepNext w:val="true"/>
         <w:rPr/>
       </w:pPr>
-      <w:bookmarkStart w:id="29" w:name="__RefHeading___Toc2214_569597060"/>
+      <w:bookmarkStart w:id="29" w:name="__RefHeading___Toc2252_100670405"/>
       <w:bookmarkEnd w:id="29"/>
       <w:r>
         <w:rPr/>
@@ -13878,7 +13900,7 @@
         <w:keepNext w:val="true"/>
         <w:rPr/>
       </w:pPr>
-      <w:bookmarkStart w:id="30" w:name="__RefHeading___Toc2216_569597060"/>
+      <w:bookmarkStart w:id="30" w:name="__RefHeading___Toc2254_100670405"/>
       <w:bookmarkEnd w:id="30"/>
       <w:r>
         <w:rPr/>
@@ -14634,7 +14656,7 @@
         <w:keepNext w:val="true"/>
         <w:rPr/>
       </w:pPr>
-      <w:bookmarkStart w:id="31" w:name="__RefHeading___Toc2218_569597060"/>
+      <w:bookmarkStart w:id="31" w:name="__RefHeading___Toc2256_100670405"/>
       <w:bookmarkEnd w:id="31"/>
       <w:r>
         <w:rPr/>
@@ -15416,7 +15438,7 @@
         <w:keepNext w:val="true"/>
         <w:rPr/>
       </w:pPr>
-      <w:bookmarkStart w:id="32" w:name="__RefHeading___Toc2220_569597060"/>
+      <w:bookmarkStart w:id="32" w:name="__RefHeading___Toc2258_100670405"/>
       <w:bookmarkEnd w:id="32"/>
       <w:r>
         <w:rPr/>
@@ -16251,7 +16273,7 @@
         <w:keepNext w:val="true"/>
         <w:rPr/>
       </w:pPr>
-      <w:bookmarkStart w:id="33" w:name="__RefHeading___Toc2222_569597060"/>
+      <w:bookmarkStart w:id="33" w:name="__RefHeading___Toc2260_100670405"/>
       <w:bookmarkEnd w:id="33"/>
       <w:r>
         <w:rPr/>
@@ -17005,7 +17027,7 @@
         <w:keepNext w:val="true"/>
         <w:rPr/>
       </w:pPr>
-      <w:bookmarkStart w:id="34" w:name="__RefHeading___Toc2224_569597060"/>
+      <w:bookmarkStart w:id="34" w:name="__RefHeading___Toc2262_100670405"/>
       <w:bookmarkEnd w:id="34"/>
       <w:r>
         <w:rPr/>
@@ -17624,7 +17646,7 @@
         <w:keepNext w:val="true"/>
         <w:rPr/>
       </w:pPr>
-      <w:bookmarkStart w:id="35" w:name="__RefHeading___Toc2226_569597060"/>
+      <w:bookmarkStart w:id="35" w:name="__RefHeading___Toc2264_100670405"/>
       <w:bookmarkEnd w:id="35"/>
       <w:r>
         <w:rPr/>
@@ -18189,7 +18211,7 @@
         <w:keepNext w:val="true"/>
         <w:rPr/>
       </w:pPr>
-      <w:bookmarkStart w:id="36" w:name="__RefHeading___Toc2228_569597060"/>
+      <w:bookmarkStart w:id="36" w:name="__RefHeading___Toc2266_100670405"/>
       <w:bookmarkEnd w:id="36"/>
       <w:r>
         <w:rPr/>
@@ -18808,7 +18830,7 @@
         <w:keepNext w:val="true"/>
         <w:rPr/>
       </w:pPr>
-      <w:bookmarkStart w:id="37" w:name="__RefHeading___Toc2230_569597060"/>
+      <w:bookmarkStart w:id="37" w:name="__RefHeading___Toc2268_100670405"/>
       <w:bookmarkEnd w:id="37"/>
       <w:r>
         <w:rPr/>
@@ -19373,7 +19395,7 @@
         <w:keepNext w:val="true"/>
         <w:rPr/>
       </w:pPr>
-      <w:bookmarkStart w:id="38" w:name="__RefHeading___Toc2232_569597060"/>
+      <w:bookmarkStart w:id="38" w:name="__RefHeading___Toc2270_100670405"/>
       <w:bookmarkEnd w:id="38"/>
       <w:r>
         <w:rPr/>
@@ -19938,7 +19960,7 @@
         <w:keepNext w:val="true"/>
         <w:rPr/>
       </w:pPr>
-      <w:bookmarkStart w:id="39" w:name="__RefHeading___Toc2234_569597060"/>
+      <w:bookmarkStart w:id="39" w:name="__RefHeading___Toc2272_100670405"/>
       <w:bookmarkEnd w:id="39"/>
       <w:r>
         <w:rPr/>
@@ -20780,7 +20802,7 @@
         <w:keepNext w:val="true"/>
         <w:rPr/>
       </w:pPr>
-      <w:bookmarkStart w:id="40" w:name="__RefHeading___Toc2236_569597060"/>
+      <w:bookmarkStart w:id="40" w:name="__RefHeading___Toc2274_100670405"/>
       <w:bookmarkEnd w:id="40"/>
       <w:r>
         <w:rPr/>
@@ -21453,7 +21475,7 @@
         <w:keepNext w:val="true"/>
         <w:rPr/>
       </w:pPr>
-      <w:bookmarkStart w:id="41" w:name="__RefHeading___Toc2238_569597060"/>
+      <w:bookmarkStart w:id="41" w:name="__RefHeading___Toc2276_100670405"/>
       <w:bookmarkEnd w:id="41"/>
       <w:r>
         <w:rPr/>
@@ -22072,7 +22094,7 @@
         <w:keepNext w:val="true"/>
         <w:rPr/>
       </w:pPr>
-      <w:bookmarkStart w:id="42" w:name="__RefHeading___Toc2240_569597060"/>
+      <w:bookmarkStart w:id="42" w:name="__RefHeading___Toc2278_100670405"/>
       <w:bookmarkEnd w:id="42"/>
       <w:r>
         <w:rPr/>
@@ -22664,7 +22686,7 @@
         <w:keepNext w:val="true"/>
         <w:rPr/>
       </w:pPr>
-      <w:bookmarkStart w:id="43" w:name="__RefHeading___Toc2242_569597060"/>
+      <w:bookmarkStart w:id="43" w:name="__RefHeading___Toc2280_100670405"/>
       <w:bookmarkEnd w:id="43"/>
       <w:r>
         <w:rPr/>
@@ -23229,7 +23251,7 @@
         <w:keepNext w:val="true"/>
         <w:rPr/>
       </w:pPr>
-      <w:bookmarkStart w:id="44" w:name="__RefHeading___Toc2244_569597060"/>
+      <w:bookmarkStart w:id="44" w:name="__RefHeading___Toc2282_100670405"/>
       <w:bookmarkEnd w:id="44"/>
       <w:r>
         <w:rPr/>
@@ -23902,7 +23924,7 @@
         <w:keepNext w:val="true"/>
         <w:rPr/>
       </w:pPr>
-      <w:bookmarkStart w:id="45" w:name="__RefHeading___Toc2246_569597060"/>
+      <w:bookmarkStart w:id="45" w:name="__RefHeading___Toc2284_100670405"/>
       <w:bookmarkEnd w:id="45"/>
       <w:r>
         <w:rPr/>
@@ -24663,7 +24685,7 @@
         <w:keepNext w:val="true"/>
         <w:rPr/>
       </w:pPr>
-      <w:bookmarkStart w:id="46" w:name="__RefHeading___Toc2248_569597060"/>
+      <w:bookmarkStart w:id="46" w:name="__RefHeading___Toc2286_100670405"/>
       <w:bookmarkEnd w:id="46"/>
       <w:r>
         <w:rPr/>
@@ -25282,7 +25304,7 @@
         <w:keepNext w:val="true"/>
         <w:rPr/>
       </w:pPr>
-      <w:bookmarkStart w:id="47" w:name="__RefHeading___Toc2250_569597060"/>
+      <w:bookmarkStart w:id="47" w:name="__RefHeading___Toc2288_100670405"/>
       <w:bookmarkEnd w:id="47"/>
       <w:r>
         <w:rPr/>
@@ -25928,7 +25950,7 @@
         <w:keepNext w:val="true"/>
         <w:rPr/>
       </w:pPr>
-      <w:bookmarkStart w:id="48" w:name="__RefHeading___Toc2252_569597060"/>
+      <w:bookmarkStart w:id="48" w:name="__RefHeading___Toc2290_100670405"/>
       <w:bookmarkEnd w:id="48"/>
       <w:r>
         <w:rPr/>
@@ -26439,7 +26461,7 @@
         <w:keepNext w:val="true"/>
         <w:rPr/>
       </w:pPr>
-      <w:bookmarkStart w:id="49" w:name="__RefHeading___Toc2254_569597060"/>
+      <w:bookmarkStart w:id="49" w:name="__RefHeading___Toc2292_100670405"/>
       <w:bookmarkEnd w:id="49"/>
       <w:r>
         <w:rPr/>
@@ -26989,7 +27011,7 @@
         <w:spacing w:before="0" w:after="160"/>
         <w:rPr/>
       </w:pPr>
-      <w:bookmarkStart w:id="50" w:name="__RefHeading___Toc2256_569597060"/>
+      <w:bookmarkStart w:id="50" w:name="__RefHeading___Toc2294_100670405"/>
       <w:bookmarkEnd w:id="50"/>
       <w:r>
         <w:rPr/>
@@ -27842,7 +27864,7 @@
                 <w:sz w:val="18"/>
                 <w:szCs w:val="18"/>
               </w:rPr>
-              <w:t>CASSANDRA_TLS</w:t>
+              <w:t>TLS_CERT_FILE, TLS_KEY_FILE</w:t>
             </w:r>
           </w:p>
         </w:tc>
@@ -27869,7 +27891,7 @@
                 <w:sz w:val="20"/>
                 <w:szCs w:val="20"/>
               </w:rPr>
-              <w:t>false</w:t>
+              <w:t>(none)</w:t>
             </w:r>
           </w:p>
         </w:tc>
@@ -27896,7 +27918,7 @@
                 <w:sz w:val="20"/>
                 <w:szCs w:val="20"/>
               </w:rPr>
-              <w:t>Connect with TLS.</w:t>
+              <w:t>PEM certificate (with any intermediate certificates) and private key. When set, the application serves HTTPS instead of HTTP. A renewed certificate is picked up within seconds without a restart.</w:t>
             </w:r>
           </w:p>
         </w:tc>
@@ -27929,7 +27951,7 @@
                 <w:sz w:val="18"/>
                 <w:szCs w:val="18"/>
               </w:rPr>
-              <w:t>CASSANDRA_TLS_CA_FILE</w:t>
+              <w:t>TLS_MIN_VERSION</w:t>
             </w:r>
           </w:p>
         </w:tc>
@@ -27956,7 +27978,7 @@
                 <w:sz w:val="20"/>
                 <w:szCs w:val="20"/>
               </w:rPr>
-              <w:t>(none)</w:t>
+              <w:t>1.2</w:t>
             </w:r>
           </w:p>
         </w:tc>
@@ -27983,7 +28005,7 @@
                 <w:sz w:val="20"/>
                 <w:szCs w:val="20"/>
               </w:rPr>
-              <w:t>Path of a CA certificate file inside the container.</w:t>
+              <w:t>Lowest TLS version accepted for HTTPS: 1.2 or 1.3.</w:t>
             </w:r>
           </w:p>
         </w:tc>
@@ -28016,7 +28038,7 @@
                 <w:sz w:val="18"/>
                 <w:szCs w:val="18"/>
               </w:rPr>
-              <w:t>CASSANDRA_TLS_SKIP_VERIFY</w:t>
+              <w:t>CASSANDRA_TLS</w:t>
             </w:r>
           </w:p>
         </w:tc>
@@ -28070,7 +28092,7 @@
                 <w:sz w:val="20"/>
                 <w:szCs w:val="20"/>
               </w:rPr>
-              <w:t>Do not verify the server certificate (testing only).</w:t>
+              <w:t>Connect to Cassandra with TLS and verify its certificate.</w:t>
             </w:r>
           </w:p>
         </w:tc>
@@ -28103,7 +28125,7 @@
                 <w:sz w:val="18"/>
                 <w:szCs w:val="18"/>
               </w:rPr>
-              <w:t>CASSANDRA_DISABLE_INITIAL_HOST_LOOKUP, CASSANDRA_IGNORE_PEER_ADDR</w:t>
+              <w:t>CASSANDRA_TLS_CA_FILE</w:t>
             </w:r>
           </w:p>
         </w:tc>
@@ -28130,7 +28152,7 @@
                 <w:sz w:val="20"/>
                 <w:szCs w:val="20"/>
               </w:rPr>
-              <w:t>false</w:t>
+              <w:t>(none)</w:t>
             </w:r>
           </w:p>
         </w:tc>
@@ -28157,7 +28179,7 @@
                 <w:sz w:val="20"/>
                 <w:szCs w:val="20"/>
               </w:rPr>
-              <w:t>Use only the configured hosts. Needed when the cluster advertises addresses that cannot be reached, for example behind an SSH tunnel or NAT.</w:t>
+              <w:t>Path of the CA certificate file that signed the Cassandra certificate, inside the container. Without it the system CAs are used.</w:t>
             </w:r>
           </w:p>
         </w:tc>
@@ -28190,7 +28212,7 @@
                 <w:sz w:val="18"/>
                 <w:szCs w:val="18"/>
               </w:rPr>
-              <w:t>APPLY_SCHEMA</w:t>
+              <w:t>CASSANDRA_TLS_SERVER_NAME</w:t>
             </w:r>
           </w:p>
         </w:tc>
@@ -28217,7 +28239,7 @@
                 <w:sz w:val="20"/>
                 <w:szCs w:val="20"/>
               </w:rPr>
-              <w:t>false (true in local development)</w:t>
+              <w:t>(none)</w:t>
             </w:r>
           </w:p>
         </w:tc>
@@ -28244,7 +28266,7 @@
                 <w:sz w:val="20"/>
                 <w:szCs w:val="20"/>
               </w:rPr>
-              <w:t>Run the embedded cql files at startup. They only use IF NOT EXISTS, so this is safe to repeat. Check the keyspace replication in cql/001_production.cql before using it on a real cluster.</w:t>
+              <w:t>Name to check the Cassandra certificate against. Needed when the cluster advertises addresses that are not in its certificate.</w:t>
             </w:r>
           </w:p>
         </w:tc>
@@ -28277,7 +28299,7 @@
                 <w:sz w:val="18"/>
                 <w:szCs w:val="18"/>
               </w:rPr>
-              <w:t>CASSANDRA_STARTUP_WAIT</w:t>
+              <w:t>CASSANDRA_TLS_CERT_FILE, CASSANDRA_TLS_KEY_FILE</w:t>
             </w:r>
           </w:p>
         </w:tc>
@@ -28304,7 +28326,7 @@
                 <w:sz w:val="20"/>
                 <w:szCs w:val="20"/>
               </w:rPr>
-              <w:t>2m</w:t>
+              <w:t>(none)</w:t>
             </w:r>
           </w:p>
         </w:tc>
@@ -28331,6 +28353,354 @@
                 <w:sz w:val="20"/>
                 <w:szCs w:val="20"/>
               </w:rPr>
+              <w:t>Client certificate and key, for a cluster that requires mutual TLS.</w:t>
+            </w:r>
+          </w:p>
+        </w:tc>
+      </w:tr>
+      <w:tr>
+        <w:trPr>
+          <w:cantSplit w:val="true"/>
+        </w:trPr>
+        <w:tc>
+          <w:tcPr>
+            <w:tcW w:w="3300" w:type="dxa"/>
+            <w:tcBorders>
+              <w:top w:val="single" w:sz="4" w:space="0" w:color="B7B7B7"/>
+              <w:left w:val="single" w:sz="4" w:space="0" w:color="B7B7B7"/>
+              <w:bottom w:val="single" w:sz="4" w:space="0" w:color="B7B7B7"/>
+              <w:right w:val="single" w:sz="4" w:space="0" w:color="B7B7B7"/>
+            </w:tcBorders>
+          </w:tcPr>
+          <w:p>
+            <w:pPr>
+              <w:pStyle w:val="Normal"/>
+              <w:keepNext w:val="false"/>
+              <w:rPr/>
+            </w:pPr>
+            <w:r>
+              <w:rPr>
+                <w:rFonts w:eastAsia="Consolas" w:cs="Consolas" w:ascii="Consolas" w:hAnsi="Consolas"/>
+                <w:b w:val="false"/>
+                <w:bCs w:val="false"/>
+                <w:sz w:val="18"/>
+                <w:szCs w:val="18"/>
+              </w:rPr>
+              <w:t>CASSANDRA_TLS_SKIP_VERIFY</w:t>
+            </w:r>
+          </w:p>
+        </w:tc>
+        <w:tc>
+          <w:tcPr>
+            <w:tcW w:w="1800" w:type="dxa"/>
+            <w:tcBorders>
+              <w:top w:val="single" w:sz="4" w:space="0" w:color="B7B7B7"/>
+              <w:left w:val="single" w:sz="4" w:space="0" w:color="B7B7B7"/>
+              <w:bottom w:val="single" w:sz="4" w:space="0" w:color="B7B7B7"/>
+              <w:right w:val="single" w:sz="4" w:space="0" w:color="B7B7B7"/>
+            </w:tcBorders>
+          </w:tcPr>
+          <w:p>
+            <w:pPr>
+              <w:pStyle w:val="Normal"/>
+              <w:keepNext w:val="false"/>
+              <w:rPr/>
+            </w:pPr>
+            <w:r>
+              <w:rPr>
+                <w:b w:val="false"/>
+                <w:bCs w:val="false"/>
+                <w:sz w:val="20"/>
+                <w:szCs w:val="20"/>
+              </w:rPr>
+              <w:t>false</w:t>
+            </w:r>
+          </w:p>
+        </w:tc>
+        <w:tc>
+          <w:tcPr>
+            <w:tcW w:w="4260" w:type="dxa"/>
+            <w:tcBorders>
+              <w:top w:val="single" w:sz="4" w:space="0" w:color="B7B7B7"/>
+              <w:left w:val="single" w:sz="4" w:space="0" w:color="B7B7B7"/>
+              <w:bottom w:val="single" w:sz="4" w:space="0" w:color="B7B7B7"/>
+              <w:right w:val="single" w:sz="4" w:space="0" w:color="B7B7B7"/>
+            </w:tcBorders>
+          </w:tcPr>
+          <w:p>
+            <w:pPr>
+              <w:pStyle w:val="Normal"/>
+              <w:keepNext w:val="false"/>
+              <w:rPr/>
+            </w:pPr>
+            <w:r>
+              <w:rPr>
+                <w:b w:val="false"/>
+                <w:bCs w:val="false"/>
+                <w:sz w:val="20"/>
+                <w:szCs w:val="20"/>
+              </w:rPr>
+              <w:t>Do not verify the Cassandra certificate (testing only; logged as a warning).</w:t>
+            </w:r>
+          </w:p>
+        </w:tc>
+      </w:tr>
+      <w:tr>
+        <w:trPr>
+          <w:cantSplit w:val="true"/>
+        </w:trPr>
+        <w:tc>
+          <w:tcPr>
+            <w:tcW w:w="3300" w:type="dxa"/>
+            <w:tcBorders>
+              <w:top w:val="single" w:sz="4" w:space="0" w:color="B7B7B7"/>
+              <w:left w:val="single" w:sz="4" w:space="0" w:color="B7B7B7"/>
+              <w:bottom w:val="single" w:sz="4" w:space="0" w:color="B7B7B7"/>
+              <w:right w:val="single" w:sz="4" w:space="0" w:color="B7B7B7"/>
+            </w:tcBorders>
+          </w:tcPr>
+          <w:p>
+            <w:pPr>
+              <w:pStyle w:val="Normal"/>
+              <w:keepNext w:val="false"/>
+              <w:rPr/>
+            </w:pPr>
+            <w:r>
+              <w:rPr>
+                <w:rFonts w:eastAsia="Consolas" w:cs="Consolas" w:ascii="Consolas" w:hAnsi="Consolas"/>
+                <w:b w:val="false"/>
+                <w:bCs w:val="false"/>
+                <w:sz w:val="18"/>
+                <w:szCs w:val="18"/>
+              </w:rPr>
+              <w:t>CASSANDRA_DISABLE_INITIAL_HOST_LOOKUP, CASSANDRA_IGNORE_PEER_ADDR</w:t>
+            </w:r>
+          </w:p>
+        </w:tc>
+        <w:tc>
+          <w:tcPr>
+            <w:tcW w:w="1800" w:type="dxa"/>
+            <w:tcBorders>
+              <w:top w:val="single" w:sz="4" w:space="0" w:color="B7B7B7"/>
+              <w:left w:val="single" w:sz="4" w:space="0" w:color="B7B7B7"/>
+              <w:bottom w:val="single" w:sz="4" w:space="0" w:color="B7B7B7"/>
+              <w:right w:val="single" w:sz="4" w:space="0" w:color="B7B7B7"/>
+            </w:tcBorders>
+          </w:tcPr>
+          <w:p>
+            <w:pPr>
+              <w:pStyle w:val="Normal"/>
+              <w:keepNext w:val="false"/>
+              <w:rPr/>
+            </w:pPr>
+            <w:r>
+              <w:rPr>
+                <w:b w:val="false"/>
+                <w:bCs w:val="false"/>
+                <w:sz w:val="20"/>
+                <w:szCs w:val="20"/>
+              </w:rPr>
+              <w:t>false</w:t>
+            </w:r>
+          </w:p>
+        </w:tc>
+        <w:tc>
+          <w:tcPr>
+            <w:tcW w:w="4260" w:type="dxa"/>
+            <w:tcBorders>
+              <w:top w:val="single" w:sz="4" w:space="0" w:color="B7B7B7"/>
+              <w:left w:val="single" w:sz="4" w:space="0" w:color="B7B7B7"/>
+              <w:bottom w:val="single" w:sz="4" w:space="0" w:color="B7B7B7"/>
+              <w:right w:val="single" w:sz="4" w:space="0" w:color="B7B7B7"/>
+            </w:tcBorders>
+          </w:tcPr>
+          <w:p>
+            <w:pPr>
+              <w:pStyle w:val="Normal"/>
+              <w:keepNext w:val="false"/>
+              <w:rPr/>
+            </w:pPr>
+            <w:r>
+              <w:rPr>
+                <w:b w:val="false"/>
+                <w:bCs w:val="false"/>
+                <w:sz w:val="20"/>
+                <w:szCs w:val="20"/>
+              </w:rPr>
+              <w:t>Use only the configured hosts. Needed when the cluster advertises addresses that cannot be reached, for example behind an SSH tunnel or NAT.</w:t>
+            </w:r>
+          </w:p>
+        </w:tc>
+      </w:tr>
+      <w:tr>
+        <w:trPr>
+          <w:cantSplit w:val="true"/>
+        </w:trPr>
+        <w:tc>
+          <w:tcPr>
+            <w:tcW w:w="3300" w:type="dxa"/>
+            <w:tcBorders>
+              <w:top w:val="single" w:sz="4" w:space="0" w:color="B7B7B7"/>
+              <w:left w:val="single" w:sz="4" w:space="0" w:color="B7B7B7"/>
+              <w:bottom w:val="single" w:sz="4" w:space="0" w:color="B7B7B7"/>
+              <w:right w:val="single" w:sz="4" w:space="0" w:color="B7B7B7"/>
+            </w:tcBorders>
+          </w:tcPr>
+          <w:p>
+            <w:pPr>
+              <w:pStyle w:val="Normal"/>
+              <w:keepNext w:val="false"/>
+              <w:rPr/>
+            </w:pPr>
+            <w:r>
+              <w:rPr>
+                <w:rFonts w:eastAsia="Consolas" w:cs="Consolas" w:ascii="Consolas" w:hAnsi="Consolas"/>
+                <w:b w:val="false"/>
+                <w:bCs w:val="false"/>
+                <w:sz w:val="18"/>
+                <w:szCs w:val="18"/>
+              </w:rPr>
+              <w:t>APPLY_SCHEMA</w:t>
+            </w:r>
+          </w:p>
+        </w:tc>
+        <w:tc>
+          <w:tcPr>
+            <w:tcW w:w="1800" w:type="dxa"/>
+            <w:tcBorders>
+              <w:top w:val="single" w:sz="4" w:space="0" w:color="B7B7B7"/>
+              <w:left w:val="single" w:sz="4" w:space="0" w:color="B7B7B7"/>
+              <w:bottom w:val="single" w:sz="4" w:space="0" w:color="B7B7B7"/>
+              <w:right w:val="single" w:sz="4" w:space="0" w:color="B7B7B7"/>
+            </w:tcBorders>
+          </w:tcPr>
+          <w:p>
+            <w:pPr>
+              <w:pStyle w:val="Normal"/>
+              <w:keepNext w:val="false"/>
+              <w:rPr/>
+            </w:pPr>
+            <w:r>
+              <w:rPr>
+                <w:b w:val="false"/>
+                <w:bCs w:val="false"/>
+                <w:sz w:val="20"/>
+                <w:szCs w:val="20"/>
+              </w:rPr>
+              <w:t>false (true in local development)</w:t>
+            </w:r>
+          </w:p>
+        </w:tc>
+        <w:tc>
+          <w:tcPr>
+            <w:tcW w:w="4260" w:type="dxa"/>
+            <w:tcBorders>
+              <w:top w:val="single" w:sz="4" w:space="0" w:color="B7B7B7"/>
+              <w:left w:val="single" w:sz="4" w:space="0" w:color="B7B7B7"/>
+              <w:bottom w:val="single" w:sz="4" w:space="0" w:color="B7B7B7"/>
+              <w:right w:val="single" w:sz="4" w:space="0" w:color="B7B7B7"/>
+            </w:tcBorders>
+          </w:tcPr>
+          <w:p>
+            <w:pPr>
+              <w:pStyle w:val="Normal"/>
+              <w:keepNext w:val="false"/>
+              <w:rPr/>
+            </w:pPr>
+            <w:r>
+              <w:rPr>
+                <w:b w:val="false"/>
+                <w:bCs w:val="false"/>
+                <w:sz w:val="20"/>
+                <w:szCs w:val="20"/>
+              </w:rPr>
+              <w:t>Run the embedded cql files at startup. They only use IF NOT EXISTS, so this is safe to repeat. Check the keyspace replication in cql/001_production.cql before using it on a real cluster.</w:t>
+            </w:r>
+          </w:p>
+        </w:tc>
+      </w:tr>
+      <w:tr>
+        <w:trPr>
+          <w:cantSplit w:val="true"/>
+        </w:trPr>
+        <w:tc>
+          <w:tcPr>
+            <w:tcW w:w="3300" w:type="dxa"/>
+            <w:tcBorders>
+              <w:top w:val="single" w:sz="4" w:space="0" w:color="B7B7B7"/>
+              <w:left w:val="single" w:sz="4" w:space="0" w:color="B7B7B7"/>
+              <w:bottom w:val="single" w:sz="4" w:space="0" w:color="B7B7B7"/>
+              <w:right w:val="single" w:sz="4" w:space="0" w:color="B7B7B7"/>
+            </w:tcBorders>
+          </w:tcPr>
+          <w:p>
+            <w:pPr>
+              <w:pStyle w:val="Normal"/>
+              <w:keepNext w:val="false"/>
+              <w:rPr/>
+            </w:pPr>
+            <w:r>
+              <w:rPr>
+                <w:rFonts w:eastAsia="Consolas" w:cs="Consolas" w:ascii="Consolas" w:hAnsi="Consolas"/>
+                <w:b w:val="false"/>
+                <w:bCs w:val="false"/>
+                <w:sz w:val="18"/>
+                <w:szCs w:val="18"/>
+              </w:rPr>
+              <w:t>CASSANDRA_STARTUP_WAIT</w:t>
+            </w:r>
+          </w:p>
+        </w:tc>
+        <w:tc>
+          <w:tcPr>
+            <w:tcW w:w="1800" w:type="dxa"/>
+            <w:tcBorders>
+              <w:top w:val="single" w:sz="4" w:space="0" w:color="B7B7B7"/>
+              <w:left w:val="single" w:sz="4" w:space="0" w:color="B7B7B7"/>
+              <w:bottom w:val="single" w:sz="4" w:space="0" w:color="B7B7B7"/>
+              <w:right w:val="single" w:sz="4" w:space="0" w:color="B7B7B7"/>
+            </w:tcBorders>
+          </w:tcPr>
+          <w:p>
+            <w:pPr>
+              <w:pStyle w:val="Normal"/>
+              <w:keepNext w:val="false"/>
+              <w:rPr/>
+            </w:pPr>
+            <w:r>
+              <w:rPr>
+                <w:b w:val="false"/>
+                <w:bCs w:val="false"/>
+                <w:sz w:val="20"/>
+                <w:szCs w:val="20"/>
+              </w:rPr>
+              <w:t>2m</w:t>
+            </w:r>
+          </w:p>
+        </w:tc>
+        <w:tc>
+          <w:tcPr>
+            <w:tcW w:w="4260" w:type="dxa"/>
+            <w:tcBorders>
+              <w:top w:val="single" w:sz="4" w:space="0" w:color="B7B7B7"/>
+              <w:left w:val="single" w:sz="4" w:space="0" w:color="B7B7B7"/>
+              <w:bottom w:val="single" w:sz="4" w:space="0" w:color="B7B7B7"/>
+              <w:right w:val="single" w:sz="4" w:space="0" w:color="B7B7B7"/>
+            </w:tcBorders>
+          </w:tcPr>
+          <w:p>
+            <w:pPr>
+              <w:pStyle w:val="Normal"/>
+              <w:keepNext w:val="false"/>
+              <w:rPr/>
+            </w:pPr>
+            <w:r>
+              <w:rPr>
+                <w:b w:val="false"/>
+                <w:bCs w:val="false"/>
+                <w:sz w:val="20"/>
+                <w:szCs w:val="20"/>
+              </w:rPr>
               <w:t>How long to keep retrying the first connection, so the application can start before Cassandra.</w:t>
             </w:r>
           </w:p>
@@ -28352,7 +28722,7 @@
         <w:pStyle w:val="Heading1"/>
         <w:rPr/>
       </w:pPr>
-      <w:bookmarkStart w:id="51" w:name="__RefHeading___Toc2258_569597060"/>
+      <w:bookmarkStart w:id="51" w:name="__RefHeading___Toc2296_100670405"/>
       <w:bookmarkEnd w:id="51"/>
       <w:r>
         <w:rPr/>
@@ -28872,7 +29242,7 @@
     </w:r>
     <w:r>
       <w:rPr/>
-      <w:t>29</w:t>
+      <w:t>30</w:t>
     </w:r>
     <w:r>
       <w:rPr/>
@@ -28912,7 +29282,7 @@
     </w:r>
     <w:r>
       <w:rPr/>
-      <w:t>29</w:t>
+      <w:t>30</w:t>
     </w:r>
     <w:r>
       <w:rPr/>

--- a/doc/MLW_REST_API.docx
+++ b/doc/MLW_REST_API.docx
@@ -39,7 +39,7 @@
         <w:rPr>
           <w:color w:val="666666"/>
         </w:rPr>
-        <w:t>Version 1  ·  27 resources  ·  Generated 2026-10-05</w:t>
+        <w:t>Version 1  ·  27 resources  ·  Generated 2026-10-06</w:t>
       </w:r>
     </w:p>
     <w:p>
@@ -102,7 +102,7 @@
             </w:rPr>
             <w:fldChar w:fldCharType="separate"/>
           </w:r>
-          <w:hyperlink w:anchor="__RefHeading___Toc2194_100670405">
+          <w:hyperlink w:anchor="__RefHeading___Toc2209_3699639650">
             <w:r>
               <w:rPr>
                 <w:rStyle w:val="IndexLink"/>
@@ -122,7 +122,7 @@
             </w:tabs>
             <w:rPr/>
           </w:pPr>
-          <w:hyperlink w:anchor="__RefHeading___Toc2196_100670405">
+          <w:hyperlink w:anchor="__RefHeading___Toc2211_3699639650">
             <w:r>
               <w:rPr>
                 <w:rStyle w:val="IndexLink"/>
@@ -142,7 +142,7 @@
             </w:tabs>
             <w:rPr/>
           </w:pPr>
-          <w:hyperlink w:anchor="__RefHeading___Toc2198_100670405">
+          <w:hyperlink w:anchor="__RefHeading___Toc2213_3699639650">
             <w:r>
               <w:rPr>
                 <w:rStyle w:val="IndexLink"/>
@@ -162,7 +162,7 @@
             </w:tabs>
             <w:rPr/>
           </w:pPr>
-          <w:hyperlink w:anchor="__RefHeading___Toc2200_100670405">
+          <w:hyperlink w:anchor="__RefHeading___Toc2215_3699639650">
             <w:r>
               <w:rPr>
                 <w:rStyle w:val="IndexLink"/>
@@ -182,7 +182,7 @@
             </w:tabs>
             <w:rPr/>
           </w:pPr>
-          <w:hyperlink w:anchor="__RefHeading___Toc2202_100670405">
+          <w:hyperlink w:anchor="__RefHeading___Toc2217_3699639650">
             <w:r>
               <w:rPr>
                 <w:rStyle w:val="IndexLink"/>
@@ -202,7 +202,7 @@
             </w:tabs>
             <w:rPr/>
           </w:pPr>
-          <w:hyperlink w:anchor="__RefHeading___Toc2204_100670405">
+          <w:hyperlink w:anchor="__RefHeading___Toc2219_3699639650">
             <w:r>
               <w:rPr>
                 <w:rStyle w:val="IndexLink"/>
@@ -222,7 +222,7 @@
             </w:tabs>
             <w:rPr/>
           </w:pPr>
-          <w:hyperlink w:anchor="__RefHeading___Toc2206_100670405">
+          <w:hyperlink w:anchor="__RefHeading___Toc2221_3699639650">
             <w:r>
               <w:rPr>
                 <w:rStyle w:val="IndexLink"/>
@@ -242,7 +242,7 @@
             </w:tabs>
             <w:rPr/>
           </w:pPr>
-          <w:hyperlink w:anchor="__RefHeading___Toc2208_100670405">
+          <w:hyperlink w:anchor="__RefHeading___Toc2223_3699639650">
             <w:r>
               <w:rPr>
                 <w:rStyle w:val="IndexLink"/>
@@ -262,7 +262,7 @@
             </w:tabs>
             <w:rPr/>
           </w:pPr>
-          <w:hyperlink w:anchor="__RefHeading___Toc2210_100670405">
+          <w:hyperlink w:anchor="__RefHeading___Toc2225_3699639650">
             <w:r>
               <w:rPr>
                 <w:rStyle w:val="IndexLink"/>
@@ -282,7 +282,7 @@
             </w:tabs>
             <w:rPr/>
           </w:pPr>
-          <w:hyperlink w:anchor="__RefHeading___Toc2212_100670405">
+          <w:hyperlink w:anchor="__RefHeading___Toc2227_3699639650">
             <w:r>
               <w:rPr>
                 <w:rStyle w:val="IndexLink"/>
@@ -302,7 +302,7 @@
             </w:tabs>
             <w:rPr/>
           </w:pPr>
-          <w:hyperlink w:anchor="__RefHeading___Toc2214_100670405">
+          <w:hyperlink w:anchor="__RefHeading___Toc2229_3699639650">
             <w:r>
               <w:rPr>
                 <w:rStyle w:val="IndexLink"/>
@@ -322,12 +322,12 @@
             </w:tabs>
             <w:rPr/>
           </w:pPr>
-          <w:hyperlink w:anchor="__RefHeading___Toc2216_100670405">
+          <w:hyperlink w:anchor="__RefHeading___Toc2231_3699639650">
             <w:r>
               <w:rPr>
                 <w:rStyle w:val="IndexLink"/>
               </w:rPr>
-              <w:t>2.2 List tables</w:t>
+              <w:t>2.2 OpenAPI specification</w:t>
               <w:tab/>
               <w:t>6</w:t>
             </w:r>
@@ -342,12 +342,12 @@
             </w:tabs>
             <w:rPr/>
           </w:pPr>
-          <w:hyperlink w:anchor="__RefHeading___Toc2218_100670405">
+          <w:hyperlink w:anchor="__RefHeading___Toc2233_3699639650">
             <w:r>
               <w:rPr>
                 <w:rStyle w:val="IndexLink"/>
               </w:rPr>
-              <w:t>2.3 Describe a table</w:t>
+              <w:t>2.3 List tables</w:t>
               <w:tab/>
               <w:t>7</w:t>
             </w:r>
@@ -362,14 +362,14 @@
             </w:tabs>
             <w:rPr/>
           </w:pPr>
-          <w:hyperlink w:anchor="__RefHeading___Toc2220_100670405">
+          <w:hyperlink w:anchor="__RefHeading___Toc2235_3699639650">
             <w:r>
               <w:rPr>
                 <w:rStyle w:val="IndexLink"/>
               </w:rPr>
-              <w:t>2.4 List rows</w:t>
+              <w:t>2.4 Describe a table</w:t>
               <w:tab/>
-              <w:t>7</w:t>
+              <w:t>8</w:t>
             </w:r>
           </w:hyperlink>
         </w:p>
@@ -382,14 +382,14 @@
             </w:tabs>
             <w:rPr/>
           </w:pPr>
-          <w:hyperlink w:anchor="__RefHeading___Toc2222_100670405">
+          <w:hyperlink w:anchor="__RefHeading___Toc2237_3699639650">
             <w:r>
               <w:rPr>
                 <w:rStyle w:val="IndexLink"/>
               </w:rPr>
-              <w:t>2.5 Get a row</w:t>
+              <w:t>2.5 List rows</w:t>
               <w:tab/>
-              <w:t>9</w:t>
+              <w:t>8</w:t>
             </w:r>
           </w:hyperlink>
         </w:p>
@@ -402,12 +402,32 @@
             </w:tabs>
             <w:rPr/>
           </w:pPr>
-          <w:hyperlink w:anchor="__RefHeading___Toc2224_100670405">
+          <w:hyperlink w:anchor="__RefHeading___Toc2239_3699639650">
             <w:r>
               <w:rPr>
                 <w:rStyle w:val="IndexLink"/>
               </w:rPr>
-              <w:t>2.6 Create a row</w:t>
+              <w:t>2.6 Get a row</w:t>
+              <w:tab/>
+              <w:t>9</w:t>
+            </w:r>
+          </w:hyperlink>
+        </w:p>
+        <w:p>
+          <w:pPr>
+            <w:pStyle w:val="TOC2"/>
+            <w:tabs>
+              <w:tab w:val="clear" w:pos="9077"/>
+              <w:tab w:val="right" w:pos="9359" w:leader="dot"/>
+            </w:tabs>
+            <w:rPr/>
+          </w:pPr>
+          <w:hyperlink w:anchor="__RefHeading___Toc2241_3699639650">
+            <w:r>
+              <w:rPr>
+                <w:rStyle w:val="IndexLink"/>
+              </w:rPr>
+              <w:t>2.7 Create a row</w:t>
               <w:tab/>
               <w:t>9</w:t>
             </w:r>
@@ -422,7 +442,7 @@
             </w:tabs>
             <w:rPr/>
           </w:pPr>
-          <w:hyperlink w:anchor="__RefHeading___Toc2226_100670405">
+          <w:hyperlink w:anchor="__RefHeading___Toc2243_3699639650">
             <w:r>
               <w:rPr>
                 <w:rStyle w:val="IndexLink"/>
@@ -442,12 +462,12 @@
             </w:tabs>
             <w:rPr/>
           </w:pPr>
-          <w:hyperlink w:anchor="__RefHeading___Toc2228_100670405">
+          <w:hyperlink w:anchor="__RefHeading___Toc2245_3699639650">
             <w:r>
               <w:rPr>
                 <w:rStyle w:val="IndexLink"/>
               </w:rPr>
-              <w:t>2.7 Replace a row</w:t>
+              <w:t>2.8 Replace a row</w:t>
               <w:tab/>
               <w:t>10</w:t>
             </w:r>
@@ -462,12 +482,12 @@
             </w:tabs>
             <w:rPr/>
           </w:pPr>
-          <w:hyperlink w:anchor="__RefHeading___Toc2230_100670405">
+          <w:hyperlink w:anchor="__RefHeading___Toc2247_3699639650">
             <w:r>
               <w:rPr>
                 <w:rStyle w:val="IndexLink"/>
               </w:rPr>
-              <w:t>2.8 Change columns of a row</w:t>
+              <w:t>2.9 Change columns of a row</w:t>
               <w:tab/>
               <w:t>11</w:t>
             </w:r>
@@ -482,7 +502,7 @@
             </w:tabs>
             <w:rPr/>
           </w:pPr>
-          <w:hyperlink w:anchor="__RefHeading___Toc2232_100670405">
+          <w:hyperlink w:anchor="__RefHeading___Toc2249_3699639650">
             <w:r>
               <w:rPr>
                 <w:rStyle w:val="IndexLink"/>
@@ -502,12 +522,12 @@
             </w:tabs>
             <w:rPr/>
           </w:pPr>
-          <w:hyperlink w:anchor="__RefHeading___Toc2234_100670405">
+          <w:hyperlink w:anchor="__RefHeading___Toc2251_3699639650">
             <w:r>
               <w:rPr>
                 <w:rStyle w:val="IndexLink"/>
               </w:rPr>
-              <w:t>2.9 Delete a row</w:t>
+              <w:t>2.10 Delete a row</w:t>
               <w:tab/>
               <w:t>11</w:t>
             </w:r>
@@ -522,7 +542,7 @@
             </w:tabs>
             <w:rPr/>
           </w:pPr>
-          <w:hyperlink w:anchor="__RefHeading___Toc2236_100670405">
+          <w:hyperlink w:anchor="__RefHeading___Toc2253_3699639650">
             <w:r>
               <w:rPr>
                 <w:rStyle w:val="IndexLink"/>
@@ -542,7 +562,7 @@
             </w:tabs>
             <w:rPr/>
           </w:pPr>
-          <w:hyperlink w:anchor="__RefHeading___Toc2238_100670405">
+          <w:hyperlink w:anchor="__RefHeading___Toc2255_3699639650">
             <w:r>
               <w:rPr>
                 <w:rStyle w:val="IndexLink"/>
@@ -562,7 +582,7 @@
             </w:tabs>
             <w:rPr/>
           </w:pPr>
-          <w:hyperlink w:anchor="__RefHeading___Toc2240_100670405">
+          <w:hyperlink w:anchor="__RefHeading___Toc2257_3699639650">
             <w:r>
               <w:rPr>
                 <w:rStyle w:val="IndexLink"/>
@@ -582,7 +602,7 @@
             </w:tabs>
             <w:rPr/>
           </w:pPr>
-          <w:hyperlink w:anchor="__RefHeading___Toc2242_100670405">
+          <w:hyperlink w:anchor="__RefHeading___Toc2259_3699639650">
             <w:r>
               <w:rPr>
                 <w:rStyle w:val="IndexLink"/>
@@ -602,7 +622,7 @@
             </w:tabs>
             <w:rPr/>
           </w:pPr>
-          <w:hyperlink w:anchor="__RefHeading___Toc2244_100670405">
+          <w:hyperlink w:anchor="__RefHeading___Toc2261_3699639650">
             <w:r>
               <w:rPr>
                 <w:rStyle w:val="IndexLink"/>
@@ -622,7 +642,7 @@
             </w:tabs>
             <w:rPr/>
           </w:pPr>
-          <w:hyperlink w:anchor="__RefHeading___Toc2246_100670405">
+          <w:hyperlink w:anchor="__RefHeading___Toc2263_3699639650">
             <w:r>
               <w:rPr>
                 <w:rStyle w:val="IndexLink"/>
@@ -642,7 +662,7 @@
             </w:tabs>
             <w:rPr/>
           </w:pPr>
-          <w:hyperlink w:anchor="__RefHeading___Toc2248_100670405">
+          <w:hyperlink w:anchor="__RefHeading___Toc2265_3699639650">
             <w:r>
               <w:rPr>
                 <w:rStyle w:val="IndexLink"/>
@@ -662,7 +682,7 @@
             </w:tabs>
             <w:rPr/>
           </w:pPr>
-          <w:hyperlink w:anchor="__RefHeading___Toc2250_100670405">
+          <w:hyperlink w:anchor="__RefHeading___Toc2267_3699639650">
             <w:r>
               <w:rPr>
                 <w:rStyle w:val="IndexLink"/>
@@ -682,7 +702,7 @@
             </w:tabs>
             <w:rPr/>
           </w:pPr>
-          <w:hyperlink w:anchor="__RefHeading___Toc2252_100670405">
+          <w:hyperlink w:anchor="__RefHeading___Toc2269_3699639650">
             <w:r>
               <w:rPr>
                 <w:rStyle w:val="IndexLink"/>
@@ -702,7 +722,7 @@
             </w:tabs>
             <w:rPr/>
           </w:pPr>
-          <w:hyperlink w:anchor="__RefHeading___Toc2254_100670405">
+          <w:hyperlink w:anchor="__RefHeading___Toc2271_3699639650">
             <w:r>
               <w:rPr>
                 <w:rStyle w:val="IndexLink"/>
@@ -722,7 +742,7 @@
             </w:tabs>
             <w:rPr/>
           </w:pPr>
-          <w:hyperlink w:anchor="__RefHeading___Toc2256_100670405">
+          <w:hyperlink w:anchor="__RefHeading___Toc2273_3699639650">
             <w:r>
               <w:rPr>
                 <w:rStyle w:val="IndexLink"/>
@@ -742,7 +762,7 @@
             </w:tabs>
             <w:rPr/>
           </w:pPr>
-          <w:hyperlink w:anchor="__RefHeading___Toc2258_100670405">
+          <w:hyperlink w:anchor="__RefHeading___Toc2275_3699639650">
             <w:r>
               <w:rPr>
                 <w:rStyle w:val="IndexLink"/>
@@ -762,7 +782,7 @@
             </w:tabs>
             <w:rPr/>
           </w:pPr>
-          <w:hyperlink w:anchor="__RefHeading___Toc2260_100670405">
+          <w:hyperlink w:anchor="__RefHeading___Toc2277_3699639650">
             <w:r>
               <w:rPr>
                 <w:rStyle w:val="IndexLink"/>
@@ -782,7 +802,7 @@
             </w:tabs>
             <w:rPr/>
           </w:pPr>
-          <w:hyperlink w:anchor="__RefHeading___Toc2262_100670405">
+          <w:hyperlink w:anchor="__RefHeading___Toc2279_3699639650">
             <w:r>
               <w:rPr>
                 <w:rStyle w:val="IndexLink"/>
@@ -802,7 +822,7 @@
             </w:tabs>
             <w:rPr/>
           </w:pPr>
-          <w:hyperlink w:anchor="__RefHeading___Toc2264_100670405">
+          <w:hyperlink w:anchor="__RefHeading___Toc2281_3699639650">
             <w:r>
               <w:rPr>
                 <w:rStyle w:val="IndexLink"/>
@@ -822,7 +842,7 @@
             </w:tabs>
             <w:rPr/>
           </w:pPr>
-          <w:hyperlink w:anchor="__RefHeading___Toc2266_100670405">
+          <w:hyperlink w:anchor="__RefHeading___Toc2283_3699639650">
             <w:r>
               <w:rPr>
                 <w:rStyle w:val="IndexLink"/>
@@ -842,7 +862,7 @@
             </w:tabs>
             <w:rPr/>
           </w:pPr>
-          <w:hyperlink w:anchor="__RefHeading___Toc2268_100670405">
+          <w:hyperlink w:anchor="__RefHeading___Toc2285_3699639650">
             <w:r>
               <w:rPr>
                 <w:rStyle w:val="IndexLink"/>
@@ -862,7 +882,7 @@
             </w:tabs>
             <w:rPr/>
           </w:pPr>
-          <w:hyperlink w:anchor="__RefHeading___Toc2270_100670405">
+          <w:hyperlink w:anchor="__RefHeading___Toc2287_3699639650">
             <w:r>
               <w:rPr>
                 <w:rStyle w:val="IndexLink"/>
@@ -882,7 +902,7 @@
             </w:tabs>
             <w:rPr/>
           </w:pPr>
-          <w:hyperlink w:anchor="__RefHeading___Toc2272_100670405">
+          <w:hyperlink w:anchor="__RefHeading___Toc2289_3699639650">
             <w:r>
               <w:rPr>
                 <w:rStyle w:val="IndexLink"/>
@@ -902,7 +922,7 @@
             </w:tabs>
             <w:rPr/>
           </w:pPr>
-          <w:hyperlink w:anchor="__RefHeading___Toc2274_100670405">
+          <w:hyperlink w:anchor="__RefHeading___Toc2291_3699639650">
             <w:r>
               <w:rPr>
                 <w:rStyle w:val="IndexLink"/>
@@ -922,7 +942,7 @@
             </w:tabs>
             <w:rPr/>
           </w:pPr>
-          <w:hyperlink w:anchor="__RefHeading___Toc2276_100670405">
+          <w:hyperlink w:anchor="__RefHeading___Toc2293_3699639650">
             <w:r>
               <w:rPr>
                 <w:rStyle w:val="IndexLink"/>
@@ -942,7 +962,7 @@
             </w:tabs>
             <w:rPr/>
           </w:pPr>
-          <w:hyperlink w:anchor="__RefHeading___Toc2278_100670405">
+          <w:hyperlink w:anchor="__RefHeading___Toc2295_3699639650">
             <w:r>
               <w:rPr>
                 <w:rStyle w:val="IndexLink"/>
@@ -962,7 +982,7 @@
             </w:tabs>
             <w:rPr/>
           </w:pPr>
-          <w:hyperlink w:anchor="__RefHeading___Toc2280_100670405">
+          <w:hyperlink w:anchor="__RefHeading___Toc2297_3699639650">
             <w:r>
               <w:rPr>
                 <w:rStyle w:val="IndexLink"/>
@@ -982,7 +1002,7 @@
             </w:tabs>
             <w:rPr/>
           </w:pPr>
-          <w:hyperlink w:anchor="__RefHeading___Toc2282_100670405">
+          <w:hyperlink w:anchor="__RefHeading___Toc2299_3699639650">
             <w:r>
               <w:rPr>
                 <w:rStyle w:val="IndexLink"/>
@@ -1002,7 +1022,7 @@
             </w:tabs>
             <w:rPr/>
           </w:pPr>
-          <w:hyperlink w:anchor="__RefHeading___Toc2284_100670405">
+          <w:hyperlink w:anchor="__RefHeading___Toc2301_3699639650">
             <w:r>
               <w:rPr>
                 <w:rStyle w:val="IndexLink"/>
@@ -1022,7 +1042,7 @@
             </w:tabs>
             <w:rPr/>
           </w:pPr>
-          <w:hyperlink w:anchor="__RefHeading___Toc2286_100670405">
+          <w:hyperlink w:anchor="__RefHeading___Toc2303_3699639650">
             <w:r>
               <w:rPr>
                 <w:rStyle w:val="IndexLink"/>
@@ -1042,7 +1062,7 @@
             </w:tabs>
             <w:rPr/>
           </w:pPr>
-          <w:hyperlink w:anchor="__RefHeading___Toc2288_100670405">
+          <w:hyperlink w:anchor="__RefHeading___Toc2305_3699639650">
             <w:r>
               <w:rPr>
                 <w:rStyle w:val="IndexLink"/>
@@ -1062,7 +1082,7 @@
             </w:tabs>
             <w:rPr/>
           </w:pPr>
-          <w:hyperlink w:anchor="__RefHeading___Toc2290_100670405">
+          <w:hyperlink w:anchor="__RefHeading___Toc2307_3699639650">
             <w:r>
               <w:rPr>
                 <w:rStyle w:val="IndexLink"/>
@@ -1082,7 +1102,7 @@
             </w:tabs>
             <w:rPr/>
           </w:pPr>
-          <w:hyperlink w:anchor="__RefHeading___Toc2292_100670405">
+          <w:hyperlink w:anchor="__RefHeading___Toc2309_3699639650">
             <w:r>
               <w:rPr>
                 <w:rStyle w:val="IndexLink"/>
@@ -1102,7 +1122,7 @@
             </w:tabs>
             <w:rPr/>
           </w:pPr>
-          <w:hyperlink w:anchor="__RefHeading___Toc2294_100670405">
+          <w:hyperlink w:anchor="__RefHeading___Toc2311_3699639650">
             <w:r>
               <w:rPr>
                 <w:rStyle w:val="IndexLink"/>
@@ -1122,7 +1142,7 @@
             </w:tabs>
             <w:rPr/>
           </w:pPr>
-          <w:hyperlink w:anchor="__RefHeading___Toc2296_100670405">
+          <w:hyperlink w:anchor="__RefHeading___Toc2313_3699639650">
             <w:r>
               <w:rPr>
                 <w:rStyle w:val="IndexLink"/>
@@ -1172,7 +1192,7 @@
         <w:spacing w:before="0" w:after="160"/>
         <w:rPr/>
       </w:pPr>
-      <w:bookmarkStart w:id="0" w:name="__RefHeading___Toc2194_100670405"/>
+      <w:bookmarkStart w:id="0" w:name="__RefHeading___Toc2209_3699639650"/>
       <w:bookmarkEnd w:id="0"/>
       <w:r>
         <w:rPr/>
@@ -1184,7 +1204,7 @@
         <w:pStyle w:val="Heading2"/>
         <w:rPr/>
       </w:pPr>
-      <w:bookmarkStart w:id="1" w:name="__RefHeading___Toc2196_100670405"/>
+      <w:bookmarkStart w:id="1" w:name="__RefHeading___Toc2211_3699639650"/>
       <w:bookmarkEnd w:id="1"/>
       <w:r>
         <w:rPr/>
@@ -1309,7 +1329,7 @@
       </w:pPr>
       <w:r>
         <w:rPr/>
-        <w:t>The API is also described as an OpenAPI 3.0 specification in the file openapi.yaml, which can be loaded into Swagger UI, Postman or a code generator.</w:t>
+        <w:t>The API is also described as an OpenAPI 3.0 specification (section 2.2). The web user interface shows it as interactive documentation, and the file openapi.yaml can be loaded into Postman or a code generator.</w:t>
       </w:r>
     </w:p>
     <w:p>
@@ -1328,7 +1348,7 @@
         <w:pStyle w:val="Heading2"/>
         <w:rPr/>
       </w:pPr>
-      <w:bookmarkStart w:id="2" w:name="__RefHeading___Toc2198_100670405"/>
+      <w:bookmarkStart w:id="2" w:name="__RefHeading___Toc2213_3699639650"/>
       <w:bookmarkEnd w:id="2"/>
       <w:r>
         <w:rPr/>
@@ -1373,7 +1393,7 @@
         <w:pStyle w:val="Heading2"/>
         <w:rPr/>
       </w:pPr>
-      <w:bookmarkStart w:id="3" w:name="__RefHeading___Toc2200_100670405"/>
+      <w:bookmarkStart w:id="3" w:name="__RefHeading___Toc2215_3699639650"/>
       <w:bookmarkEnd w:id="3"/>
       <w:r>
         <w:rPr/>
@@ -1460,7 +1480,7 @@
         <w:pStyle w:val="Heading2"/>
         <w:rPr/>
       </w:pPr>
-      <w:bookmarkStart w:id="4" w:name="__RefHeading___Toc2202_100670405"/>
+      <w:bookmarkStart w:id="4" w:name="__RefHeading___Toc2217_3699639650"/>
       <w:bookmarkEnd w:id="4"/>
       <w:r>
         <w:rPr/>
@@ -1524,7 +1544,7 @@
         <w:pStyle w:val="Heading2"/>
         <w:rPr/>
       </w:pPr>
-      <w:bookmarkStart w:id="5" w:name="__RefHeading___Toc2204_100670405"/>
+      <w:bookmarkStart w:id="5" w:name="__RefHeading___Toc2219_3699639650"/>
       <w:bookmarkEnd w:id="5"/>
       <w:r>
         <w:rPr/>
@@ -1577,7 +1597,7 @@
         <w:pStyle w:val="Heading2"/>
         <w:rPr/>
       </w:pPr>
-      <w:bookmarkStart w:id="6" w:name="__RefHeading___Toc2206_100670405"/>
+      <w:bookmarkStart w:id="6" w:name="__RefHeading___Toc2221_3699639650"/>
       <w:bookmarkEnd w:id="6"/>
       <w:r>
         <w:rPr/>
@@ -2484,7 +2504,7 @@
         <w:pStyle w:val="Heading2"/>
         <w:rPr/>
       </w:pPr>
-      <w:bookmarkStart w:id="7" w:name="__RefHeading___Toc2208_100670405"/>
+      <w:bookmarkStart w:id="7" w:name="__RefHeading___Toc2223_3699639650"/>
       <w:bookmarkEnd w:id="7"/>
       <w:r>
         <w:rPr/>
@@ -2518,7 +2538,7 @@
         <w:pStyle w:val="Heading2"/>
         <w:rPr/>
       </w:pPr>
-      <w:bookmarkStart w:id="8" w:name="__RefHeading___Toc2210_100670405"/>
+      <w:bookmarkStart w:id="8" w:name="__RefHeading___Toc2225_3699639650"/>
       <w:bookmarkEnd w:id="8"/>
       <w:r>
         <w:rPr/>
@@ -2951,7 +2971,7 @@
         <w:spacing w:before="0" w:after="160"/>
         <w:rPr/>
       </w:pPr>
-      <w:bookmarkStart w:id="9" w:name="__RefHeading___Toc2212_100670405"/>
+      <w:bookmarkStart w:id="9" w:name="__RefHeading___Toc2227_3699639650"/>
       <w:bookmarkEnd w:id="9"/>
       <w:r>
         <w:rPr/>
@@ -3270,7 +3290,7 @@
                 <w:sz w:val="18"/>
                 <w:szCs w:val="18"/>
               </w:rPr>
-              <w:t>/api/v1/tables</w:t>
+              <w:t>/api/v1/openapi.yaml</w:t>
             </w:r>
           </w:p>
         </w:tc>
@@ -3297,7 +3317,7 @@
                 <w:sz w:val="20"/>
                 <w:szCs w:val="20"/>
               </w:rPr>
-              <w:t>List the tables</w:t>
+              <w:t>The OpenAPI specification</w:t>
             </w:r>
           </w:p>
         </w:tc>
@@ -3385,7 +3405,7 @@
                 <w:sz w:val="18"/>
                 <w:szCs w:val="18"/>
               </w:rPr>
-              <w:t>/api/v1/tables/{table}</w:t>
+              <w:t>/api/v1/tables</w:t>
             </w:r>
           </w:p>
         </w:tc>
@@ -3412,7 +3432,7 @@
                 <w:sz w:val="20"/>
                 <w:szCs w:val="20"/>
               </w:rPr>
-              <w:t>Describe one table</w:t>
+              <w:t>List the tables</w:t>
             </w:r>
           </w:p>
         </w:tc>
@@ -3500,7 +3520,7 @@
                 <w:sz w:val="18"/>
                 <w:szCs w:val="18"/>
               </w:rPr>
-              <w:t>/api/v1/{table}</w:t>
+              <w:t>/api/v1/tables/{table}</w:t>
             </w:r>
           </w:p>
         </w:tc>
@@ -3527,7 +3547,7 @@
                 <w:sz w:val="20"/>
                 <w:szCs w:val="20"/>
               </w:rPr>
-              <w:t>Scan a table</w:t>
+              <w:t>Describe one table</w:t>
             </w:r>
           </w:p>
         </w:tc>
@@ -3615,7 +3635,7 @@
                 <w:sz w:val="18"/>
                 <w:szCs w:val="18"/>
               </w:rPr>
-              <w:t>/api/v1/{table}/{keys...}</w:t>
+              <w:t>/api/v1/{table}</w:t>
             </w:r>
           </w:p>
         </w:tc>
@@ -3642,7 +3662,7 @@
                 <w:sz w:val="20"/>
                 <w:szCs w:val="20"/>
               </w:rPr>
-              <w:t>List rows or get one row</w:t>
+              <w:t>Scan a table</w:t>
             </w:r>
           </w:p>
         </w:tc>
@@ -3702,7 +3722,7 @@
                 <w:sz w:val="18"/>
                 <w:szCs w:val="18"/>
               </w:rPr>
-              <w:t>POST</w:t>
+              <w:t>GET</w:t>
             </w:r>
           </w:p>
         </w:tc>
@@ -3730,7 +3750,7 @@
                 <w:sz w:val="18"/>
                 <w:szCs w:val="18"/>
               </w:rPr>
-              <w:t>/api/v1/{table}</w:t>
+              <w:t>/api/v1/{table}/{keys...}</w:t>
             </w:r>
           </w:p>
         </w:tc>
@@ -3757,7 +3777,7 @@
                 <w:sz w:val="20"/>
                 <w:szCs w:val="20"/>
               </w:rPr>
-              <w:t>Create a row</w:t>
+              <w:t>List rows or get one row</w:t>
             </w:r>
           </w:p>
         </w:tc>
@@ -3784,7 +3804,7 @@
                 <w:sz w:val="20"/>
                 <w:szCs w:val="20"/>
               </w:rPr>
-              <w:t>201</w:t>
+              <w:t>200</w:t>
             </w:r>
           </w:p>
         </w:tc>
@@ -3817,7 +3837,7 @@
                 <w:sz w:val="18"/>
                 <w:szCs w:val="18"/>
               </w:rPr>
-              <w:t>PUT</w:t>
+              <w:t>POST</w:t>
             </w:r>
           </w:p>
         </w:tc>
@@ -3845,7 +3865,7 @@
                 <w:sz w:val="18"/>
                 <w:szCs w:val="18"/>
               </w:rPr>
-              <w:t>/api/v1/{table}/{keys...}</w:t>
+              <w:t>/api/v1/{table}</w:t>
             </w:r>
           </w:p>
         </w:tc>
@@ -3872,7 +3892,7 @@
                 <w:sz w:val="20"/>
                 <w:szCs w:val="20"/>
               </w:rPr>
-              <w:t>Replace a row</w:t>
+              <w:t>Create a row</w:t>
             </w:r>
           </w:p>
         </w:tc>
@@ -3899,7 +3919,7 @@
                 <w:sz w:val="20"/>
                 <w:szCs w:val="20"/>
               </w:rPr>
-              <w:t>200</w:t>
+              <w:t>201</w:t>
             </w:r>
           </w:p>
         </w:tc>
@@ -3932,7 +3952,7 @@
                 <w:sz w:val="18"/>
                 <w:szCs w:val="18"/>
               </w:rPr>
-              <w:t>PATCH</w:t>
+              <w:t>PUT</w:t>
             </w:r>
           </w:p>
         </w:tc>
@@ -3987,7 +4007,7 @@
                 <w:sz w:val="20"/>
                 <w:szCs w:val="20"/>
               </w:rPr>
-              <w:t>Change columns of a row</w:t>
+              <w:t>Replace a row</w:t>
             </w:r>
           </w:p>
         </w:tc>
@@ -4047,7 +4067,7 @@
                 <w:sz w:val="18"/>
                 <w:szCs w:val="18"/>
               </w:rPr>
-              <w:t>DELETE</w:t>
+              <w:t>PATCH</w:t>
             </w:r>
           </w:p>
         </w:tc>
@@ -4102,7 +4122,7 @@
                 <w:sz w:val="20"/>
                 <w:szCs w:val="20"/>
               </w:rPr>
-              <w:t>Delete a row</w:t>
+              <w:t>Change columns of a row</w:t>
             </w:r>
           </w:p>
         </w:tc>
@@ -4129,6 +4149,121 @@
                 <w:sz w:val="20"/>
                 <w:szCs w:val="20"/>
               </w:rPr>
+              <w:t>200</w:t>
+            </w:r>
+          </w:p>
+        </w:tc>
+      </w:tr>
+      <w:tr>
+        <w:trPr>
+          <w:cantSplit w:val="true"/>
+        </w:trPr>
+        <w:tc>
+          <w:tcPr>
+            <w:tcW w:w="1150" w:type="dxa"/>
+            <w:tcBorders>
+              <w:top w:val="single" w:sz="4" w:space="0" w:color="B7B7B7"/>
+              <w:left w:val="single" w:sz="4" w:space="0" w:color="B7B7B7"/>
+              <w:bottom w:val="single" w:sz="4" w:space="0" w:color="B7B7B7"/>
+              <w:right w:val="single" w:sz="4" w:space="0" w:color="B7B7B7"/>
+            </w:tcBorders>
+          </w:tcPr>
+          <w:p>
+            <w:pPr>
+              <w:pStyle w:val="Normal"/>
+              <w:keepNext w:val="false"/>
+              <w:rPr/>
+            </w:pPr>
+            <w:r>
+              <w:rPr>
+                <w:rFonts w:eastAsia="Consolas" w:cs="Consolas" w:ascii="Consolas" w:hAnsi="Consolas"/>
+                <w:b w:val="false"/>
+                <w:bCs w:val="false"/>
+                <w:sz w:val="18"/>
+                <w:szCs w:val="18"/>
+              </w:rPr>
+              <w:t>DELETE</w:t>
+            </w:r>
+          </w:p>
+        </w:tc>
+        <w:tc>
+          <w:tcPr>
+            <w:tcW w:w="4300" w:type="dxa"/>
+            <w:tcBorders>
+              <w:top w:val="single" w:sz="4" w:space="0" w:color="B7B7B7"/>
+              <w:left w:val="single" w:sz="4" w:space="0" w:color="B7B7B7"/>
+              <w:bottom w:val="single" w:sz="4" w:space="0" w:color="B7B7B7"/>
+              <w:right w:val="single" w:sz="4" w:space="0" w:color="B7B7B7"/>
+            </w:tcBorders>
+          </w:tcPr>
+          <w:p>
+            <w:pPr>
+              <w:pStyle w:val="Normal"/>
+              <w:keepNext w:val="false"/>
+              <w:rPr/>
+            </w:pPr>
+            <w:r>
+              <w:rPr>
+                <w:rFonts w:eastAsia="Consolas" w:cs="Consolas" w:ascii="Consolas" w:hAnsi="Consolas"/>
+                <w:b w:val="false"/>
+                <w:bCs w:val="false"/>
+                <w:sz w:val="18"/>
+                <w:szCs w:val="18"/>
+              </w:rPr>
+              <w:t>/api/v1/{table}/{keys...}</w:t>
+            </w:r>
+          </w:p>
+        </w:tc>
+        <w:tc>
+          <w:tcPr>
+            <w:tcW w:w="2199" w:type="dxa"/>
+            <w:tcBorders>
+              <w:top w:val="single" w:sz="4" w:space="0" w:color="B7B7B7"/>
+              <w:left w:val="single" w:sz="4" w:space="0" w:color="B7B7B7"/>
+              <w:bottom w:val="single" w:sz="4" w:space="0" w:color="B7B7B7"/>
+              <w:right w:val="single" w:sz="4" w:space="0" w:color="B7B7B7"/>
+            </w:tcBorders>
+          </w:tcPr>
+          <w:p>
+            <w:pPr>
+              <w:pStyle w:val="Normal"/>
+              <w:keepNext w:val="false"/>
+              <w:rPr/>
+            </w:pPr>
+            <w:r>
+              <w:rPr>
+                <w:b w:val="false"/>
+                <w:bCs w:val="false"/>
+                <w:sz w:val="20"/>
+                <w:szCs w:val="20"/>
+              </w:rPr>
+              <w:t>Delete a row</w:t>
+            </w:r>
+          </w:p>
+        </w:tc>
+        <w:tc>
+          <w:tcPr>
+            <w:tcW w:w="1710" w:type="dxa"/>
+            <w:tcBorders>
+              <w:top w:val="single" w:sz="4" w:space="0" w:color="B7B7B7"/>
+              <w:left w:val="single" w:sz="4" w:space="0" w:color="B7B7B7"/>
+              <w:bottom w:val="single" w:sz="4" w:space="0" w:color="B7B7B7"/>
+              <w:right w:val="single" w:sz="4" w:space="0" w:color="B7B7B7"/>
+            </w:tcBorders>
+          </w:tcPr>
+          <w:p>
+            <w:pPr>
+              <w:pStyle w:val="Normal"/>
+              <w:keepNext w:val="false"/>
+              <w:rPr/>
+            </w:pPr>
+            <w:r>
+              <w:rPr>
+                <w:b w:val="false"/>
+                <w:bCs w:val="false"/>
+                <w:sz w:val="20"/>
+                <w:szCs w:val="20"/>
+              </w:rPr>
               <w:t>204</w:t>
             </w:r>
           </w:p>
@@ -4150,7 +4285,7 @@
         <w:pStyle w:val="Heading2"/>
         <w:rPr/>
       </w:pPr>
-      <w:bookmarkStart w:id="10" w:name="__RefHeading___Toc2214_100670405"/>
+      <w:bookmarkStart w:id="10" w:name="__RefHeading___Toc2229_3699639650"/>
       <w:bookmarkEnd w:id="10"/>
       <w:r>
         <w:rPr/>
@@ -4256,11 +4391,45 @@
         <w:pStyle w:val="Heading2"/>
         <w:rPr/>
       </w:pPr>
-      <w:bookmarkStart w:id="11" w:name="__RefHeading___Toc2216_100670405"/>
+      <w:bookmarkStart w:id="11" w:name="__RefHeading___Toc2231_3699639650"/>
       <w:bookmarkEnd w:id="11"/>
       <w:r>
         <w:rPr/>
-        <w:t>2.2 List tables</w:t>
+        <w:t>2.2 OpenAPI specification</w:t>
+      </w:r>
+    </w:p>
+    <w:p>
+      <w:pPr>
+        <w:pStyle w:val="Normal"/>
+        <w:spacing w:before="0" w:after="120"/>
+        <w:rPr/>
+      </w:pPr>
+      <w:r>
+        <w:rPr/>
+        <w:t>GET /api/v1/openapi.yaml returns the OpenAPI 3.0 specification of this API as YAML. It describes the same endpoints as this document. The server in the served copy is /api/v1, the server it comes from, so tools such as Swagger UI and Postman send their requests to the application itself. It needs no token. The file doc/openapi.yaml in the repository is the same document with a configurable server URL.</w:t>
+      </w:r>
+    </w:p>
+    <w:p>
+      <w:pPr>
+        <w:pStyle w:val="Normal"/>
+        <w:spacing w:before="0" w:after="120"/>
+        <w:rPr/>
+      </w:pPr>
+      <w:r>
+        <w:rPr/>
+        <w:t>The web user interface has an API documentation page that shows it with Swagger UI. “Try it out” on that page sends requests to the application and uses the API token entered in the web user interface.</w:t>
+      </w:r>
+    </w:p>
+    <w:p>
+      <w:pPr>
+        <w:pStyle w:val="Heading2"/>
+        <w:rPr/>
+      </w:pPr>
+      <w:bookmarkStart w:id="12" w:name="__RefHeading___Toc2233_3699639650"/>
+      <w:bookmarkEnd w:id="12"/>
+      <w:r>
+        <w:rPr/>
+        <w:t>2.3 List tables</w:t>
       </w:r>
     </w:p>
     <w:p>
@@ -5455,11 +5624,11 @@
         <w:pStyle w:val="Heading2"/>
         <w:rPr/>
       </w:pPr>
-      <w:bookmarkStart w:id="12" w:name="__RefHeading___Toc2218_100670405"/>
-      <w:bookmarkEnd w:id="12"/>
-      <w:r>
-        <w:rPr/>
-        <w:t>2.3 Describe a table</w:t>
+      <w:bookmarkStart w:id="13" w:name="__RefHeading___Toc2235_3699639650"/>
+      <w:bookmarkEnd w:id="13"/>
+      <w:r>
+        <w:rPr/>
+        <w:t>2.4 Describe a table</w:t>
       </w:r>
     </w:p>
     <w:p>
@@ -5478,11 +5647,11 @@
         <w:pStyle w:val="Heading2"/>
         <w:rPr/>
       </w:pPr>
-      <w:bookmarkStart w:id="13" w:name="__RefHeading___Toc2220_100670405"/>
-      <w:bookmarkEnd w:id="13"/>
-      <w:r>
-        <w:rPr/>
-        <w:t>2.4 List rows</w:t>
+      <w:bookmarkStart w:id="14" w:name="__RefHeading___Toc2237_3699639650"/>
+      <w:bookmarkEnd w:id="14"/>
+      <w:r>
+        <w:rPr/>
+        <w:t>2.5 List rows</w:t>
       </w:r>
     </w:p>
     <w:p>
@@ -5867,7 +6036,7 @@
                 <w:sz w:val="20"/>
                 <w:szCs w:val="20"/>
               </w:rPr>
-              <w:t>One row, as an object (section 2.5).</w:t>
+              <w:t>One row, as an object (section 2.6).</w:t>
             </w:r>
           </w:p>
         </w:tc>
@@ -6745,11 +6914,11 @@
         <w:pStyle w:val="Heading2"/>
         <w:rPr/>
       </w:pPr>
-      <w:bookmarkStart w:id="14" w:name="__RefHeading___Toc2222_100670405"/>
-      <w:bookmarkEnd w:id="14"/>
-      <w:r>
-        <w:rPr/>
-        <w:t>2.5 Get a row</w:t>
+      <w:bookmarkStart w:id="15" w:name="__RefHeading___Toc2239_3699639650"/>
+      <w:bookmarkEnd w:id="15"/>
+      <w:r>
+        <w:rPr/>
+        <w:t>2.6 Get a row</w:t>
       </w:r>
     </w:p>
     <w:p>
@@ -7021,11 +7190,11 @@
         <w:pStyle w:val="Heading2"/>
         <w:rPr/>
       </w:pPr>
-      <w:bookmarkStart w:id="15" w:name="__RefHeading___Toc2224_100670405"/>
-      <w:bookmarkEnd w:id="15"/>
-      <w:r>
-        <w:rPr/>
-        <w:t>2.6 Create a row</w:t>
+      <w:bookmarkStart w:id="16" w:name="__RefHeading___Toc2241_3699639650"/>
+      <w:bookmarkEnd w:id="16"/>
+      <w:r>
+        <w:rPr/>
+        <w:t>2.7 Create a row</w:t>
       </w:r>
     </w:p>
     <w:p>
@@ -7609,8 +7778,8 @@
         <w:keepNext w:val="true"/>
         <w:rPr/>
       </w:pPr>
-      <w:bookmarkStart w:id="16" w:name="__RefHeading___Toc2226_100670405"/>
-      <w:bookmarkEnd w:id="16"/>
+      <w:bookmarkStart w:id="17" w:name="__RefHeading___Toc2243_3699639650"/>
+      <w:bookmarkEnd w:id="17"/>
       <w:r>
         <w:rPr/>
         <w:t>Static columns</w:t>
@@ -7678,11 +7847,11 @@
         <w:pStyle w:val="Heading2"/>
         <w:rPr/>
       </w:pPr>
-      <w:bookmarkStart w:id="17" w:name="__RefHeading___Toc2228_100670405"/>
-      <w:bookmarkEnd w:id="17"/>
-      <w:r>
-        <w:rPr/>
-        <w:t>2.7 Replace a row</w:t>
+      <w:bookmarkStart w:id="18" w:name="__RefHeading___Toc2245_3699639650"/>
+      <w:bookmarkEnd w:id="18"/>
+      <w:r>
+        <w:rPr/>
+        <w:t>2.8 Replace a row</w:t>
       </w:r>
     </w:p>
     <w:p>
@@ -7965,11 +8134,11 @@
         <w:pStyle w:val="Heading2"/>
         <w:rPr/>
       </w:pPr>
-      <w:bookmarkStart w:id="18" w:name="__RefHeading___Toc2230_100670405"/>
-      <w:bookmarkEnd w:id="18"/>
-      <w:r>
-        <w:rPr/>
-        <w:t>2.8 Change columns of a row</w:t>
+      <w:bookmarkStart w:id="19" w:name="__RefHeading___Toc2247_3699639650"/>
+      <w:bookmarkEnd w:id="19"/>
+      <w:r>
+        <w:rPr/>
+        <w:t>2.9 Change columns of a row</w:t>
       </w:r>
     </w:p>
     <w:p>
@@ -8242,8 +8411,8 @@
         <w:keepNext w:val="true"/>
         <w:rPr/>
       </w:pPr>
-      <w:bookmarkStart w:id="19" w:name="__RefHeading___Toc2232_100670405"/>
-      <w:bookmarkEnd w:id="19"/>
+      <w:bookmarkStart w:id="20" w:name="__RefHeading___Toc2249_3699639650"/>
+      <w:bookmarkEnd w:id="20"/>
       <w:r>
         <w:rPr/>
         <w:t>Static columns</w:t>
@@ -8284,11 +8453,11 @@
         <w:pStyle w:val="Heading2"/>
         <w:rPr/>
       </w:pPr>
-      <w:bookmarkStart w:id="20" w:name="__RefHeading___Toc2234_100670405"/>
-      <w:bookmarkEnd w:id="20"/>
-      <w:r>
-        <w:rPr/>
-        <w:t>2.9 Delete a row</w:t>
+      <w:bookmarkStart w:id="21" w:name="__RefHeading___Toc2251_3699639650"/>
+      <w:bookmarkEnd w:id="21"/>
+      <w:r>
+        <w:rPr/>
+        <w:t>2.10 Delete a row</w:t>
       </w:r>
     </w:p>
     <w:p>
@@ -8379,8 +8548,8 @@
         <w:pStyle w:val="Heading1"/>
         <w:rPr/>
       </w:pPr>
-      <w:bookmarkStart w:id="21" w:name="__RefHeading___Toc2236_100670405"/>
-      <w:bookmarkEnd w:id="21"/>
+      <w:bookmarkStart w:id="22" w:name="__RefHeading___Toc2253_3699639650"/>
+      <w:bookmarkEnd w:id="22"/>
       <w:r>
         <w:rPr/>
         <w:t>3. Data Types</w:t>
@@ -9151,8 +9320,8 @@
         <w:spacing w:before="0" w:after="160"/>
         <w:rPr/>
       </w:pPr>
-      <w:bookmarkStart w:id="22" w:name="__RefHeading___Toc2238_100670405"/>
-      <w:bookmarkEnd w:id="22"/>
+      <w:bookmarkStart w:id="23" w:name="__RefHeading___Toc2255_3699639650"/>
+      <w:bookmarkEnd w:id="23"/>
       <w:r>
         <w:rPr/>
         <w:t>4. Resource Reference</w:t>
@@ -9175,8 +9344,8 @@
         <w:keepNext w:val="true"/>
         <w:rPr/>
       </w:pPr>
-      <w:bookmarkStart w:id="23" w:name="__RefHeading___Toc2240_100670405"/>
-      <w:bookmarkEnd w:id="23"/>
+      <w:bookmarkStart w:id="24" w:name="__RefHeading___Toc2257_3699639650"/>
+      <w:bookmarkEnd w:id="24"/>
       <w:r>
         <w:rPr/>
         <w:t>asset</w:t>
@@ -9794,8 +9963,8 @@
         <w:keepNext w:val="true"/>
         <w:rPr/>
       </w:pPr>
-      <w:bookmarkStart w:id="24" w:name="__RefHeading___Toc2242_100670405"/>
-      <w:bookmarkEnd w:id="24"/>
+      <w:bookmarkStart w:id="25" w:name="__RefHeading___Toc2259_3699639650"/>
+      <w:bookmarkEnd w:id="25"/>
       <w:r>
         <w:rPr/>
         <w:t>audio_ref</w:t>
@@ -10494,8 +10663,8 @@
         <w:keepNext w:val="true"/>
         <w:rPr/>
       </w:pPr>
-      <w:bookmarkStart w:id="25" w:name="__RefHeading___Toc2244_100670405"/>
-      <w:bookmarkEnd w:id="25"/>
+      <w:bookmarkStart w:id="26" w:name="__RefHeading___Toc2261_3699639650"/>
+      <w:bookmarkEnd w:id="26"/>
       <w:r>
         <w:rPr/>
         <w:t>audio_tracks</w:t>
@@ -11120,8 +11289,8 @@
         <w:keepNext w:val="true"/>
         <w:rPr/>
       </w:pPr>
-      <w:bookmarkStart w:id="26" w:name="__RefHeading___Toc2246_100670405"/>
-      <w:bookmarkEnd w:id="26"/>
+      <w:bookmarkStart w:id="27" w:name="__RefHeading___Toc2263_3699639650"/>
+      <w:bookmarkEnd w:id="27"/>
       <w:r>
         <w:rPr/>
         <w:t>camera</w:t>
@@ -12016,8 +12185,8 @@
         <w:keepNext w:val="true"/>
         <w:rPr/>
       </w:pPr>
-      <w:bookmarkStart w:id="27" w:name="__RefHeading___Toc2248_100670405"/>
-      <w:bookmarkEnd w:id="27"/>
+      <w:bookmarkStart w:id="28" w:name="__RefHeading___Toc2265_3699639650"/>
+      <w:bookmarkEnd w:id="28"/>
       <w:r>
         <w:rPr/>
         <w:t>camera_move</w:t>
@@ -12716,8 +12885,8 @@
         <w:keepNext w:val="true"/>
         <w:rPr/>
       </w:pPr>
-      <w:bookmarkStart w:id="28" w:name="__RefHeading___Toc2250_100670405"/>
-      <w:bookmarkEnd w:id="28"/>
+      <w:bookmarkStart w:id="29" w:name="__RefHeading___Toc2267_3699639650"/>
+      <w:bookmarkEnd w:id="29"/>
       <w:r>
         <w:rPr/>
         <w:t>comment</w:t>
@@ -13254,8 +13423,8 @@
         <w:keepNext w:val="true"/>
         <w:rPr/>
       </w:pPr>
-      <w:bookmarkStart w:id="29" w:name="__RefHeading___Toc2252_100670405"/>
-      <w:bookmarkEnd w:id="29"/>
+      <w:bookmarkStart w:id="30" w:name="__RefHeading___Toc2269_3699639650"/>
+      <w:bookmarkEnd w:id="30"/>
       <w:r>
         <w:rPr/>
         <w:t>dialog</w:t>
@@ -13900,8 +14069,8 @@
         <w:keepNext w:val="true"/>
         <w:rPr/>
       </w:pPr>
-      <w:bookmarkStart w:id="30" w:name="__RefHeading___Toc2254_100670405"/>
-      <w:bookmarkEnd w:id="30"/>
+      <w:bookmarkStart w:id="31" w:name="__RefHeading___Toc2271_3699639650"/>
+      <w:bookmarkEnd w:id="31"/>
       <w:r>
         <w:rPr/>
         <w:t>exposure_sheet</w:t>
@@ -14656,8 +14825,8 @@
         <w:keepNext w:val="true"/>
         <w:rPr/>
       </w:pPr>
-      <w:bookmarkStart w:id="31" w:name="__RefHeading___Toc2256_100670405"/>
-      <w:bookmarkEnd w:id="31"/>
+      <w:bookmarkStart w:id="32" w:name="__RefHeading___Toc2273_3699639650"/>
+      <w:bookmarkEnd w:id="32"/>
       <w:r>
         <w:rPr/>
         <w:t>frame</w:t>
@@ -15438,8 +15607,8 @@
         <w:keepNext w:val="true"/>
         <w:rPr/>
       </w:pPr>
-      <w:bookmarkStart w:id="32" w:name="__RefHeading___Toc2258_100670405"/>
-      <w:bookmarkEnd w:id="32"/>
+      <w:bookmarkStart w:id="33" w:name="__RefHeading___Toc2275_3699639650"/>
+      <w:bookmarkEnd w:id="33"/>
       <w:r>
         <w:rPr/>
         <w:t>keyframe</w:t>
@@ -16273,8 +16442,8 @@
         <w:keepNext w:val="true"/>
         <w:rPr/>
       </w:pPr>
-      <w:bookmarkStart w:id="33" w:name="__RefHeading___Toc2260_100670405"/>
-      <w:bookmarkEnd w:id="33"/>
+      <w:bookmarkStart w:id="34" w:name="__RefHeading___Toc2277_3699639650"/>
+      <w:bookmarkEnd w:id="34"/>
       <w:r>
         <w:rPr/>
         <w:t>layer</w:t>
@@ -17027,8 +17196,8 @@
         <w:keepNext w:val="true"/>
         <w:rPr/>
       </w:pPr>
-      <w:bookmarkStart w:id="34" w:name="__RefHeading___Toc2262_100670405"/>
-      <w:bookmarkEnd w:id="34"/>
+      <w:bookmarkStart w:id="35" w:name="__RefHeading___Toc2279_3699639650"/>
+      <w:bookmarkEnd w:id="35"/>
       <w:r>
         <w:rPr/>
         <w:t>note</w:t>
@@ -17646,8 +17815,8 @@
         <w:keepNext w:val="true"/>
         <w:rPr/>
       </w:pPr>
-      <w:bookmarkStart w:id="35" w:name="__RefHeading___Toc2264_100670405"/>
-      <w:bookmarkEnd w:id="35"/>
+      <w:bookmarkStart w:id="36" w:name="__RefHeading___Toc2281_3699639650"/>
+      <w:bookmarkEnd w:id="36"/>
       <w:r>
         <w:rPr/>
         <w:t>production</w:t>
@@ -18211,8 +18380,8 @@
         <w:keepNext w:val="true"/>
         <w:rPr/>
       </w:pPr>
-      <w:bookmarkStart w:id="36" w:name="__RefHeading___Toc2266_100670405"/>
-      <w:bookmarkEnd w:id="36"/>
+      <w:bookmarkStart w:id="37" w:name="__RefHeading___Toc2283_3699639650"/>
+      <w:bookmarkEnd w:id="37"/>
       <w:r>
         <w:rPr/>
         <w:t>project</w:t>
@@ -18830,8 +18999,8 @@
         <w:keepNext w:val="true"/>
         <w:rPr/>
       </w:pPr>
-      <w:bookmarkStart w:id="37" w:name="__RefHeading___Toc2268_100670405"/>
-      <w:bookmarkEnd w:id="37"/>
+      <w:bookmarkStart w:id="38" w:name="__RefHeading___Toc2285_3699639650"/>
+      <w:bookmarkEnd w:id="38"/>
       <w:r>
         <w:rPr/>
         <w:t>project_by_user</w:t>
@@ -19395,8 +19564,8 @@
         <w:keepNext w:val="true"/>
         <w:rPr/>
       </w:pPr>
-      <w:bookmarkStart w:id="38" w:name="__RefHeading___Toc2270_100670405"/>
-      <w:bookmarkEnd w:id="38"/>
+      <w:bookmarkStart w:id="39" w:name="__RefHeading___Toc2287_3699639650"/>
+      <w:bookmarkEnd w:id="39"/>
       <w:r>
         <w:rPr/>
         <w:t>project_member</w:t>
@@ -19960,8 +20129,8 @@
         <w:keepNext w:val="true"/>
         <w:rPr/>
       </w:pPr>
-      <w:bookmarkStart w:id="39" w:name="__RefHeading___Toc2272_100670405"/>
-      <w:bookmarkEnd w:id="39"/>
+      <w:bookmarkStart w:id="40" w:name="__RefHeading___Toc2289_3699639650"/>
+      <w:bookmarkEnd w:id="40"/>
       <w:r>
         <w:rPr/>
         <w:t>review</w:t>
@@ -20802,8 +20971,8 @@
         <w:keepNext w:val="true"/>
         <w:rPr/>
       </w:pPr>
-      <w:bookmarkStart w:id="40" w:name="__RefHeading___Toc2274_100670405"/>
-      <w:bookmarkEnd w:id="40"/>
+      <w:bookmarkStart w:id="41" w:name="__RefHeading___Toc2291_3699639650"/>
+      <w:bookmarkEnd w:id="41"/>
       <w:r>
         <w:rPr/>
         <w:t>review_by_frame</w:t>
@@ -21475,8 +21644,8 @@
         <w:keepNext w:val="true"/>
         <w:rPr/>
       </w:pPr>
-      <w:bookmarkStart w:id="41" w:name="__RefHeading___Toc2276_100670405"/>
-      <w:bookmarkEnd w:id="41"/>
+      <w:bookmarkStart w:id="42" w:name="__RefHeading___Toc2293_3699639650"/>
+      <w:bookmarkEnd w:id="42"/>
       <w:r>
         <w:rPr/>
         <w:t>revision</w:t>
@@ -22094,8 +22263,8 @@
         <w:keepNext w:val="true"/>
         <w:rPr/>
       </w:pPr>
-      <w:bookmarkStart w:id="42" w:name="__RefHeading___Toc2278_100670405"/>
-      <w:bookmarkEnd w:id="42"/>
+      <w:bookmarkStart w:id="43" w:name="__RefHeading___Toc2295_3699639650"/>
+      <w:bookmarkEnd w:id="43"/>
       <w:r>
         <w:rPr/>
         <w:t>scene</w:t>
@@ -22686,8 +22855,8 @@
         <w:keepNext w:val="true"/>
         <w:rPr/>
       </w:pPr>
-      <w:bookmarkStart w:id="43" w:name="__RefHeading___Toc2280_100670405"/>
-      <w:bookmarkEnd w:id="43"/>
+      <w:bookmarkStart w:id="44" w:name="__RefHeading___Toc2297_3699639650"/>
+      <w:bookmarkEnd w:id="44"/>
       <w:r>
         <w:rPr/>
         <w:t>sequence</w:t>
@@ -23251,8 +23420,8 @@
         <w:keepNext w:val="true"/>
         <w:rPr/>
       </w:pPr>
-      <w:bookmarkStart w:id="44" w:name="__RefHeading___Toc2282_100670405"/>
-      <w:bookmarkEnd w:id="44"/>
+      <w:bookmarkStart w:id="45" w:name="__RefHeading___Toc2299_3699639650"/>
+      <w:bookmarkEnd w:id="45"/>
       <w:r>
         <w:rPr/>
         <w:t>shot</w:t>
@@ -23924,8 +24093,8 @@
         <w:keepNext w:val="true"/>
         <w:rPr/>
       </w:pPr>
-      <w:bookmarkStart w:id="45" w:name="__RefHeading___Toc2284_100670405"/>
-      <w:bookmarkEnd w:id="45"/>
+      <w:bookmarkStart w:id="46" w:name="__RefHeading___Toc2301_3699639650"/>
+      <w:bookmarkEnd w:id="46"/>
       <w:r>
         <w:rPr/>
         <w:t>timeline</w:t>
@@ -24685,8 +24854,8 @@
         <w:keepNext w:val="true"/>
         <w:rPr/>
       </w:pPr>
-      <w:bookmarkStart w:id="46" w:name="__RefHeading___Toc2286_100670405"/>
-      <w:bookmarkEnd w:id="46"/>
+      <w:bookmarkStart w:id="47" w:name="__RefHeading___Toc2303_3699639650"/>
+      <w:bookmarkEnd w:id="47"/>
       <w:r>
         <w:rPr/>
         <w:t>track</w:t>
@@ -25304,8 +25473,8 @@
         <w:keepNext w:val="true"/>
         <w:rPr/>
       </w:pPr>
-      <w:bookmarkStart w:id="47" w:name="__RefHeading___Toc2288_100670405"/>
-      <w:bookmarkEnd w:id="47"/>
+      <w:bookmarkStart w:id="48" w:name="__RefHeading___Toc2305_3699639650"/>
+      <w:bookmarkEnd w:id="48"/>
       <w:r>
         <w:rPr/>
         <w:t>user</w:t>
@@ -25950,8 +26119,8 @@
         <w:keepNext w:val="true"/>
         <w:rPr/>
       </w:pPr>
-      <w:bookmarkStart w:id="48" w:name="__RefHeading___Toc2290_100670405"/>
-      <w:bookmarkEnd w:id="48"/>
+      <w:bookmarkStart w:id="49" w:name="__RefHeading___Toc2307_3699639650"/>
+      <w:bookmarkEnd w:id="49"/>
       <w:r>
         <w:rPr/>
         <w:t>user_by_email</w:t>
@@ -26461,8 +26630,8 @@
         <w:keepNext w:val="true"/>
         <w:rPr/>
       </w:pPr>
-      <w:bookmarkStart w:id="49" w:name="__RefHeading___Toc2292_100670405"/>
-      <w:bookmarkEnd w:id="49"/>
+      <w:bookmarkStart w:id="50" w:name="__RefHeading___Toc2309_3699639650"/>
+      <w:bookmarkEnd w:id="50"/>
       <w:r>
         <w:rPr/>
         <w:t>version_control</w:t>
@@ -27011,8 +27180,8 @@
         <w:spacing w:before="0" w:after="160"/>
         <w:rPr/>
       </w:pPr>
-      <w:bookmarkStart w:id="50" w:name="__RefHeading___Toc2294_100670405"/>
-      <w:bookmarkEnd w:id="50"/>
+      <w:bookmarkStart w:id="51" w:name="__RefHeading___Toc2311_3699639650"/>
+      <w:bookmarkEnd w:id="51"/>
       <w:r>
         <w:rPr/>
         <w:t>5. Configuration</w:t>
@@ -28722,8 +28891,8 @@
         <w:pStyle w:val="Heading1"/>
         <w:rPr/>
       </w:pPr>
-      <w:bookmarkStart w:id="51" w:name="__RefHeading___Toc2296_100670405"/>
-      <w:bookmarkEnd w:id="51"/>
+      <w:bookmarkStart w:id="52" w:name="__RefHeading___Toc2313_3699639650"/>
+      <w:bookmarkEnd w:id="52"/>
       <w:r>
         <w:rPr/>
         <w:t>6. Example Session</w:t>

--- a/doc/MLW_REST_API.docx
+++ b/doc/MLW_REST_API.docx
@@ -39,7 +39,7 @@
         <w:rPr>
           <w:color w:val="666666"/>
         </w:rPr>
-        <w:t>Version 1  ·  27 resources  ·  Generated 2026-10-06</w:t>
+        <w:t>Version 1  ·  28 resources  ·  Generated 2026-10-08</w:t>
       </w:r>
     </w:p>
     <w:p>
@@ -102,7 +102,7 @@
             </w:rPr>
             <w:fldChar w:fldCharType="separate"/>
           </w:r>
-          <w:hyperlink w:anchor="__RefHeading___Toc2209_3699639650">
+          <w:hyperlink w:anchor="__RefHeading___Toc2300_1442826027">
             <w:r>
               <w:rPr>
                 <w:rStyle w:val="IndexLink"/>
@@ -122,7 +122,7 @@
             </w:tabs>
             <w:rPr/>
           </w:pPr>
-          <w:hyperlink w:anchor="__RefHeading___Toc2211_3699639650">
+          <w:hyperlink w:anchor="__RefHeading___Toc2302_1442826027">
             <w:r>
               <w:rPr>
                 <w:rStyle w:val="IndexLink"/>
@@ -142,7 +142,7 @@
             </w:tabs>
             <w:rPr/>
           </w:pPr>
-          <w:hyperlink w:anchor="__RefHeading___Toc2213_3699639650">
+          <w:hyperlink w:anchor="__RefHeading___Toc2304_1442826027">
             <w:r>
               <w:rPr>
                 <w:rStyle w:val="IndexLink"/>
@@ -162,7 +162,7 @@
             </w:tabs>
             <w:rPr/>
           </w:pPr>
-          <w:hyperlink w:anchor="__RefHeading___Toc2215_3699639650">
+          <w:hyperlink w:anchor="__RefHeading___Toc2306_1442826027">
             <w:r>
               <w:rPr>
                 <w:rStyle w:val="IndexLink"/>
@@ -182,7 +182,7 @@
             </w:tabs>
             <w:rPr/>
           </w:pPr>
-          <w:hyperlink w:anchor="__RefHeading___Toc2217_3699639650">
+          <w:hyperlink w:anchor="__RefHeading___Toc2308_1442826027">
             <w:r>
               <w:rPr>
                 <w:rStyle w:val="IndexLink"/>
@@ -202,7 +202,7 @@
             </w:tabs>
             <w:rPr/>
           </w:pPr>
-          <w:hyperlink w:anchor="__RefHeading___Toc2219_3699639650">
+          <w:hyperlink w:anchor="__RefHeading___Toc2310_1442826027">
             <w:r>
               <w:rPr>
                 <w:rStyle w:val="IndexLink"/>
@@ -222,7 +222,7 @@
             </w:tabs>
             <w:rPr/>
           </w:pPr>
-          <w:hyperlink w:anchor="__RefHeading___Toc2221_3699639650">
+          <w:hyperlink w:anchor="__RefHeading___Toc2312_1442826027">
             <w:r>
               <w:rPr>
                 <w:rStyle w:val="IndexLink"/>
@@ -242,7 +242,7 @@
             </w:tabs>
             <w:rPr/>
           </w:pPr>
-          <w:hyperlink w:anchor="__RefHeading___Toc2223_3699639650">
+          <w:hyperlink w:anchor="__RefHeading___Toc2314_1442826027">
             <w:r>
               <w:rPr>
                 <w:rStyle w:val="IndexLink"/>
@@ -262,7 +262,7 @@
             </w:tabs>
             <w:rPr/>
           </w:pPr>
-          <w:hyperlink w:anchor="__RefHeading___Toc2225_3699639650">
+          <w:hyperlink w:anchor="__RefHeading___Toc2316_1442826027">
             <w:r>
               <w:rPr>
                 <w:rStyle w:val="IndexLink"/>
@@ -282,7 +282,7 @@
             </w:tabs>
             <w:rPr/>
           </w:pPr>
-          <w:hyperlink w:anchor="__RefHeading___Toc2227_3699639650">
+          <w:hyperlink w:anchor="__RefHeading___Toc2318_1442826027">
             <w:r>
               <w:rPr>
                 <w:rStyle w:val="IndexLink"/>
@@ -302,7 +302,7 @@
             </w:tabs>
             <w:rPr/>
           </w:pPr>
-          <w:hyperlink w:anchor="__RefHeading___Toc2229_3699639650">
+          <w:hyperlink w:anchor="__RefHeading___Toc2320_1442826027">
             <w:r>
               <w:rPr>
                 <w:rStyle w:val="IndexLink"/>
@@ -322,7 +322,7 @@
             </w:tabs>
             <w:rPr/>
           </w:pPr>
-          <w:hyperlink w:anchor="__RefHeading___Toc2231_3699639650">
+          <w:hyperlink w:anchor="__RefHeading___Toc2322_1442826027">
             <w:r>
               <w:rPr>
                 <w:rStyle w:val="IndexLink"/>
@@ -342,7 +342,7 @@
             </w:tabs>
             <w:rPr/>
           </w:pPr>
-          <w:hyperlink w:anchor="__RefHeading___Toc2233_3699639650">
+          <w:hyperlink w:anchor="__RefHeading___Toc2324_1442826027">
             <w:r>
               <w:rPr>
                 <w:rStyle w:val="IndexLink"/>
@@ -362,7 +362,7 @@
             </w:tabs>
             <w:rPr/>
           </w:pPr>
-          <w:hyperlink w:anchor="__RefHeading___Toc2235_3699639650">
+          <w:hyperlink w:anchor="__RefHeading___Toc2326_1442826027">
             <w:r>
               <w:rPr>
                 <w:rStyle w:val="IndexLink"/>
@@ -382,7 +382,7 @@
             </w:tabs>
             <w:rPr/>
           </w:pPr>
-          <w:hyperlink w:anchor="__RefHeading___Toc2237_3699639650">
+          <w:hyperlink w:anchor="__RefHeading___Toc2328_1442826027">
             <w:r>
               <w:rPr>
                 <w:rStyle w:val="IndexLink"/>
@@ -402,7 +402,7 @@
             </w:tabs>
             <w:rPr/>
           </w:pPr>
-          <w:hyperlink w:anchor="__RefHeading___Toc2239_3699639650">
+          <w:hyperlink w:anchor="__RefHeading___Toc2330_1442826027">
             <w:r>
               <w:rPr>
                 <w:rStyle w:val="IndexLink"/>
@@ -422,7 +422,7 @@
             </w:tabs>
             <w:rPr/>
           </w:pPr>
-          <w:hyperlink w:anchor="__RefHeading___Toc2241_3699639650">
+          <w:hyperlink w:anchor="__RefHeading___Toc2332_1442826027">
             <w:r>
               <w:rPr>
                 <w:rStyle w:val="IndexLink"/>
@@ -442,7 +442,7 @@
             </w:tabs>
             <w:rPr/>
           </w:pPr>
-          <w:hyperlink w:anchor="__RefHeading___Toc2243_3699639650">
+          <w:hyperlink w:anchor="__RefHeading___Toc2334_1442826027">
             <w:r>
               <w:rPr>
                 <w:rStyle w:val="IndexLink"/>
@@ -462,7 +462,7 @@
             </w:tabs>
             <w:rPr/>
           </w:pPr>
-          <w:hyperlink w:anchor="__RefHeading___Toc2245_3699639650">
+          <w:hyperlink w:anchor="__RefHeading___Toc2336_1442826027">
             <w:r>
               <w:rPr>
                 <w:rStyle w:val="IndexLink"/>
@@ -482,7 +482,7 @@
             </w:tabs>
             <w:rPr/>
           </w:pPr>
-          <w:hyperlink w:anchor="__RefHeading___Toc2247_3699639650">
+          <w:hyperlink w:anchor="__RefHeading___Toc2338_1442826027">
             <w:r>
               <w:rPr>
                 <w:rStyle w:val="IndexLink"/>
@@ -502,7 +502,7 @@
             </w:tabs>
             <w:rPr/>
           </w:pPr>
-          <w:hyperlink w:anchor="__RefHeading___Toc2249_3699639650">
+          <w:hyperlink w:anchor="__RefHeading___Toc2340_1442826027">
             <w:r>
               <w:rPr>
                 <w:rStyle w:val="IndexLink"/>
@@ -522,7 +522,7 @@
             </w:tabs>
             <w:rPr/>
           </w:pPr>
-          <w:hyperlink w:anchor="__RefHeading___Toc2251_3699639650">
+          <w:hyperlink w:anchor="__RefHeading___Toc2342_1442826027">
             <w:r>
               <w:rPr>
                 <w:rStyle w:val="IndexLink"/>
@@ -542,7 +542,7 @@
             </w:tabs>
             <w:rPr/>
           </w:pPr>
-          <w:hyperlink w:anchor="__RefHeading___Toc2253_3699639650">
+          <w:hyperlink w:anchor="__RefHeading___Toc2344_1442826027">
             <w:r>
               <w:rPr>
                 <w:rStyle w:val="IndexLink"/>
@@ -562,7 +562,7 @@
             </w:tabs>
             <w:rPr/>
           </w:pPr>
-          <w:hyperlink w:anchor="__RefHeading___Toc2255_3699639650">
+          <w:hyperlink w:anchor="__RefHeading___Toc2346_1442826027">
             <w:r>
               <w:rPr>
                 <w:rStyle w:val="IndexLink"/>
@@ -582,7 +582,7 @@
             </w:tabs>
             <w:rPr/>
           </w:pPr>
-          <w:hyperlink w:anchor="__RefHeading___Toc2257_3699639650">
+          <w:hyperlink w:anchor="__RefHeading___Toc2348_1442826027">
             <w:r>
               <w:rPr>
                 <w:rStyle w:val="IndexLink"/>
@@ -602,7 +602,7 @@
             </w:tabs>
             <w:rPr/>
           </w:pPr>
-          <w:hyperlink w:anchor="__RefHeading___Toc2259_3699639650">
+          <w:hyperlink w:anchor="__RefHeading___Toc2350_1442826027">
             <w:r>
               <w:rPr>
                 <w:rStyle w:val="IndexLink"/>
@@ -622,7 +622,7 @@
             </w:tabs>
             <w:rPr/>
           </w:pPr>
-          <w:hyperlink w:anchor="__RefHeading___Toc2261_3699639650">
+          <w:hyperlink w:anchor="__RefHeading___Toc2352_1442826027">
             <w:r>
               <w:rPr>
                 <w:rStyle w:val="IndexLink"/>
@@ -642,7 +642,7 @@
             </w:tabs>
             <w:rPr/>
           </w:pPr>
-          <w:hyperlink w:anchor="__RefHeading___Toc2263_3699639650">
+          <w:hyperlink w:anchor="__RefHeading___Toc2354_1442826027">
             <w:r>
               <w:rPr>
                 <w:rStyle w:val="IndexLink"/>
@@ -662,7 +662,7 @@
             </w:tabs>
             <w:rPr/>
           </w:pPr>
-          <w:hyperlink w:anchor="__RefHeading___Toc2265_3699639650">
+          <w:hyperlink w:anchor="__RefHeading___Toc2356_1442826027">
             <w:r>
               <w:rPr>
                 <w:rStyle w:val="IndexLink"/>
@@ -682,7 +682,7 @@
             </w:tabs>
             <w:rPr/>
           </w:pPr>
-          <w:hyperlink w:anchor="__RefHeading___Toc2267_3699639650">
+          <w:hyperlink w:anchor="__RefHeading___Toc2358_1442826027">
             <w:r>
               <w:rPr>
                 <w:rStyle w:val="IndexLink"/>
@@ -702,7 +702,7 @@
             </w:tabs>
             <w:rPr/>
           </w:pPr>
-          <w:hyperlink w:anchor="__RefHeading___Toc2269_3699639650">
+          <w:hyperlink w:anchor="__RefHeading___Toc2360_1442826027">
             <w:r>
               <w:rPr>
                 <w:rStyle w:val="IndexLink"/>
@@ -722,12 +722,12 @@
             </w:tabs>
             <w:rPr/>
           </w:pPr>
-          <w:hyperlink w:anchor="__RefHeading___Toc2271_3699639650">
+          <w:hyperlink w:anchor="__RefHeading___Toc2362_1442826027">
             <w:r>
               <w:rPr>
                 <w:rStyle w:val="IndexLink"/>
               </w:rPr>
-              <w:t>exposure_sheet</w:t>
+              <w:t>episode</w:t>
               <w:tab/>
               <w:t>17</w:t>
             </w:r>
@@ -742,12 +742,12 @@
             </w:tabs>
             <w:rPr/>
           </w:pPr>
-          <w:hyperlink w:anchor="__RefHeading___Toc2273_3699639650">
+          <w:hyperlink w:anchor="__RefHeading___Toc2364_1442826027">
             <w:r>
               <w:rPr>
                 <w:rStyle w:val="IndexLink"/>
               </w:rPr>
-              <w:t>frame</w:t>
+              <w:t>exposure_sheet</w:t>
               <w:tab/>
               <w:t>17</w:t>
             </w:r>
@@ -762,12 +762,12 @@
             </w:tabs>
             <w:rPr/>
           </w:pPr>
-          <w:hyperlink w:anchor="__RefHeading___Toc2275_3699639650">
+          <w:hyperlink w:anchor="__RefHeading___Toc2366_1442826027">
             <w:r>
               <w:rPr>
                 <w:rStyle w:val="IndexLink"/>
               </w:rPr>
-              <w:t>keyframe</w:t>
+              <w:t>frame</w:t>
               <w:tab/>
               <w:t>18</w:t>
             </w:r>
@@ -782,12 +782,12 @@
             </w:tabs>
             <w:rPr/>
           </w:pPr>
-          <w:hyperlink w:anchor="__RefHeading___Toc2277_3699639650">
+          <w:hyperlink w:anchor="__RefHeading___Toc2368_1442826027">
             <w:r>
               <w:rPr>
                 <w:rStyle w:val="IndexLink"/>
               </w:rPr>
-              <w:t>layer</w:t>
+              <w:t>keyframe</w:t>
               <w:tab/>
               <w:t>19</w:t>
             </w:r>
@@ -802,12 +802,12 @@
             </w:tabs>
             <w:rPr/>
           </w:pPr>
-          <w:hyperlink w:anchor="__RefHeading___Toc2279_3699639650">
+          <w:hyperlink w:anchor="__RefHeading___Toc2370_1442826027">
             <w:r>
               <w:rPr>
                 <w:rStyle w:val="IndexLink"/>
               </w:rPr>
-              <w:t>note</w:t>
+              <w:t>layer</w:t>
               <w:tab/>
               <w:t>19</w:t>
             </w:r>
@@ -822,12 +822,12 @@
             </w:tabs>
             <w:rPr/>
           </w:pPr>
-          <w:hyperlink w:anchor="__RefHeading___Toc2281_3699639650">
+          <w:hyperlink w:anchor="__RefHeading___Toc2372_1442826027">
             <w:r>
               <w:rPr>
                 <w:rStyle w:val="IndexLink"/>
               </w:rPr>
-              <w:t>production</w:t>
+              <w:t>note</w:t>
               <w:tab/>
               <w:t>20</w:t>
             </w:r>
@@ -842,14 +842,14 @@
             </w:tabs>
             <w:rPr/>
           </w:pPr>
-          <w:hyperlink w:anchor="__RefHeading___Toc2283_3699639650">
+          <w:hyperlink w:anchor="__RefHeading___Toc2374_1442826027">
             <w:r>
               <w:rPr>
                 <w:rStyle w:val="IndexLink"/>
               </w:rPr>
-              <w:t>project</w:t>
+              <w:t>production</w:t>
               <w:tab/>
-              <w:t>20</w:t>
+              <w:t>21</w:t>
             </w:r>
           </w:hyperlink>
         </w:p>
@@ -862,12 +862,12 @@
             </w:tabs>
             <w:rPr/>
           </w:pPr>
-          <w:hyperlink w:anchor="__RefHeading___Toc2285_3699639650">
+          <w:hyperlink w:anchor="__RefHeading___Toc2376_1442826027">
             <w:r>
               <w:rPr>
                 <w:rStyle w:val="IndexLink"/>
               </w:rPr>
-              <w:t>project_by_user</w:t>
+              <w:t>project</w:t>
               <w:tab/>
               <w:t>21</w:t>
             </w:r>
@@ -882,14 +882,14 @@
             </w:tabs>
             <w:rPr/>
           </w:pPr>
-          <w:hyperlink w:anchor="__RefHeading___Toc2287_3699639650">
+          <w:hyperlink w:anchor="__RefHeading___Toc2378_1442826027">
             <w:r>
               <w:rPr>
                 <w:rStyle w:val="IndexLink"/>
               </w:rPr>
-              <w:t>project_member</w:t>
+              <w:t>project_by_user</w:t>
               <w:tab/>
-              <w:t>21</w:t>
+              <w:t>22</w:t>
             </w:r>
           </w:hyperlink>
         </w:p>
@@ -902,12 +902,12 @@
             </w:tabs>
             <w:rPr/>
           </w:pPr>
-          <w:hyperlink w:anchor="__RefHeading___Toc2289_3699639650">
+          <w:hyperlink w:anchor="__RefHeading___Toc2380_1442826027">
             <w:r>
               <w:rPr>
                 <w:rStyle w:val="IndexLink"/>
               </w:rPr>
-              <w:t>review</w:t>
+              <w:t>project_member</w:t>
               <w:tab/>
               <w:t>22</w:t>
             </w:r>
@@ -922,14 +922,14 @@
             </w:tabs>
             <w:rPr/>
           </w:pPr>
-          <w:hyperlink w:anchor="__RefHeading___Toc2291_3699639650">
+          <w:hyperlink w:anchor="__RefHeading___Toc2382_1442826027">
             <w:r>
               <w:rPr>
                 <w:rStyle w:val="IndexLink"/>
               </w:rPr>
-              <w:t>review_by_frame</w:t>
+              <w:t>review</w:t>
               <w:tab/>
-              <w:t>22</w:t>
+              <w:t>23</w:t>
             </w:r>
           </w:hyperlink>
         </w:p>
@@ -942,12 +942,12 @@
             </w:tabs>
             <w:rPr/>
           </w:pPr>
-          <w:hyperlink w:anchor="__RefHeading___Toc2293_3699639650">
+          <w:hyperlink w:anchor="__RefHeading___Toc2384_1442826027">
             <w:r>
               <w:rPr>
                 <w:rStyle w:val="IndexLink"/>
               </w:rPr>
-              <w:t>revision</w:t>
+              <w:t>review_by_frame</w:t>
               <w:tab/>
               <w:t>23</w:t>
             </w:r>
@@ -962,14 +962,14 @@
             </w:tabs>
             <w:rPr/>
           </w:pPr>
-          <w:hyperlink w:anchor="__RefHeading___Toc2295_3699639650">
+          <w:hyperlink w:anchor="__RefHeading___Toc2386_1442826027">
             <w:r>
               <w:rPr>
                 <w:rStyle w:val="IndexLink"/>
               </w:rPr>
-              <w:t>scene</w:t>
+              <w:t>revision</w:t>
               <w:tab/>
-              <w:t>23</w:t>
+              <w:t>24</w:t>
             </w:r>
           </w:hyperlink>
         </w:p>
@@ -982,12 +982,12 @@
             </w:tabs>
             <w:rPr/>
           </w:pPr>
-          <w:hyperlink w:anchor="__RefHeading___Toc2297_3699639650">
+          <w:hyperlink w:anchor="__RefHeading___Toc2388_1442826027">
             <w:r>
               <w:rPr>
                 <w:rStyle w:val="IndexLink"/>
               </w:rPr>
-              <w:t>sequence</w:t>
+              <w:t>scene</w:t>
               <w:tab/>
               <w:t>24</w:t>
             </w:r>
@@ -1002,14 +1002,14 @@
             </w:tabs>
             <w:rPr/>
           </w:pPr>
-          <w:hyperlink w:anchor="__RefHeading___Toc2299_3699639650">
+          <w:hyperlink w:anchor="__RefHeading___Toc2390_1442826027">
             <w:r>
               <w:rPr>
                 <w:rStyle w:val="IndexLink"/>
               </w:rPr>
-              <w:t>shot</w:t>
+              <w:t>sequence</w:t>
               <w:tab/>
-              <w:t>24</w:t>
+              <w:t>25</w:t>
             </w:r>
           </w:hyperlink>
         </w:p>
@@ -1022,12 +1022,12 @@
             </w:tabs>
             <w:rPr/>
           </w:pPr>
-          <w:hyperlink w:anchor="__RefHeading___Toc2301_3699639650">
+          <w:hyperlink w:anchor="__RefHeading___Toc2392_1442826027">
             <w:r>
               <w:rPr>
                 <w:rStyle w:val="IndexLink"/>
               </w:rPr>
-              <w:t>timeline</w:t>
+              <w:t>shot</w:t>
               <w:tab/>
               <w:t>25</w:t>
             </w:r>
@@ -1042,14 +1042,14 @@
             </w:tabs>
             <w:rPr/>
           </w:pPr>
-          <w:hyperlink w:anchor="__RefHeading___Toc2303_3699639650">
+          <w:hyperlink w:anchor="__RefHeading___Toc2394_1442826027">
             <w:r>
               <w:rPr>
                 <w:rStyle w:val="IndexLink"/>
               </w:rPr>
-              <w:t>track</w:t>
+              <w:t>timeline</w:t>
               <w:tab/>
-              <w:t>25</w:t>
+              <w:t>26</w:t>
             </w:r>
           </w:hyperlink>
         </w:p>
@@ -1062,14 +1062,14 @@
             </w:tabs>
             <w:rPr/>
           </w:pPr>
-          <w:hyperlink w:anchor="__RefHeading___Toc2305_3699639650">
+          <w:hyperlink w:anchor="__RefHeading___Toc2396_1442826027">
             <w:r>
               <w:rPr>
                 <w:rStyle w:val="IndexLink"/>
               </w:rPr>
-              <w:t>user</w:t>
+              <w:t>track</w:t>
               <w:tab/>
-              <w:t>26</w:t>
+              <w:t>27</w:t>
             </w:r>
           </w:hyperlink>
         </w:p>
@@ -1082,14 +1082,14 @@
             </w:tabs>
             <w:rPr/>
           </w:pPr>
-          <w:hyperlink w:anchor="__RefHeading___Toc2307_3699639650">
+          <w:hyperlink w:anchor="__RefHeading___Toc2398_1442826027">
             <w:r>
               <w:rPr>
                 <w:rStyle w:val="IndexLink"/>
               </w:rPr>
-              <w:t>user_by_email</w:t>
+              <w:t>user</w:t>
               <w:tab/>
-              <w:t>26</w:t>
+              <w:t>27</w:t>
             </w:r>
           </w:hyperlink>
         </w:p>
@@ -1102,14 +1102,34 @@
             </w:tabs>
             <w:rPr/>
           </w:pPr>
-          <w:hyperlink w:anchor="__RefHeading___Toc2309_3699639650">
+          <w:hyperlink w:anchor="__RefHeading___Toc2400_1442826027">
+            <w:r>
+              <w:rPr>
+                <w:rStyle w:val="IndexLink"/>
+              </w:rPr>
+              <w:t>user_by_email</w:t>
+              <w:tab/>
+              <w:t>28</w:t>
+            </w:r>
+          </w:hyperlink>
+        </w:p>
+        <w:p>
+          <w:pPr>
+            <w:pStyle w:val="TOC3"/>
+            <w:tabs>
+              <w:tab w:val="clear" w:pos="8793"/>
+              <w:tab w:val="right" w:pos="9359" w:leader="dot"/>
+            </w:tabs>
+            <w:rPr/>
+          </w:pPr>
+          <w:hyperlink w:anchor="__RefHeading___Toc2402_1442826027">
             <w:r>
               <w:rPr>
                 <w:rStyle w:val="IndexLink"/>
               </w:rPr>
               <w:t>version_control</w:t>
               <w:tab/>
-              <w:t>27</w:t>
+              <w:t>28</w:t>
             </w:r>
           </w:hyperlink>
         </w:p>
@@ -1122,14 +1142,14 @@
             </w:tabs>
             <w:rPr/>
           </w:pPr>
-          <w:hyperlink w:anchor="__RefHeading___Toc2311_3699639650">
+          <w:hyperlink w:anchor="__RefHeading___Toc2404_1442826027">
             <w:r>
               <w:rPr>
                 <w:rStyle w:val="IndexLink"/>
               </w:rPr>
               <w:t>5. Configuration</w:t>
               <w:tab/>
-              <w:t>28</w:t>
+              <w:t>29</w:t>
             </w:r>
           </w:hyperlink>
         </w:p>
@@ -1142,14 +1162,14 @@
             </w:tabs>
             <w:rPr/>
           </w:pPr>
-          <w:hyperlink w:anchor="__RefHeading___Toc2313_3699639650">
+          <w:hyperlink w:anchor="__RefHeading___Toc2406_1442826027">
             <w:r>
               <w:rPr>
                 <w:rStyle w:val="IndexLink"/>
               </w:rPr>
               <w:t>6. Example Session</w:t>
               <w:tab/>
-              <w:t>29</w:t>
+              <w:t>30</w:t>
             </w:r>
           </w:hyperlink>
           <w:r>
@@ -1192,7 +1212,7 @@
         <w:spacing w:before="0" w:after="160"/>
         <w:rPr/>
       </w:pPr>
-      <w:bookmarkStart w:id="0" w:name="__RefHeading___Toc2209_3699639650"/>
+      <w:bookmarkStart w:id="0" w:name="__RefHeading___Toc2300_1442826027"/>
       <w:bookmarkEnd w:id="0"/>
       <w:r>
         <w:rPr/>
@@ -1204,7 +1224,7 @@
         <w:pStyle w:val="Heading2"/>
         <w:rPr/>
       </w:pPr>
-      <w:bookmarkStart w:id="1" w:name="__RefHeading___Toc2211_3699639650"/>
+      <w:bookmarkStart w:id="1" w:name="__RefHeading___Toc2302_1442826027"/>
       <w:bookmarkEnd w:id="1"/>
       <w:r>
         <w:rPr/>
@@ -1348,7 +1368,7 @@
         <w:pStyle w:val="Heading2"/>
         <w:rPr/>
       </w:pPr>
-      <w:bookmarkStart w:id="2" w:name="__RefHeading___Toc2213_3699639650"/>
+      <w:bookmarkStart w:id="2" w:name="__RefHeading___Toc2304_1442826027"/>
       <w:bookmarkEnd w:id="2"/>
       <w:r>
         <w:rPr/>
@@ -1393,7 +1413,7 @@
         <w:pStyle w:val="Heading2"/>
         <w:rPr/>
       </w:pPr>
-      <w:bookmarkStart w:id="3" w:name="__RefHeading___Toc2215_3699639650"/>
+      <w:bookmarkStart w:id="3" w:name="__RefHeading___Toc2306_1442826027"/>
       <w:bookmarkEnd w:id="3"/>
       <w:r>
         <w:rPr/>
@@ -1480,7 +1500,7 @@
         <w:pStyle w:val="Heading2"/>
         <w:rPr/>
       </w:pPr>
-      <w:bookmarkStart w:id="4" w:name="__RefHeading___Toc2217_3699639650"/>
+      <w:bookmarkStart w:id="4" w:name="__RefHeading___Toc2308_1442826027"/>
       <w:bookmarkEnd w:id="4"/>
       <w:r>
         <w:rPr/>
@@ -1544,7 +1564,7 @@
         <w:pStyle w:val="Heading2"/>
         <w:rPr/>
       </w:pPr>
-      <w:bookmarkStart w:id="5" w:name="__RefHeading___Toc2219_3699639650"/>
+      <w:bookmarkStart w:id="5" w:name="__RefHeading___Toc2310_1442826027"/>
       <w:bookmarkEnd w:id="5"/>
       <w:r>
         <w:rPr/>
@@ -1597,7 +1617,7 @@
         <w:pStyle w:val="Heading2"/>
         <w:rPr/>
       </w:pPr>
-      <w:bookmarkStart w:id="6" w:name="__RefHeading___Toc2221_3699639650"/>
+      <w:bookmarkStart w:id="6" w:name="__RefHeading___Toc2312_1442826027"/>
       <w:bookmarkEnd w:id="6"/>
       <w:r>
         <w:rPr/>
@@ -2504,7 +2524,7 @@
         <w:pStyle w:val="Heading2"/>
         <w:rPr/>
       </w:pPr>
-      <w:bookmarkStart w:id="7" w:name="__RefHeading___Toc2223_3699639650"/>
+      <w:bookmarkStart w:id="7" w:name="__RefHeading___Toc2314_1442826027"/>
       <w:bookmarkEnd w:id="7"/>
       <w:r>
         <w:rPr/>
@@ -2538,7 +2558,7 @@
         <w:pStyle w:val="Heading2"/>
         <w:rPr/>
       </w:pPr>
-      <w:bookmarkStart w:id="8" w:name="__RefHeading___Toc2225_3699639650"/>
+      <w:bookmarkStart w:id="8" w:name="__RefHeading___Toc2316_1442826027"/>
       <w:bookmarkEnd w:id="8"/>
       <w:r>
         <w:rPr/>
@@ -2971,7 +2991,7 @@
         <w:spacing w:before="0" w:after="160"/>
         <w:rPr/>
       </w:pPr>
-      <w:bookmarkStart w:id="9" w:name="__RefHeading___Toc2227_3699639650"/>
+      <w:bookmarkStart w:id="9" w:name="__RefHeading___Toc2318_1442826027"/>
       <w:bookmarkEnd w:id="9"/>
       <w:r>
         <w:rPr/>
@@ -4285,7 +4305,7 @@
         <w:pStyle w:val="Heading2"/>
         <w:rPr/>
       </w:pPr>
-      <w:bookmarkStart w:id="10" w:name="__RefHeading___Toc2229_3699639650"/>
+      <w:bookmarkStart w:id="10" w:name="__RefHeading___Toc2320_1442826027"/>
       <w:bookmarkEnd w:id="10"/>
       <w:r>
         <w:rPr/>
@@ -4391,7 +4411,7 @@
         <w:pStyle w:val="Heading2"/>
         <w:rPr/>
       </w:pPr>
-      <w:bookmarkStart w:id="11" w:name="__RefHeading___Toc2231_3699639650"/>
+      <w:bookmarkStart w:id="11" w:name="__RefHeading___Toc2322_1442826027"/>
       <w:bookmarkEnd w:id="11"/>
       <w:r>
         <w:rPr/>
@@ -4425,7 +4445,7 @@
         <w:pStyle w:val="Heading2"/>
         <w:rPr/>
       </w:pPr>
-      <w:bookmarkStart w:id="12" w:name="__RefHeading___Toc2233_3699639650"/>
+      <w:bookmarkStart w:id="12" w:name="__RefHeading___Toc2324_1442826027"/>
       <w:bookmarkEnd w:id="12"/>
       <w:r>
         <w:rPr/>
@@ -4701,6 +4721,33 @@
           <w:sz w:val="18"/>
           <w:szCs w:val="18"/>
         </w:rPr>
+        <w:t>{ "name": "episode_id",  "type": "text",  "kind": "partition_key" },</w:t>
+      </w:r>
+    </w:p>
+    <w:p>
+      <w:pPr>
+        <w:pStyle w:val="Normal"/>
+        <w:keepNext w:val="true"/>
+        <w:keepLines/>
+        <w:shd w:val="clear" w:color="auto" w:fill="F1F4F8"/>
+        <w:spacing w:lineRule="exact" w:line="252" w:before="0" w:after="0"/>
+        <w:ind w:left="120" w:right="120"/>
+        <w:rPr/>
+      </w:pPr>
+      <w:r>
+        <w:rPr>
+          <w:rFonts w:eastAsia="Consolas" w:cs="Consolas" w:ascii="Consolas" w:hAnsi="Consolas"/>
+          <w:sz w:val="18"/>
+          <w:szCs w:val="18"/>
+        </w:rPr>
+        <w:t xml:space="preserve">        </w:t>
+      </w:r>
+      <w:r>
+        <w:rPr>
+          <w:rFonts w:eastAsia="Consolas" w:cs="Consolas" w:ascii="Consolas" w:hAnsi="Consolas"/>
+          <w:sz w:val="18"/>
+          <w:szCs w:val="18"/>
+        </w:rPr>
         <w:t>{ "name": "sequence_id", "type": "text",  "kind": "partition_key" },</w:t>
       </w:r>
     </w:p>
@@ -4863,7 +4910,7 @@
           <w:sz w:val="18"/>
           <w:szCs w:val="18"/>
         </w:rPr>
-        <w:t>"partitionKey": ["project_id", "sequence_id", "scene_id", "shot_id"],</w:t>
+        <w:t>"partitionKey": ["project_id", "episode_id", "sequence_id", "scene_id", "shot_id"],</w:t>
       </w:r>
     </w:p>
     <w:p>
@@ -4971,7 +5018,7 @@
           <w:sz w:val="18"/>
           <w:szCs w:val="18"/>
         </w:rPr>
-        <w:t>"path": "/api/v1/shot/{project_id}/{sequence_id}/{scene_id}/{shot_id}"</w:t>
+        <w:t>"path": "/api/v1/shot/{project_id}/{episode_id}/{sequence_id}/{scene_id}/{shot_id}"</w:t>
       </w:r>
     </w:p>
     <w:p>
@@ -5624,7 +5671,7 @@
         <w:pStyle w:val="Heading2"/>
         <w:rPr/>
       </w:pPr>
-      <w:bookmarkStart w:id="13" w:name="__RefHeading___Toc2235_3699639650"/>
+      <w:bookmarkStart w:id="13" w:name="__RefHeading___Toc2326_1442826027"/>
       <w:bookmarkEnd w:id="13"/>
       <w:r>
         <w:rPr/>
@@ -5647,7 +5694,7 @@
         <w:pStyle w:val="Heading2"/>
         <w:rPr/>
       </w:pPr>
-      <w:bookmarkStart w:id="14" w:name="__RefHeading___Toc2237_3699639650"/>
+      <w:bookmarkStart w:id="14" w:name="__RefHeading___Toc2328_1442826027"/>
       <w:bookmarkEnd w:id="14"/>
       <w:r>
         <w:rPr/>
@@ -6554,7 +6601,7 @@
           <w:sz w:val="18"/>
           <w:szCs w:val="18"/>
         </w:rPr>
-        <w:t>"sequence_id": "SQ010",</w:t>
+        <w:t>"episode_id": "EP01",</w:t>
       </w:r>
     </w:p>
     <w:p>
@@ -6716,7 +6763,7 @@
           <w:sz w:val="18"/>
           <w:szCs w:val="18"/>
         </w:rPr>
-        <w:t>"sequence_id": "SQ020",</w:t>
+        <w:t>"episode_id": "EP02",</w:t>
       </w:r>
     </w:p>
     <w:p>
@@ -6914,7 +6961,7 @@
         <w:pStyle w:val="Heading2"/>
         <w:rPr/>
       </w:pPr>
-      <w:bookmarkStart w:id="15" w:name="__RefHeading___Toc2239_3699639650"/>
+      <w:bookmarkStart w:id="15" w:name="__RefHeading___Toc2330_1442826027"/>
       <w:bookmarkEnd w:id="15"/>
       <w:r>
         <w:rPr/>
@@ -7190,7 +7237,7 @@
         <w:pStyle w:val="Heading2"/>
         <w:rPr/>
       </w:pPr>
-      <w:bookmarkStart w:id="16" w:name="__RefHeading___Toc2241_3699639650"/>
+      <w:bookmarkStart w:id="16" w:name="__RefHeading___Toc2332_1442826027"/>
       <w:bookmarkEnd w:id="16"/>
       <w:r>
         <w:rPr/>
@@ -7306,7 +7353,7 @@
           <w:sz w:val="18"/>
           <w:szCs w:val="18"/>
         </w:rPr>
-        <w:t>-d '{"project_id":"demo","sequence_id":"SQ010","scene_id":"SC010",</w:t>
+        <w:t>-d '{"project_id":"demo","episode_id":"EP01","sequence_id":"SQ010",</w:t>
       </w:r>
     </w:p>
     <w:p>
@@ -7333,7 +7380,7 @@
           <w:sz w:val="18"/>
           <w:szCs w:val="18"/>
         </w:rPr>
-        <w:t>"shot_id":"SH010","layer_id":"L1","name":"Background",</w:t>
+        <w:t>"scene_id":"SC010","shot_id":"SH010","layer_id":"L1","name":"Background",</w:t>
       </w:r>
     </w:p>
     <w:p>
@@ -7415,7 +7462,7 @@
           <w:sz w:val="18"/>
           <w:szCs w:val="18"/>
         </w:rPr>
-        <w:t>Location: /api/v1/layer/demo/SQ010/SC010/SH010/L1</w:t>
+        <w:t>Location: /api/v1/layer/demo/EP01/SQ010/SC010/SH010/L1</w:t>
       </w:r>
     </w:p>
     <w:p>
@@ -7507,6 +7554,33 @@
           <w:sz w:val="18"/>
           <w:szCs w:val="18"/>
         </w:rPr>
+        <w:t>"episode_id": "EP01",</w:t>
+      </w:r>
+    </w:p>
+    <w:p>
+      <w:pPr>
+        <w:pStyle w:val="Normal"/>
+        <w:keepNext w:val="true"/>
+        <w:keepLines/>
+        <w:shd w:val="clear" w:color="auto" w:fill="F1F4F8"/>
+        <w:spacing w:lineRule="exact" w:line="252" w:before="0" w:after="0"/>
+        <w:ind w:left="120" w:right="120"/>
+        <w:rPr/>
+      </w:pPr>
+      <w:r>
+        <w:rPr>
+          <w:rFonts w:eastAsia="Consolas" w:cs="Consolas" w:ascii="Consolas" w:hAnsi="Consolas"/>
+          <w:sz w:val="18"/>
+          <w:szCs w:val="18"/>
+        </w:rPr>
+        <w:t xml:space="preserve">  </w:t>
+      </w:r>
+      <w:r>
+        <w:rPr>
+          <w:rFonts w:eastAsia="Consolas" w:cs="Consolas" w:ascii="Consolas" w:hAnsi="Consolas"/>
+          <w:sz w:val="18"/>
+          <w:szCs w:val="18"/>
+        </w:rPr>
         <w:t>"sequence_id": "SQ010",</w:t>
       </w:r>
     </w:p>
@@ -7778,7 +7852,7 @@
         <w:keepNext w:val="true"/>
         <w:rPr/>
       </w:pPr>
-      <w:bookmarkStart w:id="17" w:name="__RefHeading___Toc2243_3699639650"/>
+      <w:bookmarkStart w:id="17" w:name="__RefHeading___Toc2334_1442826027"/>
       <w:bookmarkEnd w:id="17"/>
       <w:r>
         <w:rPr/>
@@ -7793,7 +7867,7 @@
       </w:pPr>
       <w:r>
         <w:rPr/>
-        <w:t>Some tables have static columns, which are stored once for a whole partition and shared by its rows (timeline: name and description; audio_tracks: description). To set them, send a body that has the partition key and only static columns. This sets the values for the partition and does not create a row; sending it again overwrites them. The response has the status 201.</w:t>
+        <w:t>Some tables have static columns, which are stored once for a whole partition and shared by its rows (timeline: name and description; audio_tracks: description; episode: episode_url; sequence: sequence_url; scene: scene_url). To set them, send a body that has the partition key and only static columns. This sets the values for the partition and does not create a row; sending it again overwrites them. The response has the status 201.</w:t>
       </w:r>
     </w:p>
     <w:p>
@@ -7847,7 +7921,7 @@
         <w:pStyle w:val="Heading2"/>
         <w:rPr/>
       </w:pPr>
-      <w:bookmarkStart w:id="18" w:name="__RefHeading___Toc2245_3699639650"/>
+      <w:bookmarkStart w:id="18" w:name="__RefHeading___Toc2336_1442826027"/>
       <w:bookmarkEnd w:id="18"/>
       <w:r>
         <w:rPr/>
@@ -8134,7 +8208,7 @@
         <w:pStyle w:val="Heading2"/>
         <w:rPr/>
       </w:pPr>
-      <w:bookmarkStart w:id="19" w:name="__RefHeading___Toc2247_3699639650"/>
+      <w:bookmarkStart w:id="19" w:name="__RefHeading___Toc2338_1442826027"/>
       <w:bookmarkEnd w:id="19"/>
       <w:r>
         <w:rPr/>
@@ -8411,7 +8485,7 @@
         <w:keepNext w:val="true"/>
         <w:rPr/>
       </w:pPr>
-      <w:bookmarkStart w:id="20" w:name="__RefHeading___Toc2249_3699639650"/>
+      <w:bookmarkStart w:id="20" w:name="__RefHeading___Toc2340_1442826027"/>
       <w:bookmarkEnd w:id="20"/>
       <w:r>
         <w:rPr/>
@@ -8453,7 +8527,7 @@
         <w:pStyle w:val="Heading2"/>
         <w:rPr/>
       </w:pPr>
-      <w:bookmarkStart w:id="21" w:name="__RefHeading___Toc2251_3699639650"/>
+      <w:bookmarkStart w:id="21" w:name="__RefHeading___Toc2342_1442826027"/>
       <w:bookmarkEnd w:id="21"/>
       <w:r>
         <w:rPr/>
@@ -8548,7 +8622,7 @@
         <w:pStyle w:val="Heading1"/>
         <w:rPr/>
       </w:pPr>
-      <w:bookmarkStart w:id="22" w:name="__RefHeading___Toc2253_3699639650"/>
+      <w:bookmarkStart w:id="22" w:name="__RefHeading___Toc2344_1442826027"/>
       <w:bookmarkEnd w:id="22"/>
       <w:r>
         <w:rPr/>
@@ -9320,7 +9394,7 @@
         <w:spacing w:before="0" w:after="160"/>
         <w:rPr/>
       </w:pPr>
-      <w:bookmarkStart w:id="23" w:name="__RefHeading___Toc2255_3699639650"/>
+      <w:bookmarkStart w:id="23" w:name="__RefHeading___Toc2346_1442826027"/>
       <w:bookmarkEnd w:id="23"/>
       <w:r>
         <w:rPr/>
@@ -9344,7 +9418,7 @@
         <w:keepNext w:val="true"/>
         <w:rPr/>
       </w:pPr>
-      <w:bookmarkStart w:id="24" w:name="__RefHeading___Toc2257_3699639650"/>
+      <w:bookmarkStart w:id="24" w:name="__RefHeading___Toc2348_1442826027"/>
       <w:bookmarkEnd w:id="24"/>
       <w:r>
         <w:rPr/>
@@ -9963,7 +10037,7 @@
         <w:keepNext w:val="true"/>
         <w:rPr/>
       </w:pPr>
-      <w:bookmarkStart w:id="25" w:name="__RefHeading___Toc2259_3699639650"/>
+      <w:bookmarkStart w:id="25" w:name="__RefHeading___Toc2350_1442826027"/>
       <w:bookmarkEnd w:id="25"/>
       <w:r>
         <w:rPr/>
@@ -10043,7 +10117,7 @@
                 <w:sz w:val="18"/>
                 <w:szCs w:val="18"/>
               </w:rPr>
-              <w:t>/api/v1/audio_ref/{project_id}/{sequence_id}/{scene_id}/{shot_id}/{audio_ref_id}</w:t>
+              <w:t>/api/v1/audio_ref/{project_id}/{episode_id}/{sequence_id}/{scene_id}/{shot_id}/{audio_ref_id}</w:t>
             </w:r>
           </w:p>
         </w:tc>
@@ -10104,7 +10178,7 @@
                 <w:sz w:val="18"/>
                 <w:szCs w:val="18"/>
               </w:rPr>
-              <w:t>project_id, sequence_id, scene_id, shot_id</w:t>
+              <w:t>project_id, episode_id, sequence_id, scene_id, shot_id</w:t>
             </w:r>
           </w:p>
         </w:tc>
@@ -10226,7 +10300,7 @@
                 <w:sz w:val="18"/>
                 <w:szCs w:val="18"/>
               </w:rPr>
-              <w:t>/api/v1/audio_ref/{project_id}/{sequence_id}/{scene_id}/{shot_id}</w:t>
+              <w:t>/api/v1/audio_ref/{project_id}/{episode_id}/{sequence_id}/{scene_id}/{shot_id}</w:t>
             </w:r>
           </w:p>
         </w:tc>
@@ -10446,6 +10520,33 @@
           <w:sz w:val="18"/>
           <w:szCs w:val="18"/>
         </w:rPr>
+        <w:t>"episode_id": "EP01",</w:t>
+      </w:r>
+    </w:p>
+    <w:p>
+      <w:pPr>
+        <w:pStyle w:val="Normal"/>
+        <w:keepNext w:val="true"/>
+        <w:keepLines/>
+        <w:shd w:val="clear" w:color="auto" w:fill="F1F4F8"/>
+        <w:spacing w:lineRule="exact" w:line="252" w:before="0" w:after="0"/>
+        <w:ind w:left="120" w:right="120"/>
+        <w:rPr/>
+      </w:pPr>
+      <w:r>
+        <w:rPr>
+          <w:rFonts w:eastAsia="Consolas" w:cs="Consolas" w:ascii="Consolas" w:hAnsi="Consolas"/>
+          <w:sz w:val="18"/>
+          <w:szCs w:val="18"/>
+        </w:rPr>
+        <w:t xml:space="preserve">  </w:t>
+      </w:r>
+      <w:r>
+        <w:rPr>
+          <w:rFonts w:eastAsia="Consolas" w:cs="Consolas" w:ascii="Consolas" w:hAnsi="Consolas"/>
+          <w:sz w:val="18"/>
+          <w:szCs w:val="18"/>
+        </w:rPr>
         <w:t>"sequence_id": "SQ010",</w:t>
       </w:r>
     </w:p>
@@ -10663,7 +10764,7 @@
         <w:keepNext w:val="true"/>
         <w:rPr/>
       </w:pPr>
-      <w:bookmarkStart w:id="26" w:name="__RefHeading___Toc2261_3699639650"/>
+      <w:bookmarkStart w:id="26" w:name="__RefHeading___Toc2352_1442826027"/>
       <w:bookmarkEnd w:id="26"/>
       <w:r>
         <w:rPr/>
@@ -11289,7 +11390,7 @@
         <w:keepNext w:val="true"/>
         <w:rPr/>
       </w:pPr>
-      <w:bookmarkStart w:id="27" w:name="__RefHeading___Toc2263_3699639650"/>
+      <w:bookmarkStart w:id="27" w:name="__RefHeading___Toc2354_1442826027"/>
       <w:bookmarkEnd w:id="27"/>
       <w:r>
         <w:rPr/>
@@ -11369,7 +11470,7 @@
                 <w:sz w:val="18"/>
                 <w:szCs w:val="18"/>
               </w:rPr>
-              <w:t>/api/v1/camera/{project_id}/{sequence_id}/{scene_id}/{shot_id}/{camera_id}</w:t>
+              <w:t>/api/v1/camera/{project_id}/{episode_id}/{sequence_id}/{scene_id}/{shot_id}/{camera_id}</w:t>
             </w:r>
           </w:p>
         </w:tc>
@@ -11430,7 +11531,7 @@
                 <w:sz w:val="18"/>
                 <w:szCs w:val="18"/>
               </w:rPr>
-              <w:t>project_id, sequence_id, scene_id, shot_id</w:t>
+              <w:t>project_id, episode_id, sequence_id, scene_id, shot_id</w:t>
             </w:r>
           </w:p>
         </w:tc>
@@ -11552,7 +11653,7 @@
                 <w:sz w:val="18"/>
                 <w:szCs w:val="18"/>
               </w:rPr>
-              <w:t>/api/v1/camera/{project_id}/{sequence_id}/{scene_id}/{shot_id}</w:t>
+              <w:t>/api/v1/camera/{project_id}/{episode_id}/{sequence_id}/{scene_id}/{shot_id}</w:t>
             </w:r>
           </w:p>
         </w:tc>
@@ -11833,6 +11934,33 @@
           <w:sz w:val="18"/>
           <w:szCs w:val="18"/>
         </w:rPr>
+        <w:t>"episode_id": "EP01",</w:t>
+      </w:r>
+    </w:p>
+    <w:p>
+      <w:pPr>
+        <w:pStyle w:val="Normal"/>
+        <w:keepNext w:val="true"/>
+        <w:keepLines/>
+        <w:shd w:val="clear" w:color="auto" w:fill="F1F4F8"/>
+        <w:spacing w:lineRule="exact" w:line="252" w:before="0" w:after="0"/>
+        <w:ind w:left="120" w:right="120"/>
+        <w:rPr/>
+      </w:pPr>
+      <w:r>
+        <w:rPr>
+          <w:rFonts w:eastAsia="Consolas" w:cs="Consolas" w:ascii="Consolas" w:hAnsi="Consolas"/>
+          <w:sz w:val="18"/>
+          <w:szCs w:val="18"/>
+        </w:rPr>
+        <w:t xml:space="preserve">  </w:t>
+      </w:r>
+      <w:r>
+        <w:rPr>
+          <w:rFonts w:eastAsia="Consolas" w:cs="Consolas" w:ascii="Consolas" w:hAnsi="Consolas"/>
+          <w:sz w:val="18"/>
+          <w:szCs w:val="18"/>
+        </w:rPr>
         <w:t>"sequence_id": "SQ010",</w:t>
       </w:r>
     </w:p>
@@ -12185,7 +12313,7 @@
         <w:keepNext w:val="true"/>
         <w:rPr/>
       </w:pPr>
-      <w:bookmarkStart w:id="28" w:name="__RefHeading___Toc2265_3699639650"/>
+      <w:bookmarkStart w:id="28" w:name="__RefHeading___Toc2356_1442826027"/>
       <w:bookmarkEnd w:id="28"/>
       <w:r>
         <w:rPr/>
@@ -12265,7 +12393,7 @@
                 <w:sz w:val="18"/>
                 <w:szCs w:val="18"/>
               </w:rPr>
-              <w:t>/api/v1/camera_move/{project_id}/{sequence_id}/{scene_id}/{shot_id}/{camera_move_id}</w:t>
+              <w:t>/api/v1/camera_move/{project_id}/{episode_id}/{sequence_id}/{scene_id}/{shot_id}/{camera_move_id}</w:t>
             </w:r>
           </w:p>
         </w:tc>
@@ -12326,7 +12454,7 @@
                 <w:sz w:val="18"/>
                 <w:szCs w:val="18"/>
               </w:rPr>
-              <w:t>project_id, sequence_id, scene_id, shot_id</w:t>
+              <w:t>project_id, episode_id, sequence_id, scene_id, shot_id</w:t>
             </w:r>
           </w:p>
         </w:tc>
@@ -12448,7 +12576,7 @@
                 <w:sz w:val="18"/>
                 <w:szCs w:val="18"/>
               </w:rPr>
-              <w:t>/api/v1/camera_move/{project_id}/{sequence_id}/{scene_id}/{shot_id}</w:t>
+              <w:t>/api/v1/camera_move/{project_id}/{episode_id}/{sequence_id}/{scene_id}/{shot_id}</w:t>
             </w:r>
           </w:p>
         </w:tc>
@@ -12668,6 +12796,33 @@
           <w:sz w:val="18"/>
           <w:szCs w:val="18"/>
         </w:rPr>
+        <w:t>"episode_id": "EP01",</w:t>
+      </w:r>
+    </w:p>
+    <w:p>
+      <w:pPr>
+        <w:pStyle w:val="Normal"/>
+        <w:keepNext w:val="true"/>
+        <w:keepLines/>
+        <w:shd w:val="clear" w:color="auto" w:fill="F1F4F8"/>
+        <w:spacing w:lineRule="exact" w:line="252" w:before="0" w:after="0"/>
+        <w:ind w:left="120" w:right="120"/>
+        <w:rPr/>
+      </w:pPr>
+      <w:r>
+        <w:rPr>
+          <w:rFonts w:eastAsia="Consolas" w:cs="Consolas" w:ascii="Consolas" w:hAnsi="Consolas"/>
+          <w:sz w:val="18"/>
+          <w:szCs w:val="18"/>
+        </w:rPr>
+        <w:t xml:space="preserve">  </w:t>
+      </w:r>
+      <w:r>
+        <w:rPr>
+          <w:rFonts w:eastAsia="Consolas" w:cs="Consolas" w:ascii="Consolas" w:hAnsi="Consolas"/>
+          <w:sz w:val="18"/>
+          <w:szCs w:val="18"/>
+        </w:rPr>
         <w:t>"sequence_id": "SQ010",</w:t>
       </w:r>
     </w:p>
@@ -12885,7 +13040,7 @@
         <w:keepNext w:val="true"/>
         <w:rPr/>
       </w:pPr>
-      <w:bookmarkStart w:id="29" w:name="__RefHeading___Toc2267_3699639650"/>
+      <w:bookmarkStart w:id="29" w:name="__RefHeading___Toc2358_1442826027"/>
       <w:bookmarkEnd w:id="29"/>
       <w:r>
         <w:rPr/>
@@ -13423,7 +13578,7 @@
         <w:keepNext w:val="true"/>
         <w:rPr/>
       </w:pPr>
-      <w:bookmarkStart w:id="30" w:name="__RefHeading___Toc2269_3699639650"/>
+      <w:bookmarkStart w:id="30" w:name="__RefHeading___Toc2360_1442826027"/>
       <w:bookmarkEnd w:id="30"/>
       <w:r>
         <w:rPr/>
@@ -13503,7 +13658,7 @@
                 <w:sz w:val="18"/>
                 <w:szCs w:val="18"/>
               </w:rPr>
-              <w:t>/api/v1/dialog/{project_id}/{sequence_id}/{scene_id}/{shot_id}/{dialog_id}</w:t>
+              <w:t>/api/v1/dialog/{project_id}/{episode_id}/{sequence_id}/{scene_id}/{shot_id}/{dialog_id}</w:t>
             </w:r>
           </w:p>
         </w:tc>
@@ -13564,7 +13719,7 @@
                 <w:sz w:val="18"/>
                 <w:szCs w:val="18"/>
               </w:rPr>
-              <w:t>project_id, sequence_id, scene_id, shot_id</w:t>
+              <w:t>project_id, episode_id, sequence_id, scene_id, shot_id</w:t>
             </w:r>
           </w:p>
         </w:tc>
@@ -13686,7 +13841,7 @@
                 <w:sz w:val="18"/>
                 <w:szCs w:val="18"/>
               </w:rPr>
-              <w:t>/api/v1/dialog/{project_id}/{sequence_id}/{scene_id}/{shot_id}</w:t>
+              <w:t>/api/v1/dialog/{project_id}/{episode_id}/{sequence_id}/{scene_id}/{shot_id}</w:t>
             </w:r>
           </w:p>
         </w:tc>
@@ -13906,6 +14061,33 @@
           <w:sz w:val="18"/>
           <w:szCs w:val="18"/>
         </w:rPr>
+        <w:t>"episode_id": "EP01",</w:t>
+      </w:r>
+    </w:p>
+    <w:p>
+      <w:pPr>
+        <w:pStyle w:val="Normal"/>
+        <w:keepNext w:val="true"/>
+        <w:keepLines/>
+        <w:shd w:val="clear" w:color="auto" w:fill="F1F4F8"/>
+        <w:spacing w:lineRule="exact" w:line="252" w:before="0" w:after="0"/>
+        <w:ind w:left="120" w:right="120"/>
+        <w:rPr/>
+      </w:pPr>
+      <w:r>
+        <w:rPr>
+          <w:rFonts w:eastAsia="Consolas" w:cs="Consolas" w:ascii="Consolas" w:hAnsi="Consolas"/>
+          <w:sz w:val="18"/>
+          <w:szCs w:val="18"/>
+        </w:rPr>
+        <w:t xml:space="preserve">  </w:t>
+      </w:r>
+      <w:r>
+        <w:rPr>
+          <w:rFonts w:eastAsia="Consolas" w:cs="Consolas" w:ascii="Consolas" w:hAnsi="Consolas"/>
+          <w:sz w:val="18"/>
+          <w:szCs w:val="18"/>
+        </w:rPr>
         <w:t>"sequence_id": "SQ010",</w:t>
       </w:r>
     </w:p>
@@ -14069,11 +14251,11 @@
         <w:keepNext w:val="true"/>
         <w:rPr/>
       </w:pPr>
-      <w:bookmarkStart w:id="31" w:name="__RefHeading___Toc2271_3699639650"/>
+      <w:bookmarkStart w:id="31" w:name="__RefHeading___Toc2362_1442826027"/>
       <w:bookmarkEnd w:id="31"/>
       <w:r>
         <w:rPr/>
-        <w:t>exposure_sheet</w:t>
+        <w:t>episode</w:t>
       </w:r>
     </w:p>
     <w:tbl>
@@ -14149,7 +14331,7 @@
                 <w:sz w:val="18"/>
                 <w:szCs w:val="18"/>
               </w:rPr>
-              <w:t>/api/v1/exposure_sheet/{project_id}/{sequence_id}/{scene_id}/{shot_id}</w:t>
+              <w:t>/api/v1/episode/{project_id}/{episode_id}/{sequence_id}</w:t>
             </w:r>
           </w:p>
         </w:tc>
@@ -14210,7 +14392,7 @@
                 <w:sz w:val="18"/>
                 <w:szCs w:val="18"/>
               </w:rPr>
-              <w:t>project_id</w:t>
+              <w:t>project_id, episode_id</w:t>
             </w:r>
           </w:p>
         </w:tc>
@@ -14271,7 +14453,7 @@
                 <w:sz w:val="18"/>
                 <w:szCs w:val="18"/>
               </w:rPr>
-              <w:t>sequence_id, scene_id, shot_id</w:t>
+              <w:t>sequence_id</w:t>
             </w:r>
           </w:p>
         </w:tc>
@@ -14332,7 +14514,7 @@
                 <w:sz w:val="18"/>
                 <w:szCs w:val="18"/>
               </w:rPr>
-              <w:t>/api/v1/exposure_sheet/{project_id}</w:t>
+              <w:t>/api/v1/episode/{project_id}/{episode_id}</w:t>
             </w:r>
           </w:p>
         </w:tc>
@@ -14359,7 +14541,13 @@
               <w:rPr/>
             </w:pPr>
             <w:r>
-              <w:rPr/>
+              <w:rPr>
+                <w:b/>
+                <w:bCs/>
+                <w:sz w:val="20"/>
+                <w:szCs w:val="20"/>
+              </w:rPr>
+              <w:t>Scan</w:t>
             </w:r>
           </w:p>
         </w:tc>
@@ -14387,7 +14575,7 @@
                 <w:sz w:val="18"/>
                 <w:szCs w:val="18"/>
               </w:rPr>
-              <w:t>/api/v1/exposure_sheet/{project_id}/{sequence_id}</w:t>
+              <w:t>/api/v1/episode</w:t>
             </w:r>
           </w:p>
         </w:tc>
@@ -14414,7 +14602,13 @@
               <w:rPr/>
             </w:pPr>
             <w:r>
-              <w:rPr/>
+              <w:rPr>
+                <w:b/>
+                <w:bCs/>
+                <w:sz w:val="20"/>
+                <w:szCs w:val="20"/>
+              </w:rPr>
+              <w:t>Static columns</w:t>
             </w:r>
           </w:p>
         </w:tc>
@@ -14442,7 +14636,7 @@
                 <w:sz w:val="18"/>
                 <w:szCs w:val="18"/>
               </w:rPr>
-              <w:t>/api/v1/exposure_sheet/{project_id}/{sequence_id}/{scene_id}</w:t>
+              <w:t>episode_url</w:t>
             </w:r>
           </w:p>
         </w:tc>
@@ -14465,7 +14659,7 @@
           <w:p>
             <w:pPr>
               <w:pStyle w:val="Normal"/>
-              <w:keepNext w:val="true"/>
+              <w:keepNext w:val="false"/>
               <w:rPr/>
             </w:pPr>
             <w:r>
@@ -14475,7 +14669,7 @@
                 <w:sz w:val="20"/>
                 <w:szCs w:val="20"/>
               </w:rPr>
-              <w:t>Scan</w:t>
+              <w:t>Writes</w:t>
             </w:r>
           </w:p>
         </w:tc>
@@ -14492,7 +14686,7 @@
           <w:p>
             <w:pPr>
               <w:pStyle w:val="Normal"/>
-              <w:keepNext w:val="true"/>
+              <w:keepNext w:val="false"/>
               <w:rPr/>
             </w:pPr>
             <w:r>
@@ -14503,67 +14697,6 @@
                 <w:sz w:val="18"/>
                 <w:szCs w:val="18"/>
               </w:rPr>
-              <w:t>/api/v1/exposure_sheet</w:t>
-            </w:r>
-          </w:p>
-        </w:tc>
-      </w:tr>
-      <w:tr>
-        <w:trPr>
-          <w:cantSplit w:val="true"/>
-        </w:trPr>
-        <w:tc>
-          <w:tcPr>
-            <w:tcW w:w="1699" w:type="dxa"/>
-            <w:tcBorders>
-              <w:top w:val="single" w:sz="4" w:space="0" w:color="B7B7B7"/>
-              <w:left w:val="single" w:sz="4" w:space="0" w:color="B7B7B7"/>
-              <w:bottom w:val="single" w:sz="4" w:space="0" w:color="B7B7B7"/>
-              <w:right w:val="single" w:sz="4" w:space="0" w:color="B7B7B7"/>
-            </w:tcBorders>
-            <w:shd w:color="auto" w:fill="EEF3FA" w:val="clear"/>
-          </w:tcPr>
-          <w:p>
-            <w:pPr>
-              <w:pStyle w:val="Normal"/>
-              <w:keepNext w:val="false"/>
-              <w:rPr/>
-            </w:pPr>
-            <w:r>
-              <w:rPr>
-                <w:b/>
-                <w:bCs/>
-                <w:sz w:val="20"/>
-                <w:szCs w:val="20"/>
-              </w:rPr>
-              <w:t>Writes</w:t>
-            </w:r>
-          </w:p>
-        </w:tc>
-        <w:tc>
-          <w:tcPr>
-            <w:tcW w:w="7660" w:type="dxa"/>
-            <w:tcBorders>
-              <w:top w:val="single" w:sz="4" w:space="0" w:color="B7B7B7"/>
-              <w:left w:val="single" w:sz="4" w:space="0" w:color="B7B7B7"/>
-              <w:bottom w:val="single" w:sz="4" w:space="0" w:color="B7B7B7"/>
-              <w:right w:val="single" w:sz="4" w:space="0" w:color="B7B7B7"/>
-            </w:tcBorders>
-          </w:tcPr>
-          <w:p>
-            <w:pPr>
-              <w:pStyle w:val="Normal"/>
-              <w:keepNext w:val="false"/>
-              <w:rPr/>
-            </w:pPr>
-            <w:r>
-              <w:rPr>
-                <w:rFonts w:eastAsia="Consolas" w:cs="Consolas" w:ascii="Consolas" w:hAnsi="Consolas"/>
-                <w:b w:val="false"/>
-                <w:bCs w:val="false"/>
-                <w:sz w:val="18"/>
-                <w:szCs w:val="18"/>
-              </w:rPr>
               <w:t>POST, PUT, PATCH, DELETE</w:t>
             </w:r>
           </w:p>
@@ -14662,6 +14795,33 @@
           <w:sz w:val="18"/>
           <w:szCs w:val="18"/>
         </w:rPr>
+        <w:t>"episode_id": "EP01",</w:t>
+      </w:r>
+    </w:p>
+    <w:p>
+      <w:pPr>
+        <w:pStyle w:val="Normal"/>
+        <w:keepNext w:val="true"/>
+        <w:keepLines/>
+        <w:shd w:val="clear" w:color="auto" w:fill="F1F4F8"/>
+        <w:spacing w:lineRule="exact" w:line="252" w:before="0" w:after="0"/>
+        <w:ind w:left="120" w:right="120"/>
+        <w:rPr/>
+      </w:pPr>
+      <w:r>
+        <w:rPr>
+          <w:rFonts w:eastAsia="Consolas" w:cs="Consolas" w:ascii="Consolas" w:hAnsi="Consolas"/>
+          <w:sz w:val="18"/>
+          <w:szCs w:val="18"/>
+        </w:rPr>
+        <w:t xml:space="preserve">  </w:t>
+      </w:r>
+      <w:r>
+        <w:rPr>
+          <w:rFonts w:eastAsia="Consolas" w:cs="Consolas" w:ascii="Consolas" w:hAnsi="Consolas"/>
+          <w:sz w:val="18"/>
+          <w:szCs w:val="18"/>
+        </w:rPr>
         <w:t>"sequence_id": "SQ010",</w:t>
       </w:r>
     </w:p>
@@ -14689,7 +14849,7 @@
           <w:sz w:val="18"/>
           <w:szCs w:val="18"/>
         </w:rPr>
-        <w:t>"scene_id": "SC010",</w:t>
+        <w:t>"episode_url": "example",</w:t>
       </w:r>
     </w:p>
     <w:p>
@@ -14716,87 +14876,6 @@
           <w:sz w:val="18"/>
           <w:szCs w:val="18"/>
         </w:rPr>
-        <w:t>"shot_id": "SH010",</w:t>
-      </w:r>
-    </w:p>
-    <w:p>
-      <w:pPr>
-        <w:pStyle w:val="Normal"/>
-        <w:keepNext w:val="true"/>
-        <w:keepLines/>
-        <w:shd w:val="clear" w:color="auto" w:fill="F1F4F8"/>
-        <w:spacing w:lineRule="exact" w:line="252" w:before="0" w:after="0"/>
-        <w:ind w:left="120" w:right="120"/>
-        <w:rPr/>
-      </w:pPr>
-      <w:r>
-        <w:rPr>
-          <w:rFonts w:eastAsia="Consolas" w:cs="Consolas" w:ascii="Consolas" w:hAnsi="Consolas"/>
-          <w:sz w:val="18"/>
-          <w:szCs w:val="18"/>
-        </w:rPr>
-        <w:t xml:space="preserve">  </w:t>
-      </w:r>
-      <w:r>
-        <w:rPr>
-          <w:rFonts w:eastAsia="Consolas" w:cs="Consolas" w:ascii="Consolas" w:hAnsi="Consolas"/>
-          <w:sz w:val="18"/>
-          <w:szCs w:val="18"/>
-        </w:rPr>
-        <w:t>"xml_url": "https://example.org/xsheet/SH010.xml",</w:t>
-      </w:r>
-    </w:p>
-    <w:p>
-      <w:pPr>
-        <w:pStyle w:val="Normal"/>
-        <w:keepNext w:val="true"/>
-        <w:keepLines/>
-        <w:shd w:val="clear" w:color="auto" w:fill="F1F4F8"/>
-        <w:spacing w:lineRule="exact" w:line="252" w:before="0" w:after="0"/>
-        <w:ind w:left="120" w:right="120"/>
-        <w:rPr/>
-      </w:pPr>
-      <w:r>
-        <w:rPr>
-          <w:rFonts w:eastAsia="Consolas" w:cs="Consolas" w:ascii="Consolas" w:hAnsi="Consolas"/>
-          <w:sz w:val="18"/>
-          <w:szCs w:val="18"/>
-        </w:rPr>
-        <w:t xml:space="preserve">  </w:t>
-      </w:r>
-      <w:r>
-        <w:rPr>
-          <w:rFonts w:eastAsia="Consolas" w:cs="Consolas" w:ascii="Consolas" w:hAnsi="Consolas"/>
-          <w:sz w:val="18"/>
-          <w:szCs w:val="18"/>
-        </w:rPr>
-        <w:t>"svg_url": "https://example.org/xsheet/SH010.svg",</w:t>
-      </w:r>
-    </w:p>
-    <w:p>
-      <w:pPr>
-        <w:pStyle w:val="Normal"/>
-        <w:keepNext w:val="true"/>
-        <w:keepLines/>
-        <w:shd w:val="clear" w:color="auto" w:fill="F1F4F8"/>
-        <w:spacing w:lineRule="exact" w:line="252" w:before="0" w:after="0"/>
-        <w:ind w:left="120" w:right="120"/>
-        <w:rPr/>
-      </w:pPr>
-      <w:r>
-        <w:rPr>
-          <w:rFonts w:eastAsia="Consolas" w:cs="Consolas" w:ascii="Consolas" w:hAnsi="Consolas"/>
-          <w:sz w:val="18"/>
-          <w:szCs w:val="18"/>
-        </w:rPr>
-        <w:t xml:space="preserve">  </w:t>
-      </w:r>
-      <w:r>
-        <w:rPr>
-          <w:rFonts w:eastAsia="Consolas" w:cs="Consolas" w:ascii="Consolas" w:hAnsi="Consolas"/>
-          <w:sz w:val="18"/>
-          <w:szCs w:val="18"/>
-        </w:rPr>
         <w:t>"description": "Example description."</w:t>
       </w:r>
     </w:p>
@@ -14825,11 +14904,11 @@
         <w:keepNext w:val="true"/>
         <w:rPr/>
       </w:pPr>
-      <w:bookmarkStart w:id="32" w:name="__RefHeading___Toc2273_3699639650"/>
+      <w:bookmarkStart w:id="32" w:name="__RefHeading___Toc2364_1442826027"/>
       <w:bookmarkEnd w:id="32"/>
       <w:r>
         <w:rPr/>
-        <w:t>frame</w:t>
+        <w:t>exposure_sheet</w:t>
       </w:r>
     </w:p>
     <w:tbl>
@@ -14905,7 +14984,7 @@
                 <w:sz w:val="18"/>
                 <w:szCs w:val="18"/>
               </w:rPr>
-              <w:t>/api/v1/frame/{project_id}/{sequence_id}/{scene_id}/{shot_id}/{frame_number}/{layer_id}</w:t>
+              <w:t>/api/v1/exposure_sheet/{project_id}/{episode_id}/{sequence_id}/{scene_id}/{shot_id}</w:t>
             </w:r>
           </w:p>
         </w:tc>
@@ -14966,7 +15045,7 @@
                 <w:sz w:val="18"/>
                 <w:szCs w:val="18"/>
               </w:rPr>
-              <w:t>project_id, sequence_id, scene_id, shot_id</w:t>
+              <w:t>project_id</w:t>
             </w:r>
           </w:p>
         </w:tc>
@@ -15027,7 +15106,7 @@
                 <w:sz w:val="18"/>
                 <w:szCs w:val="18"/>
               </w:rPr>
-              <w:t>frame_number, layer_id</w:t>
+              <w:t>episode_id, sequence_id, scene_id, shot_id</w:t>
             </w:r>
           </w:p>
         </w:tc>
@@ -15088,7 +15167,7 @@
                 <w:sz w:val="18"/>
                 <w:szCs w:val="18"/>
               </w:rPr>
-              <w:t>/api/v1/frame/{project_id}/{sequence_id}/{scene_id}/{shot_id}</w:t>
+              <w:t>/api/v1/exposure_sheet/{project_id}</w:t>
             </w:r>
           </w:p>
         </w:tc>
@@ -15143,7 +15222,7 @@
                 <w:sz w:val="18"/>
                 <w:szCs w:val="18"/>
               </w:rPr>
-              <w:t>/api/v1/frame/{project_id}/{sequence_id}/{scene_id}/{shot_id}/{frame_number}</w:t>
+              <w:t>/api/v1/exposure_sheet/{project_id}/{episode_id}</w:t>
             </w:r>
           </w:p>
         </w:tc>
@@ -15170,13 +15249,7 @@
               <w:rPr/>
             </w:pPr>
             <w:r>
-              <w:rPr>
-                <w:b/>
-                <w:bCs/>
-                <w:sz w:val="20"/>
-                <w:szCs w:val="20"/>
-              </w:rPr>
-              <w:t>Scan</w:t>
+              <w:rPr/>
             </w:r>
           </w:p>
         </w:tc>
@@ -15204,7 +15277,7 @@
                 <w:sz w:val="18"/>
                 <w:szCs w:val="18"/>
               </w:rPr>
-              <w:t>/api/v1/frame</w:t>
+              <w:t>/api/v1/exposure_sheet/{project_id}/{episode_id}/{sequence_id}</w:t>
             </w:r>
           </w:p>
         </w:tc>
@@ -15227,7 +15300,62 @@
           <w:p>
             <w:pPr>
               <w:pStyle w:val="Normal"/>
-              <w:keepNext w:val="false"/>
+              <w:keepNext w:val="true"/>
+              <w:rPr/>
+            </w:pPr>
+            <w:r>
+              <w:rPr/>
+            </w:r>
+          </w:p>
+        </w:tc>
+        <w:tc>
+          <w:tcPr>
+            <w:tcW w:w="7660" w:type="dxa"/>
+            <w:tcBorders>
+              <w:top w:val="single" w:sz="4" w:space="0" w:color="B7B7B7"/>
+              <w:left w:val="single" w:sz="4" w:space="0" w:color="B7B7B7"/>
+              <w:bottom w:val="single" w:sz="4" w:space="0" w:color="B7B7B7"/>
+              <w:right w:val="single" w:sz="4" w:space="0" w:color="B7B7B7"/>
+            </w:tcBorders>
+          </w:tcPr>
+          <w:p>
+            <w:pPr>
+              <w:pStyle w:val="Normal"/>
+              <w:keepNext w:val="true"/>
+              <w:rPr/>
+            </w:pPr>
+            <w:r>
+              <w:rPr>
+                <w:rFonts w:eastAsia="Consolas" w:cs="Consolas" w:ascii="Consolas" w:hAnsi="Consolas"/>
+                <w:b w:val="false"/>
+                <w:bCs w:val="false"/>
+                <w:sz w:val="18"/>
+                <w:szCs w:val="18"/>
+              </w:rPr>
+              <w:t>/api/v1/exposure_sheet/{project_id}/{episode_id}/{sequence_id}/{scene_id}</w:t>
+            </w:r>
+          </w:p>
+        </w:tc>
+      </w:tr>
+      <w:tr>
+        <w:trPr>
+          <w:cantSplit w:val="true"/>
+        </w:trPr>
+        <w:tc>
+          <w:tcPr>
+            <w:tcW w:w="1699" w:type="dxa"/>
+            <w:tcBorders>
+              <w:top w:val="single" w:sz="4" w:space="0" w:color="B7B7B7"/>
+              <w:left w:val="single" w:sz="4" w:space="0" w:color="B7B7B7"/>
+              <w:bottom w:val="single" w:sz="4" w:space="0" w:color="B7B7B7"/>
+              <w:right w:val="single" w:sz="4" w:space="0" w:color="B7B7B7"/>
+            </w:tcBorders>
+            <w:shd w:color="auto" w:fill="EEF3FA" w:val="clear"/>
+          </w:tcPr>
+          <w:p>
+            <w:pPr>
+              <w:pStyle w:val="Normal"/>
+              <w:keepNext w:val="true"/>
               <w:rPr/>
             </w:pPr>
             <w:r>
@@ -15237,7 +15365,7 @@
                 <w:sz w:val="20"/>
                 <w:szCs w:val="20"/>
               </w:rPr>
-              <w:t>Writes</w:t>
+              <w:t>Scan</w:t>
             </w:r>
           </w:p>
         </w:tc>
@@ -15254,7 +15382,7 @@
           <w:p>
             <w:pPr>
               <w:pStyle w:val="Normal"/>
-              <w:keepNext w:val="false"/>
+              <w:keepNext w:val="true"/>
               <w:rPr/>
             </w:pPr>
             <w:r>
@@ -15265,6 +15393,67 @@
                 <w:sz w:val="18"/>
                 <w:szCs w:val="18"/>
               </w:rPr>
+              <w:t>/api/v1/exposure_sheet</w:t>
+            </w:r>
+          </w:p>
+        </w:tc>
+      </w:tr>
+      <w:tr>
+        <w:trPr>
+          <w:cantSplit w:val="true"/>
+        </w:trPr>
+        <w:tc>
+          <w:tcPr>
+            <w:tcW w:w="1699" w:type="dxa"/>
+            <w:tcBorders>
+              <w:top w:val="single" w:sz="4" w:space="0" w:color="B7B7B7"/>
+              <w:left w:val="single" w:sz="4" w:space="0" w:color="B7B7B7"/>
+              <w:bottom w:val="single" w:sz="4" w:space="0" w:color="B7B7B7"/>
+              <w:right w:val="single" w:sz="4" w:space="0" w:color="B7B7B7"/>
+            </w:tcBorders>
+            <w:shd w:color="auto" w:fill="EEF3FA" w:val="clear"/>
+          </w:tcPr>
+          <w:p>
+            <w:pPr>
+              <w:pStyle w:val="Normal"/>
+              <w:keepNext w:val="false"/>
+              <w:rPr/>
+            </w:pPr>
+            <w:r>
+              <w:rPr>
+                <w:b/>
+                <w:bCs/>
+                <w:sz w:val="20"/>
+                <w:szCs w:val="20"/>
+              </w:rPr>
+              <w:t>Writes</w:t>
+            </w:r>
+          </w:p>
+        </w:tc>
+        <w:tc>
+          <w:tcPr>
+            <w:tcW w:w="7660" w:type="dxa"/>
+            <w:tcBorders>
+              <w:top w:val="single" w:sz="4" w:space="0" w:color="B7B7B7"/>
+              <w:left w:val="single" w:sz="4" w:space="0" w:color="B7B7B7"/>
+              <w:bottom w:val="single" w:sz="4" w:space="0" w:color="B7B7B7"/>
+              <w:right w:val="single" w:sz="4" w:space="0" w:color="B7B7B7"/>
+            </w:tcBorders>
+          </w:tcPr>
+          <w:p>
+            <w:pPr>
+              <w:pStyle w:val="Normal"/>
+              <w:keepNext w:val="false"/>
+              <w:rPr/>
+            </w:pPr>
+            <w:r>
+              <w:rPr>
+                <w:rFonts w:eastAsia="Consolas" w:cs="Consolas" w:ascii="Consolas" w:hAnsi="Consolas"/>
+                <w:b w:val="false"/>
+                <w:bCs w:val="false"/>
+                <w:sz w:val="18"/>
+                <w:szCs w:val="18"/>
+              </w:rPr>
               <w:t>POST, PUT, PATCH, DELETE</w:t>
             </w:r>
           </w:p>
@@ -15363,6 +15552,33 @@
           <w:sz w:val="18"/>
           <w:szCs w:val="18"/>
         </w:rPr>
+        <w:t>"episode_id": "EP01",</w:t>
+      </w:r>
+    </w:p>
+    <w:p>
+      <w:pPr>
+        <w:pStyle w:val="Normal"/>
+        <w:keepNext w:val="true"/>
+        <w:keepLines/>
+        <w:shd w:val="clear" w:color="auto" w:fill="F1F4F8"/>
+        <w:spacing w:lineRule="exact" w:line="252" w:before="0" w:after="0"/>
+        <w:ind w:left="120" w:right="120"/>
+        <w:rPr/>
+      </w:pPr>
+      <w:r>
+        <w:rPr>
+          <w:rFonts w:eastAsia="Consolas" w:cs="Consolas" w:ascii="Consolas" w:hAnsi="Consolas"/>
+          <w:sz w:val="18"/>
+          <w:szCs w:val="18"/>
+        </w:rPr>
+        <w:t xml:space="preserve">  </w:t>
+      </w:r>
+      <w:r>
+        <w:rPr>
+          <w:rFonts w:eastAsia="Consolas" w:cs="Consolas" w:ascii="Consolas" w:hAnsi="Consolas"/>
+          <w:sz w:val="18"/>
+          <w:szCs w:val="18"/>
+        </w:rPr>
         <w:t>"sequence_id": "SQ010",</w:t>
       </w:r>
     </w:p>
@@ -15444,7 +15660,7 @@
           <w:sz w:val="18"/>
           <w:szCs w:val="18"/>
         </w:rPr>
-        <w:t>"frame_number": 1,</w:t>
+        <w:t>"xml_url": "https://example.org/xsheet/SH010.xml",</w:t>
       </w:r>
     </w:p>
     <w:p>
@@ -15471,7 +15687,7 @@
           <w:sz w:val="18"/>
           <w:szCs w:val="18"/>
         </w:rPr>
-        <w:t>"layer_id": "L1",</w:t>
+        <w:t>"svg_url": "https://example.org/xsheet/SH010.svg",</w:t>
       </w:r>
     </w:p>
     <w:p>
@@ -15498,87 +15714,6 @@
           <w:sz w:val="18"/>
           <w:szCs w:val="18"/>
         </w:rPr>
-        <w:t>"audio_ref": "AUDIO1",</w:t>
-      </w:r>
-    </w:p>
-    <w:p>
-      <w:pPr>
-        <w:pStyle w:val="Normal"/>
-        <w:keepNext w:val="true"/>
-        <w:keepLines/>
-        <w:shd w:val="clear" w:color="auto" w:fill="F1F4F8"/>
-        <w:spacing w:lineRule="exact" w:line="252" w:before="0" w:after="0"/>
-        <w:ind w:left="120" w:right="120"/>
-        <w:rPr/>
-      </w:pPr>
-      <w:r>
-        <w:rPr>
-          <w:rFonts w:eastAsia="Consolas" w:cs="Consolas" w:ascii="Consolas" w:hAnsi="Consolas"/>
-          <w:sz w:val="18"/>
-          <w:szCs w:val="18"/>
-        </w:rPr>
-        <w:t xml:space="preserve">  </w:t>
-      </w:r>
-      <w:r>
-        <w:rPr>
-          <w:rFonts w:eastAsia="Consolas" w:cs="Consolas" w:ascii="Consolas" w:hAnsi="Consolas"/>
-          <w:sz w:val="18"/>
-          <w:szCs w:val="18"/>
-        </w:rPr>
-        <w:t>"dialog_ref": "DIALOG1",</w:t>
-      </w:r>
-    </w:p>
-    <w:p>
-      <w:pPr>
-        <w:pStyle w:val="Normal"/>
-        <w:keepNext w:val="true"/>
-        <w:keepLines/>
-        <w:shd w:val="clear" w:color="auto" w:fill="F1F4F8"/>
-        <w:spacing w:lineRule="exact" w:line="252" w:before="0" w:after="0"/>
-        <w:ind w:left="120" w:right="120"/>
-        <w:rPr/>
-      </w:pPr>
-      <w:r>
-        <w:rPr>
-          <w:rFonts w:eastAsia="Consolas" w:cs="Consolas" w:ascii="Consolas" w:hAnsi="Consolas"/>
-          <w:sz w:val="18"/>
-          <w:szCs w:val="18"/>
-        </w:rPr>
-        <w:t xml:space="preserve">  </w:t>
-      </w:r>
-      <w:r>
-        <w:rPr>
-          <w:rFonts w:eastAsia="Consolas" w:cs="Consolas" w:ascii="Consolas" w:hAnsi="Consolas"/>
-          <w:sz w:val="18"/>
-          <w:szCs w:val="18"/>
-        </w:rPr>
-        <w:t>"note_ref": "NOTE1",</w:t>
-      </w:r>
-    </w:p>
-    <w:p>
-      <w:pPr>
-        <w:pStyle w:val="Normal"/>
-        <w:keepNext w:val="true"/>
-        <w:keepLines/>
-        <w:shd w:val="clear" w:color="auto" w:fill="F1F4F8"/>
-        <w:spacing w:lineRule="exact" w:line="252" w:before="0" w:after="0"/>
-        <w:ind w:left="120" w:right="120"/>
-        <w:rPr/>
-      </w:pPr>
-      <w:r>
-        <w:rPr>
-          <w:rFonts w:eastAsia="Consolas" w:cs="Consolas" w:ascii="Consolas" w:hAnsi="Consolas"/>
-          <w:sz w:val="18"/>
-          <w:szCs w:val="18"/>
-        </w:rPr>
-        <w:t xml:space="preserve">  </w:t>
-      </w:r>
-      <w:r>
-        <w:rPr>
-          <w:rFonts w:eastAsia="Consolas" w:cs="Consolas" w:ascii="Consolas" w:hAnsi="Consolas"/>
-          <w:sz w:val="18"/>
-          <w:szCs w:val="18"/>
-        </w:rPr>
         <w:t>"description": "Example description."</w:t>
       </w:r>
     </w:p>
@@ -15607,11 +15742,11 @@
         <w:keepNext w:val="true"/>
         <w:rPr/>
       </w:pPr>
-      <w:bookmarkStart w:id="33" w:name="__RefHeading___Toc2275_3699639650"/>
+      <w:bookmarkStart w:id="33" w:name="__RefHeading___Toc2366_1442826027"/>
       <w:bookmarkEnd w:id="33"/>
       <w:r>
         <w:rPr/>
-        <w:t>keyframe</w:t>
+        <w:t>frame</w:t>
       </w:r>
     </w:p>
     <w:tbl>
@@ -15687,7 +15822,7 @@
                 <w:sz w:val="18"/>
                 <w:szCs w:val="18"/>
               </w:rPr>
-              <w:t>/api/v1/keyframe/{project_id}/{sequence_id}/{scene_id}/{shot_id}/{keyframe_id}</w:t>
+              <w:t>/api/v1/frame/{project_id}/{episode_id}/{sequence_id}/{scene_id}/{shot_id}/{frame_number}/{layer_id}</w:t>
             </w:r>
           </w:p>
         </w:tc>
@@ -15748,7 +15883,7 @@
                 <w:sz w:val="18"/>
                 <w:szCs w:val="18"/>
               </w:rPr>
-              <w:t>project_id, sequence_id, scene_id, shot_id</w:t>
+              <w:t>project_id, episode_id, sequence_id, scene_id, shot_id</w:t>
             </w:r>
           </w:p>
         </w:tc>
@@ -15809,7 +15944,7 @@
                 <w:sz w:val="18"/>
                 <w:szCs w:val="18"/>
               </w:rPr>
-              <w:t>keyframe_id</w:t>
+              <w:t>frame_number, layer_id</w:t>
             </w:r>
           </w:p>
         </w:tc>
@@ -15870,7 +16005,7 @@
                 <w:sz w:val="18"/>
                 <w:szCs w:val="18"/>
               </w:rPr>
-              <w:t>/api/v1/keyframe/{project_id}/{sequence_id}/{scene_id}/{shot_id}</w:t>
+              <w:t>/api/v1/frame/{project_id}/{episode_id}/{sequence_id}/{scene_id}/{shot_id}</w:t>
             </w:r>
           </w:p>
         </w:tc>
@@ -15897,13 +16032,7 @@
               <w:rPr/>
             </w:pPr>
             <w:r>
-              <w:rPr>
-                <w:b/>
-                <w:bCs/>
-                <w:sz w:val="20"/>
-                <w:szCs w:val="20"/>
-              </w:rPr>
-              <w:t>Scan</w:t>
+              <w:rPr/>
             </w:r>
           </w:p>
         </w:tc>
@@ -15931,7 +16060,7 @@
                 <w:sz w:val="18"/>
                 <w:szCs w:val="18"/>
               </w:rPr>
-              <w:t>/api/v1/keyframe</w:t>
+              <w:t>/api/v1/frame/{project_id}/{episode_id}/{sequence_id}/{scene_id}/{shot_id}/{frame_number}</w:t>
             </w:r>
           </w:p>
         </w:tc>
@@ -15954,7 +16083,7 @@
           <w:p>
             <w:pPr>
               <w:pStyle w:val="Normal"/>
-              <w:keepNext w:val="false"/>
+              <w:keepNext w:val="true"/>
               <w:rPr/>
             </w:pPr>
             <w:r>
@@ -15964,7 +16093,7 @@
                 <w:sz w:val="20"/>
                 <w:szCs w:val="20"/>
               </w:rPr>
-              <w:t>Writes</w:t>
+              <w:t>Scan</w:t>
             </w:r>
           </w:p>
         </w:tc>
@@ -15981,7 +16110,7 @@
           <w:p>
             <w:pPr>
               <w:pStyle w:val="Normal"/>
-              <w:keepNext w:val="false"/>
+              <w:keepNext w:val="true"/>
               <w:rPr/>
             </w:pPr>
             <w:r>
@@ -15992,6 +16121,67 @@
                 <w:sz w:val="18"/>
                 <w:szCs w:val="18"/>
               </w:rPr>
+              <w:t>/api/v1/frame</w:t>
+            </w:r>
+          </w:p>
+        </w:tc>
+      </w:tr>
+      <w:tr>
+        <w:trPr>
+          <w:cantSplit w:val="true"/>
+        </w:trPr>
+        <w:tc>
+          <w:tcPr>
+            <w:tcW w:w="1699" w:type="dxa"/>
+            <w:tcBorders>
+              <w:top w:val="single" w:sz="4" w:space="0" w:color="B7B7B7"/>
+              <w:left w:val="single" w:sz="4" w:space="0" w:color="B7B7B7"/>
+              <w:bottom w:val="single" w:sz="4" w:space="0" w:color="B7B7B7"/>
+              <w:right w:val="single" w:sz="4" w:space="0" w:color="B7B7B7"/>
+            </w:tcBorders>
+            <w:shd w:color="auto" w:fill="EEF3FA" w:val="clear"/>
+          </w:tcPr>
+          <w:p>
+            <w:pPr>
+              <w:pStyle w:val="Normal"/>
+              <w:keepNext w:val="false"/>
+              <w:rPr/>
+            </w:pPr>
+            <w:r>
+              <w:rPr>
+                <w:b/>
+                <w:bCs/>
+                <w:sz w:val="20"/>
+                <w:szCs w:val="20"/>
+              </w:rPr>
+              <w:t>Writes</w:t>
+            </w:r>
+          </w:p>
+        </w:tc>
+        <w:tc>
+          <w:tcPr>
+            <w:tcW w:w="7660" w:type="dxa"/>
+            <w:tcBorders>
+              <w:top w:val="single" w:sz="4" w:space="0" w:color="B7B7B7"/>
+              <w:left w:val="single" w:sz="4" w:space="0" w:color="B7B7B7"/>
+              <w:bottom w:val="single" w:sz="4" w:space="0" w:color="B7B7B7"/>
+              <w:right w:val="single" w:sz="4" w:space="0" w:color="B7B7B7"/>
+            </w:tcBorders>
+          </w:tcPr>
+          <w:p>
+            <w:pPr>
+              <w:pStyle w:val="Normal"/>
+              <w:keepNext w:val="false"/>
+              <w:rPr/>
+            </w:pPr>
+            <w:r>
+              <w:rPr>
+                <w:rFonts w:eastAsia="Consolas" w:cs="Consolas" w:ascii="Consolas" w:hAnsi="Consolas"/>
+                <w:b w:val="false"/>
+                <w:bCs w:val="false"/>
+                <w:sz w:val="18"/>
+                <w:szCs w:val="18"/>
+              </w:rPr>
               <w:t>POST, PUT, PATCH, DELETE</w:t>
             </w:r>
           </w:p>
@@ -16090,6 +16280,33 @@
           <w:sz w:val="18"/>
           <w:szCs w:val="18"/>
         </w:rPr>
+        <w:t>"episode_id": "EP01",</w:t>
+      </w:r>
+    </w:p>
+    <w:p>
+      <w:pPr>
+        <w:pStyle w:val="Normal"/>
+        <w:keepNext w:val="true"/>
+        <w:keepLines/>
+        <w:shd w:val="clear" w:color="auto" w:fill="F1F4F8"/>
+        <w:spacing w:lineRule="exact" w:line="252" w:before="0" w:after="0"/>
+        <w:ind w:left="120" w:right="120"/>
+        <w:rPr/>
+      </w:pPr>
+      <w:r>
+        <w:rPr>
+          <w:rFonts w:eastAsia="Consolas" w:cs="Consolas" w:ascii="Consolas" w:hAnsi="Consolas"/>
+          <w:sz w:val="18"/>
+          <w:szCs w:val="18"/>
+        </w:rPr>
+        <w:t xml:space="preserve">  </w:t>
+      </w:r>
+      <w:r>
+        <w:rPr>
+          <w:rFonts w:eastAsia="Consolas" w:cs="Consolas" w:ascii="Consolas" w:hAnsi="Consolas"/>
+          <w:sz w:val="18"/>
+          <w:szCs w:val="18"/>
+        </w:rPr>
         <w:t>"sequence_id": "SQ010",</w:t>
       </w:r>
     </w:p>
@@ -16171,7 +16388,7 @@
           <w:sz w:val="18"/>
           <w:szCs w:val="18"/>
         </w:rPr>
-        <w:t>"keyframe_id": "KEYFRAME1",</w:t>
+        <w:t>"frame_number": 1,</w:t>
       </w:r>
     </w:p>
     <w:p>
@@ -16198,7 +16415,7 @@
           <w:sz w:val="18"/>
           <w:szCs w:val="18"/>
         </w:rPr>
-        <w:t>"frame_number": 1,</w:t>
+        <w:t>"layer_id": "L1",</w:t>
       </w:r>
     </w:p>
     <w:p>
@@ -16225,7 +16442,7 @@
           <w:sz w:val="18"/>
           <w:szCs w:val="18"/>
         </w:rPr>
-        <w:t>"x": 0,</w:t>
+        <w:t>"frame_url": "example",</w:t>
       </w:r>
     </w:p>
     <w:p>
@@ -16252,7 +16469,7 @@
           <w:sz w:val="18"/>
           <w:szCs w:val="18"/>
         </w:rPr>
-        <w:t>"y": 0,</w:t>
+        <w:t>"audio_ref": "AUDIO1",</w:t>
       </w:r>
     </w:p>
     <w:p>
@@ -16279,7 +16496,7 @@
           <w:sz w:val="18"/>
           <w:szCs w:val="18"/>
         </w:rPr>
-        <w:t>"z": 10,</w:t>
+        <w:t>"dialog_ref": "DIALOG1",</w:t>
       </w:r>
     </w:p>
     <w:p>
@@ -16306,7 +16523,7 @@
           <w:sz w:val="18"/>
           <w:szCs w:val="18"/>
         </w:rPr>
-        <w:t>"zoom": 1,</w:t>
+        <w:t>"note_ref": "NOTE1",</w:t>
       </w:r>
     </w:p>
     <w:p>
@@ -16333,87 +16550,6 @@
           <w:sz w:val="18"/>
           <w:szCs w:val="18"/>
         </w:rPr>
-        <w:t>"focal_length": 35,</w:t>
-      </w:r>
-    </w:p>
-    <w:p>
-      <w:pPr>
-        <w:pStyle w:val="Normal"/>
-        <w:keepNext w:val="true"/>
-        <w:keepLines/>
-        <w:shd w:val="clear" w:color="auto" w:fill="F1F4F8"/>
-        <w:spacing w:lineRule="exact" w:line="252" w:before="0" w:after="0"/>
-        <w:ind w:left="120" w:right="120"/>
-        <w:rPr/>
-      </w:pPr>
-      <w:r>
-        <w:rPr>
-          <w:rFonts w:eastAsia="Consolas" w:cs="Consolas" w:ascii="Consolas" w:hAnsi="Consolas"/>
-          <w:sz w:val="18"/>
-          <w:szCs w:val="18"/>
-        </w:rPr>
-        <w:t xml:space="preserve">  </w:t>
-      </w:r>
-      <w:r>
-        <w:rPr>
-          <w:rFonts w:eastAsia="Consolas" w:cs="Consolas" w:ascii="Consolas" w:hAnsi="Consolas"/>
-          <w:sz w:val="18"/>
-          <w:szCs w:val="18"/>
-        </w:rPr>
-        <w:t>"interpolation": "linear",</w:t>
-      </w:r>
-    </w:p>
-    <w:p>
-      <w:pPr>
-        <w:pStyle w:val="Normal"/>
-        <w:keepNext w:val="true"/>
-        <w:keepLines/>
-        <w:shd w:val="clear" w:color="auto" w:fill="F1F4F8"/>
-        <w:spacing w:lineRule="exact" w:line="252" w:before="0" w:after="0"/>
-        <w:ind w:left="120" w:right="120"/>
-        <w:rPr/>
-      </w:pPr>
-      <w:r>
-        <w:rPr>
-          <w:rFonts w:eastAsia="Consolas" w:cs="Consolas" w:ascii="Consolas" w:hAnsi="Consolas"/>
-          <w:sz w:val="18"/>
-          <w:szCs w:val="18"/>
-        </w:rPr>
-        <w:t xml:space="preserve">  </w:t>
-      </w:r>
-      <w:r>
-        <w:rPr>
-          <w:rFonts w:eastAsia="Consolas" w:cs="Consolas" w:ascii="Consolas" w:hAnsi="Consolas"/>
-          <w:sz w:val="18"/>
-          <w:szCs w:val="18"/>
-        </w:rPr>
-        <w:t>"note": "Hold for two frames.",</w:t>
-      </w:r>
-    </w:p>
-    <w:p>
-      <w:pPr>
-        <w:pStyle w:val="Normal"/>
-        <w:keepNext w:val="true"/>
-        <w:keepLines/>
-        <w:shd w:val="clear" w:color="auto" w:fill="F1F4F8"/>
-        <w:spacing w:lineRule="exact" w:line="252" w:before="0" w:after="0"/>
-        <w:ind w:left="120" w:right="120"/>
-        <w:rPr/>
-      </w:pPr>
-      <w:r>
-        <w:rPr>
-          <w:rFonts w:eastAsia="Consolas" w:cs="Consolas" w:ascii="Consolas" w:hAnsi="Consolas"/>
-          <w:sz w:val="18"/>
-          <w:szCs w:val="18"/>
-        </w:rPr>
-        <w:t xml:space="preserve">  </w:t>
-      </w:r>
-      <w:r>
-        <w:rPr>
-          <w:rFonts w:eastAsia="Consolas" w:cs="Consolas" w:ascii="Consolas" w:hAnsi="Consolas"/>
-          <w:sz w:val="18"/>
-          <w:szCs w:val="18"/>
-        </w:rPr>
         <w:t>"description": "Example description."</w:t>
       </w:r>
     </w:p>
@@ -16442,11 +16578,11 @@
         <w:keepNext w:val="true"/>
         <w:rPr/>
       </w:pPr>
-      <w:bookmarkStart w:id="34" w:name="__RefHeading___Toc2277_3699639650"/>
+      <w:bookmarkStart w:id="34" w:name="__RefHeading___Toc2368_1442826027"/>
       <w:bookmarkEnd w:id="34"/>
       <w:r>
         <w:rPr/>
-        <w:t>layer</w:t>
+        <w:t>keyframe</w:t>
       </w:r>
     </w:p>
     <w:tbl>
@@ -16522,7 +16658,7 @@
                 <w:sz w:val="18"/>
                 <w:szCs w:val="18"/>
               </w:rPr>
-              <w:t>/api/v1/layer/{project_id}/{sequence_id}/{scene_id}/{shot_id}/{layer_id}</w:t>
+              <w:t>/api/v1/keyframe/{project_id}/{episode_id}/{sequence_id}/{scene_id}/{shot_id}/{keyframe_id}</w:t>
             </w:r>
           </w:p>
         </w:tc>
@@ -16583,7 +16719,7 @@
                 <w:sz w:val="18"/>
                 <w:szCs w:val="18"/>
               </w:rPr>
-              <w:t>project_id, sequence_id, scene_id, shot_id</w:t>
+              <w:t>project_id, episode_id, sequence_id, scene_id, shot_id</w:t>
             </w:r>
           </w:p>
         </w:tc>
@@ -16644,7 +16780,7 @@
                 <w:sz w:val="18"/>
                 <w:szCs w:val="18"/>
               </w:rPr>
-              <w:t>layer_id</w:t>
+              <w:t>keyframe_id</w:t>
             </w:r>
           </w:p>
         </w:tc>
@@ -16705,7 +16841,7 @@
                 <w:sz w:val="18"/>
                 <w:szCs w:val="18"/>
               </w:rPr>
-              <w:t>/api/v1/layer/{project_id}/{sequence_id}/{scene_id}/{shot_id}</w:t>
+              <w:t>/api/v1/keyframe/{project_id}/{episode_id}/{sequence_id}/{scene_id}/{shot_id}</w:t>
             </w:r>
           </w:p>
         </w:tc>
@@ -16766,7 +16902,7 @@
                 <w:sz w:val="18"/>
                 <w:szCs w:val="18"/>
               </w:rPr>
-              <w:t>/api/v1/layer</w:t>
+              <w:t>/api/v1/keyframe</w:t>
             </w:r>
           </w:p>
         </w:tc>
@@ -16925,6 +17061,33 @@
           <w:sz w:val="18"/>
           <w:szCs w:val="18"/>
         </w:rPr>
+        <w:t>"episode_id": "EP01",</w:t>
+      </w:r>
+    </w:p>
+    <w:p>
+      <w:pPr>
+        <w:pStyle w:val="Normal"/>
+        <w:keepNext w:val="true"/>
+        <w:keepLines/>
+        <w:shd w:val="clear" w:color="auto" w:fill="F1F4F8"/>
+        <w:spacing w:lineRule="exact" w:line="252" w:before="0" w:after="0"/>
+        <w:ind w:left="120" w:right="120"/>
+        <w:rPr/>
+      </w:pPr>
+      <w:r>
+        <w:rPr>
+          <w:rFonts w:eastAsia="Consolas" w:cs="Consolas" w:ascii="Consolas" w:hAnsi="Consolas"/>
+          <w:sz w:val="18"/>
+          <w:szCs w:val="18"/>
+        </w:rPr>
+        <w:t xml:space="preserve">  </w:t>
+      </w:r>
+      <w:r>
+        <w:rPr>
+          <w:rFonts w:eastAsia="Consolas" w:cs="Consolas" w:ascii="Consolas" w:hAnsi="Consolas"/>
+          <w:sz w:val="18"/>
+          <w:szCs w:val="18"/>
+        </w:rPr>
         <w:t>"sequence_id": "SQ010",</w:t>
       </w:r>
     </w:p>
@@ -17006,7 +17169,7 @@
           <w:sz w:val="18"/>
           <w:szCs w:val="18"/>
         </w:rPr>
-        <w:t>"layer_id": "L1",</w:t>
+        <w:t>"keyframe_id": "KEYFRAME1",</w:t>
       </w:r>
     </w:p>
     <w:p>
@@ -17033,7 +17196,7 @@
           <w:sz w:val="18"/>
           <w:szCs w:val="18"/>
         </w:rPr>
-        <w:t>"name": "Example",</w:t>
+        <w:t>"frame_number": 1,</w:t>
       </w:r>
     </w:p>
     <w:p>
@@ -17060,7 +17223,7 @@
           <w:sz w:val="18"/>
           <w:szCs w:val="18"/>
         </w:rPr>
-        <w:t>"type": "example",</w:t>
+        <w:t>"x": 0,</w:t>
       </w:r>
     </w:p>
     <w:p>
@@ -17087,7 +17250,7 @@
           <w:sz w:val="18"/>
           <w:szCs w:val="18"/>
         </w:rPr>
-        <w:t>"z_order": 1,</w:t>
+        <w:t>"y": 0,</w:t>
       </w:r>
     </w:p>
     <w:p>
@@ -17114,7 +17277,7 @@
           <w:sz w:val="18"/>
           <w:szCs w:val="18"/>
         </w:rPr>
-        <w:t>"visibility": true,</w:t>
+        <w:t>"z": 10,</w:t>
       </w:r>
     </w:p>
     <w:p>
@@ -17141,7 +17304,7 @@
           <w:sz w:val="18"/>
           <w:szCs w:val="18"/>
         </w:rPr>
-        <w:t>"asset_ref": "ASSET1",</w:t>
+        <w:t>"zoom": 1,</w:t>
       </w:r>
     </w:p>
     <w:p>
@@ -17168,6 +17331,87 @@
           <w:sz w:val="18"/>
           <w:szCs w:val="18"/>
         </w:rPr>
+        <w:t>"focal_length": 35,</w:t>
+      </w:r>
+    </w:p>
+    <w:p>
+      <w:pPr>
+        <w:pStyle w:val="Normal"/>
+        <w:keepNext w:val="true"/>
+        <w:keepLines/>
+        <w:shd w:val="clear" w:color="auto" w:fill="F1F4F8"/>
+        <w:spacing w:lineRule="exact" w:line="252" w:before="0" w:after="0"/>
+        <w:ind w:left="120" w:right="120"/>
+        <w:rPr/>
+      </w:pPr>
+      <w:r>
+        <w:rPr>
+          <w:rFonts w:eastAsia="Consolas" w:cs="Consolas" w:ascii="Consolas" w:hAnsi="Consolas"/>
+          <w:sz w:val="18"/>
+          <w:szCs w:val="18"/>
+        </w:rPr>
+        <w:t xml:space="preserve">  </w:t>
+      </w:r>
+      <w:r>
+        <w:rPr>
+          <w:rFonts w:eastAsia="Consolas" w:cs="Consolas" w:ascii="Consolas" w:hAnsi="Consolas"/>
+          <w:sz w:val="18"/>
+          <w:szCs w:val="18"/>
+        </w:rPr>
+        <w:t>"interpolation": "linear",</w:t>
+      </w:r>
+    </w:p>
+    <w:p>
+      <w:pPr>
+        <w:pStyle w:val="Normal"/>
+        <w:keepNext w:val="true"/>
+        <w:keepLines/>
+        <w:shd w:val="clear" w:color="auto" w:fill="F1F4F8"/>
+        <w:spacing w:lineRule="exact" w:line="252" w:before="0" w:after="0"/>
+        <w:ind w:left="120" w:right="120"/>
+        <w:rPr/>
+      </w:pPr>
+      <w:r>
+        <w:rPr>
+          <w:rFonts w:eastAsia="Consolas" w:cs="Consolas" w:ascii="Consolas" w:hAnsi="Consolas"/>
+          <w:sz w:val="18"/>
+          <w:szCs w:val="18"/>
+        </w:rPr>
+        <w:t xml:space="preserve">  </w:t>
+      </w:r>
+      <w:r>
+        <w:rPr>
+          <w:rFonts w:eastAsia="Consolas" w:cs="Consolas" w:ascii="Consolas" w:hAnsi="Consolas"/>
+          <w:sz w:val="18"/>
+          <w:szCs w:val="18"/>
+        </w:rPr>
+        <w:t>"note": "Hold for two frames.",</w:t>
+      </w:r>
+    </w:p>
+    <w:p>
+      <w:pPr>
+        <w:pStyle w:val="Normal"/>
+        <w:keepNext w:val="true"/>
+        <w:keepLines/>
+        <w:shd w:val="clear" w:color="auto" w:fill="F1F4F8"/>
+        <w:spacing w:lineRule="exact" w:line="252" w:before="0" w:after="0"/>
+        <w:ind w:left="120" w:right="120"/>
+        <w:rPr/>
+      </w:pPr>
+      <w:r>
+        <w:rPr>
+          <w:rFonts w:eastAsia="Consolas" w:cs="Consolas" w:ascii="Consolas" w:hAnsi="Consolas"/>
+          <w:sz w:val="18"/>
+          <w:szCs w:val="18"/>
+        </w:rPr>
+        <w:t xml:space="preserve">  </w:t>
+      </w:r>
+      <w:r>
+        <w:rPr>
+          <w:rFonts w:eastAsia="Consolas" w:cs="Consolas" w:ascii="Consolas" w:hAnsi="Consolas"/>
+          <w:sz w:val="18"/>
+          <w:szCs w:val="18"/>
+        </w:rPr>
         <w:t>"description": "Example description."</w:t>
       </w:r>
     </w:p>
@@ -17196,11 +17440,11 @@
         <w:keepNext w:val="true"/>
         <w:rPr/>
       </w:pPr>
-      <w:bookmarkStart w:id="35" w:name="__RefHeading___Toc2279_3699639650"/>
+      <w:bookmarkStart w:id="35" w:name="__RefHeading___Toc2370_1442826027"/>
       <w:bookmarkEnd w:id="35"/>
       <w:r>
         <w:rPr/>
-        <w:t>note</w:t>
+        <w:t>layer</w:t>
       </w:r>
     </w:p>
     <w:tbl>
@@ -17276,7 +17520,7 @@
                 <w:sz w:val="18"/>
                 <w:szCs w:val="18"/>
               </w:rPr>
-              <w:t>/api/v1/note/{project_id}/{sequence_id}/{scene_id}/{shot_id}/{note_id}</w:t>
+              <w:t>/api/v1/layer/{project_id}/{episode_id}/{sequence_id}/{scene_id}/{shot_id}/{layer_id}</w:t>
             </w:r>
           </w:p>
         </w:tc>
@@ -17337,7 +17581,7 @@
                 <w:sz w:val="18"/>
                 <w:szCs w:val="18"/>
               </w:rPr>
-              <w:t>project_id, sequence_id, scene_id, shot_id</w:t>
+              <w:t>project_id, episode_id, sequence_id, scene_id, shot_id</w:t>
             </w:r>
           </w:p>
         </w:tc>
@@ -17398,7 +17642,7 @@
                 <w:sz w:val="18"/>
                 <w:szCs w:val="18"/>
               </w:rPr>
-              <w:t>note_id</w:t>
+              <w:t>layer_id</w:t>
             </w:r>
           </w:p>
         </w:tc>
@@ -17459,7 +17703,7 @@
                 <w:sz w:val="18"/>
                 <w:szCs w:val="18"/>
               </w:rPr>
-              <w:t>/api/v1/note/{project_id}/{sequence_id}/{scene_id}/{shot_id}</w:t>
+              <w:t>/api/v1/layer/{project_id}/{episode_id}/{sequence_id}/{scene_id}/{shot_id}</w:t>
             </w:r>
           </w:p>
         </w:tc>
@@ -17520,7 +17764,7 @@
                 <w:sz w:val="18"/>
                 <w:szCs w:val="18"/>
               </w:rPr>
-              <w:t>/api/v1/note</w:t>
+              <w:t>/api/v1/layer</w:t>
             </w:r>
           </w:p>
         </w:tc>
@@ -17679,6 +17923,33 @@
           <w:sz w:val="18"/>
           <w:szCs w:val="18"/>
         </w:rPr>
+        <w:t>"episode_id": "EP01",</w:t>
+      </w:r>
+    </w:p>
+    <w:p>
+      <w:pPr>
+        <w:pStyle w:val="Normal"/>
+        <w:keepNext w:val="true"/>
+        <w:keepLines/>
+        <w:shd w:val="clear" w:color="auto" w:fill="F1F4F8"/>
+        <w:spacing w:lineRule="exact" w:line="252" w:before="0" w:after="0"/>
+        <w:ind w:left="120" w:right="120"/>
+        <w:rPr/>
+      </w:pPr>
+      <w:r>
+        <w:rPr>
+          <w:rFonts w:eastAsia="Consolas" w:cs="Consolas" w:ascii="Consolas" w:hAnsi="Consolas"/>
+          <w:sz w:val="18"/>
+          <w:szCs w:val="18"/>
+        </w:rPr>
+        <w:t xml:space="preserve">  </w:t>
+      </w:r>
+      <w:r>
+        <w:rPr>
+          <w:rFonts w:eastAsia="Consolas" w:cs="Consolas" w:ascii="Consolas" w:hAnsi="Consolas"/>
+          <w:sz w:val="18"/>
+          <w:szCs w:val="18"/>
+        </w:rPr>
         <w:t>"sequence_id": "SQ010",</w:t>
       </w:r>
     </w:p>
@@ -17760,7 +18031,7 @@
           <w:sz w:val="18"/>
           <w:szCs w:val="18"/>
         </w:rPr>
-        <w:t>"note_id": "NOTE1",</w:t>
+        <w:t>"layer_id": "L1",</w:t>
       </w:r>
     </w:p>
     <w:p>
@@ -17787,7 +18058,142 @@
           <w:sz w:val="18"/>
           <w:szCs w:val="18"/>
         </w:rPr>
-        <w:t>"note_text": "Check the lighting."</w:t>
+        <w:t>"name": "Example",</w:t>
+      </w:r>
+    </w:p>
+    <w:p>
+      <w:pPr>
+        <w:pStyle w:val="Normal"/>
+        <w:keepNext w:val="true"/>
+        <w:keepLines/>
+        <w:shd w:val="clear" w:color="auto" w:fill="F1F4F8"/>
+        <w:spacing w:lineRule="exact" w:line="252" w:before="0" w:after="0"/>
+        <w:ind w:left="120" w:right="120"/>
+        <w:rPr/>
+      </w:pPr>
+      <w:r>
+        <w:rPr>
+          <w:rFonts w:eastAsia="Consolas" w:cs="Consolas" w:ascii="Consolas" w:hAnsi="Consolas"/>
+          <w:sz w:val="18"/>
+          <w:szCs w:val="18"/>
+        </w:rPr>
+        <w:t xml:space="preserve">  </w:t>
+      </w:r>
+      <w:r>
+        <w:rPr>
+          <w:rFonts w:eastAsia="Consolas" w:cs="Consolas" w:ascii="Consolas" w:hAnsi="Consolas"/>
+          <w:sz w:val="18"/>
+          <w:szCs w:val="18"/>
+        </w:rPr>
+        <w:t>"type": "example",</w:t>
+      </w:r>
+    </w:p>
+    <w:p>
+      <w:pPr>
+        <w:pStyle w:val="Normal"/>
+        <w:keepNext w:val="true"/>
+        <w:keepLines/>
+        <w:shd w:val="clear" w:color="auto" w:fill="F1F4F8"/>
+        <w:spacing w:lineRule="exact" w:line="252" w:before="0" w:after="0"/>
+        <w:ind w:left="120" w:right="120"/>
+        <w:rPr/>
+      </w:pPr>
+      <w:r>
+        <w:rPr>
+          <w:rFonts w:eastAsia="Consolas" w:cs="Consolas" w:ascii="Consolas" w:hAnsi="Consolas"/>
+          <w:sz w:val="18"/>
+          <w:szCs w:val="18"/>
+        </w:rPr>
+        <w:t xml:space="preserve">  </w:t>
+      </w:r>
+      <w:r>
+        <w:rPr>
+          <w:rFonts w:eastAsia="Consolas" w:cs="Consolas" w:ascii="Consolas" w:hAnsi="Consolas"/>
+          <w:sz w:val="18"/>
+          <w:szCs w:val="18"/>
+        </w:rPr>
+        <w:t>"z_order": 1,</w:t>
+      </w:r>
+    </w:p>
+    <w:p>
+      <w:pPr>
+        <w:pStyle w:val="Normal"/>
+        <w:keepNext w:val="true"/>
+        <w:keepLines/>
+        <w:shd w:val="clear" w:color="auto" w:fill="F1F4F8"/>
+        <w:spacing w:lineRule="exact" w:line="252" w:before="0" w:after="0"/>
+        <w:ind w:left="120" w:right="120"/>
+        <w:rPr/>
+      </w:pPr>
+      <w:r>
+        <w:rPr>
+          <w:rFonts w:eastAsia="Consolas" w:cs="Consolas" w:ascii="Consolas" w:hAnsi="Consolas"/>
+          <w:sz w:val="18"/>
+          <w:szCs w:val="18"/>
+        </w:rPr>
+        <w:t xml:space="preserve">  </w:t>
+      </w:r>
+      <w:r>
+        <w:rPr>
+          <w:rFonts w:eastAsia="Consolas" w:cs="Consolas" w:ascii="Consolas" w:hAnsi="Consolas"/>
+          <w:sz w:val="18"/>
+          <w:szCs w:val="18"/>
+        </w:rPr>
+        <w:t>"visibility": true,</w:t>
+      </w:r>
+    </w:p>
+    <w:p>
+      <w:pPr>
+        <w:pStyle w:val="Normal"/>
+        <w:keepNext w:val="true"/>
+        <w:keepLines/>
+        <w:shd w:val="clear" w:color="auto" w:fill="F1F4F8"/>
+        <w:spacing w:lineRule="exact" w:line="252" w:before="0" w:after="0"/>
+        <w:ind w:left="120" w:right="120"/>
+        <w:rPr/>
+      </w:pPr>
+      <w:r>
+        <w:rPr>
+          <w:rFonts w:eastAsia="Consolas" w:cs="Consolas" w:ascii="Consolas" w:hAnsi="Consolas"/>
+          <w:sz w:val="18"/>
+          <w:szCs w:val="18"/>
+        </w:rPr>
+        <w:t xml:space="preserve">  </w:t>
+      </w:r>
+      <w:r>
+        <w:rPr>
+          <w:rFonts w:eastAsia="Consolas" w:cs="Consolas" w:ascii="Consolas" w:hAnsi="Consolas"/>
+          <w:sz w:val="18"/>
+          <w:szCs w:val="18"/>
+        </w:rPr>
+        <w:t>"asset_ref": "ASSET1",</w:t>
+      </w:r>
+    </w:p>
+    <w:p>
+      <w:pPr>
+        <w:pStyle w:val="Normal"/>
+        <w:keepNext w:val="true"/>
+        <w:keepLines/>
+        <w:shd w:val="clear" w:color="auto" w:fill="F1F4F8"/>
+        <w:spacing w:lineRule="exact" w:line="252" w:before="0" w:after="0"/>
+        <w:ind w:left="120" w:right="120"/>
+        <w:rPr/>
+      </w:pPr>
+      <w:r>
+        <w:rPr>
+          <w:rFonts w:eastAsia="Consolas" w:cs="Consolas" w:ascii="Consolas" w:hAnsi="Consolas"/>
+          <w:sz w:val="18"/>
+          <w:szCs w:val="18"/>
+        </w:rPr>
+        <w:t xml:space="preserve">  </w:t>
+      </w:r>
+      <w:r>
+        <w:rPr>
+          <w:rFonts w:eastAsia="Consolas" w:cs="Consolas" w:ascii="Consolas" w:hAnsi="Consolas"/>
+          <w:sz w:val="18"/>
+          <w:szCs w:val="18"/>
+        </w:rPr>
+        <w:t>"description": "Example description."</w:t>
       </w:r>
     </w:p>
     <w:p>
@@ -17815,11 +18221,11 @@
         <w:keepNext w:val="true"/>
         <w:rPr/>
       </w:pPr>
-      <w:bookmarkStart w:id="36" w:name="__RefHeading___Toc2281_3699639650"/>
+      <w:bookmarkStart w:id="36" w:name="__RefHeading___Toc2372_1442826027"/>
       <w:bookmarkEnd w:id="36"/>
       <w:r>
         <w:rPr/>
-        <w:t>production</w:t>
+        <w:t>note</w:t>
       </w:r>
     </w:p>
     <w:tbl>
@@ -17895,7 +18301,7 @@
                 <w:sz w:val="18"/>
                 <w:szCs w:val="18"/>
               </w:rPr>
-              <w:t>/api/v1/production/{project_id}/{sequence_id}</w:t>
+              <w:t>/api/v1/note/{project_id}/{episode_id}/{sequence_id}/{scene_id}/{shot_id}/{note_id}</w:t>
             </w:r>
           </w:p>
         </w:tc>
@@ -17956,7 +18362,7 @@
                 <w:sz w:val="18"/>
                 <w:szCs w:val="18"/>
               </w:rPr>
-              <w:t>project_id</w:t>
+              <w:t>project_id, episode_id, sequence_id, scene_id, shot_id</w:t>
             </w:r>
           </w:p>
         </w:tc>
@@ -18017,7 +18423,7 @@
                 <w:sz w:val="18"/>
                 <w:szCs w:val="18"/>
               </w:rPr>
-              <w:t>sequence_id</w:t>
+              <w:t>note_id</w:t>
             </w:r>
           </w:p>
         </w:tc>
@@ -18078,7 +18484,7 @@
                 <w:sz w:val="18"/>
                 <w:szCs w:val="18"/>
               </w:rPr>
-              <w:t>/api/v1/production/{project_id}</w:t>
+              <w:t>/api/v1/note/{project_id}/{episode_id}/{sequence_id}/{scene_id}/{shot_id}</w:t>
             </w:r>
           </w:p>
         </w:tc>
@@ -18139,7 +18545,7 @@
                 <w:sz w:val="18"/>
                 <w:szCs w:val="18"/>
               </w:rPr>
-              <w:t>/api/v1/production</w:t>
+              <w:t>/api/v1/note</w:t>
             </w:r>
           </w:p>
         </w:tc>
@@ -18298,6 +18704,33 @@
           <w:sz w:val="18"/>
           <w:szCs w:val="18"/>
         </w:rPr>
+        <w:t>"episode_id": "EP01",</w:t>
+      </w:r>
+    </w:p>
+    <w:p>
+      <w:pPr>
+        <w:pStyle w:val="Normal"/>
+        <w:keepNext w:val="true"/>
+        <w:keepLines/>
+        <w:shd w:val="clear" w:color="auto" w:fill="F1F4F8"/>
+        <w:spacing w:lineRule="exact" w:line="252" w:before="0" w:after="0"/>
+        <w:ind w:left="120" w:right="120"/>
+        <w:rPr/>
+      </w:pPr>
+      <w:r>
+        <w:rPr>
+          <w:rFonts w:eastAsia="Consolas" w:cs="Consolas" w:ascii="Consolas" w:hAnsi="Consolas"/>
+          <w:sz w:val="18"/>
+          <w:szCs w:val="18"/>
+        </w:rPr>
+        <w:t xml:space="preserve">  </w:t>
+      </w:r>
+      <w:r>
+        <w:rPr>
+          <w:rFonts w:eastAsia="Consolas" w:cs="Consolas" w:ascii="Consolas" w:hAnsi="Consolas"/>
+          <w:sz w:val="18"/>
+          <w:szCs w:val="18"/>
+        </w:rPr>
         <w:t>"sequence_id": "SQ010",</w:t>
       </w:r>
     </w:p>
@@ -18325,7 +18758,7 @@
           <w:sz w:val="18"/>
           <w:szCs w:val="18"/>
         </w:rPr>
-        <w:t>"title": "Opening",</w:t>
+        <w:t>"scene_id": "SC010",</w:t>
       </w:r>
     </w:p>
     <w:p>
@@ -18352,7 +18785,61 @@
           <w:sz w:val="18"/>
           <w:szCs w:val="18"/>
         </w:rPr>
-        <w:t>"description": "Example description."</w:t>
+        <w:t>"shot_id": "SH010",</w:t>
+      </w:r>
+    </w:p>
+    <w:p>
+      <w:pPr>
+        <w:pStyle w:val="Normal"/>
+        <w:keepNext w:val="true"/>
+        <w:keepLines/>
+        <w:shd w:val="clear" w:color="auto" w:fill="F1F4F8"/>
+        <w:spacing w:lineRule="exact" w:line="252" w:before="0" w:after="0"/>
+        <w:ind w:left="120" w:right="120"/>
+        <w:rPr/>
+      </w:pPr>
+      <w:r>
+        <w:rPr>
+          <w:rFonts w:eastAsia="Consolas" w:cs="Consolas" w:ascii="Consolas" w:hAnsi="Consolas"/>
+          <w:sz w:val="18"/>
+          <w:szCs w:val="18"/>
+        </w:rPr>
+        <w:t xml:space="preserve">  </w:t>
+      </w:r>
+      <w:r>
+        <w:rPr>
+          <w:rFonts w:eastAsia="Consolas" w:cs="Consolas" w:ascii="Consolas" w:hAnsi="Consolas"/>
+          <w:sz w:val="18"/>
+          <w:szCs w:val="18"/>
+        </w:rPr>
+        <w:t>"note_id": "NOTE1",</w:t>
+      </w:r>
+    </w:p>
+    <w:p>
+      <w:pPr>
+        <w:pStyle w:val="Normal"/>
+        <w:keepNext w:val="true"/>
+        <w:keepLines/>
+        <w:shd w:val="clear" w:color="auto" w:fill="F1F4F8"/>
+        <w:spacing w:lineRule="exact" w:line="252" w:before="0" w:after="0"/>
+        <w:ind w:left="120" w:right="120"/>
+        <w:rPr/>
+      </w:pPr>
+      <w:r>
+        <w:rPr>
+          <w:rFonts w:eastAsia="Consolas" w:cs="Consolas" w:ascii="Consolas" w:hAnsi="Consolas"/>
+          <w:sz w:val="18"/>
+          <w:szCs w:val="18"/>
+        </w:rPr>
+        <w:t xml:space="preserve">  </w:t>
+      </w:r>
+      <w:r>
+        <w:rPr>
+          <w:rFonts w:eastAsia="Consolas" w:cs="Consolas" w:ascii="Consolas" w:hAnsi="Consolas"/>
+          <w:sz w:val="18"/>
+          <w:szCs w:val="18"/>
+        </w:rPr>
+        <w:t>"note_text": "Check the lighting."</w:t>
       </w:r>
     </w:p>
     <w:p>
@@ -18380,11 +18867,11 @@
         <w:keepNext w:val="true"/>
         <w:rPr/>
       </w:pPr>
-      <w:bookmarkStart w:id="37" w:name="__RefHeading___Toc2283_3699639650"/>
+      <w:bookmarkStart w:id="37" w:name="__RefHeading___Toc2374_1442826027"/>
       <w:bookmarkEnd w:id="37"/>
       <w:r>
         <w:rPr/>
-        <w:t>project</w:t>
+        <w:t>production</w:t>
       </w:r>
     </w:p>
     <w:tbl>
@@ -18460,7 +18947,7 @@
                 <w:sz w:val="18"/>
                 <w:szCs w:val="18"/>
               </w:rPr>
-              <w:t>/api/v1/project/{project_id}</w:t>
+              <w:t>/api/v1/production/{project_id}/{episode_id}</w:t>
             </w:r>
           </w:p>
         </w:tc>
@@ -18582,7 +19069,7 @@
                 <w:sz w:val="18"/>
                 <w:szCs w:val="18"/>
               </w:rPr>
-              <w:t>none</w:t>
+              <w:t>episode_id</w:t>
             </w:r>
           </w:p>
         </w:tc>
@@ -18643,7 +19130,7 @@
                 <w:sz w:val="18"/>
                 <w:szCs w:val="18"/>
               </w:rPr>
-              <w:t>/api/v1/project/{project_id}</w:t>
+              <w:t>/api/v1/production/{project_id}</w:t>
             </w:r>
           </w:p>
         </w:tc>
@@ -18704,7 +19191,7 @@
                 <w:sz w:val="18"/>
                 <w:szCs w:val="18"/>
               </w:rPr>
-              <w:t>/api/v1/project</w:t>
+              <w:t>/api/v1/production</w:t>
             </w:r>
           </w:p>
         </w:tc>
@@ -18863,7 +19350,7 @@
           <w:sz w:val="18"/>
           <w:szCs w:val="18"/>
         </w:rPr>
-        <w:t>"name": "Example",</w:t>
+        <w:t>"episode_id": "EP01",</w:t>
       </w:r>
     </w:p>
     <w:p>
@@ -18890,7 +19377,7 @@
           <w:sz w:val="18"/>
           <w:szCs w:val="18"/>
         </w:rPr>
-        <w:t>"status": "active",</w:t>
+        <w:t>"title": "Opening",</w:t>
       </w:r>
     </w:p>
     <w:p>
@@ -18917,60 +19404,6 @@
           <w:sz w:val="18"/>
           <w:szCs w:val="18"/>
         </w:rPr>
-        <w:t>"owner_id": "u1",</w:t>
-      </w:r>
-    </w:p>
-    <w:p>
-      <w:pPr>
-        <w:pStyle w:val="Normal"/>
-        <w:keepNext w:val="true"/>
-        <w:keepLines/>
-        <w:shd w:val="clear" w:color="auto" w:fill="F1F4F8"/>
-        <w:spacing w:lineRule="exact" w:line="252" w:before="0" w:after="0"/>
-        <w:ind w:left="120" w:right="120"/>
-        <w:rPr/>
-      </w:pPr>
-      <w:r>
-        <w:rPr>
-          <w:rFonts w:eastAsia="Consolas" w:cs="Consolas" w:ascii="Consolas" w:hAnsi="Consolas"/>
-          <w:sz w:val="18"/>
-          <w:szCs w:val="18"/>
-        </w:rPr>
-        <w:t xml:space="preserve">  </w:t>
-      </w:r>
-      <w:r>
-        <w:rPr>
-          <w:rFonts w:eastAsia="Consolas" w:cs="Consolas" w:ascii="Consolas" w:hAnsi="Consolas"/>
-          <w:sz w:val="18"/>
-          <w:szCs w:val="18"/>
-        </w:rPr>
-        <w:t>"created_at": "2026-10-05T12:00:00Z",</w:t>
-      </w:r>
-    </w:p>
-    <w:p>
-      <w:pPr>
-        <w:pStyle w:val="Normal"/>
-        <w:keepNext w:val="true"/>
-        <w:keepLines/>
-        <w:shd w:val="clear" w:color="auto" w:fill="F1F4F8"/>
-        <w:spacing w:lineRule="exact" w:line="252" w:before="0" w:after="0"/>
-        <w:ind w:left="120" w:right="120"/>
-        <w:rPr/>
-      </w:pPr>
-      <w:r>
-        <w:rPr>
-          <w:rFonts w:eastAsia="Consolas" w:cs="Consolas" w:ascii="Consolas" w:hAnsi="Consolas"/>
-          <w:sz w:val="18"/>
-          <w:szCs w:val="18"/>
-        </w:rPr>
-        <w:t xml:space="preserve">  </w:t>
-      </w:r>
-      <w:r>
-        <w:rPr>
-          <w:rFonts w:eastAsia="Consolas" w:cs="Consolas" w:ascii="Consolas" w:hAnsi="Consolas"/>
-          <w:sz w:val="18"/>
-          <w:szCs w:val="18"/>
-        </w:rPr>
         <w:t>"description": "Example description."</w:t>
       </w:r>
     </w:p>
@@ -18999,11 +19432,11 @@
         <w:keepNext w:val="true"/>
         <w:rPr/>
       </w:pPr>
-      <w:bookmarkStart w:id="38" w:name="__RefHeading___Toc2285_3699639650"/>
+      <w:bookmarkStart w:id="38" w:name="__RefHeading___Toc2376_1442826027"/>
       <w:bookmarkEnd w:id="38"/>
       <w:r>
         <w:rPr/>
-        <w:t>project_by_user</w:t>
+        <w:t>project</w:t>
       </w:r>
     </w:p>
     <w:tbl>
@@ -19079,7 +19512,7 @@
                 <w:sz w:val="18"/>
                 <w:szCs w:val="18"/>
               </w:rPr>
-              <w:t>/api/v1/project_by_user/{user_id}/{project_id}</w:t>
+              <w:t>/api/v1/project/{project_id}</w:t>
             </w:r>
           </w:p>
         </w:tc>
@@ -19140,7 +19573,7 @@
                 <w:sz w:val="18"/>
                 <w:szCs w:val="18"/>
               </w:rPr>
-              <w:t>user_id</w:t>
+              <w:t>project_id</w:t>
             </w:r>
           </w:p>
         </w:tc>
@@ -19201,7 +19634,7 @@
                 <w:sz w:val="18"/>
                 <w:szCs w:val="18"/>
               </w:rPr>
-              <w:t>project_id</w:t>
+              <w:t>none</w:t>
             </w:r>
           </w:p>
         </w:tc>
@@ -19262,7 +19695,7 @@
                 <w:sz w:val="18"/>
                 <w:szCs w:val="18"/>
               </w:rPr>
-              <w:t>/api/v1/project_by_user/{user_id}</w:t>
+              <w:t>/api/v1/project/{project_id}</w:t>
             </w:r>
           </w:p>
         </w:tc>
@@ -19323,7 +19756,7 @@
                 <w:sz w:val="18"/>
                 <w:szCs w:val="18"/>
               </w:rPr>
-              <w:t>/api/v1/project_by_user</w:t>
+              <w:t>/api/v1/project</w:t>
             </w:r>
           </w:p>
         </w:tc>
@@ -19384,7 +19817,7 @@
                 <w:sz w:val="18"/>
                 <w:szCs w:val="18"/>
               </w:rPr>
-              <w:t>Read-only. Maintained from project_member (section 1.8).</w:t>
+              <w:t>POST, PUT, PATCH, DELETE</w:t>
             </w:r>
           </w:p>
         </w:tc>
@@ -19409,7 +19842,7 @@
       </w:pPr>
       <w:r>
         <w:rPr/>
-        <w:t>Example row returned by GET /api/v1/project_by_user/u1/demo:</w:t>
+        <w:t>Example body for POST:</w:t>
       </w:r>
     </w:p>
     <w:p>
@@ -19455,7 +19888,7 @@
           <w:sz w:val="18"/>
           <w:szCs w:val="18"/>
         </w:rPr>
-        <w:t>"user_id": "u1",</w:t>
+        <w:t>"project_id": "demo",</w:t>
       </w:r>
     </w:p>
     <w:p>
@@ -19482,7 +19915,7 @@
           <w:sz w:val="18"/>
           <w:szCs w:val="18"/>
         </w:rPr>
-        <w:t>"project_id": "demo",</w:t>
+        <w:t>"name": "Example",</w:t>
       </w:r>
     </w:p>
     <w:p>
@@ -19509,7 +19942,7 @@
           <w:sz w:val="18"/>
           <w:szCs w:val="18"/>
         </w:rPr>
-        <w:t>"role": "artist",</w:t>
+        <w:t>"status": "active",</w:t>
       </w:r>
     </w:p>
     <w:p>
@@ -19536,7 +19969,61 @@
           <w:sz w:val="18"/>
           <w:szCs w:val="18"/>
         </w:rPr>
-        <w:t>"added_at": "2026-10-05T12:00:00Z"</w:t>
+        <w:t>"owner_id": "u1",</w:t>
+      </w:r>
+    </w:p>
+    <w:p>
+      <w:pPr>
+        <w:pStyle w:val="Normal"/>
+        <w:keepNext w:val="true"/>
+        <w:keepLines/>
+        <w:shd w:val="clear" w:color="auto" w:fill="F1F4F8"/>
+        <w:spacing w:lineRule="exact" w:line="252" w:before="0" w:after="0"/>
+        <w:ind w:left="120" w:right="120"/>
+        <w:rPr/>
+      </w:pPr>
+      <w:r>
+        <w:rPr>
+          <w:rFonts w:eastAsia="Consolas" w:cs="Consolas" w:ascii="Consolas" w:hAnsi="Consolas"/>
+          <w:sz w:val="18"/>
+          <w:szCs w:val="18"/>
+        </w:rPr>
+        <w:t xml:space="preserve">  </w:t>
+      </w:r>
+      <w:r>
+        <w:rPr>
+          <w:rFonts w:eastAsia="Consolas" w:cs="Consolas" w:ascii="Consolas" w:hAnsi="Consolas"/>
+          <w:sz w:val="18"/>
+          <w:szCs w:val="18"/>
+        </w:rPr>
+        <w:t>"created_at": "2026-10-05T12:00:00Z",</w:t>
+      </w:r>
+    </w:p>
+    <w:p>
+      <w:pPr>
+        <w:pStyle w:val="Normal"/>
+        <w:keepNext w:val="true"/>
+        <w:keepLines/>
+        <w:shd w:val="clear" w:color="auto" w:fill="F1F4F8"/>
+        <w:spacing w:lineRule="exact" w:line="252" w:before="0" w:after="0"/>
+        <w:ind w:left="120" w:right="120"/>
+        <w:rPr/>
+      </w:pPr>
+      <w:r>
+        <w:rPr>
+          <w:rFonts w:eastAsia="Consolas" w:cs="Consolas" w:ascii="Consolas" w:hAnsi="Consolas"/>
+          <w:sz w:val="18"/>
+          <w:szCs w:val="18"/>
+        </w:rPr>
+        <w:t xml:space="preserve">  </w:t>
+      </w:r>
+      <w:r>
+        <w:rPr>
+          <w:rFonts w:eastAsia="Consolas" w:cs="Consolas" w:ascii="Consolas" w:hAnsi="Consolas"/>
+          <w:sz w:val="18"/>
+          <w:szCs w:val="18"/>
+        </w:rPr>
+        <w:t>"description": "Example description."</w:t>
       </w:r>
     </w:p>
     <w:p>
@@ -19564,11 +20051,11 @@
         <w:keepNext w:val="true"/>
         <w:rPr/>
       </w:pPr>
-      <w:bookmarkStart w:id="39" w:name="__RefHeading___Toc2287_3699639650"/>
+      <w:bookmarkStart w:id="39" w:name="__RefHeading___Toc2378_1442826027"/>
       <w:bookmarkEnd w:id="39"/>
       <w:r>
         <w:rPr/>
-        <w:t>project_member</w:t>
+        <w:t>project_by_user</w:t>
       </w:r>
     </w:p>
     <w:tbl>
@@ -19644,7 +20131,7 @@
                 <w:sz w:val="18"/>
                 <w:szCs w:val="18"/>
               </w:rPr>
-              <w:t>/api/v1/project_member/{project_id}/{user_id}</w:t>
+              <w:t>/api/v1/project_by_user/{user_id}/{project_id}</w:t>
             </w:r>
           </w:p>
         </w:tc>
@@ -19705,7 +20192,7 @@
                 <w:sz w:val="18"/>
                 <w:szCs w:val="18"/>
               </w:rPr>
-              <w:t>project_id</w:t>
+              <w:t>user_id</w:t>
             </w:r>
           </w:p>
         </w:tc>
@@ -19766,7 +20253,7 @@
                 <w:sz w:val="18"/>
                 <w:szCs w:val="18"/>
               </w:rPr>
-              <w:t>user_id</w:t>
+              <w:t>project_id</w:t>
             </w:r>
           </w:p>
         </w:tc>
@@ -19827,7 +20314,7 @@
                 <w:sz w:val="18"/>
                 <w:szCs w:val="18"/>
               </w:rPr>
-              <w:t>/api/v1/project_member/{project_id}</w:t>
+              <w:t>/api/v1/project_by_user/{user_id}</w:t>
             </w:r>
           </w:p>
         </w:tc>
@@ -19888,7 +20375,7 @@
                 <w:sz w:val="18"/>
                 <w:szCs w:val="18"/>
               </w:rPr>
-              <w:t>/api/v1/project_member</w:t>
+              <w:t>/api/v1/project_by_user</w:t>
             </w:r>
           </w:p>
         </w:tc>
@@ -19949,7 +20436,7 @@
                 <w:sz w:val="18"/>
                 <w:szCs w:val="18"/>
               </w:rPr>
-              <w:t>POST, PUT, PATCH, DELETE</w:t>
+              <w:t>Read-only. Maintained from project_member (section 1.8).</w:t>
             </w:r>
           </w:p>
         </w:tc>
@@ -19974,7 +20461,7 @@
       </w:pPr>
       <w:r>
         <w:rPr/>
-        <w:t>Example body for POST:</w:t>
+        <w:t>Example row returned by GET /api/v1/project_by_user/u1/demo:</w:t>
       </w:r>
     </w:p>
     <w:p>
@@ -20020,6 +20507,33 @@
           <w:sz w:val="18"/>
           <w:szCs w:val="18"/>
         </w:rPr>
+        <w:t>"user_id": "u1",</w:t>
+      </w:r>
+    </w:p>
+    <w:p>
+      <w:pPr>
+        <w:pStyle w:val="Normal"/>
+        <w:keepNext w:val="true"/>
+        <w:keepLines/>
+        <w:shd w:val="clear" w:color="auto" w:fill="F1F4F8"/>
+        <w:spacing w:lineRule="exact" w:line="252" w:before="0" w:after="0"/>
+        <w:ind w:left="120" w:right="120"/>
+        <w:rPr/>
+      </w:pPr>
+      <w:r>
+        <w:rPr>
+          <w:rFonts w:eastAsia="Consolas" w:cs="Consolas" w:ascii="Consolas" w:hAnsi="Consolas"/>
+          <w:sz w:val="18"/>
+          <w:szCs w:val="18"/>
+        </w:rPr>
+        <w:t xml:space="preserve">  </w:t>
+      </w:r>
+      <w:r>
+        <w:rPr>
+          <w:rFonts w:eastAsia="Consolas" w:cs="Consolas" w:ascii="Consolas" w:hAnsi="Consolas"/>
+          <w:sz w:val="18"/>
+          <w:szCs w:val="18"/>
+        </w:rPr>
         <w:t>"project_id": "demo",</w:t>
       </w:r>
     </w:p>
@@ -20047,7 +20561,7 @@
           <w:sz w:val="18"/>
           <w:szCs w:val="18"/>
         </w:rPr>
-        <w:t>"user_id": "u1",</w:t>
+        <w:t>"role": "artist",</w:t>
       </w:r>
     </w:p>
     <w:p>
@@ -20074,33 +20588,6 @@
           <w:sz w:val="18"/>
           <w:szCs w:val="18"/>
         </w:rPr>
-        <w:t>"role": "artist",</w:t>
-      </w:r>
-    </w:p>
-    <w:p>
-      <w:pPr>
-        <w:pStyle w:val="Normal"/>
-        <w:keepNext w:val="true"/>
-        <w:keepLines/>
-        <w:shd w:val="clear" w:color="auto" w:fill="F1F4F8"/>
-        <w:spacing w:lineRule="exact" w:line="252" w:before="0" w:after="0"/>
-        <w:ind w:left="120" w:right="120"/>
-        <w:rPr/>
-      </w:pPr>
-      <w:r>
-        <w:rPr>
-          <w:rFonts w:eastAsia="Consolas" w:cs="Consolas" w:ascii="Consolas" w:hAnsi="Consolas"/>
-          <w:sz w:val="18"/>
-          <w:szCs w:val="18"/>
-        </w:rPr>
-        <w:t xml:space="preserve">  </w:t>
-      </w:r>
-      <w:r>
-        <w:rPr>
-          <w:rFonts w:eastAsia="Consolas" w:cs="Consolas" w:ascii="Consolas" w:hAnsi="Consolas"/>
-          <w:sz w:val="18"/>
-          <w:szCs w:val="18"/>
-        </w:rPr>
         <w:t>"added_at": "2026-10-05T12:00:00Z"</w:t>
       </w:r>
     </w:p>
@@ -20129,11 +20616,11 @@
         <w:keepNext w:val="true"/>
         <w:rPr/>
       </w:pPr>
-      <w:bookmarkStart w:id="40" w:name="__RefHeading___Toc2289_3699639650"/>
+      <w:bookmarkStart w:id="40" w:name="__RefHeading___Toc2380_1442826027"/>
       <w:bookmarkEnd w:id="40"/>
       <w:r>
         <w:rPr/>
-        <w:t>review</w:t>
+        <w:t>project_member</w:t>
       </w:r>
     </w:p>
     <w:tbl>
@@ -20209,7 +20696,7 @@
                 <w:sz w:val="18"/>
                 <w:szCs w:val="18"/>
               </w:rPr>
-              <w:t>/api/v1/review/{project_id}/{review_id}</w:t>
+              <w:t>/api/v1/project_member/{project_id}/{user_id}</w:t>
             </w:r>
           </w:p>
         </w:tc>
@@ -20331,7 +20818,7 @@
                 <w:sz w:val="18"/>
                 <w:szCs w:val="18"/>
               </w:rPr>
-              <w:t>review_id</w:t>
+              <w:t>user_id</w:t>
             </w:r>
           </w:p>
         </w:tc>
@@ -20392,7 +20879,7 @@
                 <w:sz w:val="18"/>
                 <w:szCs w:val="18"/>
               </w:rPr>
-              <w:t>/api/v1/review/{project_id}</w:t>
+              <w:t>/api/v1/project_member/{project_id}</w:t>
             </w:r>
           </w:p>
         </w:tc>
@@ -20453,7 +20940,7 @@
                 <w:sz w:val="18"/>
                 <w:szCs w:val="18"/>
               </w:rPr>
-              <w:t>/api/v1/review</w:t>
+              <w:t>/api/v1/project_member</w:t>
             </w:r>
           </w:p>
         </w:tc>
@@ -20476,7 +20963,7 @@
           <w:p>
             <w:pPr>
               <w:pStyle w:val="Normal"/>
-              <w:keepNext w:val="true"/>
+              <w:keepNext w:val="false"/>
               <w:rPr/>
             </w:pPr>
             <w:r>
@@ -20486,7 +20973,7 @@
                 <w:sz w:val="20"/>
                 <w:szCs w:val="20"/>
               </w:rPr>
-              <w:t>Collections</w:t>
+              <w:t>Writes</w:t>
             </w:r>
           </w:p>
         </w:tc>
@@ -20503,7 +20990,7 @@
           <w:p>
             <w:pPr>
               <w:pStyle w:val="Normal"/>
-              <w:keepNext w:val="true"/>
+              <w:keepNext w:val="false"/>
               <w:rPr/>
             </w:pPr>
             <w:r>
@@ -20514,67 +21001,6 @@
                 <w:sz w:val="18"/>
                 <w:szCs w:val="18"/>
               </w:rPr>
-              <w:t>comment_refs (list&lt;text&gt;)</w:t>
-            </w:r>
-          </w:p>
-        </w:tc>
-      </w:tr>
-      <w:tr>
-        <w:trPr>
-          <w:cantSplit w:val="true"/>
-        </w:trPr>
-        <w:tc>
-          <w:tcPr>
-            <w:tcW w:w="1699" w:type="dxa"/>
-            <w:tcBorders>
-              <w:top w:val="single" w:sz="4" w:space="0" w:color="B7B7B7"/>
-              <w:left w:val="single" w:sz="4" w:space="0" w:color="B7B7B7"/>
-              <w:bottom w:val="single" w:sz="4" w:space="0" w:color="B7B7B7"/>
-              <w:right w:val="single" w:sz="4" w:space="0" w:color="B7B7B7"/>
-            </w:tcBorders>
-            <w:shd w:color="auto" w:fill="EEF3FA" w:val="clear"/>
-          </w:tcPr>
-          <w:p>
-            <w:pPr>
-              <w:pStyle w:val="Normal"/>
-              <w:keepNext w:val="false"/>
-              <w:rPr/>
-            </w:pPr>
-            <w:r>
-              <w:rPr>
-                <w:b/>
-                <w:bCs/>
-                <w:sz w:val="20"/>
-                <w:szCs w:val="20"/>
-              </w:rPr>
-              <w:t>Writes</w:t>
-            </w:r>
-          </w:p>
-        </w:tc>
-        <w:tc>
-          <w:tcPr>
-            <w:tcW w:w="7660" w:type="dxa"/>
-            <w:tcBorders>
-              <w:top w:val="single" w:sz="4" w:space="0" w:color="B7B7B7"/>
-              <w:left w:val="single" w:sz="4" w:space="0" w:color="B7B7B7"/>
-              <w:bottom w:val="single" w:sz="4" w:space="0" w:color="B7B7B7"/>
-              <w:right w:val="single" w:sz="4" w:space="0" w:color="B7B7B7"/>
-            </w:tcBorders>
-          </w:tcPr>
-          <w:p>
-            <w:pPr>
-              <w:pStyle w:val="Normal"/>
-              <w:keepNext w:val="false"/>
-              <w:rPr/>
-            </w:pPr>
-            <w:r>
-              <w:rPr>
-                <w:rFonts w:eastAsia="Consolas" w:cs="Consolas" w:ascii="Consolas" w:hAnsi="Consolas"/>
-                <w:b w:val="false"/>
-                <w:bCs w:val="false"/>
-                <w:sz w:val="18"/>
-                <w:szCs w:val="18"/>
-              </w:rPr>
               <w:t>POST, PUT, PATCH, DELETE</w:t>
             </w:r>
           </w:p>
@@ -20673,7 +21099,7 @@
           <w:sz w:val="18"/>
           <w:szCs w:val="18"/>
         </w:rPr>
-        <w:t>"review_id": "REVIEW1",</w:t>
+        <w:t>"user_id": "u1",</w:t>
       </w:r>
     </w:p>
     <w:p>
@@ -20700,7 +21126,7 @@
           <w:sz w:val="18"/>
           <w:szCs w:val="18"/>
         </w:rPr>
-        <w:t>"sequence_id": "SQ010",</w:t>
+        <w:t>"role": "artist",</w:t>
       </w:r>
     </w:p>
     <w:p>
@@ -20727,223 +21153,7 @@
           <w:sz w:val="18"/>
           <w:szCs w:val="18"/>
         </w:rPr>
-        <w:t>"scene_id": "SC010",</w:t>
-      </w:r>
-    </w:p>
-    <w:p>
-      <w:pPr>
-        <w:pStyle w:val="Normal"/>
-        <w:keepNext w:val="true"/>
-        <w:keepLines/>
-        <w:shd w:val="clear" w:color="auto" w:fill="F1F4F8"/>
-        <w:spacing w:lineRule="exact" w:line="252" w:before="0" w:after="0"/>
-        <w:ind w:left="120" w:right="120"/>
-        <w:rPr/>
-      </w:pPr>
-      <w:r>
-        <w:rPr>
-          <w:rFonts w:eastAsia="Consolas" w:cs="Consolas" w:ascii="Consolas" w:hAnsi="Consolas"/>
-          <w:sz w:val="18"/>
-          <w:szCs w:val="18"/>
-        </w:rPr>
-        <w:t xml:space="preserve">  </w:t>
-      </w:r>
-      <w:r>
-        <w:rPr>
-          <w:rFonts w:eastAsia="Consolas" w:cs="Consolas" w:ascii="Consolas" w:hAnsi="Consolas"/>
-          <w:sz w:val="18"/>
-          <w:szCs w:val="18"/>
-        </w:rPr>
-        <w:t>"shot_id": "SH010",</w:t>
-      </w:r>
-    </w:p>
-    <w:p>
-      <w:pPr>
-        <w:pStyle w:val="Normal"/>
-        <w:keepNext w:val="true"/>
-        <w:keepLines/>
-        <w:shd w:val="clear" w:color="auto" w:fill="F1F4F8"/>
-        <w:spacing w:lineRule="exact" w:line="252" w:before="0" w:after="0"/>
-        <w:ind w:left="120" w:right="120"/>
-        <w:rPr/>
-      </w:pPr>
-      <w:r>
-        <w:rPr>
-          <w:rFonts w:eastAsia="Consolas" w:cs="Consolas" w:ascii="Consolas" w:hAnsi="Consolas"/>
-          <w:sz w:val="18"/>
-          <w:szCs w:val="18"/>
-        </w:rPr>
-        <w:t xml:space="preserve">  </w:t>
-      </w:r>
-      <w:r>
-        <w:rPr>
-          <w:rFonts w:eastAsia="Consolas" w:cs="Consolas" w:ascii="Consolas" w:hAnsi="Consolas"/>
-          <w:sz w:val="18"/>
-          <w:szCs w:val="18"/>
-        </w:rPr>
-        <w:t>"frame_number": 1,</w:t>
-      </w:r>
-    </w:p>
-    <w:p>
-      <w:pPr>
-        <w:pStyle w:val="Normal"/>
-        <w:keepNext w:val="true"/>
-        <w:keepLines/>
-        <w:shd w:val="clear" w:color="auto" w:fill="F1F4F8"/>
-        <w:spacing w:lineRule="exact" w:line="252" w:before="0" w:after="0"/>
-        <w:ind w:left="120" w:right="120"/>
-        <w:rPr/>
-      </w:pPr>
-      <w:r>
-        <w:rPr>
-          <w:rFonts w:eastAsia="Consolas" w:cs="Consolas" w:ascii="Consolas" w:hAnsi="Consolas"/>
-          <w:sz w:val="18"/>
-          <w:szCs w:val="18"/>
-        </w:rPr>
-        <w:t xml:space="preserve">  </w:t>
-      </w:r>
-      <w:r>
-        <w:rPr>
-          <w:rFonts w:eastAsia="Consolas" w:cs="Consolas" w:ascii="Consolas" w:hAnsi="Consolas"/>
-          <w:sz w:val="18"/>
-          <w:szCs w:val="18"/>
-        </w:rPr>
-        <w:t>"reviewer": "u1",</w:t>
-      </w:r>
-    </w:p>
-    <w:p>
-      <w:pPr>
-        <w:pStyle w:val="Normal"/>
-        <w:keepNext w:val="true"/>
-        <w:keepLines/>
-        <w:shd w:val="clear" w:color="auto" w:fill="F1F4F8"/>
-        <w:spacing w:lineRule="exact" w:line="252" w:before="0" w:after="0"/>
-        <w:ind w:left="120" w:right="120"/>
-        <w:rPr/>
-      </w:pPr>
-      <w:r>
-        <w:rPr>
-          <w:rFonts w:eastAsia="Consolas" w:cs="Consolas" w:ascii="Consolas" w:hAnsi="Consolas"/>
-          <w:sz w:val="18"/>
-          <w:szCs w:val="18"/>
-        </w:rPr>
-        <w:t xml:space="preserve">  </w:t>
-      </w:r>
-      <w:r>
-        <w:rPr>
-          <w:rFonts w:eastAsia="Consolas" w:cs="Consolas" w:ascii="Consolas" w:hAnsi="Consolas"/>
-          <w:sz w:val="18"/>
-          <w:szCs w:val="18"/>
-        </w:rPr>
-        <w:t>"status": "active",</w:t>
-      </w:r>
-    </w:p>
-    <w:p>
-      <w:pPr>
-        <w:pStyle w:val="Normal"/>
-        <w:keepNext w:val="true"/>
-        <w:keepLines/>
-        <w:shd w:val="clear" w:color="auto" w:fill="F1F4F8"/>
-        <w:spacing w:lineRule="exact" w:line="252" w:before="0" w:after="0"/>
-        <w:ind w:left="120" w:right="120"/>
-        <w:rPr/>
-      </w:pPr>
-      <w:r>
-        <w:rPr>
-          <w:rFonts w:eastAsia="Consolas" w:cs="Consolas" w:ascii="Consolas" w:hAnsi="Consolas"/>
-          <w:sz w:val="18"/>
-          <w:szCs w:val="18"/>
-        </w:rPr>
-        <w:t xml:space="preserve">  </w:t>
-      </w:r>
-      <w:r>
-        <w:rPr>
-          <w:rFonts w:eastAsia="Consolas" w:cs="Consolas" w:ascii="Consolas" w:hAnsi="Consolas"/>
-          <w:sz w:val="18"/>
-          <w:szCs w:val="18"/>
-        </w:rPr>
-        <w:t>"comment_refs": [</w:t>
-      </w:r>
-    </w:p>
-    <w:p>
-      <w:pPr>
-        <w:pStyle w:val="Normal"/>
-        <w:keepNext w:val="true"/>
-        <w:keepLines/>
-        <w:shd w:val="clear" w:color="auto" w:fill="F1F4F8"/>
-        <w:spacing w:lineRule="exact" w:line="252" w:before="0" w:after="0"/>
-        <w:ind w:left="120" w:right="120"/>
-        <w:rPr/>
-      </w:pPr>
-      <w:r>
-        <w:rPr>
-          <w:rFonts w:eastAsia="Consolas" w:cs="Consolas" w:ascii="Consolas" w:hAnsi="Consolas"/>
-          <w:sz w:val="18"/>
-          <w:szCs w:val="18"/>
-        </w:rPr>
-        <w:t xml:space="preserve">    </w:t>
-      </w:r>
-      <w:r>
-        <w:rPr>
-          <w:rFonts w:eastAsia="Consolas" w:cs="Consolas" w:ascii="Consolas" w:hAnsi="Consolas"/>
-          <w:sz w:val="18"/>
-          <w:szCs w:val="18"/>
-        </w:rPr>
-        <w:t>"comment-1"</w:t>
-      </w:r>
-    </w:p>
-    <w:p>
-      <w:pPr>
-        <w:pStyle w:val="Normal"/>
-        <w:keepNext w:val="true"/>
-        <w:keepLines/>
-        <w:shd w:val="clear" w:color="auto" w:fill="F1F4F8"/>
-        <w:spacing w:lineRule="exact" w:line="252" w:before="0" w:after="0"/>
-        <w:ind w:left="120" w:right="120"/>
-        <w:rPr/>
-      </w:pPr>
-      <w:r>
-        <w:rPr>
-          <w:rFonts w:eastAsia="Consolas" w:cs="Consolas" w:ascii="Consolas" w:hAnsi="Consolas"/>
-          <w:sz w:val="18"/>
-          <w:szCs w:val="18"/>
-        </w:rPr>
-        <w:t xml:space="preserve">  </w:t>
-      </w:r>
-      <w:r>
-        <w:rPr>
-          <w:rFonts w:eastAsia="Consolas" w:cs="Consolas" w:ascii="Consolas" w:hAnsi="Consolas"/>
-          <w:sz w:val="18"/>
-          <w:szCs w:val="18"/>
-        </w:rPr>
-        <w:t>],</w:t>
-      </w:r>
-    </w:p>
-    <w:p>
-      <w:pPr>
-        <w:pStyle w:val="Normal"/>
-        <w:keepNext w:val="true"/>
-        <w:keepLines/>
-        <w:shd w:val="clear" w:color="auto" w:fill="F1F4F8"/>
-        <w:spacing w:lineRule="exact" w:line="252" w:before="0" w:after="0"/>
-        <w:ind w:left="120" w:right="120"/>
-        <w:rPr/>
-      </w:pPr>
-      <w:r>
-        <w:rPr>
-          <w:rFonts w:eastAsia="Consolas" w:cs="Consolas" w:ascii="Consolas" w:hAnsi="Consolas"/>
-          <w:sz w:val="18"/>
-          <w:szCs w:val="18"/>
-        </w:rPr>
-        <w:t xml:space="preserve">  </w:t>
-      </w:r>
-      <w:r>
-        <w:rPr>
-          <w:rFonts w:eastAsia="Consolas" w:cs="Consolas" w:ascii="Consolas" w:hAnsi="Consolas"/>
-          <w:sz w:val="18"/>
-          <w:szCs w:val="18"/>
-        </w:rPr>
-        <w:t>"description": "Example description."</w:t>
+        <w:t>"added_at": "2026-10-05T12:00:00Z"</w:t>
       </w:r>
     </w:p>
     <w:p>
@@ -20971,11 +21181,11 @@
         <w:keepNext w:val="true"/>
         <w:rPr/>
       </w:pPr>
-      <w:bookmarkStart w:id="41" w:name="__RefHeading___Toc2291_3699639650"/>
+      <w:bookmarkStart w:id="41" w:name="__RefHeading___Toc2382_1442826027"/>
       <w:bookmarkEnd w:id="41"/>
       <w:r>
         <w:rPr/>
-        <w:t>review_by_frame</w:t>
+        <w:t>review</w:t>
       </w:r>
     </w:p>
     <w:tbl>
@@ -21051,7 +21261,7 @@
                 <w:sz w:val="18"/>
                 <w:szCs w:val="18"/>
               </w:rPr>
-              <w:t>/api/v1/review_by_frame/{project_id}/{sequence_id}/{scene_id}/{shot_id}/{frame_number}/{review_id}</w:t>
+              <w:t>/api/v1/review/{project_id}/{review_id}</w:t>
             </w:r>
           </w:p>
         </w:tc>
@@ -21112,7 +21322,7 @@
                 <w:sz w:val="18"/>
                 <w:szCs w:val="18"/>
               </w:rPr>
-              <w:t>project_id, sequence_id, scene_id, shot_id, frame_number</w:t>
+              <w:t>project_id</w:t>
             </w:r>
           </w:p>
         </w:tc>
@@ -21234,7 +21444,7 @@
                 <w:sz w:val="18"/>
                 <w:szCs w:val="18"/>
               </w:rPr>
-              <w:t>/api/v1/review_by_frame/{project_id}/{sequence_id}/{scene_id}/{shot_id}/{frame_number}</w:t>
+              <w:t>/api/v1/review/{project_id}</w:t>
             </w:r>
           </w:p>
         </w:tc>
@@ -21295,7 +21505,7 @@
                 <w:sz w:val="18"/>
                 <w:szCs w:val="18"/>
               </w:rPr>
-              <w:t>/api/v1/review_by_frame</w:t>
+              <w:t>/api/v1/review</w:t>
             </w:r>
           </w:p>
         </w:tc>
@@ -21318,7 +21528,7 @@
           <w:p>
             <w:pPr>
               <w:pStyle w:val="Normal"/>
-              <w:keepNext w:val="false"/>
+              <w:keepNext w:val="true"/>
               <w:rPr/>
             </w:pPr>
             <w:r>
@@ -21328,7 +21538,7 @@
                 <w:sz w:val="20"/>
                 <w:szCs w:val="20"/>
               </w:rPr>
-              <w:t>Writes</w:t>
+              <w:t>Collections</w:t>
             </w:r>
           </w:p>
         </w:tc>
@@ -21345,7 +21555,7 @@
           <w:p>
             <w:pPr>
               <w:pStyle w:val="Normal"/>
-              <w:keepNext w:val="false"/>
+              <w:keepNext w:val="true"/>
               <w:rPr/>
             </w:pPr>
             <w:r>
@@ -21356,7 +21566,68 @@
                 <w:sz w:val="18"/>
                 <w:szCs w:val="18"/>
               </w:rPr>
-              <w:t>Read-only. Maintained from review (section 1.8).</w:t>
+              <w:t>comment_refs (list&lt;text&gt;)</w:t>
+            </w:r>
+          </w:p>
+        </w:tc>
+      </w:tr>
+      <w:tr>
+        <w:trPr>
+          <w:cantSplit w:val="true"/>
+        </w:trPr>
+        <w:tc>
+          <w:tcPr>
+            <w:tcW w:w="1699" w:type="dxa"/>
+            <w:tcBorders>
+              <w:top w:val="single" w:sz="4" w:space="0" w:color="B7B7B7"/>
+              <w:left w:val="single" w:sz="4" w:space="0" w:color="B7B7B7"/>
+              <w:bottom w:val="single" w:sz="4" w:space="0" w:color="B7B7B7"/>
+              <w:right w:val="single" w:sz="4" w:space="0" w:color="B7B7B7"/>
+            </w:tcBorders>
+            <w:shd w:color="auto" w:fill="EEF3FA" w:val="clear"/>
+          </w:tcPr>
+          <w:p>
+            <w:pPr>
+              <w:pStyle w:val="Normal"/>
+              <w:keepNext w:val="false"/>
+              <w:rPr/>
+            </w:pPr>
+            <w:r>
+              <w:rPr>
+                <w:b/>
+                <w:bCs/>
+                <w:sz w:val="20"/>
+                <w:szCs w:val="20"/>
+              </w:rPr>
+              <w:t>Writes</w:t>
+            </w:r>
+          </w:p>
+        </w:tc>
+        <w:tc>
+          <w:tcPr>
+            <w:tcW w:w="7660" w:type="dxa"/>
+            <w:tcBorders>
+              <w:top w:val="single" w:sz="4" w:space="0" w:color="B7B7B7"/>
+              <w:left w:val="single" w:sz="4" w:space="0" w:color="B7B7B7"/>
+              <w:bottom w:val="single" w:sz="4" w:space="0" w:color="B7B7B7"/>
+              <w:right w:val="single" w:sz="4" w:space="0" w:color="B7B7B7"/>
+            </w:tcBorders>
+          </w:tcPr>
+          <w:p>
+            <w:pPr>
+              <w:pStyle w:val="Normal"/>
+              <w:keepNext w:val="false"/>
+              <w:rPr/>
+            </w:pPr>
+            <w:r>
+              <w:rPr>
+                <w:rFonts w:eastAsia="Consolas" w:cs="Consolas" w:ascii="Consolas" w:hAnsi="Consolas"/>
+                <w:b w:val="false"/>
+                <w:bCs w:val="false"/>
+                <w:sz w:val="18"/>
+                <w:szCs w:val="18"/>
+              </w:rPr>
+              <w:t>POST, PUT, PATCH, DELETE</w:t>
             </w:r>
           </w:p>
         </w:tc>
@@ -21381,7 +21652,7 @@
       </w:pPr>
       <w:r>
         <w:rPr/>
-        <w:t>Example row returned by GET /api/v1/review_by_frame/demo/SQ010/SC010/SH010/1/REVIEW1:</w:t>
+        <w:t>Example body for POST:</w:t>
       </w:r>
     </w:p>
     <w:p>
@@ -21454,6 +21725,60 @@
           <w:sz w:val="18"/>
           <w:szCs w:val="18"/>
         </w:rPr>
+        <w:t>"review_id": "REVIEW1",</w:t>
+      </w:r>
+    </w:p>
+    <w:p>
+      <w:pPr>
+        <w:pStyle w:val="Normal"/>
+        <w:keepNext w:val="true"/>
+        <w:keepLines/>
+        <w:shd w:val="clear" w:color="auto" w:fill="F1F4F8"/>
+        <w:spacing w:lineRule="exact" w:line="252" w:before="0" w:after="0"/>
+        <w:ind w:left="120" w:right="120"/>
+        <w:rPr/>
+      </w:pPr>
+      <w:r>
+        <w:rPr>
+          <w:rFonts w:eastAsia="Consolas" w:cs="Consolas" w:ascii="Consolas" w:hAnsi="Consolas"/>
+          <w:sz w:val="18"/>
+          <w:szCs w:val="18"/>
+        </w:rPr>
+        <w:t xml:space="preserve">  </w:t>
+      </w:r>
+      <w:r>
+        <w:rPr>
+          <w:rFonts w:eastAsia="Consolas" w:cs="Consolas" w:ascii="Consolas" w:hAnsi="Consolas"/>
+          <w:sz w:val="18"/>
+          <w:szCs w:val="18"/>
+        </w:rPr>
+        <w:t>"episode_id": "EP01",</w:t>
+      </w:r>
+    </w:p>
+    <w:p>
+      <w:pPr>
+        <w:pStyle w:val="Normal"/>
+        <w:keepNext w:val="true"/>
+        <w:keepLines/>
+        <w:shd w:val="clear" w:color="auto" w:fill="F1F4F8"/>
+        <w:spacing w:lineRule="exact" w:line="252" w:before="0" w:after="0"/>
+        <w:ind w:left="120" w:right="120"/>
+        <w:rPr/>
+      </w:pPr>
+      <w:r>
+        <w:rPr>
+          <w:rFonts w:eastAsia="Consolas" w:cs="Consolas" w:ascii="Consolas" w:hAnsi="Consolas"/>
+          <w:sz w:val="18"/>
+          <w:szCs w:val="18"/>
+        </w:rPr>
+        <w:t xml:space="preserve">  </w:t>
+      </w:r>
+      <w:r>
+        <w:rPr>
+          <w:rFonts w:eastAsia="Consolas" w:cs="Consolas" w:ascii="Consolas" w:hAnsi="Consolas"/>
+          <w:sz w:val="18"/>
+          <w:szCs w:val="18"/>
+        </w:rPr>
         <w:t>"sequence_id": "SQ010",</w:t>
       </w:r>
     </w:p>
@@ -21562,7 +21887,7 @@
           <w:sz w:val="18"/>
           <w:szCs w:val="18"/>
         </w:rPr>
-        <w:t>"review_id": "REVIEW1",</w:t>
+        <w:t>"reviewer": "u1",</w:t>
       </w:r>
     </w:p>
     <w:p>
@@ -21589,7 +21914,7 @@
           <w:sz w:val="18"/>
           <w:szCs w:val="18"/>
         </w:rPr>
-        <w:t>"reviewer": "u1",</w:t>
+        <w:t>"status": "active",</w:t>
       </w:r>
     </w:p>
     <w:p>
@@ -21616,7 +21941,88 @@
           <w:sz w:val="18"/>
           <w:szCs w:val="18"/>
         </w:rPr>
-        <w:t>"status": "active"</w:t>
+        <w:t>"comment_refs": [</w:t>
+      </w:r>
+    </w:p>
+    <w:p>
+      <w:pPr>
+        <w:pStyle w:val="Normal"/>
+        <w:keepNext w:val="true"/>
+        <w:keepLines/>
+        <w:shd w:val="clear" w:color="auto" w:fill="F1F4F8"/>
+        <w:spacing w:lineRule="exact" w:line="252" w:before="0" w:after="0"/>
+        <w:ind w:left="120" w:right="120"/>
+        <w:rPr/>
+      </w:pPr>
+      <w:r>
+        <w:rPr>
+          <w:rFonts w:eastAsia="Consolas" w:cs="Consolas" w:ascii="Consolas" w:hAnsi="Consolas"/>
+          <w:sz w:val="18"/>
+          <w:szCs w:val="18"/>
+        </w:rPr>
+        <w:t xml:space="preserve">    </w:t>
+      </w:r>
+      <w:r>
+        <w:rPr>
+          <w:rFonts w:eastAsia="Consolas" w:cs="Consolas" w:ascii="Consolas" w:hAnsi="Consolas"/>
+          <w:sz w:val="18"/>
+          <w:szCs w:val="18"/>
+        </w:rPr>
+        <w:t>"comment-1"</w:t>
+      </w:r>
+    </w:p>
+    <w:p>
+      <w:pPr>
+        <w:pStyle w:val="Normal"/>
+        <w:keepNext w:val="true"/>
+        <w:keepLines/>
+        <w:shd w:val="clear" w:color="auto" w:fill="F1F4F8"/>
+        <w:spacing w:lineRule="exact" w:line="252" w:before="0" w:after="0"/>
+        <w:ind w:left="120" w:right="120"/>
+        <w:rPr/>
+      </w:pPr>
+      <w:r>
+        <w:rPr>
+          <w:rFonts w:eastAsia="Consolas" w:cs="Consolas" w:ascii="Consolas" w:hAnsi="Consolas"/>
+          <w:sz w:val="18"/>
+          <w:szCs w:val="18"/>
+        </w:rPr>
+        <w:t xml:space="preserve">  </w:t>
+      </w:r>
+      <w:r>
+        <w:rPr>
+          <w:rFonts w:eastAsia="Consolas" w:cs="Consolas" w:ascii="Consolas" w:hAnsi="Consolas"/>
+          <w:sz w:val="18"/>
+          <w:szCs w:val="18"/>
+        </w:rPr>
+        <w:t>],</w:t>
+      </w:r>
+    </w:p>
+    <w:p>
+      <w:pPr>
+        <w:pStyle w:val="Normal"/>
+        <w:keepNext w:val="true"/>
+        <w:keepLines/>
+        <w:shd w:val="clear" w:color="auto" w:fill="F1F4F8"/>
+        <w:spacing w:lineRule="exact" w:line="252" w:before="0" w:after="0"/>
+        <w:ind w:left="120" w:right="120"/>
+        <w:rPr/>
+      </w:pPr>
+      <w:r>
+        <w:rPr>
+          <w:rFonts w:eastAsia="Consolas" w:cs="Consolas" w:ascii="Consolas" w:hAnsi="Consolas"/>
+          <w:sz w:val="18"/>
+          <w:szCs w:val="18"/>
+        </w:rPr>
+        <w:t xml:space="preserve">  </w:t>
+      </w:r>
+      <w:r>
+        <w:rPr>
+          <w:rFonts w:eastAsia="Consolas" w:cs="Consolas" w:ascii="Consolas" w:hAnsi="Consolas"/>
+          <w:sz w:val="18"/>
+          <w:szCs w:val="18"/>
+        </w:rPr>
+        <w:t>"description": "Example description."</w:t>
       </w:r>
     </w:p>
     <w:p>
@@ -21644,11 +22050,11 @@
         <w:keepNext w:val="true"/>
         <w:rPr/>
       </w:pPr>
-      <w:bookmarkStart w:id="42" w:name="__RefHeading___Toc2293_3699639650"/>
+      <w:bookmarkStart w:id="42" w:name="__RefHeading___Toc2384_1442826027"/>
       <w:bookmarkEnd w:id="42"/>
       <w:r>
         <w:rPr/>
-        <w:t>revision</w:t>
+        <w:t>review_by_frame</w:t>
       </w:r>
     </w:p>
     <w:tbl>
@@ -21724,7 +22130,7 @@
                 <w:sz w:val="18"/>
                 <w:szCs w:val="18"/>
               </w:rPr>
-              <w:t>/api/v1/revision/{project_id}/{version_control_id}/{revision_number}</w:t>
+              <w:t>/api/v1/review_by_frame/{project_id}/{episode_id}/{sequence_id}/{scene_id}/{shot_id}/{frame_number}/{review_id}</w:t>
             </w:r>
           </w:p>
         </w:tc>
@@ -21785,7 +22191,7 @@
                 <w:sz w:val="18"/>
                 <w:szCs w:val="18"/>
               </w:rPr>
-              <w:t>project_id, version_control_id</w:t>
+              <w:t>project_id, episode_id, sequence_id, scene_id, shot_id, frame_number</w:t>
             </w:r>
           </w:p>
         </w:tc>
@@ -21846,7 +22252,7 @@
                 <w:sz w:val="18"/>
                 <w:szCs w:val="18"/>
               </w:rPr>
-              <w:t>revision_number (revision_number descending)</w:t>
+              <w:t>review_id</w:t>
             </w:r>
           </w:p>
         </w:tc>
@@ -21907,7 +22313,7 @@
                 <w:sz w:val="18"/>
                 <w:szCs w:val="18"/>
               </w:rPr>
-              <w:t>/api/v1/revision/{project_id}/{version_control_id}</w:t>
+              <w:t>/api/v1/review_by_frame/{project_id}/{episode_id}/{sequence_id}/{scene_id}/{shot_id}/{frame_number}</w:t>
             </w:r>
           </w:p>
         </w:tc>
@@ -21968,7 +22374,7 @@
                 <w:sz w:val="18"/>
                 <w:szCs w:val="18"/>
               </w:rPr>
-              <w:t>/api/v1/revision</w:t>
+              <w:t>/api/v1/review_by_frame</w:t>
             </w:r>
           </w:p>
         </w:tc>
@@ -22029,7 +22435,7 @@
                 <w:sz w:val="18"/>
                 <w:szCs w:val="18"/>
               </w:rPr>
-              <w:t>POST, PUT, PATCH, DELETE</w:t>
+              <w:t>Read-only. Maintained from review (section 1.8).</w:t>
             </w:r>
           </w:p>
         </w:tc>
@@ -22054,7 +22460,7 @@
       </w:pPr>
       <w:r>
         <w:rPr/>
-        <w:t>Example body for POST:</w:t>
+        <w:t>Example row returned by GET /api/v1/review_by_frame/demo/EP01/SQ010/SC010/SH010/1/REVIEW1:</w:t>
       </w:r>
     </w:p>
     <w:p>
@@ -22127,7 +22533,7 @@
           <w:sz w:val="18"/>
           <w:szCs w:val="18"/>
         </w:rPr>
-        <w:t>"version_control_id": "VERSION_CONTROL1",</w:t>
+        <w:t>"episode_id": "EP01",</w:t>
       </w:r>
     </w:p>
     <w:p>
@@ -22154,7 +22560,7 @@
           <w:sz w:val="18"/>
           <w:szCs w:val="18"/>
         </w:rPr>
-        <w:t>"revision_number": 1,</w:t>
+        <w:t>"sequence_id": "SQ010",</w:t>
       </w:r>
     </w:p>
     <w:p>
@@ -22181,7 +22587,7 @@
           <w:sz w:val="18"/>
           <w:szCs w:val="18"/>
         </w:rPr>
-        <w:t>"author": "u1",</w:t>
+        <w:t>"scene_id": "SC010",</w:t>
       </w:r>
     </w:p>
     <w:p>
@@ -22208,7 +22614,7 @@
           <w:sz w:val="18"/>
           <w:szCs w:val="18"/>
         </w:rPr>
-        <w:t>"created_at": "2026-10-05T12:00:00Z",</w:t>
+        <w:t>"shot_id": "SH010",</w:t>
       </w:r>
     </w:p>
     <w:p>
@@ -22235,7 +22641,88 @@
           <w:sz w:val="18"/>
           <w:szCs w:val="18"/>
         </w:rPr>
-        <w:t>"description": "Example description."</w:t>
+        <w:t>"frame_number": 1,</w:t>
+      </w:r>
+    </w:p>
+    <w:p>
+      <w:pPr>
+        <w:pStyle w:val="Normal"/>
+        <w:keepNext w:val="true"/>
+        <w:keepLines/>
+        <w:shd w:val="clear" w:color="auto" w:fill="F1F4F8"/>
+        <w:spacing w:lineRule="exact" w:line="252" w:before="0" w:after="0"/>
+        <w:ind w:left="120" w:right="120"/>
+        <w:rPr/>
+      </w:pPr>
+      <w:r>
+        <w:rPr>
+          <w:rFonts w:eastAsia="Consolas" w:cs="Consolas" w:ascii="Consolas" w:hAnsi="Consolas"/>
+          <w:sz w:val="18"/>
+          <w:szCs w:val="18"/>
+        </w:rPr>
+        <w:t xml:space="preserve">  </w:t>
+      </w:r>
+      <w:r>
+        <w:rPr>
+          <w:rFonts w:eastAsia="Consolas" w:cs="Consolas" w:ascii="Consolas" w:hAnsi="Consolas"/>
+          <w:sz w:val="18"/>
+          <w:szCs w:val="18"/>
+        </w:rPr>
+        <w:t>"review_id": "REVIEW1",</w:t>
+      </w:r>
+    </w:p>
+    <w:p>
+      <w:pPr>
+        <w:pStyle w:val="Normal"/>
+        <w:keepNext w:val="true"/>
+        <w:keepLines/>
+        <w:shd w:val="clear" w:color="auto" w:fill="F1F4F8"/>
+        <w:spacing w:lineRule="exact" w:line="252" w:before="0" w:after="0"/>
+        <w:ind w:left="120" w:right="120"/>
+        <w:rPr/>
+      </w:pPr>
+      <w:r>
+        <w:rPr>
+          <w:rFonts w:eastAsia="Consolas" w:cs="Consolas" w:ascii="Consolas" w:hAnsi="Consolas"/>
+          <w:sz w:val="18"/>
+          <w:szCs w:val="18"/>
+        </w:rPr>
+        <w:t xml:space="preserve">  </w:t>
+      </w:r>
+      <w:r>
+        <w:rPr>
+          <w:rFonts w:eastAsia="Consolas" w:cs="Consolas" w:ascii="Consolas" w:hAnsi="Consolas"/>
+          <w:sz w:val="18"/>
+          <w:szCs w:val="18"/>
+        </w:rPr>
+        <w:t>"reviewer": "u1",</w:t>
+      </w:r>
+    </w:p>
+    <w:p>
+      <w:pPr>
+        <w:pStyle w:val="Normal"/>
+        <w:keepNext w:val="true"/>
+        <w:keepLines/>
+        <w:shd w:val="clear" w:color="auto" w:fill="F1F4F8"/>
+        <w:spacing w:lineRule="exact" w:line="252" w:before="0" w:after="0"/>
+        <w:ind w:left="120" w:right="120"/>
+        <w:rPr/>
+      </w:pPr>
+      <w:r>
+        <w:rPr>
+          <w:rFonts w:eastAsia="Consolas" w:cs="Consolas" w:ascii="Consolas" w:hAnsi="Consolas"/>
+          <w:sz w:val="18"/>
+          <w:szCs w:val="18"/>
+        </w:rPr>
+        <w:t xml:space="preserve">  </w:t>
+      </w:r>
+      <w:r>
+        <w:rPr>
+          <w:rFonts w:eastAsia="Consolas" w:cs="Consolas" w:ascii="Consolas" w:hAnsi="Consolas"/>
+          <w:sz w:val="18"/>
+          <w:szCs w:val="18"/>
+        </w:rPr>
+        <w:t>"status": "active"</w:t>
       </w:r>
     </w:p>
     <w:p>
@@ -22263,11 +22750,11 @@
         <w:keepNext w:val="true"/>
         <w:rPr/>
       </w:pPr>
-      <w:bookmarkStart w:id="43" w:name="__RefHeading___Toc2295_3699639650"/>
+      <w:bookmarkStart w:id="43" w:name="__RefHeading___Toc2386_1442826027"/>
       <w:bookmarkEnd w:id="43"/>
       <w:r>
         <w:rPr/>
-        <w:t>scene</w:t>
+        <w:t>revision</w:t>
       </w:r>
     </w:p>
     <w:tbl>
@@ -22343,7 +22830,7 @@
                 <w:sz w:val="18"/>
                 <w:szCs w:val="18"/>
               </w:rPr>
-              <w:t>/api/v1/scene/{project_id}/{sequence_id}/{scene_id}/{shot_id}</w:t>
+              <w:t>/api/v1/revision/{project_id}/{version_control_id}/{revision_number}</w:t>
             </w:r>
           </w:p>
         </w:tc>
@@ -22404,7 +22891,7 @@
                 <w:sz w:val="18"/>
                 <w:szCs w:val="18"/>
               </w:rPr>
-              <w:t>project_id, sequence_id, scene_id</w:t>
+              <w:t>project_id, version_control_id</w:t>
             </w:r>
           </w:p>
         </w:tc>
@@ -22465,7 +22952,7 @@
                 <w:sz w:val="18"/>
                 <w:szCs w:val="18"/>
               </w:rPr>
-              <w:t>shot_id</w:t>
+              <w:t>revision_number (revision_number descending)</w:t>
             </w:r>
           </w:p>
         </w:tc>
@@ -22526,7 +23013,7 @@
                 <w:sz w:val="18"/>
                 <w:szCs w:val="18"/>
               </w:rPr>
-              <w:t>/api/v1/scene/{project_id}/{sequence_id}/{scene_id}</w:t>
+              <w:t>/api/v1/revision/{project_id}/{version_control_id}</w:t>
             </w:r>
           </w:p>
         </w:tc>
@@ -22587,7 +23074,7 @@
                 <w:sz w:val="18"/>
                 <w:szCs w:val="18"/>
               </w:rPr>
-              <w:t>/api/v1/scene</w:t>
+              <w:t>/api/v1/revision</w:t>
             </w:r>
           </w:p>
         </w:tc>
@@ -22746,7 +23233,7 @@
           <w:sz w:val="18"/>
           <w:szCs w:val="18"/>
         </w:rPr>
-        <w:t>"sequence_id": "SQ010",</w:t>
+        <w:t>"version_control_id": "VERSION_CONTROL1",</w:t>
       </w:r>
     </w:p>
     <w:p>
@@ -22773,7 +23260,7 @@
           <w:sz w:val="18"/>
           <w:szCs w:val="18"/>
         </w:rPr>
-        <w:t>"scene_id": "SC010",</w:t>
+        <w:t>"revision_number": 1,</w:t>
       </w:r>
     </w:p>
     <w:p>
@@ -22800,7 +23287,7 @@
           <w:sz w:val="18"/>
           <w:szCs w:val="18"/>
         </w:rPr>
-        <w:t>"shot_id": "SH010",</w:t>
+        <w:t>"author": "u1",</w:t>
       </w:r>
     </w:p>
     <w:p>
@@ -22827,6 +23314,33 @@
           <w:sz w:val="18"/>
           <w:szCs w:val="18"/>
         </w:rPr>
+        <w:t>"created_at": "2026-10-05T12:00:00Z",</w:t>
+      </w:r>
+    </w:p>
+    <w:p>
+      <w:pPr>
+        <w:pStyle w:val="Normal"/>
+        <w:keepNext w:val="true"/>
+        <w:keepLines/>
+        <w:shd w:val="clear" w:color="auto" w:fill="F1F4F8"/>
+        <w:spacing w:lineRule="exact" w:line="252" w:before="0" w:after="0"/>
+        <w:ind w:left="120" w:right="120"/>
+        <w:rPr/>
+      </w:pPr>
+      <w:r>
+        <w:rPr>
+          <w:rFonts w:eastAsia="Consolas" w:cs="Consolas" w:ascii="Consolas" w:hAnsi="Consolas"/>
+          <w:sz w:val="18"/>
+          <w:szCs w:val="18"/>
+        </w:rPr>
+        <w:t xml:space="preserve">  </w:t>
+      </w:r>
+      <w:r>
+        <w:rPr>
+          <w:rFonts w:eastAsia="Consolas" w:cs="Consolas" w:ascii="Consolas" w:hAnsi="Consolas"/>
+          <w:sz w:val="18"/>
+          <w:szCs w:val="18"/>
+        </w:rPr>
         <w:t>"description": "Example description."</w:t>
       </w:r>
     </w:p>
@@ -22855,11 +23369,11 @@
         <w:keepNext w:val="true"/>
         <w:rPr/>
       </w:pPr>
-      <w:bookmarkStart w:id="44" w:name="__RefHeading___Toc2297_3699639650"/>
+      <w:bookmarkStart w:id="44" w:name="__RefHeading___Toc2388_1442826027"/>
       <w:bookmarkEnd w:id="44"/>
       <w:r>
         <w:rPr/>
-        <w:t>sequence</w:t>
+        <w:t>scene</w:t>
       </w:r>
     </w:p>
     <w:tbl>
@@ -22935,7 +23449,7 @@
                 <w:sz w:val="18"/>
                 <w:szCs w:val="18"/>
               </w:rPr>
-              <w:t>/api/v1/sequence/{project_id}/{sequence_id}/{scene_id}</w:t>
+              <w:t>/api/v1/scene/{project_id}/{episode_id}/{sequence_id}/{scene_id}/{shot_id}</w:t>
             </w:r>
           </w:p>
         </w:tc>
@@ -22996,7 +23510,7 @@
                 <w:sz w:val="18"/>
                 <w:szCs w:val="18"/>
               </w:rPr>
-              <w:t>project_id, sequence_id</w:t>
+              <w:t>project_id, episode_id, sequence_id, scene_id</w:t>
             </w:r>
           </w:p>
         </w:tc>
@@ -23057,7 +23571,7 @@
                 <w:sz w:val="18"/>
                 <w:szCs w:val="18"/>
               </w:rPr>
-              <w:t>scene_id</w:t>
+              <w:t>shot_id</w:t>
             </w:r>
           </w:p>
         </w:tc>
@@ -23118,7 +23632,7 @@
                 <w:sz w:val="18"/>
                 <w:szCs w:val="18"/>
               </w:rPr>
-              <w:t>/api/v1/sequence/{project_id}/{sequence_id}</w:t>
+              <w:t>/api/v1/scene/{project_id}/{episode_id}/{sequence_id}/{scene_id}</w:t>
             </w:r>
           </w:p>
         </w:tc>
@@ -23179,7 +23693,7 @@
                 <w:sz w:val="18"/>
                 <w:szCs w:val="18"/>
               </w:rPr>
-              <w:t>/api/v1/sequence</w:t>
+              <w:t>/api/v1/scene</w:t>
             </w:r>
           </w:p>
         </w:tc>
@@ -23202,7 +23716,7 @@
           <w:p>
             <w:pPr>
               <w:pStyle w:val="Normal"/>
-              <w:keepNext w:val="false"/>
+              <w:keepNext w:val="true"/>
               <w:rPr/>
             </w:pPr>
             <w:r>
@@ -23212,7 +23726,7 @@
                 <w:sz w:val="20"/>
                 <w:szCs w:val="20"/>
               </w:rPr>
-              <w:t>Writes</w:t>
+              <w:t>Static columns</w:t>
             </w:r>
           </w:p>
         </w:tc>
@@ -23229,7 +23743,7 @@
           <w:p>
             <w:pPr>
               <w:pStyle w:val="Normal"/>
-              <w:keepNext w:val="false"/>
+              <w:keepNext w:val="true"/>
               <w:rPr/>
             </w:pPr>
             <w:r>
@@ -23240,6 +23754,67 @@
                 <w:sz w:val="18"/>
                 <w:szCs w:val="18"/>
               </w:rPr>
+              <w:t>scene_url</w:t>
+            </w:r>
+          </w:p>
+        </w:tc>
+      </w:tr>
+      <w:tr>
+        <w:trPr>
+          <w:cantSplit w:val="true"/>
+        </w:trPr>
+        <w:tc>
+          <w:tcPr>
+            <w:tcW w:w="1699" w:type="dxa"/>
+            <w:tcBorders>
+              <w:top w:val="single" w:sz="4" w:space="0" w:color="B7B7B7"/>
+              <w:left w:val="single" w:sz="4" w:space="0" w:color="B7B7B7"/>
+              <w:bottom w:val="single" w:sz="4" w:space="0" w:color="B7B7B7"/>
+              <w:right w:val="single" w:sz="4" w:space="0" w:color="B7B7B7"/>
+            </w:tcBorders>
+            <w:shd w:color="auto" w:fill="EEF3FA" w:val="clear"/>
+          </w:tcPr>
+          <w:p>
+            <w:pPr>
+              <w:pStyle w:val="Normal"/>
+              <w:keepNext w:val="false"/>
+              <w:rPr/>
+            </w:pPr>
+            <w:r>
+              <w:rPr>
+                <w:b/>
+                <w:bCs/>
+                <w:sz w:val="20"/>
+                <w:szCs w:val="20"/>
+              </w:rPr>
+              <w:t>Writes</w:t>
+            </w:r>
+          </w:p>
+        </w:tc>
+        <w:tc>
+          <w:tcPr>
+            <w:tcW w:w="7660" w:type="dxa"/>
+            <w:tcBorders>
+              <w:top w:val="single" w:sz="4" w:space="0" w:color="B7B7B7"/>
+              <w:left w:val="single" w:sz="4" w:space="0" w:color="B7B7B7"/>
+              <w:bottom w:val="single" w:sz="4" w:space="0" w:color="B7B7B7"/>
+              <w:right w:val="single" w:sz="4" w:space="0" w:color="B7B7B7"/>
+            </w:tcBorders>
+          </w:tcPr>
+          <w:p>
+            <w:pPr>
+              <w:pStyle w:val="Normal"/>
+              <w:keepNext w:val="false"/>
+              <w:rPr/>
+            </w:pPr>
+            <w:r>
+              <w:rPr>
+                <w:rFonts w:eastAsia="Consolas" w:cs="Consolas" w:ascii="Consolas" w:hAnsi="Consolas"/>
+                <w:b w:val="false"/>
+                <w:bCs w:val="false"/>
+                <w:sz w:val="18"/>
+                <w:szCs w:val="18"/>
+              </w:rPr>
               <w:t>POST, PUT, PATCH, DELETE</w:t>
             </w:r>
           </w:p>
@@ -23338,6 +23913,33 @@
           <w:sz w:val="18"/>
           <w:szCs w:val="18"/>
         </w:rPr>
+        <w:t>"episode_id": "EP01",</w:t>
+      </w:r>
+    </w:p>
+    <w:p>
+      <w:pPr>
+        <w:pStyle w:val="Normal"/>
+        <w:keepNext w:val="true"/>
+        <w:keepLines/>
+        <w:shd w:val="clear" w:color="auto" w:fill="F1F4F8"/>
+        <w:spacing w:lineRule="exact" w:line="252" w:before="0" w:after="0"/>
+        <w:ind w:left="120" w:right="120"/>
+        <w:rPr/>
+      </w:pPr>
+      <w:r>
+        <w:rPr>
+          <w:rFonts w:eastAsia="Consolas" w:cs="Consolas" w:ascii="Consolas" w:hAnsi="Consolas"/>
+          <w:sz w:val="18"/>
+          <w:szCs w:val="18"/>
+        </w:rPr>
+        <w:t xml:space="preserve">  </w:t>
+      </w:r>
+      <w:r>
+        <w:rPr>
+          <w:rFonts w:eastAsia="Consolas" w:cs="Consolas" w:ascii="Consolas" w:hAnsi="Consolas"/>
+          <w:sz w:val="18"/>
+          <w:szCs w:val="18"/>
+        </w:rPr>
         <w:t>"sequence_id": "SQ010",</w:t>
       </w:r>
     </w:p>
@@ -23392,6 +23994,60 @@
           <w:sz w:val="18"/>
           <w:szCs w:val="18"/>
         </w:rPr>
+        <w:t>"shot_id": "SH010",</w:t>
+      </w:r>
+    </w:p>
+    <w:p>
+      <w:pPr>
+        <w:pStyle w:val="Normal"/>
+        <w:keepNext w:val="true"/>
+        <w:keepLines/>
+        <w:shd w:val="clear" w:color="auto" w:fill="F1F4F8"/>
+        <w:spacing w:lineRule="exact" w:line="252" w:before="0" w:after="0"/>
+        <w:ind w:left="120" w:right="120"/>
+        <w:rPr/>
+      </w:pPr>
+      <w:r>
+        <w:rPr>
+          <w:rFonts w:eastAsia="Consolas" w:cs="Consolas" w:ascii="Consolas" w:hAnsi="Consolas"/>
+          <w:sz w:val="18"/>
+          <w:szCs w:val="18"/>
+        </w:rPr>
+        <w:t xml:space="preserve">  </w:t>
+      </w:r>
+      <w:r>
+        <w:rPr>
+          <w:rFonts w:eastAsia="Consolas" w:cs="Consolas" w:ascii="Consolas" w:hAnsi="Consolas"/>
+          <w:sz w:val="18"/>
+          <w:szCs w:val="18"/>
+        </w:rPr>
+        <w:t>"scene_url": "example",</w:t>
+      </w:r>
+    </w:p>
+    <w:p>
+      <w:pPr>
+        <w:pStyle w:val="Normal"/>
+        <w:keepNext w:val="true"/>
+        <w:keepLines/>
+        <w:shd w:val="clear" w:color="auto" w:fill="F1F4F8"/>
+        <w:spacing w:lineRule="exact" w:line="252" w:before="0" w:after="0"/>
+        <w:ind w:left="120" w:right="120"/>
+        <w:rPr/>
+      </w:pPr>
+      <w:r>
+        <w:rPr>
+          <w:rFonts w:eastAsia="Consolas" w:cs="Consolas" w:ascii="Consolas" w:hAnsi="Consolas"/>
+          <w:sz w:val="18"/>
+          <w:szCs w:val="18"/>
+        </w:rPr>
+        <w:t xml:space="preserve">  </w:t>
+      </w:r>
+      <w:r>
+        <w:rPr>
+          <w:rFonts w:eastAsia="Consolas" w:cs="Consolas" w:ascii="Consolas" w:hAnsi="Consolas"/>
+          <w:sz w:val="18"/>
+          <w:szCs w:val="18"/>
+        </w:rPr>
         <w:t>"description": "Example description."</w:t>
       </w:r>
     </w:p>
@@ -23420,11 +24076,11 @@
         <w:keepNext w:val="true"/>
         <w:rPr/>
       </w:pPr>
-      <w:bookmarkStart w:id="45" w:name="__RefHeading___Toc2299_3699639650"/>
+      <w:bookmarkStart w:id="45" w:name="__RefHeading___Toc2390_1442826027"/>
       <w:bookmarkEnd w:id="45"/>
       <w:r>
         <w:rPr/>
-        <w:t>shot</w:t>
+        <w:t>sequence</w:t>
       </w:r>
     </w:p>
     <w:tbl>
@@ -23500,7 +24156,7 @@
                 <w:sz w:val="18"/>
                 <w:szCs w:val="18"/>
               </w:rPr>
-              <w:t>/api/v1/shot/{project_id}/{sequence_id}/{scene_id}/{shot_id}</w:t>
+              <w:t>/api/v1/sequence/{project_id}/{sequence_id}/{scene_id}</w:t>
             </w:r>
           </w:p>
         </w:tc>
@@ -23561,7 +24217,7 @@
                 <w:sz w:val="18"/>
                 <w:szCs w:val="18"/>
               </w:rPr>
-              <w:t>project_id, sequence_id, scene_id, shot_id</w:t>
+              <w:t>project_id, sequence_id</w:t>
             </w:r>
           </w:p>
         </w:tc>
@@ -23622,7 +24278,7 @@
                 <w:sz w:val="18"/>
                 <w:szCs w:val="18"/>
               </w:rPr>
-              <w:t>none</w:t>
+              <w:t>scene_id</w:t>
             </w:r>
           </w:p>
         </w:tc>
@@ -23683,7 +24339,7 @@
                 <w:sz w:val="18"/>
                 <w:szCs w:val="18"/>
               </w:rPr>
-              <w:t>/api/v1/shot/{project_id}/{sequence_id}/{scene_id}/{shot_id}</w:t>
+              <w:t>/api/v1/sequence/{project_id}/{sequence_id}</w:t>
             </w:r>
           </w:p>
         </w:tc>
@@ -23744,7 +24400,7 @@
                 <w:sz w:val="18"/>
                 <w:szCs w:val="18"/>
               </w:rPr>
-              <w:t>/api/v1/shot</w:t>
+              <w:t>/api/v1/sequence</w:t>
             </w:r>
           </w:p>
         </w:tc>
@@ -23767,7 +24423,7 @@
           <w:p>
             <w:pPr>
               <w:pStyle w:val="Normal"/>
-              <w:keepNext w:val="false"/>
+              <w:keepNext w:val="true"/>
               <w:rPr/>
             </w:pPr>
             <w:r>
@@ -23777,7 +24433,7 @@
                 <w:sz w:val="20"/>
                 <w:szCs w:val="20"/>
               </w:rPr>
-              <w:t>Writes</w:t>
+              <w:t>Static columns</w:t>
             </w:r>
           </w:p>
         </w:tc>
@@ -23794,7 +24450,7 @@
           <w:p>
             <w:pPr>
               <w:pStyle w:val="Normal"/>
-              <w:keepNext w:val="false"/>
+              <w:keepNext w:val="true"/>
               <w:rPr/>
             </w:pPr>
             <w:r>
@@ -23805,6 +24461,67 @@
                 <w:sz w:val="18"/>
                 <w:szCs w:val="18"/>
               </w:rPr>
+              <w:t>sequence_url</w:t>
+            </w:r>
+          </w:p>
+        </w:tc>
+      </w:tr>
+      <w:tr>
+        <w:trPr>
+          <w:cantSplit w:val="true"/>
+        </w:trPr>
+        <w:tc>
+          <w:tcPr>
+            <w:tcW w:w="1699" w:type="dxa"/>
+            <w:tcBorders>
+              <w:top w:val="single" w:sz="4" w:space="0" w:color="B7B7B7"/>
+              <w:left w:val="single" w:sz="4" w:space="0" w:color="B7B7B7"/>
+              <w:bottom w:val="single" w:sz="4" w:space="0" w:color="B7B7B7"/>
+              <w:right w:val="single" w:sz="4" w:space="0" w:color="B7B7B7"/>
+            </w:tcBorders>
+            <w:shd w:color="auto" w:fill="EEF3FA" w:val="clear"/>
+          </w:tcPr>
+          <w:p>
+            <w:pPr>
+              <w:pStyle w:val="Normal"/>
+              <w:keepNext w:val="false"/>
+              <w:rPr/>
+            </w:pPr>
+            <w:r>
+              <w:rPr>
+                <w:b/>
+                <w:bCs/>
+                <w:sz w:val="20"/>
+                <w:szCs w:val="20"/>
+              </w:rPr>
+              <w:t>Writes</w:t>
+            </w:r>
+          </w:p>
+        </w:tc>
+        <w:tc>
+          <w:tcPr>
+            <w:tcW w:w="7660" w:type="dxa"/>
+            <w:tcBorders>
+              <w:top w:val="single" w:sz="4" w:space="0" w:color="B7B7B7"/>
+              <w:left w:val="single" w:sz="4" w:space="0" w:color="B7B7B7"/>
+              <w:bottom w:val="single" w:sz="4" w:space="0" w:color="B7B7B7"/>
+              <w:right w:val="single" w:sz="4" w:space="0" w:color="B7B7B7"/>
+            </w:tcBorders>
+          </w:tcPr>
+          <w:p>
+            <w:pPr>
+              <w:pStyle w:val="Normal"/>
+              <w:keepNext w:val="false"/>
+              <w:rPr/>
+            </w:pPr>
+            <w:r>
+              <w:rPr>
+                <w:rFonts w:eastAsia="Consolas" w:cs="Consolas" w:ascii="Consolas" w:hAnsi="Consolas"/>
+                <w:b w:val="false"/>
+                <w:bCs w:val="false"/>
+                <w:sz w:val="18"/>
+                <w:szCs w:val="18"/>
+              </w:rPr>
               <w:t>POST, PUT, PATCH, DELETE</w:t>
             </w:r>
           </w:p>
@@ -23957,7 +24674,7 @@
           <w:sz w:val="18"/>
           <w:szCs w:val="18"/>
         </w:rPr>
-        <w:t>"shot_id": "SH010",</w:t>
+        <w:t>"sequence_url": "example",</w:t>
       </w:r>
     </w:p>
     <w:p>
@@ -23984,88 +24701,7 @@
           <w:sz w:val="18"/>
           <w:szCs w:val="18"/>
         </w:rPr>
-        <w:t>"description": "Example description.",</w:t>
-      </w:r>
-    </w:p>
-    <w:p>
-      <w:pPr>
-        <w:pStyle w:val="Normal"/>
-        <w:keepNext w:val="true"/>
-        <w:keepLines/>
-        <w:shd w:val="clear" w:color="auto" w:fill="F1F4F8"/>
-        <w:spacing w:lineRule="exact" w:line="252" w:before="0" w:after="0"/>
-        <w:ind w:left="120" w:right="120"/>
-        <w:rPr/>
-      </w:pPr>
-      <w:r>
-        <w:rPr>
-          <w:rFonts w:eastAsia="Consolas" w:cs="Consolas" w:ascii="Consolas" w:hAnsi="Consolas"/>
-          <w:sz w:val="18"/>
-          <w:szCs w:val="18"/>
-        </w:rPr>
-        <w:t xml:space="preserve">  </w:t>
-      </w:r>
-      <w:r>
-        <w:rPr>
-          <w:rFonts w:eastAsia="Consolas" w:cs="Consolas" w:ascii="Consolas" w:hAnsi="Consolas"/>
-          <w:sz w:val="18"/>
-          <w:szCs w:val="18"/>
-        </w:rPr>
-        <w:t>"frame_rate": 24,</w:t>
-      </w:r>
-    </w:p>
-    <w:p>
-      <w:pPr>
-        <w:pStyle w:val="Normal"/>
-        <w:keepNext w:val="true"/>
-        <w:keepLines/>
-        <w:shd w:val="clear" w:color="auto" w:fill="F1F4F8"/>
-        <w:spacing w:lineRule="exact" w:line="252" w:before="0" w:after="0"/>
-        <w:ind w:left="120" w:right="120"/>
-        <w:rPr/>
-      </w:pPr>
-      <w:r>
-        <w:rPr>
-          <w:rFonts w:eastAsia="Consolas" w:cs="Consolas" w:ascii="Consolas" w:hAnsi="Consolas"/>
-          <w:sz w:val="18"/>
-          <w:szCs w:val="18"/>
-        </w:rPr>
-        <w:t xml:space="preserve">  </w:t>
-      </w:r>
-      <w:r>
-        <w:rPr>
-          <w:rFonts w:eastAsia="Consolas" w:cs="Consolas" w:ascii="Consolas" w:hAnsi="Consolas"/>
-          <w:sz w:val="18"/>
-          <w:szCs w:val="18"/>
-        </w:rPr>
-        <w:t>"start_frame": 1,</w:t>
-      </w:r>
-    </w:p>
-    <w:p>
-      <w:pPr>
-        <w:pStyle w:val="Normal"/>
-        <w:keepNext w:val="true"/>
-        <w:keepLines/>
-        <w:shd w:val="clear" w:color="auto" w:fill="F1F4F8"/>
-        <w:spacing w:lineRule="exact" w:line="252" w:before="0" w:after="0"/>
-        <w:ind w:left="120" w:right="120"/>
-        <w:rPr/>
-      </w:pPr>
-      <w:r>
-        <w:rPr>
-          <w:rFonts w:eastAsia="Consolas" w:cs="Consolas" w:ascii="Consolas" w:hAnsi="Consolas"/>
-          <w:sz w:val="18"/>
-          <w:szCs w:val="18"/>
-        </w:rPr>
-        <w:t xml:space="preserve">  </w:t>
-      </w:r>
-      <w:r>
-        <w:rPr>
-          <w:rFonts w:eastAsia="Consolas" w:cs="Consolas" w:ascii="Consolas" w:hAnsi="Consolas"/>
-          <w:sz w:val="18"/>
-          <w:szCs w:val="18"/>
-        </w:rPr>
-        <w:t>"end_frame": 48</w:t>
+        <w:t>"description": "Example description."</w:t>
       </w:r>
     </w:p>
     <w:p>
@@ -24093,11 +24729,11 @@
         <w:keepNext w:val="true"/>
         <w:rPr/>
       </w:pPr>
-      <w:bookmarkStart w:id="46" w:name="__RefHeading___Toc2301_3699639650"/>
+      <w:bookmarkStart w:id="46" w:name="__RefHeading___Toc2392_1442826027"/>
       <w:bookmarkEnd w:id="46"/>
       <w:r>
         <w:rPr/>
-        <w:t>timeline</w:t>
+        <w:t>shot</w:t>
       </w:r>
     </w:p>
     <w:tbl>
@@ -24173,7 +24809,7 @@
                 <w:sz w:val="18"/>
                 <w:szCs w:val="18"/>
               </w:rPr>
-              <w:t>/api/v1/timeline/{project_id}/{timeline_id}/{position}</w:t>
+              <w:t>/api/v1/shot/{project_id}/{episode_id}/{sequence_id}/{scene_id}/{shot_id}</w:t>
             </w:r>
           </w:p>
         </w:tc>
@@ -24234,7 +24870,7 @@
                 <w:sz w:val="18"/>
                 <w:szCs w:val="18"/>
               </w:rPr>
-              <w:t>project_id, timeline_id</w:t>
+              <w:t>project_id, episode_id, sequence_id, scene_id, shot_id</w:t>
             </w:r>
           </w:p>
         </w:tc>
@@ -24295,7 +24931,7 @@
                 <w:sz w:val="18"/>
                 <w:szCs w:val="18"/>
               </w:rPr>
-              <w:t>position</w:t>
+              <w:t>none</w:t>
             </w:r>
           </w:p>
         </w:tc>
@@ -24356,7 +24992,7 @@
                 <w:sz w:val="18"/>
                 <w:szCs w:val="18"/>
               </w:rPr>
-              <w:t>/api/v1/timeline/{project_id}/{timeline_id}</w:t>
+              <w:t>/api/v1/shot/{project_id}/{episode_id}/{sequence_id}/{scene_id}/{shot_id}</w:t>
             </w:r>
           </w:p>
         </w:tc>
@@ -24417,7 +25053,7 @@
                 <w:sz w:val="18"/>
                 <w:szCs w:val="18"/>
               </w:rPr>
-              <w:t>/api/v1/timeline</w:t>
+              <w:t>/api/v1/shot</w:t>
             </w:r>
           </w:p>
         </w:tc>
@@ -24440,7 +25076,7 @@
           <w:p>
             <w:pPr>
               <w:pStyle w:val="Normal"/>
-              <w:keepNext w:val="true"/>
+              <w:keepNext w:val="false"/>
               <w:rPr/>
             </w:pPr>
             <w:r>
@@ -24450,7 +25086,7 @@
                 <w:sz w:val="20"/>
                 <w:szCs w:val="20"/>
               </w:rPr>
-              <w:t>Static columns</w:t>
+              <w:t>Writes</w:t>
             </w:r>
           </w:p>
         </w:tc>
@@ -24467,7 +25103,7 @@
           <w:p>
             <w:pPr>
               <w:pStyle w:val="Normal"/>
-              <w:keepNext w:val="true"/>
+              <w:keepNext w:val="false"/>
               <w:rPr/>
             </w:pPr>
             <w:r>
@@ -24478,67 +25114,6 @@
                 <w:sz w:val="18"/>
                 <w:szCs w:val="18"/>
               </w:rPr>
-              <w:t>name, description</w:t>
-            </w:r>
-          </w:p>
-        </w:tc>
-      </w:tr>
-      <w:tr>
-        <w:trPr>
-          <w:cantSplit w:val="true"/>
-        </w:trPr>
-        <w:tc>
-          <w:tcPr>
-            <w:tcW w:w="1699" w:type="dxa"/>
-            <w:tcBorders>
-              <w:top w:val="single" w:sz="4" w:space="0" w:color="B7B7B7"/>
-              <w:left w:val="single" w:sz="4" w:space="0" w:color="B7B7B7"/>
-              <w:bottom w:val="single" w:sz="4" w:space="0" w:color="B7B7B7"/>
-              <w:right w:val="single" w:sz="4" w:space="0" w:color="B7B7B7"/>
-            </w:tcBorders>
-            <w:shd w:color="auto" w:fill="EEF3FA" w:val="clear"/>
-          </w:tcPr>
-          <w:p>
-            <w:pPr>
-              <w:pStyle w:val="Normal"/>
-              <w:keepNext w:val="false"/>
-              <w:rPr/>
-            </w:pPr>
-            <w:r>
-              <w:rPr>
-                <w:b/>
-                <w:bCs/>
-                <w:sz w:val="20"/>
-                <w:szCs w:val="20"/>
-              </w:rPr>
-              <w:t>Writes</w:t>
-            </w:r>
-          </w:p>
-        </w:tc>
-        <w:tc>
-          <w:tcPr>
-            <w:tcW w:w="7660" w:type="dxa"/>
-            <w:tcBorders>
-              <w:top w:val="single" w:sz="4" w:space="0" w:color="B7B7B7"/>
-              <w:left w:val="single" w:sz="4" w:space="0" w:color="B7B7B7"/>
-              <w:bottom w:val="single" w:sz="4" w:space="0" w:color="B7B7B7"/>
-              <w:right w:val="single" w:sz="4" w:space="0" w:color="B7B7B7"/>
-            </w:tcBorders>
-          </w:tcPr>
-          <w:p>
-            <w:pPr>
-              <w:pStyle w:val="Normal"/>
-              <w:keepNext w:val="false"/>
-              <w:rPr/>
-            </w:pPr>
-            <w:r>
-              <w:rPr>
-                <w:rFonts w:eastAsia="Consolas" w:cs="Consolas" w:ascii="Consolas" w:hAnsi="Consolas"/>
-                <w:b w:val="false"/>
-                <w:bCs w:val="false"/>
-                <w:sz w:val="18"/>
-                <w:szCs w:val="18"/>
-              </w:rPr>
               <w:t>POST, PUT, PATCH, DELETE</w:t>
             </w:r>
           </w:p>
@@ -24637,7 +25212,7 @@
           <w:sz w:val="18"/>
           <w:szCs w:val="18"/>
         </w:rPr>
-        <w:t>"timeline_id": "TIMELINE1",</w:t>
+        <w:t>"episode_id": "EP01",</w:t>
       </w:r>
     </w:p>
     <w:p>
@@ -24664,7 +25239,7 @@
           <w:sz w:val="18"/>
           <w:szCs w:val="18"/>
         </w:rPr>
-        <w:t>"position": 10,</w:t>
+        <w:t>"sequence_id": "SQ010",</w:t>
       </w:r>
     </w:p>
     <w:p>
@@ -24691,7 +25266,7 @@
           <w:sz w:val="18"/>
           <w:szCs w:val="18"/>
         </w:rPr>
-        <w:t>"name": "Example",</w:t>
+        <w:t>"scene_id": "SC010",</w:t>
       </w:r>
     </w:p>
     <w:p>
@@ -24718,6 +25293,60 @@
           <w:sz w:val="18"/>
           <w:szCs w:val="18"/>
         </w:rPr>
+        <w:t>"shot_id": "SH010",</w:t>
+      </w:r>
+    </w:p>
+    <w:p>
+      <w:pPr>
+        <w:pStyle w:val="Normal"/>
+        <w:keepNext w:val="true"/>
+        <w:keepLines/>
+        <w:shd w:val="clear" w:color="auto" w:fill="F1F4F8"/>
+        <w:spacing w:lineRule="exact" w:line="252" w:before="0" w:after="0"/>
+        <w:ind w:left="120" w:right="120"/>
+        <w:rPr/>
+      </w:pPr>
+      <w:r>
+        <w:rPr>
+          <w:rFonts w:eastAsia="Consolas" w:cs="Consolas" w:ascii="Consolas" w:hAnsi="Consolas"/>
+          <w:sz w:val="18"/>
+          <w:szCs w:val="18"/>
+        </w:rPr>
+        <w:t xml:space="preserve">  </w:t>
+      </w:r>
+      <w:r>
+        <w:rPr>
+          <w:rFonts w:eastAsia="Consolas" w:cs="Consolas" w:ascii="Consolas" w:hAnsi="Consolas"/>
+          <w:sz w:val="18"/>
+          <w:szCs w:val="18"/>
+        </w:rPr>
+        <w:t>"shot_url": "example",</w:t>
+      </w:r>
+    </w:p>
+    <w:p>
+      <w:pPr>
+        <w:pStyle w:val="Normal"/>
+        <w:keepNext w:val="true"/>
+        <w:keepLines/>
+        <w:shd w:val="clear" w:color="auto" w:fill="F1F4F8"/>
+        <w:spacing w:lineRule="exact" w:line="252" w:before="0" w:after="0"/>
+        <w:ind w:left="120" w:right="120"/>
+        <w:rPr/>
+      </w:pPr>
+      <w:r>
+        <w:rPr>
+          <w:rFonts w:eastAsia="Consolas" w:cs="Consolas" w:ascii="Consolas" w:hAnsi="Consolas"/>
+          <w:sz w:val="18"/>
+          <w:szCs w:val="18"/>
+        </w:rPr>
+        <w:t xml:space="preserve">  </w:t>
+      </w:r>
+      <w:r>
+        <w:rPr>
+          <w:rFonts w:eastAsia="Consolas" w:cs="Consolas" w:ascii="Consolas" w:hAnsi="Consolas"/>
+          <w:sz w:val="18"/>
+          <w:szCs w:val="18"/>
+        </w:rPr>
         <w:t>"description": "Example description.",</w:t>
       </w:r>
     </w:p>
@@ -24745,7 +25374,7 @@
           <w:sz w:val="18"/>
           <w:szCs w:val="18"/>
         </w:rPr>
-        <w:t>"sequence_id": "SQ010",</w:t>
+        <w:t>"frame_rate": 24,</w:t>
       </w:r>
     </w:p>
     <w:p>
@@ -24772,7 +25401,7 @@
           <w:sz w:val="18"/>
           <w:szCs w:val="18"/>
         </w:rPr>
-        <w:t>"scene_id": "SC010",</w:t>
+        <w:t>"start_frame": 1,</w:t>
       </w:r>
     </w:p>
     <w:p>
@@ -24799,34 +25428,7 @@
           <w:sz w:val="18"/>
           <w:szCs w:val="18"/>
         </w:rPr>
-        <w:t>"shot_id": "SH010",</w:t>
-      </w:r>
-    </w:p>
-    <w:p>
-      <w:pPr>
-        <w:pStyle w:val="Normal"/>
-        <w:keepNext w:val="true"/>
-        <w:keepLines/>
-        <w:shd w:val="clear" w:color="auto" w:fill="F1F4F8"/>
-        <w:spacing w:lineRule="exact" w:line="252" w:before="0" w:after="0"/>
-        <w:ind w:left="120" w:right="120"/>
-        <w:rPr/>
-      </w:pPr>
-      <w:r>
-        <w:rPr>
-          <w:rFonts w:eastAsia="Consolas" w:cs="Consolas" w:ascii="Consolas" w:hAnsi="Consolas"/>
-          <w:sz w:val="18"/>
-          <w:szCs w:val="18"/>
-        </w:rPr>
-        <w:t xml:space="preserve">  </w:t>
-      </w:r>
-      <w:r>
-        <w:rPr>
-          <w:rFonts w:eastAsia="Consolas" w:cs="Consolas" w:ascii="Consolas" w:hAnsi="Consolas"/>
-          <w:sz w:val="18"/>
-          <w:szCs w:val="18"/>
-        </w:rPr>
-        <w:t>"frame_number": 1</w:t>
+        <w:t>"end_frame": 48</w:t>
       </w:r>
     </w:p>
     <w:p>
@@ -24854,11 +25456,11 @@
         <w:keepNext w:val="true"/>
         <w:rPr/>
       </w:pPr>
-      <w:bookmarkStart w:id="47" w:name="__RefHeading___Toc2303_3699639650"/>
+      <w:bookmarkStart w:id="47" w:name="__RefHeading___Toc2394_1442826027"/>
       <w:bookmarkEnd w:id="47"/>
       <w:r>
         <w:rPr/>
-        <w:t>track</w:t>
+        <w:t>timeline</w:t>
       </w:r>
     </w:p>
     <w:tbl>
@@ -24934,7 +25536,7 @@
                 <w:sz w:val="18"/>
                 <w:szCs w:val="18"/>
               </w:rPr>
-              <w:t>/api/v1/track/{track_id}</w:t>
+              <w:t>/api/v1/timeline/{project_id}/{timeline_id}/{position}</w:t>
             </w:r>
           </w:p>
         </w:tc>
@@ -24995,7 +25597,7 @@
                 <w:sz w:val="18"/>
                 <w:szCs w:val="18"/>
               </w:rPr>
-              <w:t>track_id</w:t>
+              <w:t>project_id, timeline_id</w:t>
             </w:r>
           </w:p>
         </w:tc>
@@ -25056,7 +25658,7 @@
                 <w:sz w:val="18"/>
                 <w:szCs w:val="18"/>
               </w:rPr>
-              <w:t>none</w:t>
+              <w:t>position</w:t>
             </w:r>
           </w:p>
         </w:tc>
@@ -25117,7 +25719,7 @@
                 <w:sz w:val="18"/>
                 <w:szCs w:val="18"/>
               </w:rPr>
-              <w:t>/api/v1/track/{track_id}</w:t>
+              <w:t>/api/v1/timeline/{project_id}/{timeline_id}</w:t>
             </w:r>
           </w:p>
         </w:tc>
@@ -25178,7 +25780,7 @@
                 <w:sz w:val="18"/>
                 <w:szCs w:val="18"/>
               </w:rPr>
-              <w:t>/api/v1/track</w:t>
+              <w:t>/api/v1/timeline</w:t>
             </w:r>
           </w:p>
         </w:tc>
@@ -25201,7 +25803,7 @@
           <w:p>
             <w:pPr>
               <w:pStyle w:val="Normal"/>
-              <w:keepNext w:val="false"/>
+              <w:keepNext w:val="true"/>
               <w:rPr/>
             </w:pPr>
             <w:r>
@@ -25211,7 +25813,7 @@
                 <w:sz w:val="20"/>
                 <w:szCs w:val="20"/>
               </w:rPr>
-              <w:t>Writes</w:t>
+              <w:t>Static columns</w:t>
             </w:r>
           </w:p>
         </w:tc>
@@ -25228,7 +25830,7 @@
           <w:p>
             <w:pPr>
               <w:pStyle w:val="Normal"/>
-              <w:keepNext w:val="false"/>
+              <w:keepNext w:val="true"/>
               <w:rPr/>
             </w:pPr>
             <w:r>
@@ -25239,6 +25841,67 @@
                 <w:sz w:val="18"/>
                 <w:szCs w:val="18"/>
               </w:rPr>
+              <w:t>name, description</w:t>
+            </w:r>
+          </w:p>
+        </w:tc>
+      </w:tr>
+      <w:tr>
+        <w:trPr>
+          <w:cantSplit w:val="true"/>
+        </w:trPr>
+        <w:tc>
+          <w:tcPr>
+            <w:tcW w:w="1699" w:type="dxa"/>
+            <w:tcBorders>
+              <w:top w:val="single" w:sz="4" w:space="0" w:color="B7B7B7"/>
+              <w:left w:val="single" w:sz="4" w:space="0" w:color="B7B7B7"/>
+              <w:bottom w:val="single" w:sz="4" w:space="0" w:color="B7B7B7"/>
+              <w:right w:val="single" w:sz="4" w:space="0" w:color="B7B7B7"/>
+            </w:tcBorders>
+            <w:shd w:color="auto" w:fill="EEF3FA" w:val="clear"/>
+          </w:tcPr>
+          <w:p>
+            <w:pPr>
+              <w:pStyle w:val="Normal"/>
+              <w:keepNext w:val="false"/>
+              <w:rPr/>
+            </w:pPr>
+            <w:r>
+              <w:rPr>
+                <w:b/>
+                <w:bCs/>
+                <w:sz w:val="20"/>
+                <w:szCs w:val="20"/>
+              </w:rPr>
+              <w:t>Writes</w:t>
+            </w:r>
+          </w:p>
+        </w:tc>
+        <w:tc>
+          <w:tcPr>
+            <w:tcW w:w="7660" w:type="dxa"/>
+            <w:tcBorders>
+              <w:top w:val="single" w:sz="4" w:space="0" w:color="B7B7B7"/>
+              <w:left w:val="single" w:sz="4" w:space="0" w:color="B7B7B7"/>
+              <w:bottom w:val="single" w:sz="4" w:space="0" w:color="B7B7B7"/>
+              <w:right w:val="single" w:sz="4" w:space="0" w:color="B7B7B7"/>
+            </w:tcBorders>
+          </w:tcPr>
+          <w:p>
+            <w:pPr>
+              <w:pStyle w:val="Normal"/>
+              <w:keepNext w:val="false"/>
+              <w:rPr/>
+            </w:pPr>
+            <w:r>
+              <w:rPr>
+                <w:rFonts w:eastAsia="Consolas" w:cs="Consolas" w:ascii="Consolas" w:hAnsi="Consolas"/>
+                <w:b w:val="false"/>
+                <w:bCs w:val="false"/>
+                <w:sz w:val="18"/>
+                <w:szCs w:val="18"/>
+              </w:rPr>
               <w:t>POST, PUT, PATCH, DELETE</w:t>
             </w:r>
           </w:p>
@@ -25310,7 +25973,7 @@
           <w:sz w:val="18"/>
           <w:szCs w:val="18"/>
         </w:rPr>
-        <w:t>"track_id": "TRACK1",</w:t>
+        <w:t>"project_id": "demo",</w:t>
       </w:r>
     </w:p>
     <w:p>
@@ -25337,6 +26000,60 @@
           <w:sz w:val="18"/>
           <w:szCs w:val="18"/>
         </w:rPr>
+        <w:t>"timeline_id": "TIMELINE1",</w:t>
+      </w:r>
+    </w:p>
+    <w:p>
+      <w:pPr>
+        <w:pStyle w:val="Normal"/>
+        <w:keepNext w:val="true"/>
+        <w:keepLines/>
+        <w:shd w:val="clear" w:color="auto" w:fill="F1F4F8"/>
+        <w:spacing w:lineRule="exact" w:line="252" w:before="0" w:after="0"/>
+        <w:ind w:left="120" w:right="120"/>
+        <w:rPr/>
+      </w:pPr>
+      <w:r>
+        <w:rPr>
+          <w:rFonts w:eastAsia="Consolas" w:cs="Consolas" w:ascii="Consolas" w:hAnsi="Consolas"/>
+          <w:sz w:val="18"/>
+          <w:szCs w:val="18"/>
+        </w:rPr>
+        <w:t xml:space="preserve">  </w:t>
+      </w:r>
+      <w:r>
+        <w:rPr>
+          <w:rFonts w:eastAsia="Consolas" w:cs="Consolas" w:ascii="Consolas" w:hAnsi="Consolas"/>
+          <w:sz w:val="18"/>
+          <w:szCs w:val="18"/>
+        </w:rPr>
+        <w:t>"position": 10,</w:t>
+      </w:r>
+    </w:p>
+    <w:p>
+      <w:pPr>
+        <w:pStyle w:val="Normal"/>
+        <w:keepNext w:val="true"/>
+        <w:keepLines/>
+        <w:shd w:val="clear" w:color="auto" w:fill="F1F4F8"/>
+        <w:spacing w:lineRule="exact" w:line="252" w:before="0" w:after="0"/>
+        <w:ind w:left="120" w:right="120"/>
+        <w:rPr/>
+      </w:pPr>
+      <w:r>
+        <w:rPr>
+          <w:rFonts w:eastAsia="Consolas" w:cs="Consolas" w:ascii="Consolas" w:hAnsi="Consolas"/>
+          <w:sz w:val="18"/>
+          <w:szCs w:val="18"/>
+        </w:rPr>
+        <w:t xml:space="preserve">  </w:t>
+      </w:r>
+      <w:r>
+        <w:rPr>
+          <w:rFonts w:eastAsia="Consolas" w:cs="Consolas" w:ascii="Consolas" w:hAnsi="Consolas"/>
+          <w:sz w:val="18"/>
+          <w:szCs w:val="18"/>
+        </w:rPr>
         <w:t>"name": "Example",</w:t>
       </w:r>
     </w:p>
@@ -25364,7 +26081,7 @@
           <w:sz w:val="18"/>
           <w:szCs w:val="18"/>
         </w:rPr>
-        <w:t>"type": "example",</w:t>
+        <w:t>"description": "Example description.",</w:t>
       </w:r>
     </w:p>
     <w:p>
@@ -25391,7 +26108,7 @@
           <w:sz w:val="18"/>
           <w:szCs w:val="18"/>
         </w:rPr>
-        <w:t>"file_name": "theme.wav",</w:t>
+        <w:t>"episode_id": "EP01",</w:t>
       </w:r>
     </w:p>
     <w:p>
@@ -25418,7 +26135,7 @@
           <w:sz w:val="18"/>
           <w:szCs w:val="18"/>
         </w:rPr>
-        <w:t>"url": "https://example.org/audio/theme.wav",</w:t>
+        <w:t>"sequence_id": "SQ010",</w:t>
       </w:r>
     </w:p>
     <w:p>
@@ -25445,7 +26162,61 @@
           <w:sz w:val="18"/>
           <w:szCs w:val="18"/>
         </w:rPr>
-        <w:t>"description": "Example description."</w:t>
+        <w:t>"scene_id": "SC010",</w:t>
+      </w:r>
+    </w:p>
+    <w:p>
+      <w:pPr>
+        <w:pStyle w:val="Normal"/>
+        <w:keepNext w:val="true"/>
+        <w:keepLines/>
+        <w:shd w:val="clear" w:color="auto" w:fill="F1F4F8"/>
+        <w:spacing w:lineRule="exact" w:line="252" w:before="0" w:after="0"/>
+        <w:ind w:left="120" w:right="120"/>
+        <w:rPr/>
+      </w:pPr>
+      <w:r>
+        <w:rPr>
+          <w:rFonts w:eastAsia="Consolas" w:cs="Consolas" w:ascii="Consolas" w:hAnsi="Consolas"/>
+          <w:sz w:val="18"/>
+          <w:szCs w:val="18"/>
+        </w:rPr>
+        <w:t xml:space="preserve">  </w:t>
+      </w:r>
+      <w:r>
+        <w:rPr>
+          <w:rFonts w:eastAsia="Consolas" w:cs="Consolas" w:ascii="Consolas" w:hAnsi="Consolas"/>
+          <w:sz w:val="18"/>
+          <w:szCs w:val="18"/>
+        </w:rPr>
+        <w:t>"shot_id": "SH010",</w:t>
+      </w:r>
+    </w:p>
+    <w:p>
+      <w:pPr>
+        <w:pStyle w:val="Normal"/>
+        <w:keepNext w:val="true"/>
+        <w:keepLines/>
+        <w:shd w:val="clear" w:color="auto" w:fill="F1F4F8"/>
+        <w:spacing w:lineRule="exact" w:line="252" w:before="0" w:after="0"/>
+        <w:ind w:left="120" w:right="120"/>
+        <w:rPr/>
+      </w:pPr>
+      <w:r>
+        <w:rPr>
+          <w:rFonts w:eastAsia="Consolas" w:cs="Consolas" w:ascii="Consolas" w:hAnsi="Consolas"/>
+          <w:sz w:val="18"/>
+          <w:szCs w:val="18"/>
+        </w:rPr>
+        <w:t xml:space="preserve">  </w:t>
+      </w:r>
+      <w:r>
+        <w:rPr>
+          <w:rFonts w:eastAsia="Consolas" w:cs="Consolas" w:ascii="Consolas" w:hAnsi="Consolas"/>
+          <w:sz w:val="18"/>
+          <w:szCs w:val="18"/>
+        </w:rPr>
+        <w:t>"frame_number": 1</w:t>
       </w:r>
     </w:p>
     <w:p>
@@ -25473,11 +26244,11 @@
         <w:keepNext w:val="true"/>
         <w:rPr/>
       </w:pPr>
-      <w:bookmarkStart w:id="48" w:name="__RefHeading___Toc2305_3699639650"/>
+      <w:bookmarkStart w:id="48" w:name="__RefHeading___Toc2396_1442826027"/>
       <w:bookmarkEnd w:id="48"/>
       <w:r>
         <w:rPr/>
-        <w:t>user</w:t>
+        <w:t>track</w:t>
       </w:r>
     </w:p>
     <w:tbl>
@@ -25553,7 +26324,7 @@
                 <w:sz w:val="18"/>
                 <w:szCs w:val="18"/>
               </w:rPr>
-              <w:t>/api/v1/user/{user_id}</w:t>
+              <w:t>/api/v1/track/{track_id}</w:t>
             </w:r>
           </w:p>
         </w:tc>
@@ -25614,7 +26385,7 @@
                 <w:sz w:val="18"/>
                 <w:szCs w:val="18"/>
               </w:rPr>
-              <w:t>user_id</w:t>
+              <w:t>track_id</w:t>
             </w:r>
           </w:p>
         </w:tc>
@@ -25736,7 +26507,7 @@
                 <w:sz w:val="18"/>
                 <w:szCs w:val="18"/>
               </w:rPr>
-              <w:t>/api/v1/user/{user_id}</w:t>
+              <w:t>/api/v1/track/{track_id}</w:t>
             </w:r>
           </w:p>
         </w:tc>
@@ -25797,7 +26568,7 @@
                 <w:sz w:val="18"/>
                 <w:szCs w:val="18"/>
               </w:rPr>
-              <w:t>/api/v1/user</w:t>
+              <w:t>/api/v1/track</w:t>
             </w:r>
           </w:p>
         </w:tc>
@@ -25929,7 +26700,7 @@
           <w:sz w:val="18"/>
           <w:szCs w:val="18"/>
         </w:rPr>
-        <w:t>"user_id": "u1",</w:t>
+        <w:t>"track_id": "TRACK1",</w:t>
       </w:r>
     </w:p>
     <w:p>
@@ -25956,7 +26727,7 @@
           <w:sz w:val="18"/>
           <w:szCs w:val="18"/>
         </w:rPr>
-        <w:t>"username": "ann",</w:t>
+        <w:t>"name": "Example",</w:t>
       </w:r>
     </w:p>
     <w:p>
@@ -25983,7 +26754,7 @@
           <w:sz w:val="18"/>
           <w:szCs w:val="18"/>
         </w:rPr>
-        <w:t>"email": "ann@example.org",</w:t>
+        <w:t>"type": "example",</w:t>
       </w:r>
     </w:p>
     <w:p>
@@ -26010,7 +26781,7 @@
           <w:sz w:val="18"/>
           <w:szCs w:val="18"/>
         </w:rPr>
-        <w:t>"display_name": "Ann Artist",</w:t>
+        <w:t>"file_name": "theme.wav",</w:t>
       </w:r>
     </w:p>
     <w:p>
@@ -26037,7 +26808,7 @@
           <w:sz w:val="18"/>
           <w:szCs w:val="18"/>
         </w:rPr>
-        <w:t>"role": "artist",</w:t>
+        <w:t>"url": "https://example.org/audio/theme.wav",</w:t>
       </w:r>
     </w:p>
     <w:p>
@@ -26064,33 +26835,6 @@
           <w:sz w:val="18"/>
           <w:szCs w:val="18"/>
         </w:rPr>
-        <w:t>"created_at": "2026-10-05T12:00:00Z",</w:t>
-      </w:r>
-    </w:p>
-    <w:p>
-      <w:pPr>
-        <w:pStyle w:val="Normal"/>
-        <w:keepNext w:val="true"/>
-        <w:keepLines/>
-        <w:shd w:val="clear" w:color="auto" w:fill="F1F4F8"/>
-        <w:spacing w:lineRule="exact" w:line="252" w:before="0" w:after="0"/>
-        <w:ind w:left="120" w:right="120"/>
-        <w:rPr/>
-      </w:pPr>
-      <w:r>
-        <w:rPr>
-          <w:rFonts w:eastAsia="Consolas" w:cs="Consolas" w:ascii="Consolas" w:hAnsi="Consolas"/>
-          <w:sz w:val="18"/>
-          <w:szCs w:val="18"/>
-        </w:rPr>
-        <w:t xml:space="preserve">  </w:t>
-      </w:r>
-      <w:r>
-        <w:rPr>
-          <w:rFonts w:eastAsia="Consolas" w:cs="Consolas" w:ascii="Consolas" w:hAnsi="Consolas"/>
-          <w:sz w:val="18"/>
-          <w:szCs w:val="18"/>
-        </w:rPr>
         <w:t>"description": "Example description."</w:t>
       </w:r>
     </w:p>
@@ -26119,11 +26863,11 @@
         <w:keepNext w:val="true"/>
         <w:rPr/>
       </w:pPr>
-      <w:bookmarkStart w:id="49" w:name="__RefHeading___Toc2307_3699639650"/>
+      <w:bookmarkStart w:id="49" w:name="__RefHeading___Toc2398_1442826027"/>
       <w:bookmarkEnd w:id="49"/>
       <w:r>
         <w:rPr/>
-        <w:t>user_by_email</w:t>
+        <w:t>user</w:t>
       </w:r>
     </w:p>
     <w:tbl>
@@ -26199,7 +26943,7 @@
                 <w:sz w:val="18"/>
                 <w:szCs w:val="18"/>
               </w:rPr>
-              <w:t>/api/v1/user_by_email/{email}</w:t>
+              <w:t>/api/v1/user/{user_id}</w:t>
             </w:r>
           </w:p>
         </w:tc>
@@ -26260,7 +27004,7 @@
                 <w:sz w:val="18"/>
                 <w:szCs w:val="18"/>
               </w:rPr>
-              <w:t>email</w:t>
+              <w:t>user_id</w:t>
             </w:r>
           </w:p>
         </w:tc>
@@ -26382,7 +27126,7 @@
                 <w:sz w:val="18"/>
                 <w:szCs w:val="18"/>
               </w:rPr>
-              <w:t>/api/v1/user_by_email/{email}</w:t>
+              <w:t>/api/v1/user/{user_id}</w:t>
             </w:r>
           </w:p>
         </w:tc>
@@ -26443,7 +27187,7 @@
                 <w:sz w:val="18"/>
                 <w:szCs w:val="18"/>
               </w:rPr>
-              <w:t>/api/v1/user_by_email</w:t>
+              <w:t>/api/v1/user</w:t>
             </w:r>
           </w:p>
         </w:tc>
@@ -26504,7 +27248,7 @@
                 <w:sz w:val="18"/>
                 <w:szCs w:val="18"/>
               </w:rPr>
-              <w:t>Read-only. Maintained from user (section 1.8).</w:t>
+              <w:t>POST, PUT, PATCH, DELETE</w:t>
             </w:r>
           </w:p>
         </w:tc>
@@ -26529,7 +27273,7 @@
       </w:pPr>
       <w:r>
         <w:rPr/>
-        <w:t>Example row returned by GET /api/v1/user_by_email/ann%40example.org:</w:t>
+        <w:t>Example body for POST:</w:t>
       </w:r>
     </w:p>
     <w:p>
@@ -26575,6 +27319,60 @@
           <w:sz w:val="18"/>
           <w:szCs w:val="18"/>
         </w:rPr>
+        <w:t>"user_id": "u1",</w:t>
+      </w:r>
+    </w:p>
+    <w:p>
+      <w:pPr>
+        <w:pStyle w:val="Normal"/>
+        <w:keepNext w:val="true"/>
+        <w:keepLines/>
+        <w:shd w:val="clear" w:color="auto" w:fill="F1F4F8"/>
+        <w:spacing w:lineRule="exact" w:line="252" w:before="0" w:after="0"/>
+        <w:ind w:left="120" w:right="120"/>
+        <w:rPr/>
+      </w:pPr>
+      <w:r>
+        <w:rPr>
+          <w:rFonts w:eastAsia="Consolas" w:cs="Consolas" w:ascii="Consolas" w:hAnsi="Consolas"/>
+          <w:sz w:val="18"/>
+          <w:szCs w:val="18"/>
+        </w:rPr>
+        <w:t xml:space="preserve">  </w:t>
+      </w:r>
+      <w:r>
+        <w:rPr>
+          <w:rFonts w:eastAsia="Consolas" w:cs="Consolas" w:ascii="Consolas" w:hAnsi="Consolas"/>
+          <w:sz w:val="18"/>
+          <w:szCs w:val="18"/>
+        </w:rPr>
+        <w:t>"username": "ann",</w:t>
+      </w:r>
+    </w:p>
+    <w:p>
+      <w:pPr>
+        <w:pStyle w:val="Normal"/>
+        <w:keepNext w:val="true"/>
+        <w:keepLines/>
+        <w:shd w:val="clear" w:color="auto" w:fill="F1F4F8"/>
+        <w:spacing w:lineRule="exact" w:line="252" w:before="0" w:after="0"/>
+        <w:ind w:left="120" w:right="120"/>
+        <w:rPr/>
+      </w:pPr>
+      <w:r>
+        <w:rPr>
+          <w:rFonts w:eastAsia="Consolas" w:cs="Consolas" w:ascii="Consolas" w:hAnsi="Consolas"/>
+          <w:sz w:val="18"/>
+          <w:szCs w:val="18"/>
+        </w:rPr>
+        <w:t xml:space="preserve">  </w:t>
+      </w:r>
+      <w:r>
+        <w:rPr>
+          <w:rFonts w:eastAsia="Consolas" w:cs="Consolas" w:ascii="Consolas" w:hAnsi="Consolas"/>
+          <w:sz w:val="18"/>
+          <w:szCs w:val="18"/>
+        </w:rPr>
         <w:t>"email": "ann@example.org",</w:t>
       </w:r>
     </w:p>
@@ -26602,7 +27400,88 @@
           <w:sz w:val="18"/>
           <w:szCs w:val="18"/>
         </w:rPr>
-        <w:t>"user_id": "u1"</w:t>
+        <w:t>"display_name": "Ann Artist",</w:t>
+      </w:r>
+    </w:p>
+    <w:p>
+      <w:pPr>
+        <w:pStyle w:val="Normal"/>
+        <w:keepNext w:val="true"/>
+        <w:keepLines/>
+        <w:shd w:val="clear" w:color="auto" w:fill="F1F4F8"/>
+        <w:spacing w:lineRule="exact" w:line="252" w:before="0" w:after="0"/>
+        <w:ind w:left="120" w:right="120"/>
+        <w:rPr/>
+      </w:pPr>
+      <w:r>
+        <w:rPr>
+          <w:rFonts w:eastAsia="Consolas" w:cs="Consolas" w:ascii="Consolas" w:hAnsi="Consolas"/>
+          <w:sz w:val="18"/>
+          <w:szCs w:val="18"/>
+        </w:rPr>
+        <w:t xml:space="preserve">  </w:t>
+      </w:r>
+      <w:r>
+        <w:rPr>
+          <w:rFonts w:eastAsia="Consolas" w:cs="Consolas" w:ascii="Consolas" w:hAnsi="Consolas"/>
+          <w:sz w:val="18"/>
+          <w:szCs w:val="18"/>
+        </w:rPr>
+        <w:t>"role": "artist",</w:t>
+      </w:r>
+    </w:p>
+    <w:p>
+      <w:pPr>
+        <w:pStyle w:val="Normal"/>
+        <w:keepNext w:val="true"/>
+        <w:keepLines/>
+        <w:shd w:val="clear" w:color="auto" w:fill="F1F4F8"/>
+        <w:spacing w:lineRule="exact" w:line="252" w:before="0" w:after="0"/>
+        <w:ind w:left="120" w:right="120"/>
+        <w:rPr/>
+      </w:pPr>
+      <w:r>
+        <w:rPr>
+          <w:rFonts w:eastAsia="Consolas" w:cs="Consolas" w:ascii="Consolas" w:hAnsi="Consolas"/>
+          <w:sz w:val="18"/>
+          <w:szCs w:val="18"/>
+        </w:rPr>
+        <w:t xml:space="preserve">  </w:t>
+      </w:r>
+      <w:r>
+        <w:rPr>
+          <w:rFonts w:eastAsia="Consolas" w:cs="Consolas" w:ascii="Consolas" w:hAnsi="Consolas"/>
+          <w:sz w:val="18"/>
+          <w:szCs w:val="18"/>
+        </w:rPr>
+        <w:t>"created_at": "2026-10-05T12:00:00Z",</w:t>
+      </w:r>
+    </w:p>
+    <w:p>
+      <w:pPr>
+        <w:pStyle w:val="Normal"/>
+        <w:keepNext w:val="true"/>
+        <w:keepLines/>
+        <w:shd w:val="clear" w:color="auto" w:fill="F1F4F8"/>
+        <w:spacing w:lineRule="exact" w:line="252" w:before="0" w:after="0"/>
+        <w:ind w:left="120" w:right="120"/>
+        <w:rPr/>
+      </w:pPr>
+      <w:r>
+        <w:rPr>
+          <w:rFonts w:eastAsia="Consolas" w:cs="Consolas" w:ascii="Consolas" w:hAnsi="Consolas"/>
+          <w:sz w:val="18"/>
+          <w:szCs w:val="18"/>
+        </w:rPr>
+        <w:t xml:space="preserve">  </w:t>
+      </w:r>
+      <w:r>
+        <w:rPr>
+          <w:rFonts w:eastAsia="Consolas" w:cs="Consolas" w:ascii="Consolas" w:hAnsi="Consolas"/>
+          <w:sz w:val="18"/>
+          <w:szCs w:val="18"/>
+        </w:rPr>
+        <w:t>"description": "Example description."</w:t>
       </w:r>
     </w:p>
     <w:p>
@@ -26630,11 +27509,11 @@
         <w:keepNext w:val="true"/>
         <w:rPr/>
       </w:pPr>
-      <w:bookmarkStart w:id="50" w:name="__RefHeading___Toc2309_3699639650"/>
+      <w:bookmarkStart w:id="50" w:name="__RefHeading___Toc2400_1442826027"/>
       <w:bookmarkEnd w:id="50"/>
       <w:r>
         <w:rPr/>
-        <w:t>version_control</w:t>
+        <w:t>user_by_email</w:t>
       </w:r>
     </w:p>
     <w:tbl>
@@ -26710,7 +27589,7 @@
                 <w:sz w:val="18"/>
                 <w:szCs w:val="18"/>
               </w:rPr>
-              <w:t>/api/v1/version_control/{project_id}/{version_control_id}</w:t>
+              <w:t>/api/v1/user_by_email/{email}</w:t>
             </w:r>
           </w:p>
         </w:tc>
@@ -26771,7 +27650,7 @@
                 <w:sz w:val="18"/>
                 <w:szCs w:val="18"/>
               </w:rPr>
-              <w:t>project_id</w:t>
+              <w:t>email</w:t>
             </w:r>
           </w:p>
         </w:tc>
@@ -26832,7 +27711,7 @@
                 <w:sz w:val="18"/>
                 <w:szCs w:val="18"/>
               </w:rPr>
-              <w:t>version_control_id</w:t>
+              <w:t>none</w:t>
             </w:r>
           </w:p>
         </w:tc>
@@ -26893,7 +27772,7 @@
                 <w:sz w:val="18"/>
                 <w:szCs w:val="18"/>
               </w:rPr>
-              <w:t>/api/v1/version_control/{project_id}</w:t>
+              <w:t>/api/v1/user_by_email/{email}</w:t>
             </w:r>
           </w:p>
         </w:tc>
@@ -26954,7 +27833,7 @@
                 <w:sz w:val="18"/>
                 <w:szCs w:val="18"/>
               </w:rPr>
-              <w:t>/api/v1/version_control</w:t>
+              <w:t>/api/v1/user_by_email</w:t>
             </w:r>
           </w:p>
         </w:tc>
@@ -27015,7 +27894,7 @@
                 <w:sz w:val="18"/>
                 <w:szCs w:val="18"/>
               </w:rPr>
-              <w:t>POST, PUT, PATCH, DELETE</w:t>
+              <w:t>Read-only. Maintained from user (section 1.8).</w:t>
             </w:r>
           </w:p>
         </w:tc>
@@ -27040,6 +27919,517 @@
       </w:pPr>
       <w:r>
         <w:rPr/>
+        <w:t>Example row returned by GET /api/v1/user_by_email/ann%40example.org:</w:t>
+      </w:r>
+    </w:p>
+    <w:p>
+      <w:pPr>
+        <w:pStyle w:val="Normal"/>
+        <w:keepNext w:val="true"/>
+        <w:keepLines/>
+        <w:shd w:val="clear" w:color="auto" w:fill="F1F4F8"/>
+        <w:spacing w:lineRule="exact" w:line="252" w:before="0" w:after="0"/>
+        <w:ind w:left="120" w:right="120"/>
+        <w:rPr/>
+      </w:pPr>
+      <w:r>
+        <w:rPr>
+          <w:rFonts w:eastAsia="Consolas" w:cs="Consolas" w:ascii="Consolas" w:hAnsi="Consolas"/>
+          <w:sz w:val="18"/>
+          <w:szCs w:val="18"/>
+        </w:rPr>
+        <w:t>{</w:t>
+      </w:r>
+    </w:p>
+    <w:p>
+      <w:pPr>
+        <w:pStyle w:val="Normal"/>
+        <w:keepNext w:val="true"/>
+        <w:keepLines/>
+        <w:shd w:val="clear" w:color="auto" w:fill="F1F4F8"/>
+        <w:spacing w:lineRule="exact" w:line="252" w:before="0" w:after="0"/>
+        <w:ind w:left="120" w:right="120"/>
+        <w:rPr/>
+      </w:pPr>
+      <w:r>
+        <w:rPr>
+          <w:rFonts w:eastAsia="Consolas" w:cs="Consolas" w:ascii="Consolas" w:hAnsi="Consolas"/>
+          <w:sz w:val="18"/>
+          <w:szCs w:val="18"/>
+        </w:rPr>
+        <w:t xml:space="preserve">  </w:t>
+      </w:r>
+      <w:r>
+        <w:rPr>
+          <w:rFonts w:eastAsia="Consolas" w:cs="Consolas" w:ascii="Consolas" w:hAnsi="Consolas"/>
+          <w:sz w:val="18"/>
+          <w:szCs w:val="18"/>
+        </w:rPr>
+        <w:t>"email": "ann@example.org",</w:t>
+      </w:r>
+    </w:p>
+    <w:p>
+      <w:pPr>
+        <w:pStyle w:val="Normal"/>
+        <w:keepNext w:val="true"/>
+        <w:keepLines/>
+        <w:shd w:val="clear" w:color="auto" w:fill="F1F4F8"/>
+        <w:spacing w:lineRule="exact" w:line="252" w:before="0" w:after="0"/>
+        <w:ind w:left="120" w:right="120"/>
+        <w:rPr/>
+      </w:pPr>
+      <w:r>
+        <w:rPr>
+          <w:rFonts w:eastAsia="Consolas" w:cs="Consolas" w:ascii="Consolas" w:hAnsi="Consolas"/>
+          <w:sz w:val="18"/>
+          <w:szCs w:val="18"/>
+        </w:rPr>
+        <w:t xml:space="preserve">  </w:t>
+      </w:r>
+      <w:r>
+        <w:rPr>
+          <w:rFonts w:eastAsia="Consolas" w:cs="Consolas" w:ascii="Consolas" w:hAnsi="Consolas"/>
+          <w:sz w:val="18"/>
+          <w:szCs w:val="18"/>
+        </w:rPr>
+        <w:t>"user_id": "u1"</w:t>
+      </w:r>
+    </w:p>
+    <w:p>
+      <w:pPr>
+        <w:pStyle w:val="Normal"/>
+        <w:keepNext w:val="false"/>
+        <w:keepLines/>
+        <w:shd w:val="clear" w:color="auto" w:fill="F1F4F8"/>
+        <w:spacing w:lineRule="exact" w:line="252" w:before="0" w:after="160"/>
+        <w:ind w:left="120" w:right="120"/>
+        <w:rPr/>
+      </w:pPr>
+      <w:r>
+        <w:rPr>
+          <w:rFonts w:eastAsia="Consolas" w:cs="Consolas" w:ascii="Consolas" w:hAnsi="Consolas"/>
+          <w:sz w:val="18"/>
+          <w:szCs w:val="18"/>
+        </w:rPr>
+        <w:t>}</w:t>
+      </w:r>
+    </w:p>
+    <w:p>
+      <w:pPr>
+        <w:pStyle w:val="Heading3"/>
+        <w:keepNext w:val="true"/>
+        <w:rPr/>
+      </w:pPr>
+      <w:bookmarkStart w:id="51" w:name="__RefHeading___Toc2402_1442826027"/>
+      <w:bookmarkEnd w:id="51"/>
+      <w:r>
+        <w:rPr/>
+        <w:t>version_control</w:t>
+      </w:r>
+    </w:p>
+    <w:tbl>
+      <w:tblPr>
+        <w:tblW w:w="9360" w:type="dxa"/>
+        <w:jc w:val="left"/>
+        <w:tblInd w:w="0" w:type="dxa"/>
+        <w:tblLayout w:type="fixed"/>
+        <w:tblCellMar>
+          <w:top w:w="50" w:type="dxa"/>
+          <w:left w:w="90" w:type="dxa"/>
+          <w:bottom w:w="50" w:type="dxa"/>
+          <w:right w:w="90" w:type="dxa"/>
+        </w:tblCellMar>
+      </w:tblPr>
+      <w:tblGrid>
+        <w:gridCol w:w="1699"/>
+        <w:gridCol w:w="7660"/>
+      </w:tblGrid>
+      <w:tr>
+        <w:trPr>
+          <w:cantSplit w:val="true"/>
+        </w:trPr>
+        <w:tc>
+          <w:tcPr>
+            <w:tcW w:w="1699" w:type="dxa"/>
+            <w:tcBorders>
+              <w:top w:val="single" w:sz="4" w:space="0" w:color="B7B7B7"/>
+              <w:left w:val="single" w:sz="4" w:space="0" w:color="B7B7B7"/>
+              <w:bottom w:val="single" w:sz="4" w:space="0" w:color="B7B7B7"/>
+              <w:right w:val="single" w:sz="4" w:space="0" w:color="B7B7B7"/>
+            </w:tcBorders>
+            <w:shd w:color="auto" w:fill="EEF3FA" w:val="clear"/>
+          </w:tcPr>
+          <w:p>
+            <w:pPr>
+              <w:pStyle w:val="Normal"/>
+              <w:keepNext w:val="true"/>
+              <w:rPr/>
+            </w:pPr>
+            <w:r>
+              <w:rPr>
+                <w:b/>
+                <w:bCs/>
+                <w:sz w:val="20"/>
+                <w:szCs w:val="20"/>
+              </w:rPr>
+              <w:t>Row</w:t>
+            </w:r>
+          </w:p>
+        </w:tc>
+        <w:tc>
+          <w:tcPr>
+            <w:tcW w:w="7660" w:type="dxa"/>
+            <w:tcBorders>
+              <w:top w:val="single" w:sz="4" w:space="0" w:color="B7B7B7"/>
+              <w:left w:val="single" w:sz="4" w:space="0" w:color="B7B7B7"/>
+              <w:bottom w:val="single" w:sz="4" w:space="0" w:color="B7B7B7"/>
+              <w:right w:val="single" w:sz="4" w:space="0" w:color="B7B7B7"/>
+            </w:tcBorders>
+          </w:tcPr>
+          <w:p>
+            <w:pPr>
+              <w:pStyle w:val="Normal"/>
+              <w:keepNext w:val="true"/>
+              <w:rPr/>
+            </w:pPr>
+            <w:r>
+              <w:rPr>
+                <w:rFonts w:eastAsia="Consolas" w:cs="Consolas" w:ascii="Consolas" w:hAnsi="Consolas"/>
+                <w:b w:val="false"/>
+                <w:bCs w:val="false"/>
+                <w:sz w:val="18"/>
+                <w:szCs w:val="18"/>
+              </w:rPr>
+              <w:t>/api/v1/version_control/{project_id}/{version_control_id}</w:t>
+            </w:r>
+          </w:p>
+        </w:tc>
+      </w:tr>
+      <w:tr>
+        <w:trPr>
+          <w:cantSplit w:val="true"/>
+        </w:trPr>
+        <w:tc>
+          <w:tcPr>
+            <w:tcW w:w="1699" w:type="dxa"/>
+            <w:tcBorders>
+              <w:top w:val="single" w:sz="4" w:space="0" w:color="B7B7B7"/>
+              <w:left w:val="single" w:sz="4" w:space="0" w:color="B7B7B7"/>
+              <w:bottom w:val="single" w:sz="4" w:space="0" w:color="B7B7B7"/>
+              <w:right w:val="single" w:sz="4" w:space="0" w:color="B7B7B7"/>
+            </w:tcBorders>
+            <w:shd w:color="auto" w:fill="EEF3FA" w:val="clear"/>
+          </w:tcPr>
+          <w:p>
+            <w:pPr>
+              <w:pStyle w:val="Normal"/>
+              <w:keepNext w:val="true"/>
+              <w:rPr/>
+            </w:pPr>
+            <w:r>
+              <w:rPr>
+                <w:b/>
+                <w:bCs/>
+                <w:sz w:val="20"/>
+                <w:szCs w:val="20"/>
+              </w:rPr>
+              <w:t>Partition key</w:t>
+            </w:r>
+          </w:p>
+        </w:tc>
+        <w:tc>
+          <w:tcPr>
+            <w:tcW w:w="7660" w:type="dxa"/>
+            <w:tcBorders>
+              <w:top w:val="single" w:sz="4" w:space="0" w:color="B7B7B7"/>
+              <w:left w:val="single" w:sz="4" w:space="0" w:color="B7B7B7"/>
+              <w:bottom w:val="single" w:sz="4" w:space="0" w:color="B7B7B7"/>
+              <w:right w:val="single" w:sz="4" w:space="0" w:color="B7B7B7"/>
+            </w:tcBorders>
+          </w:tcPr>
+          <w:p>
+            <w:pPr>
+              <w:pStyle w:val="Normal"/>
+              <w:keepNext w:val="true"/>
+              <w:rPr/>
+            </w:pPr>
+            <w:r>
+              <w:rPr>
+                <w:rFonts w:eastAsia="Consolas" w:cs="Consolas" w:ascii="Consolas" w:hAnsi="Consolas"/>
+                <w:b w:val="false"/>
+                <w:bCs w:val="false"/>
+                <w:sz w:val="18"/>
+                <w:szCs w:val="18"/>
+              </w:rPr>
+              <w:t>project_id</w:t>
+            </w:r>
+          </w:p>
+        </w:tc>
+      </w:tr>
+      <w:tr>
+        <w:trPr>
+          <w:cantSplit w:val="true"/>
+        </w:trPr>
+        <w:tc>
+          <w:tcPr>
+            <w:tcW w:w="1699" w:type="dxa"/>
+            <w:tcBorders>
+              <w:top w:val="single" w:sz="4" w:space="0" w:color="B7B7B7"/>
+              <w:left w:val="single" w:sz="4" w:space="0" w:color="B7B7B7"/>
+              <w:bottom w:val="single" w:sz="4" w:space="0" w:color="B7B7B7"/>
+              <w:right w:val="single" w:sz="4" w:space="0" w:color="B7B7B7"/>
+            </w:tcBorders>
+            <w:shd w:color="auto" w:fill="EEF3FA" w:val="clear"/>
+          </w:tcPr>
+          <w:p>
+            <w:pPr>
+              <w:pStyle w:val="Normal"/>
+              <w:keepNext w:val="true"/>
+              <w:rPr/>
+            </w:pPr>
+            <w:r>
+              <w:rPr>
+                <w:b/>
+                <w:bCs/>
+                <w:sz w:val="20"/>
+                <w:szCs w:val="20"/>
+              </w:rPr>
+              <w:t>Clustering key</w:t>
+            </w:r>
+          </w:p>
+        </w:tc>
+        <w:tc>
+          <w:tcPr>
+            <w:tcW w:w="7660" w:type="dxa"/>
+            <w:tcBorders>
+              <w:top w:val="single" w:sz="4" w:space="0" w:color="B7B7B7"/>
+              <w:left w:val="single" w:sz="4" w:space="0" w:color="B7B7B7"/>
+              <w:bottom w:val="single" w:sz="4" w:space="0" w:color="B7B7B7"/>
+              <w:right w:val="single" w:sz="4" w:space="0" w:color="B7B7B7"/>
+            </w:tcBorders>
+          </w:tcPr>
+          <w:p>
+            <w:pPr>
+              <w:pStyle w:val="Normal"/>
+              <w:keepNext w:val="true"/>
+              <w:rPr/>
+            </w:pPr>
+            <w:r>
+              <w:rPr>
+                <w:rFonts w:eastAsia="Consolas" w:cs="Consolas" w:ascii="Consolas" w:hAnsi="Consolas"/>
+                <w:b w:val="false"/>
+                <w:bCs w:val="false"/>
+                <w:sz w:val="18"/>
+                <w:szCs w:val="18"/>
+              </w:rPr>
+              <w:t>version_control_id</w:t>
+            </w:r>
+          </w:p>
+        </w:tc>
+      </w:tr>
+      <w:tr>
+        <w:trPr>
+          <w:cantSplit w:val="true"/>
+        </w:trPr>
+        <w:tc>
+          <w:tcPr>
+            <w:tcW w:w="1699" w:type="dxa"/>
+            <w:tcBorders>
+              <w:top w:val="single" w:sz="4" w:space="0" w:color="B7B7B7"/>
+              <w:left w:val="single" w:sz="4" w:space="0" w:color="B7B7B7"/>
+              <w:bottom w:val="single" w:sz="4" w:space="0" w:color="B7B7B7"/>
+              <w:right w:val="single" w:sz="4" w:space="0" w:color="B7B7B7"/>
+            </w:tcBorders>
+            <w:shd w:color="auto" w:fill="EEF3FA" w:val="clear"/>
+          </w:tcPr>
+          <w:p>
+            <w:pPr>
+              <w:pStyle w:val="Normal"/>
+              <w:keepNext w:val="true"/>
+              <w:rPr/>
+            </w:pPr>
+            <w:r>
+              <w:rPr>
+                <w:b/>
+                <w:bCs/>
+                <w:sz w:val="20"/>
+                <w:szCs w:val="20"/>
+              </w:rPr>
+              <w:t>List rows</w:t>
+            </w:r>
+          </w:p>
+        </w:tc>
+        <w:tc>
+          <w:tcPr>
+            <w:tcW w:w="7660" w:type="dxa"/>
+            <w:tcBorders>
+              <w:top w:val="single" w:sz="4" w:space="0" w:color="B7B7B7"/>
+              <w:left w:val="single" w:sz="4" w:space="0" w:color="B7B7B7"/>
+              <w:bottom w:val="single" w:sz="4" w:space="0" w:color="B7B7B7"/>
+              <w:right w:val="single" w:sz="4" w:space="0" w:color="B7B7B7"/>
+            </w:tcBorders>
+          </w:tcPr>
+          <w:p>
+            <w:pPr>
+              <w:pStyle w:val="Normal"/>
+              <w:keepNext w:val="true"/>
+              <w:rPr/>
+            </w:pPr>
+            <w:r>
+              <w:rPr>
+                <w:rFonts w:eastAsia="Consolas" w:cs="Consolas" w:ascii="Consolas" w:hAnsi="Consolas"/>
+                <w:b w:val="false"/>
+                <w:bCs w:val="false"/>
+                <w:sz w:val="18"/>
+                <w:szCs w:val="18"/>
+              </w:rPr>
+              <w:t>/api/v1/version_control/{project_id}</w:t>
+            </w:r>
+          </w:p>
+        </w:tc>
+      </w:tr>
+      <w:tr>
+        <w:trPr>
+          <w:cantSplit w:val="true"/>
+        </w:trPr>
+        <w:tc>
+          <w:tcPr>
+            <w:tcW w:w="1699" w:type="dxa"/>
+            <w:tcBorders>
+              <w:top w:val="single" w:sz="4" w:space="0" w:color="B7B7B7"/>
+              <w:left w:val="single" w:sz="4" w:space="0" w:color="B7B7B7"/>
+              <w:bottom w:val="single" w:sz="4" w:space="0" w:color="B7B7B7"/>
+              <w:right w:val="single" w:sz="4" w:space="0" w:color="B7B7B7"/>
+            </w:tcBorders>
+            <w:shd w:color="auto" w:fill="EEF3FA" w:val="clear"/>
+          </w:tcPr>
+          <w:p>
+            <w:pPr>
+              <w:pStyle w:val="Normal"/>
+              <w:keepNext w:val="true"/>
+              <w:rPr/>
+            </w:pPr>
+            <w:r>
+              <w:rPr>
+                <w:b/>
+                <w:bCs/>
+                <w:sz w:val="20"/>
+                <w:szCs w:val="20"/>
+              </w:rPr>
+              <w:t>Scan</w:t>
+            </w:r>
+          </w:p>
+        </w:tc>
+        <w:tc>
+          <w:tcPr>
+            <w:tcW w:w="7660" w:type="dxa"/>
+            <w:tcBorders>
+              <w:top w:val="single" w:sz="4" w:space="0" w:color="B7B7B7"/>
+              <w:left w:val="single" w:sz="4" w:space="0" w:color="B7B7B7"/>
+              <w:bottom w:val="single" w:sz="4" w:space="0" w:color="B7B7B7"/>
+              <w:right w:val="single" w:sz="4" w:space="0" w:color="B7B7B7"/>
+            </w:tcBorders>
+          </w:tcPr>
+          <w:p>
+            <w:pPr>
+              <w:pStyle w:val="Normal"/>
+              <w:keepNext w:val="true"/>
+              <w:rPr/>
+            </w:pPr>
+            <w:r>
+              <w:rPr>
+                <w:rFonts w:eastAsia="Consolas" w:cs="Consolas" w:ascii="Consolas" w:hAnsi="Consolas"/>
+                <w:b w:val="false"/>
+                <w:bCs w:val="false"/>
+                <w:sz w:val="18"/>
+                <w:szCs w:val="18"/>
+              </w:rPr>
+              <w:t>/api/v1/version_control</w:t>
+            </w:r>
+          </w:p>
+        </w:tc>
+      </w:tr>
+      <w:tr>
+        <w:trPr>
+          <w:cantSplit w:val="true"/>
+        </w:trPr>
+        <w:tc>
+          <w:tcPr>
+            <w:tcW w:w="1699" w:type="dxa"/>
+            <w:tcBorders>
+              <w:top w:val="single" w:sz="4" w:space="0" w:color="B7B7B7"/>
+              <w:left w:val="single" w:sz="4" w:space="0" w:color="B7B7B7"/>
+              <w:bottom w:val="single" w:sz="4" w:space="0" w:color="B7B7B7"/>
+              <w:right w:val="single" w:sz="4" w:space="0" w:color="B7B7B7"/>
+            </w:tcBorders>
+            <w:shd w:color="auto" w:fill="EEF3FA" w:val="clear"/>
+          </w:tcPr>
+          <w:p>
+            <w:pPr>
+              <w:pStyle w:val="Normal"/>
+              <w:keepNext w:val="false"/>
+              <w:rPr/>
+            </w:pPr>
+            <w:r>
+              <w:rPr>
+                <w:b/>
+                <w:bCs/>
+                <w:sz w:val="20"/>
+                <w:szCs w:val="20"/>
+              </w:rPr>
+              <w:t>Writes</w:t>
+            </w:r>
+          </w:p>
+        </w:tc>
+        <w:tc>
+          <w:tcPr>
+            <w:tcW w:w="7660" w:type="dxa"/>
+            <w:tcBorders>
+              <w:top w:val="single" w:sz="4" w:space="0" w:color="B7B7B7"/>
+              <w:left w:val="single" w:sz="4" w:space="0" w:color="B7B7B7"/>
+              <w:bottom w:val="single" w:sz="4" w:space="0" w:color="B7B7B7"/>
+              <w:right w:val="single" w:sz="4" w:space="0" w:color="B7B7B7"/>
+            </w:tcBorders>
+          </w:tcPr>
+          <w:p>
+            <w:pPr>
+              <w:pStyle w:val="Normal"/>
+              <w:keepNext w:val="false"/>
+              <w:rPr/>
+            </w:pPr>
+            <w:r>
+              <w:rPr>
+                <w:rFonts w:eastAsia="Consolas" w:cs="Consolas" w:ascii="Consolas" w:hAnsi="Consolas"/>
+                <w:b w:val="false"/>
+                <w:bCs w:val="false"/>
+                <w:sz w:val="18"/>
+                <w:szCs w:val="18"/>
+              </w:rPr>
+              <w:t>POST, PUT, PATCH, DELETE</w:t>
+            </w:r>
+          </w:p>
+        </w:tc>
+      </w:tr>
+    </w:tbl>
+    <w:p>
+      <w:pPr>
+        <w:pStyle w:val="Normal"/>
+        <w:spacing w:before="0" w:after="160"/>
+        <w:rPr/>
+      </w:pPr>
+      <w:r>
+        <w:rPr/>
+      </w:r>
+    </w:p>
+    <w:p>
+      <w:pPr>
+        <w:pStyle w:val="Normal"/>
+        <w:keepNext w:val="true"/>
+        <w:spacing w:before="0" w:after="120"/>
+        <w:rPr/>
+      </w:pPr>
+      <w:r>
+        <w:rPr/>
         <w:t>Example body for POST:</w:t>
       </w:r>
     </w:p>
@@ -27180,8 +28570,8 @@
         <w:spacing w:before="0" w:after="160"/>
         <w:rPr/>
       </w:pPr>
-      <w:bookmarkStart w:id="51" w:name="__RefHeading___Toc2311_3699639650"/>
-      <w:bookmarkEnd w:id="51"/>
+      <w:bookmarkStart w:id="52" w:name="__RefHeading___Toc2404_1442826027"/>
+      <w:bookmarkEnd w:id="52"/>
       <w:r>
         <w:rPr/>
         <w:t>5. Configuration</w:t>
@@ -28891,8 +30281,8 @@
         <w:pStyle w:val="Heading1"/>
         <w:rPr/>
       </w:pPr>
-      <w:bookmarkStart w:id="52" w:name="__RefHeading___Toc2313_3699639650"/>
-      <w:bookmarkEnd w:id="52"/>
+      <w:bookmarkStart w:id="53" w:name="__RefHeading___Toc2406_1442826027"/>
+      <w:bookmarkEnd w:id="53"/>
       <w:r>
         <w:rPr/>
         <w:t>6. Example Session</w:t>
@@ -28963,7 +30353,7 @@
           <w:sz w:val="18"/>
           <w:szCs w:val="18"/>
         </w:rPr>
-        <w:t># a project, with one sequence and one scene</w:t>
+        <w:t># a project, with one episode, one sequence and one scene</w:t>
       </w:r>
     </w:p>
     <w:p>
@@ -29001,7 +30391,26 @@
           <w:sz w:val="18"/>
           <w:szCs w:val="18"/>
         </w:rPr>
-        <w:t>curl -X POST $B/production -d '{"project_id":"demo","sequence_id":"SQ010","title":"Opening"}'</w:t>
+        <w:t>curl -X POST $B/production -d '{"project_id":"demo","episode_id":"EP01","title":"Opening"}'</w:t>
+      </w:r>
+    </w:p>
+    <w:p>
+      <w:pPr>
+        <w:pStyle w:val="Normal"/>
+        <w:keepNext w:val="true"/>
+        <w:keepLines/>
+        <w:shd w:val="clear" w:color="auto" w:fill="F1F4F8"/>
+        <w:spacing w:lineRule="exact" w:line="252" w:before="0" w:after="0"/>
+        <w:ind w:left="120" w:right="120"/>
+        <w:rPr/>
+      </w:pPr>
+      <w:r>
+        <w:rPr>
+          <w:rFonts w:eastAsia="Consolas" w:cs="Consolas" w:ascii="Consolas" w:hAnsi="Consolas"/>
+          <w:sz w:val="18"/>
+          <w:szCs w:val="18"/>
+        </w:rPr>
+        <w:t>curl -X POST $B/episode    -d '{"project_id":"demo","episode_id":"EP01","sequence_id":"SQ010"}'</w:t>
       </w:r>
     </w:p>
     <w:p>
@@ -29077,7 +30486,7 @@
           <w:sz w:val="18"/>
           <w:szCs w:val="18"/>
         </w:rPr>
-        <w:t>curl -X POST $B/shot  -d '{"project_id":"demo","sequence_id":"SQ010","scene_id":"SC010",</w:t>
+        <w:t>curl -X POST $B/shot  -d '{"project_id":"demo","episode_id":"EP01","sequence_id":"SQ010","scene_id":"SC010",</w:t>
       </w:r>
     </w:p>
     <w:p>
@@ -29123,7 +30532,7 @@
           <w:sz w:val="18"/>
           <w:szCs w:val="18"/>
         </w:rPr>
-        <w:t>curl -X POST $B/layer -d '{"project_id":"demo","sequence_id":"SQ010","scene_id":"SC010",</w:t>
+        <w:t>curl -X POST $B/layer -d '{"project_id":"demo","episode_id":"EP01","sequence_id":"SQ010","scene_id":"SC010",</w:t>
       </w:r>
     </w:p>
     <w:p>
@@ -29169,7 +30578,7 @@
           <w:sz w:val="18"/>
           <w:szCs w:val="18"/>
         </w:rPr>
-        <w:t>curl -X POST $B/layer -d '{"project_id":"demo","sequence_id":"SQ010","scene_id":"SC010",</w:t>
+        <w:t>curl -X POST $B/layer -d '{"project_id":"demo","episode_id":"EP01","sequence_id":"SQ010","scene_id":"SC010",</w:t>
       </w:r>
     </w:p>
     <w:p>
@@ -29253,26 +30662,26 @@
           <w:sz w:val="18"/>
           <w:szCs w:val="18"/>
         </w:rPr>
-        <w:t>curl $B/layer/demo/SQ010/SC010/SH010</w:t>
-      </w:r>
-    </w:p>
-    <w:p>
-      <w:pPr>
-        <w:pStyle w:val="Normal"/>
-        <w:keepNext w:val="true"/>
-        <w:keepLines/>
-        <w:shd w:val="clear" w:color="auto" w:fill="F1F4F8"/>
-        <w:spacing w:lineRule="exact" w:line="252" w:before="0" w:after="0"/>
-        <w:ind w:left="120" w:right="120"/>
-        <w:rPr/>
-      </w:pPr>
-      <w:r>
-        <w:rPr>
-          <w:rFonts w:eastAsia="Consolas" w:cs="Consolas" w:ascii="Consolas" w:hAnsi="Consolas"/>
-          <w:sz w:val="18"/>
-          <w:szCs w:val="18"/>
-        </w:rPr>
-        <w:t>curl $B/shot/demo/SQ010/SC010/SH010</w:t>
+        <w:t>curl $B/layer/demo/EP01/SQ010/SC010/SH010</w:t>
+      </w:r>
+    </w:p>
+    <w:p>
+      <w:pPr>
+        <w:pStyle w:val="Normal"/>
+        <w:keepNext w:val="true"/>
+        <w:keepLines/>
+        <w:shd w:val="clear" w:color="auto" w:fill="F1F4F8"/>
+        <w:spacing w:lineRule="exact" w:line="252" w:before="0" w:after="0"/>
+        <w:ind w:left="120" w:right="120"/>
+        <w:rPr/>
+      </w:pPr>
+      <w:r>
+        <w:rPr>
+          <w:rFonts w:eastAsia="Consolas" w:cs="Consolas" w:ascii="Consolas" w:hAnsi="Consolas"/>
+          <w:sz w:val="18"/>
+          <w:szCs w:val="18"/>
+        </w:rPr>
+        <w:t>curl $B/shot/demo/EP01/SQ010/SC010/SH010</w:t>
       </w:r>
     </w:p>
     <w:p>
@@ -29329,7 +30738,7 @@
           <w:sz w:val="18"/>
           <w:szCs w:val="18"/>
         </w:rPr>
-        <w:t>curl -X PATCH  $B/shot/demo/SQ010/SC010/SH010 -d '{"frame_rate":25}'</w:t>
+        <w:t>curl -X PATCH  $B/shot/demo/EP01/SQ010/SC010/SH010 -d '{"frame_rate":25}'</w:t>
       </w:r>
     </w:p>
     <w:p>
@@ -29348,7 +30757,7 @@
           <w:sz w:val="18"/>
           <w:szCs w:val="18"/>
         </w:rPr>
-        <w:t>curl -X DELETE $B/layer/demo/SQ010/SC010/SH010/FG</w:t>
+        <w:t>curl -X DELETE $B/layer/demo/EP01/SQ010/SC010/SH010/FG</w:t>
       </w:r>
     </w:p>
     <w:sectPr>
@@ -29411,7 +30820,7 @@
     </w:r>
     <w:r>
       <w:rPr/>
-      <w:t>30</w:t>
+      <w:t>31</w:t>
     </w:r>
     <w:r>
       <w:rPr/>
@@ -29451,7 +30860,7 @@
     </w:r>
     <w:r>
       <w:rPr/>
-      <w:t>30</w:t>
+      <w:t>31</w:t>
     </w:r>
     <w:r>
       <w:rPr/>

--- a/doc/MLW_REST_API.docx
+++ b/doc/MLW_REST_API.docx
@@ -102,7 +102,7 @@
             </w:rPr>
             <w:fldChar w:fldCharType="separate"/>
           </w:r>
-          <w:hyperlink w:anchor="__RefHeading___Toc2300_1442826027">
+          <w:hyperlink w:anchor="__RefHeading___Toc2337_1304581389">
             <w:r>
               <w:rPr>
                 <w:rStyle w:val="IndexLink"/>
@@ -122,7 +122,7 @@
             </w:tabs>
             <w:rPr/>
           </w:pPr>
-          <w:hyperlink w:anchor="__RefHeading___Toc2302_1442826027">
+          <w:hyperlink w:anchor="__RefHeading___Toc2339_1304581389">
             <w:r>
               <w:rPr>
                 <w:rStyle w:val="IndexLink"/>
@@ -142,7 +142,7 @@
             </w:tabs>
             <w:rPr/>
           </w:pPr>
-          <w:hyperlink w:anchor="__RefHeading___Toc2304_1442826027">
+          <w:hyperlink w:anchor="__RefHeading___Toc2341_1304581389">
             <w:r>
               <w:rPr>
                 <w:rStyle w:val="IndexLink"/>
@@ -162,7 +162,7 @@
             </w:tabs>
             <w:rPr/>
           </w:pPr>
-          <w:hyperlink w:anchor="__RefHeading___Toc2306_1442826027">
+          <w:hyperlink w:anchor="__RefHeading___Toc2343_1304581389">
             <w:r>
               <w:rPr>
                 <w:rStyle w:val="IndexLink"/>
@@ -182,7 +182,7 @@
             </w:tabs>
             <w:rPr/>
           </w:pPr>
-          <w:hyperlink w:anchor="__RefHeading___Toc2308_1442826027">
+          <w:hyperlink w:anchor="__RefHeading___Toc2345_1304581389">
             <w:r>
               <w:rPr>
                 <w:rStyle w:val="IndexLink"/>
@@ -202,7 +202,7 @@
             </w:tabs>
             <w:rPr/>
           </w:pPr>
-          <w:hyperlink w:anchor="__RefHeading___Toc2310_1442826027">
+          <w:hyperlink w:anchor="__RefHeading___Toc2347_1304581389">
             <w:r>
               <w:rPr>
                 <w:rStyle w:val="IndexLink"/>
@@ -222,7 +222,7 @@
             </w:tabs>
             <w:rPr/>
           </w:pPr>
-          <w:hyperlink w:anchor="__RefHeading___Toc2312_1442826027">
+          <w:hyperlink w:anchor="__RefHeading___Toc2349_1304581389">
             <w:r>
               <w:rPr>
                 <w:rStyle w:val="IndexLink"/>
@@ -242,7 +242,7 @@
             </w:tabs>
             <w:rPr/>
           </w:pPr>
-          <w:hyperlink w:anchor="__RefHeading___Toc2314_1442826027">
+          <w:hyperlink w:anchor="__RefHeading___Toc2351_1304581389">
             <w:r>
               <w:rPr>
                 <w:rStyle w:val="IndexLink"/>
@@ -262,7 +262,7 @@
             </w:tabs>
             <w:rPr/>
           </w:pPr>
-          <w:hyperlink w:anchor="__RefHeading___Toc2316_1442826027">
+          <w:hyperlink w:anchor="__RefHeading___Toc2353_1304581389">
             <w:r>
               <w:rPr>
                 <w:rStyle w:val="IndexLink"/>
@@ -282,14 +282,14 @@
             </w:tabs>
             <w:rPr/>
           </w:pPr>
-          <w:hyperlink w:anchor="__RefHeading___Toc2318_1442826027">
+          <w:hyperlink w:anchor="__RefHeading___Toc2355_1304581389">
             <w:r>
               <w:rPr>
                 <w:rStyle w:val="IndexLink"/>
               </w:rPr>
               <w:t>2. Endpoints</w:t>
               <w:tab/>
-              <w:t>6</w:t>
+              <w:t>7</w:t>
             </w:r>
           </w:hyperlink>
         </w:p>
@@ -302,14 +302,14 @@
             </w:tabs>
             <w:rPr/>
           </w:pPr>
-          <w:hyperlink w:anchor="__RefHeading___Toc2320_1442826027">
+          <w:hyperlink w:anchor="__RefHeading___Toc2357_1304581389">
             <w:r>
               <w:rPr>
                 <w:rStyle w:val="IndexLink"/>
               </w:rPr>
               <w:t>2.1 Health</w:t>
               <w:tab/>
-              <w:t>6</w:t>
+              <w:t>7</w:t>
             </w:r>
           </w:hyperlink>
         </w:p>
@@ -322,14 +322,14 @@
             </w:tabs>
             <w:rPr/>
           </w:pPr>
-          <w:hyperlink w:anchor="__RefHeading___Toc2322_1442826027">
+          <w:hyperlink w:anchor="__RefHeading___Toc2359_1304581389">
             <w:r>
               <w:rPr>
                 <w:rStyle w:val="IndexLink"/>
               </w:rPr>
               <w:t>2.2 OpenAPI specification</w:t>
               <w:tab/>
-              <w:t>6</w:t>
+              <w:t>7</w:t>
             </w:r>
           </w:hyperlink>
         </w:p>
@@ -342,14 +342,14 @@
             </w:tabs>
             <w:rPr/>
           </w:pPr>
-          <w:hyperlink w:anchor="__RefHeading___Toc2324_1442826027">
+          <w:hyperlink w:anchor="__RefHeading___Toc2361_1304581389">
             <w:r>
               <w:rPr>
                 <w:rStyle w:val="IndexLink"/>
               </w:rPr>
               <w:t>2.3 List tables</w:t>
               <w:tab/>
-              <w:t>7</w:t>
+              <w:t>8</w:t>
             </w:r>
           </w:hyperlink>
         </w:p>
@@ -362,14 +362,14 @@
             </w:tabs>
             <w:rPr/>
           </w:pPr>
-          <w:hyperlink w:anchor="__RefHeading___Toc2326_1442826027">
+          <w:hyperlink w:anchor="__RefHeading___Toc2363_1304581389">
             <w:r>
               <w:rPr>
                 <w:rStyle w:val="IndexLink"/>
               </w:rPr>
               <w:t>2.4 Describe a table</w:t>
               <w:tab/>
-              <w:t>8</w:t>
+              <w:t>9</w:t>
             </w:r>
           </w:hyperlink>
         </w:p>
@@ -382,14 +382,14 @@
             </w:tabs>
             <w:rPr/>
           </w:pPr>
-          <w:hyperlink w:anchor="__RefHeading___Toc2328_1442826027">
+          <w:hyperlink w:anchor="__RefHeading___Toc2365_1304581389">
             <w:r>
               <w:rPr>
                 <w:rStyle w:val="IndexLink"/>
               </w:rPr>
               <w:t>2.5 List rows</w:t>
               <w:tab/>
-              <w:t>8</w:t>
+              <w:t>9</w:t>
             </w:r>
           </w:hyperlink>
         </w:p>
@@ -402,14 +402,14 @@
             </w:tabs>
             <w:rPr/>
           </w:pPr>
-          <w:hyperlink w:anchor="__RefHeading___Toc2330_1442826027">
+          <w:hyperlink w:anchor="__RefHeading___Toc2367_1304581389">
             <w:r>
               <w:rPr>
                 <w:rStyle w:val="IndexLink"/>
               </w:rPr>
               <w:t>2.6 Get a row</w:t>
               <w:tab/>
-              <w:t>9</w:t>
+              <w:t>10</w:t>
             </w:r>
           </w:hyperlink>
         </w:p>
@@ -422,14 +422,14 @@
             </w:tabs>
             <w:rPr/>
           </w:pPr>
-          <w:hyperlink w:anchor="__RefHeading___Toc2332_1442826027">
+          <w:hyperlink w:anchor="__RefHeading___Toc2369_1304581389">
             <w:r>
               <w:rPr>
                 <w:rStyle w:val="IndexLink"/>
               </w:rPr>
               <w:t>2.7 Create a row</w:t>
               <w:tab/>
-              <w:t>9</w:t>
+              <w:t>10</w:t>
             </w:r>
           </w:hyperlink>
         </w:p>
@@ -442,14 +442,14 @@
             </w:tabs>
             <w:rPr/>
           </w:pPr>
-          <w:hyperlink w:anchor="__RefHeading___Toc2334_1442826027">
+          <w:hyperlink w:anchor="__RefHeading___Toc2371_1304581389">
             <w:r>
               <w:rPr>
                 <w:rStyle w:val="IndexLink"/>
               </w:rPr>
               <w:t>Static columns</w:t>
               <w:tab/>
-              <w:t>10</w:t>
+              <w:t>11</w:t>
             </w:r>
           </w:hyperlink>
         </w:p>
@@ -462,14 +462,14 @@
             </w:tabs>
             <w:rPr/>
           </w:pPr>
-          <w:hyperlink w:anchor="__RefHeading___Toc2336_1442826027">
+          <w:hyperlink w:anchor="__RefHeading___Toc2373_1304581389">
             <w:r>
               <w:rPr>
                 <w:rStyle w:val="IndexLink"/>
               </w:rPr>
               <w:t>2.8 Replace a row</w:t>
               <w:tab/>
-              <w:t>10</w:t>
+              <w:t>11</w:t>
             </w:r>
           </w:hyperlink>
         </w:p>
@@ -482,14 +482,14 @@
             </w:tabs>
             <w:rPr/>
           </w:pPr>
-          <w:hyperlink w:anchor="__RefHeading___Toc2338_1442826027">
+          <w:hyperlink w:anchor="__RefHeading___Toc2375_1304581389">
             <w:r>
               <w:rPr>
                 <w:rStyle w:val="IndexLink"/>
               </w:rPr>
               <w:t>2.9 Change columns of a row</w:t>
               <w:tab/>
-              <w:t>11</w:t>
+              <w:t>12</w:t>
             </w:r>
           </w:hyperlink>
         </w:p>
@@ -502,14 +502,14 @@
             </w:tabs>
             <w:rPr/>
           </w:pPr>
-          <w:hyperlink w:anchor="__RefHeading___Toc2340_1442826027">
+          <w:hyperlink w:anchor="__RefHeading___Toc2377_1304581389">
             <w:r>
               <w:rPr>
                 <w:rStyle w:val="IndexLink"/>
               </w:rPr>
               <w:t>Static columns</w:t>
               <w:tab/>
-              <w:t>11</w:t>
+              <w:t>12</w:t>
             </w:r>
           </w:hyperlink>
         </w:p>
@@ -522,14 +522,14 @@
             </w:tabs>
             <w:rPr/>
           </w:pPr>
-          <w:hyperlink w:anchor="__RefHeading___Toc2342_1442826027">
+          <w:hyperlink w:anchor="__RefHeading___Toc2379_1304581389">
             <w:r>
               <w:rPr>
                 <w:rStyle w:val="IndexLink"/>
               </w:rPr>
               <w:t>2.10 Delete a row</w:t>
               <w:tab/>
-              <w:t>11</w:t>
+              <w:t>12</w:t>
             </w:r>
           </w:hyperlink>
         </w:p>
@@ -542,14 +542,14 @@
             </w:tabs>
             <w:rPr/>
           </w:pPr>
-          <w:hyperlink w:anchor="__RefHeading___Toc2344_1442826027">
+          <w:hyperlink w:anchor="__RefHeading___Toc2381_1304581389">
             <w:r>
               <w:rPr>
                 <w:rStyle w:val="IndexLink"/>
               </w:rPr>
               <w:t>3. Data Types</w:t>
               <w:tab/>
-              <w:t>12</w:t>
+              <w:t>13</w:t>
             </w:r>
           </w:hyperlink>
         </w:p>
@@ -562,14 +562,14 @@
             </w:tabs>
             <w:rPr/>
           </w:pPr>
-          <w:hyperlink w:anchor="__RefHeading___Toc2346_1442826027">
+          <w:hyperlink w:anchor="__RefHeading___Toc2383_1304581389">
             <w:r>
               <w:rPr>
                 <w:rStyle w:val="IndexLink"/>
               </w:rPr>
               <w:t>4. Resource Reference</w:t>
               <w:tab/>
-              <w:t>13</w:t>
+              <w:t>14</w:t>
             </w:r>
           </w:hyperlink>
         </w:p>
@@ -582,14 +582,14 @@
             </w:tabs>
             <w:rPr/>
           </w:pPr>
-          <w:hyperlink w:anchor="__RefHeading___Toc2348_1442826027">
+          <w:hyperlink w:anchor="__RefHeading___Toc2385_1304581389">
             <w:r>
               <w:rPr>
                 <w:rStyle w:val="IndexLink"/>
               </w:rPr>
               <w:t>asset</w:t>
               <w:tab/>
-              <w:t>13</w:t>
+              <w:t>14</w:t>
             </w:r>
           </w:hyperlink>
         </w:p>
@@ -602,14 +602,14 @@
             </w:tabs>
             <w:rPr/>
           </w:pPr>
-          <w:hyperlink w:anchor="__RefHeading___Toc2350_1442826027">
+          <w:hyperlink w:anchor="__RefHeading___Toc2387_1304581389">
             <w:r>
               <w:rPr>
                 <w:rStyle w:val="IndexLink"/>
               </w:rPr>
               <w:t>audio_ref</w:t>
               <w:tab/>
-              <w:t>13</w:t>
+              <w:t>14</w:t>
             </w:r>
           </w:hyperlink>
         </w:p>
@@ -622,14 +622,14 @@
             </w:tabs>
             <w:rPr/>
           </w:pPr>
-          <w:hyperlink w:anchor="__RefHeading___Toc2352_1442826027">
+          <w:hyperlink w:anchor="__RefHeading___Toc2389_1304581389">
             <w:r>
               <w:rPr>
                 <w:rStyle w:val="IndexLink"/>
               </w:rPr>
               <w:t>audio_tracks</w:t>
               <w:tab/>
-              <w:t>14</w:t>
+              <w:t>15</w:t>
             </w:r>
           </w:hyperlink>
         </w:p>
@@ -642,14 +642,14 @@
             </w:tabs>
             <w:rPr/>
           </w:pPr>
-          <w:hyperlink w:anchor="__RefHeading___Toc2354_1442826027">
+          <w:hyperlink w:anchor="__RefHeading___Toc2391_1304581389">
             <w:r>
               <w:rPr>
                 <w:rStyle w:val="IndexLink"/>
               </w:rPr>
               <w:t>camera</w:t>
               <w:tab/>
-              <w:t>14</w:t>
+              <w:t>15</w:t>
             </w:r>
           </w:hyperlink>
         </w:p>
@@ -662,14 +662,14 @@
             </w:tabs>
             <w:rPr/>
           </w:pPr>
-          <w:hyperlink w:anchor="__RefHeading___Toc2356_1442826027">
+          <w:hyperlink w:anchor="__RefHeading___Toc2393_1304581389">
             <w:r>
               <w:rPr>
                 <w:rStyle w:val="IndexLink"/>
               </w:rPr>
               <w:t>camera_move</w:t>
               <w:tab/>
-              <w:t>15</w:t>
+              <w:t>16</w:t>
             </w:r>
           </w:hyperlink>
         </w:p>
@@ -682,14 +682,14 @@
             </w:tabs>
             <w:rPr/>
           </w:pPr>
-          <w:hyperlink w:anchor="__RefHeading___Toc2358_1442826027">
+          <w:hyperlink w:anchor="__RefHeading___Toc2395_1304581389">
             <w:r>
               <w:rPr>
                 <w:rStyle w:val="IndexLink"/>
               </w:rPr>
               <w:t>comment</w:t>
               <w:tab/>
-              <w:t>16</w:t>
+              <w:t>17</w:t>
             </w:r>
           </w:hyperlink>
         </w:p>
@@ -702,14 +702,14 @@
             </w:tabs>
             <w:rPr/>
           </w:pPr>
-          <w:hyperlink w:anchor="__RefHeading___Toc2360_1442826027">
+          <w:hyperlink w:anchor="__RefHeading___Toc2397_1304581389">
             <w:r>
               <w:rPr>
                 <w:rStyle w:val="IndexLink"/>
               </w:rPr>
               <w:t>dialog</w:t>
               <w:tab/>
-              <w:t>16</w:t>
+              <w:t>17</w:t>
             </w:r>
           </w:hyperlink>
         </w:p>
@@ -722,14 +722,14 @@
             </w:tabs>
             <w:rPr/>
           </w:pPr>
-          <w:hyperlink w:anchor="__RefHeading___Toc2362_1442826027">
+          <w:hyperlink w:anchor="__RefHeading___Toc2399_1304581389">
             <w:r>
               <w:rPr>
                 <w:rStyle w:val="IndexLink"/>
               </w:rPr>
               <w:t>episode</w:t>
               <w:tab/>
-              <w:t>17</w:t>
+              <w:t>18</w:t>
             </w:r>
           </w:hyperlink>
         </w:p>
@@ -742,14 +742,14 @@
             </w:tabs>
             <w:rPr/>
           </w:pPr>
-          <w:hyperlink w:anchor="__RefHeading___Toc2364_1442826027">
+          <w:hyperlink w:anchor="__RefHeading___Toc2401_1304581389">
             <w:r>
               <w:rPr>
                 <w:rStyle w:val="IndexLink"/>
               </w:rPr>
               <w:t>exposure_sheet</w:t>
               <w:tab/>
-              <w:t>17</w:t>
+              <w:t>18</w:t>
             </w:r>
           </w:hyperlink>
         </w:p>
@@ -762,14 +762,14 @@
             </w:tabs>
             <w:rPr/>
           </w:pPr>
-          <w:hyperlink w:anchor="__RefHeading___Toc2366_1442826027">
+          <w:hyperlink w:anchor="__RefHeading___Toc2403_1304581389">
             <w:r>
               <w:rPr>
                 <w:rStyle w:val="IndexLink"/>
               </w:rPr>
               <w:t>frame</w:t>
               <w:tab/>
-              <w:t>18</w:t>
+              <w:t>19</w:t>
             </w:r>
           </w:hyperlink>
         </w:p>
@@ -782,14 +782,14 @@
             </w:tabs>
             <w:rPr/>
           </w:pPr>
-          <w:hyperlink w:anchor="__RefHeading___Toc2368_1442826027">
+          <w:hyperlink w:anchor="__RefHeading___Toc2405_1304581389">
             <w:r>
               <w:rPr>
                 <w:rStyle w:val="IndexLink"/>
               </w:rPr>
               <w:t>keyframe</w:t>
               <w:tab/>
-              <w:t>19</w:t>
+              <w:t>20</w:t>
             </w:r>
           </w:hyperlink>
         </w:p>
@@ -802,14 +802,14 @@
             </w:tabs>
             <w:rPr/>
           </w:pPr>
-          <w:hyperlink w:anchor="__RefHeading___Toc2370_1442826027">
+          <w:hyperlink w:anchor="__RefHeading___Toc2407_1304581389">
             <w:r>
               <w:rPr>
                 <w:rStyle w:val="IndexLink"/>
               </w:rPr>
               <w:t>layer</w:t>
               <w:tab/>
-              <w:t>19</w:t>
+              <w:t>20</w:t>
             </w:r>
           </w:hyperlink>
         </w:p>
@@ -822,14 +822,14 @@
             </w:tabs>
             <w:rPr/>
           </w:pPr>
-          <w:hyperlink w:anchor="__RefHeading___Toc2372_1442826027">
+          <w:hyperlink w:anchor="__RefHeading___Toc2409_1304581389">
             <w:r>
               <w:rPr>
                 <w:rStyle w:val="IndexLink"/>
               </w:rPr>
               <w:t>note</w:t>
               <w:tab/>
-              <w:t>20</w:t>
+              <w:t>21</w:t>
             </w:r>
           </w:hyperlink>
         </w:p>
@@ -842,14 +842,14 @@
             </w:tabs>
             <w:rPr/>
           </w:pPr>
-          <w:hyperlink w:anchor="__RefHeading___Toc2374_1442826027">
+          <w:hyperlink w:anchor="__RefHeading___Toc2411_1304581389">
             <w:r>
               <w:rPr>
                 <w:rStyle w:val="IndexLink"/>
               </w:rPr>
               <w:t>production</w:t>
               <w:tab/>
-              <w:t>21</w:t>
+              <w:t>22</w:t>
             </w:r>
           </w:hyperlink>
         </w:p>
@@ -862,14 +862,14 @@
             </w:tabs>
             <w:rPr/>
           </w:pPr>
-          <w:hyperlink w:anchor="__RefHeading___Toc2376_1442826027">
+          <w:hyperlink w:anchor="__RefHeading___Toc2413_1304581389">
             <w:r>
               <w:rPr>
                 <w:rStyle w:val="IndexLink"/>
               </w:rPr>
               <w:t>project</w:t>
               <w:tab/>
-              <w:t>21</w:t>
+              <w:t>22</w:t>
             </w:r>
           </w:hyperlink>
         </w:p>
@@ -882,14 +882,14 @@
             </w:tabs>
             <w:rPr/>
           </w:pPr>
-          <w:hyperlink w:anchor="__RefHeading___Toc2378_1442826027">
+          <w:hyperlink w:anchor="__RefHeading___Toc2415_1304581389">
             <w:r>
               <w:rPr>
                 <w:rStyle w:val="IndexLink"/>
               </w:rPr>
               <w:t>project_by_user</w:t>
               <w:tab/>
-              <w:t>22</w:t>
+              <w:t>23</w:t>
             </w:r>
           </w:hyperlink>
         </w:p>
@@ -902,14 +902,14 @@
             </w:tabs>
             <w:rPr/>
           </w:pPr>
-          <w:hyperlink w:anchor="__RefHeading___Toc2380_1442826027">
+          <w:hyperlink w:anchor="__RefHeading___Toc2417_1304581389">
             <w:r>
               <w:rPr>
                 <w:rStyle w:val="IndexLink"/>
               </w:rPr>
               <w:t>project_member</w:t>
               <w:tab/>
-              <w:t>22</w:t>
+              <w:t>23</w:t>
             </w:r>
           </w:hyperlink>
         </w:p>
@@ -922,14 +922,14 @@
             </w:tabs>
             <w:rPr/>
           </w:pPr>
-          <w:hyperlink w:anchor="__RefHeading___Toc2382_1442826027">
+          <w:hyperlink w:anchor="__RefHeading___Toc2419_1304581389">
             <w:r>
               <w:rPr>
                 <w:rStyle w:val="IndexLink"/>
               </w:rPr>
               <w:t>review</w:t>
               <w:tab/>
-              <w:t>23</w:t>
+              <w:t>24</w:t>
             </w:r>
           </w:hyperlink>
         </w:p>
@@ -942,14 +942,14 @@
             </w:tabs>
             <w:rPr/>
           </w:pPr>
-          <w:hyperlink w:anchor="__RefHeading___Toc2384_1442826027">
+          <w:hyperlink w:anchor="__RefHeading___Toc2421_1304581389">
             <w:r>
               <w:rPr>
                 <w:rStyle w:val="IndexLink"/>
               </w:rPr>
               <w:t>review_by_frame</w:t>
               <w:tab/>
-              <w:t>23</w:t>
+              <w:t>24</w:t>
             </w:r>
           </w:hyperlink>
         </w:p>
@@ -962,14 +962,14 @@
             </w:tabs>
             <w:rPr/>
           </w:pPr>
-          <w:hyperlink w:anchor="__RefHeading___Toc2386_1442826027">
+          <w:hyperlink w:anchor="__RefHeading___Toc2423_1304581389">
             <w:r>
               <w:rPr>
                 <w:rStyle w:val="IndexLink"/>
               </w:rPr>
               <w:t>revision</w:t>
               <w:tab/>
-              <w:t>24</w:t>
+              <w:t>25</w:t>
             </w:r>
           </w:hyperlink>
         </w:p>
@@ -982,14 +982,14 @@
             </w:tabs>
             <w:rPr/>
           </w:pPr>
-          <w:hyperlink w:anchor="__RefHeading___Toc2388_1442826027">
+          <w:hyperlink w:anchor="__RefHeading___Toc2425_1304581389">
             <w:r>
               <w:rPr>
                 <w:rStyle w:val="IndexLink"/>
               </w:rPr>
               <w:t>scene</w:t>
               <w:tab/>
-              <w:t>24</w:t>
+              <w:t>25</w:t>
             </w:r>
           </w:hyperlink>
         </w:p>
@@ -1002,14 +1002,14 @@
             </w:tabs>
             <w:rPr/>
           </w:pPr>
-          <w:hyperlink w:anchor="__RefHeading___Toc2390_1442826027">
+          <w:hyperlink w:anchor="__RefHeading___Toc2427_1304581389">
             <w:r>
               <w:rPr>
                 <w:rStyle w:val="IndexLink"/>
               </w:rPr>
               <w:t>sequence</w:t>
               <w:tab/>
-              <w:t>25</w:t>
+              <w:t>26</w:t>
             </w:r>
           </w:hyperlink>
         </w:p>
@@ -1022,14 +1022,14 @@
             </w:tabs>
             <w:rPr/>
           </w:pPr>
-          <w:hyperlink w:anchor="__RefHeading___Toc2392_1442826027">
+          <w:hyperlink w:anchor="__RefHeading___Toc2429_1304581389">
             <w:r>
               <w:rPr>
                 <w:rStyle w:val="IndexLink"/>
               </w:rPr>
               <w:t>shot</w:t>
               <w:tab/>
-              <w:t>25</w:t>
+              <w:t>26</w:t>
             </w:r>
           </w:hyperlink>
         </w:p>
@@ -1042,14 +1042,14 @@
             </w:tabs>
             <w:rPr/>
           </w:pPr>
-          <w:hyperlink w:anchor="__RefHeading___Toc2394_1442826027">
+          <w:hyperlink w:anchor="__RefHeading___Toc2431_1304581389">
             <w:r>
               <w:rPr>
                 <w:rStyle w:val="IndexLink"/>
               </w:rPr>
               <w:t>timeline</w:t>
               <w:tab/>
-              <w:t>26</w:t>
+              <w:t>27</w:t>
             </w:r>
           </w:hyperlink>
         </w:p>
@@ -1062,14 +1062,14 @@
             </w:tabs>
             <w:rPr/>
           </w:pPr>
-          <w:hyperlink w:anchor="__RefHeading___Toc2396_1442826027">
+          <w:hyperlink w:anchor="__RefHeading___Toc2433_1304581389">
             <w:r>
               <w:rPr>
                 <w:rStyle w:val="IndexLink"/>
               </w:rPr>
               <w:t>track</w:t>
               <w:tab/>
-              <w:t>27</w:t>
+              <w:t>28</w:t>
             </w:r>
           </w:hyperlink>
         </w:p>
@@ -1082,14 +1082,14 @@
             </w:tabs>
             <w:rPr/>
           </w:pPr>
-          <w:hyperlink w:anchor="__RefHeading___Toc2398_1442826027">
+          <w:hyperlink w:anchor="__RefHeading___Toc2435_1304581389">
             <w:r>
               <w:rPr>
                 <w:rStyle w:val="IndexLink"/>
               </w:rPr>
               <w:t>user</w:t>
               <w:tab/>
-              <w:t>27</w:t>
+              <w:t>28</w:t>
             </w:r>
           </w:hyperlink>
         </w:p>
@@ -1102,14 +1102,14 @@
             </w:tabs>
             <w:rPr/>
           </w:pPr>
-          <w:hyperlink w:anchor="__RefHeading___Toc2400_1442826027">
+          <w:hyperlink w:anchor="__RefHeading___Toc2437_1304581389">
             <w:r>
               <w:rPr>
                 <w:rStyle w:val="IndexLink"/>
               </w:rPr>
               <w:t>user_by_email</w:t>
               <w:tab/>
-              <w:t>28</w:t>
+              <w:t>29</w:t>
             </w:r>
           </w:hyperlink>
         </w:p>
@@ -1122,14 +1122,14 @@
             </w:tabs>
             <w:rPr/>
           </w:pPr>
-          <w:hyperlink w:anchor="__RefHeading___Toc2402_1442826027">
+          <w:hyperlink w:anchor="__RefHeading___Toc2439_1304581389">
             <w:r>
               <w:rPr>
                 <w:rStyle w:val="IndexLink"/>
               </w:rPr>
               <w:t>version_control</w:t>
               <w:tab/>
-              <w:t>28</w:t>
+              <w:t>29</w:t>
             </w:r>
           </w:hyperlink>
         </w:p>
@@ -1142,14 +1142,14 @@
             </w:tabs>
             <w:rPr/>
           </w:pPr>
-          <w:hyperlink w:anchor="__RefHeading___Toc2404_1442826027">
+          <w:hyperlink w:anchor="__RefHeading___Toc2441_1304581389">
             <w:r>
               <w:rPr>
                 <w:rStyle w:val="IndexLink"/>
               </w:rPr>
               <w:t>5. Configuration</w:t>
               <w:tab/>
-              <w:t>29</w:t>
+              <w:t>30</w:t>
             </w:r>
           </w:hyperlink>
         </w:p>
@@ -1162,14 +1162,14 @@
             </w:tabs>
             <w:rPr/>
           </w:pPr>
-          <w:hyperlink w:anchor="__RefHeading___Toc2406_1442826027">
+          <w:hyperlink w:anchor="__RefHeading___Toc2443_1304581389">
             <w:r>
               <w:rPr>
                 <w:rStyle w:val="IndexLink"/>
               </w:rPr>
               <w:t>6. Example Session</w:t>
               <w:tab/>
-              <w:t>30</w:t>
+              <w:t>31</w:t>
             </w:r>
           </w:hyperlink>
           <w:r>
@@ -1212,7 +1212,7 @@
         <w:spacing w:before="0" w:after="160"/>
         <w:rPr/>
       </w:pPr>
-      <w:bookmarkStart w:id="0" w:name="__RefHeading___Toc2300_1442826027"/>
+      <w:bookmarkStart w:id="0" w:name="__RefHeading___Toc2337_1304581389"/>
       <w:bookmarkEnd w:id="0"/>
       <w:r>
         <w:rPr/>
@@ -1224,7 +1224,7 @@
         <w:pStyle w:val="Heading2"/>
         <w:rPr/>
       </w:pPr>
-      <w:bookmarkStart w:id="1" w:name="__RefHeading___Toc2302_1442826027"/>
+      <w:bookmarkStart w:id="1" w:name="__RefHeading___Toc2339_1304581389"/>
       <w:bookmarkEnd w:id="1"/>
       <w:r>
         <w:rPr/>
@@ -1368,7 +1368,7 @@
         <w:pStyle w:val="Heading2"/>
         <w:rPr/>
       </w:pPr>
-      <w:bookmarkStart w:id="2" w:name="__RefHeading___Toc2304_1442826027"/>
+      <w:bookmarkStart w:id="2" w:name="__RefHeading___Toc2341_1304581389"/>
       <w:bookmarkEnd w:id="2"/>
       <w:r>
         <w:rPr/>
@@ -1413,7 +1413,7 @@
         <w:pStyle w:val="Heading2"/>
         <w:rPr/>
       </w:pPr>
-      <w:bookmarkStart w:id="3" w:name="__RefHeading___Toc2306_1442826027"/>
+      <w:bookmarkStart w:id="3" w:name="__RefHeading___Toc2343_1304581389"/>
       <w:bookmarkEnd w:id="3"/>
       <w:r>
         <w:rPr/>
@@ -1500,7 +1500,7 @@
         <w:pStyle w:val="Heading2"/>
         <w:rPr/>
       </w:pPr>
-      <w:bookmarkStart w:id="4" w:name="__RefHeading___Toc2308_1442826027"/>
+      <w:bookmarkStart w:id="4" w:name="__RefHeading___Toc2345_1304581389"/>
       <w:bookmarkEnd w:id="4"/>
       <w:r>
         <w:rPr/>
@@ -1564,7 +1564,7 @@
         <w:pStyle w:val="Heading2"/>
         <w:rPr/>
       </w:pPr>
-      <w:bookmarkStart w:id="5" w:name="__RefHeading___Toc2310_1442826027"/>
+      <w:bookmarkStart w:id="5" w:name="__RefHeading___Toc2347_1304581389"/>
       <w:bookmarkEnd w:id="5"/>
       <w:r>
         <w:rPr/>
@@ -1609,7 +1609,18 @@
       </w:pPr>
       <w:r>
         <w:rPr/>
-        <w:t>A missing or wrong token gives 401 Unauthorized. If API_TOKEN is not set the API is open, and the application logs a warning at startup. The production Compose file requires a token. The token is sent in every request, so use HTTPS whenever the API is reachable over a network (section 1.2).</w:t>
+        <w:t>If the application is also started with OIDC_ISSUER (login with Keycloak), the bearer token can instead be an access token issued by that realm to the client mlw-app. The application checks its signature, issuer, expiry and client, and the realm role in OIDC_REQUIRED_ROLE if one is set. ID tokens are refused. The web user interface logs in with the authorization code flow with PKCE and sends the access token; the endpoint GET /api/v1/auth/config, which needs no token, tells it the issuer and client id. A static API token and Keycloak login can be used together, for example the token for scripts.</w:t>
+      </w:r>
+    </w:p>
+    <w:p>
+      <w:pPr>
+        <w:pStyle w:val="Normal"/>
+        <w:spacing w:before="0" w:after="120"/>
+        <w:rPr/>
+      </w:pPr>
+      <w:r>
+        <w:rPr/>
+        <w:t>A missing or wrong token gives 401 Unauthorized. If neither API_TOKEN nor OIDC_ISSUER is set the API is open, and the application logs a warning at startup. The production Compose file requires a token. The token is sent in every request, so use HTTPS whenever the API is reachable over a network (section 1.2).</w:t>
       </w:r>
     </w:p>
     <w:p>
@@ -1617,7 +1628,7 @@
         <w:pStyle w:val="Heading2"/>
         <w:rPr/>
       </w:pPr>
-      <w:bookmarkStart w:id="6" w:name="__RefHeading___Toc2312_1442826027"/>
+      <w:bookmarkStart w:id="6" w:name="__RefHeading___Toc2349_1304581389"/>
       <w:bookmarkEnd w:id="6"/>
       <w:r>
         <w:rPr/>
@@ -2524,7 +2535,7 @@
         <w:pStyle w:val="Heading2"/>
         <w:rPr/>
       </w:pPr>
-      <w:bookmarkStart w:id="7" w:name="__RefHeading___Toc2314_1442826027"/>
+      <w:bookmarkStart w:id="7" w:name="__RefHeading___Toc2351_1304581389"/>
       <w:bookmarkEnd w:id="7"/>
       <w:r>
         <w:rPr/>
@@ -2558,7 +2569,7 @@
         <w:pStyle w:val="Heading2"/>
         <w:rPr/>
       </w:pPr>
-      <w:bookmarkStart w:id="8" w:name="__RefHeading___Toc2316_1442826027"/>
+      <w:bookmarkStart w:id="8" w:name="__RefHeading___Toc2353_1304581389"/>
       <w:bookmarkEnd w:id="8"/>
       <w:r>
         <w:rPr/>
@@ -2991,7 +3002,7 @@
         <w:spacing w:before="0" w:after="160"/>
         <w:rPr/>
       </w:pPr>
-      <w:bookmarkStart w:id="9" w:name="__RefHeading___Toc2318_1442826027"/>
+      <w:bookmarkStart w:id="9" w:name="__RefHeading___Toc2355_1304581389"/>
       <w:bookmarkEnd w:id="9"/>
       <w:r>
         <w:rPr/>
@@ -4305,7 +4316,7 @@
         <w:pStyle w:val="Heading2"/>
         <w:rPr/>
       </w:pPr>
-      <w:bookmarkStart w:id="10" w:name="__RefHeading___Toc2320_1442826027"/>
+      <w:bookmarkStart w:id="10" w:name="__RefHeading___Toc2357_1304581389"/>
       <w:bookmarkEnd w:id="10"/>
       <w:r>
         <w:rPr/>
@@ -4411,7 +4422,7 @@
         <w:pStyle w:val="Heading2"/>
         <w:rPr/>
       </w:pPr>
-      <w:bookmarkStart w:id="11" w:name="__RefHeading___Toc2322_1442826027"/>
+      <w:bookmarkStart w:id="11" w:name="__RefHeading___Toc2359_1304581389"/>
       <w:bookmarkEnd w:id="11"/>
       <w:r>
         <w:rPr/>
@@ -4445,7 +4456,7 @@
         <w:pStyle w:val="Heading2"/>
         <w:rPr/>
       </w:pPr>
-      <w:bookmarkStart w:id="12" w:name="__RefHeading___Toc2324_1442826027"/>
+      <w:bookmarkStart w:id="12" w:name="__RefHeading___Toc2361_1304581389"/>
       <w:bookmarkEnd w:id="12"/>
       <w:r>
         <w:rPr/>
@@ -5671,7 +5682,7 @@
         <w:pStyle w:val="Heading2"/>
         <w:rPr/>
       </w:pPr>
-      <w:bookmarkStart w:id="13" w:name="__RefHeading___Toc2326_1442826027"/>
+      <w:bookmarkStart w:id="13" w:name="__RefHeading___Toc2363_1304581389"/>
       <w:bookmarkEnd w:id="13"/>
       <w:r>
         <w:rPr/>
@@ -5694,7 +5705,7 @@
         <w:pStyle w:val="Heading2"/>
         <w:rPr/>
       </w:pPr>
-      <w:bookmarkStart w:id="14" w:name="__RefHeading___Toc2328_1442826027"/>
+      <w:bookmarkStart w:id="14" w:name="__RefHeading___Toc2365_1304581389"/>
       <w:bookmarkEnd w:id="14"/>
       <w:r>
         <w:rPr/>
@@ -6961,7 +6972,7 @@
         <w:pStyle w:val="Heading2"/>
         <w:rPr/>
       </w:pPr>
-      <w:bookmarkStart w:id="15" w:name="__RefHeading___Toc2330_1442826027"/>
+      <w:bookmarkStart w:id="15" w:name="__RefHeading___Toc2367_1304581389"/>
       <w:bookmarkEnd w:id="15"/>
       <w:r>
         <w:rPr/>
@@ -7237,7 +7248,7 @@
         <w:pStyle w:val="Heading2"/>
         <w:rPr/>
       </w:pPr>
-      <w:bookmarkStart w:id="16" w:name="__RefHeading___Toc2332_1442826027"/>
+      <w:bookmarkStart w:id="16" w:name="__RefHeading___Toc2369_1304581389"/>
       <w:bookmarkEnd w:id="16"/>
       <w:r>
         <w:rPr/>
@@ -7852,7 +7863,7 @@
         <w:keepNext w:val="true"/>
         <w:rPr/>
       </w:pPr>
-      <w:bookmarkStart w:id="17" w:name="__RefHeading___Toc2334_1442826027"/>
+      <w:bookmarkStart w:id="17" w:name="__RefHeading___Toc2371_1304581389"/>
       <w:bookmarkEnd w:id="17"/>
       <w:r>
         <w:rPr/>
@@ -7921,7 +7932,7 @@
         <w:pStyle w:val="Heading2"/>
         <w:rPr/>
       </w:pPr>
-      <w:bookmarkStart w:id="18" w:name="__RefHeading___Toc2336_1442826027"/>
+      <w:bookmarkStart w:id="18" w:name="__RefHeading___Toc2373_1304581389"/>
       <w:bookmarkEnd w:id="18"/>
       <w:r>
         <w:rPr/>
@@ -8208,7 +8219,7 @@
         <w:pStyle w:val="Heading2"/>
         <w:rPr/>
       </w:pPr>
-      <w:bookmarkStart w:id="19" w:name="__RefHeading___Toc2338_1442826027"/>
+      <w:bookmarkStart w:id="19" w:name="__RefHeading___Toc2375_1304581389"/>
       <w:bookmarkEnd w:id="19"/>
       <w:r>
         <w:rPr/>
@@ -8485,7 +8496,7 @@
         <w:keepNext w:val="true"/>
         <w:rPr/>
       </w:pPr>
-      <w:bookmarkStart w:id="20" w:name="__RefHeading___Toc2340_1442826027"/>
+      <w:bookmarkStart w:id="20" w:name="__RefHeading___Toc2377_1304581389"/>
       <w:bookmarkEnd w:id="20"/>
       <w:r>
         <w:rPr/>
@@ -8527,7 +8538,7 @@
         <w:pStyle w:val="Heading2"/>
         <w:rPr/>
       </w:pPr>
-      <w:bookmarkStart w:id="21" w:name="__RefHeading___Toc2342_1442826027"/>
+      <w:bookmarkStart w:id="21" w:name="__RefHeading___Toc2379_1304581389"/>
       <w:bookmarkEnd w:id="21"/>
       <w:r>
         <w:rPr/>
@@ -8622,7 +8633,7 @@
         <w:pStyle w:val="Heading1"/>
         <w:rPr/>
       </w:pPr>
-      <w:bookmarkStart w:id="22" w:name="__RefHeading___Toc2344_1442826027"/>
+      <w:bookmarkStart w:id="22" w:name="__RefHeading___Toc2381_1304581389"/>
       <w:bookmarkEnd w:id="22"/>
       <w:r>
         <w:rPr/>
@@ -9394,7 +9405,7 @@
         <w:spacing w:before="0" w:after="160"/>
         <w:rPr/>
       </w:pPr>
-      <w:bookmarkStart w:id="23" w:name="__RefHeading___Toc2346_1442826027"/>
+      <w:bookmarkStart w:id="23" w:name="__RefHeading___Toc2383_1304581389"/>
       <w:bookmarkEnd w:id="23"/>
       <w:r>
         <w:rPr/>
@@ -9418,7 +9429,7 @@
         <w:keepNext w:val="true"/>
         <w:rPr/>
       </w:pPr>
-      <w:bookmarkStart w:id="24" w:name="__RefHeading___Toc2348_1442826027"/>
+      <w:bookmarkStart w:id="24" w:name="__RefHeading___Toc2385_1304581389"/>
       <w:bookmarkEnd w:id="24"/>
       <w:r>
         <w:rPr/>
@@ -10037,7 +10048,7 @@
         <w:keepNext w:val="true"/>
         <w:rPr/>
       </w:pPr>
-      <w:bookmarkStart w:id="25" w:name="__RefHeading___Toc2350_1442826027"/>
+      <w:bookmarkStart w:id="25" w:name="__RefHeading___Toc2387_1304581389"/>
       <w:bookmarkEnd w:id="25"/>
       <w:r>
         <w:rPr/>
@@ -10764,7 +10775,7 @@
         <w:keepNext w:val="true"/>
         <w:rPr/>
       </w:pPr>
-      <w:bookmarkStart w:id="26" w:name="__RefHeading___Toc2352_1442826027"/>
+      <w:bookmarkStart w:id="26" w:name="__RefHeading___Toc2389_1304581389"/>
       <w:bookmarkEnd w:id="26"/>
       <w:r>
         <w:rPr/>
@@ -11390,7 +11401,7 @@
         <w:keepNext w:val="true"/>
         <w:rPr/>
       </w:pPr>
-      <w:bookmarkStart w:id="27" w:name="__RefHeading___Toc2354_1442826027"/>
+      <w:bookmarkStart w:id="27" w:name="__RefHeading___Toc2391_1304581389"/>
       <w:bookmarkEnd w:id="27"/>
       <w:r>
         <w:rPr/>
@@ -12313,7 +12324,7 @@
         <w:keepNext w:val="true"/>
         <w:rPr/>
       </w:pPr>
-      <w:bookmarkStart w:id="28" w:name="__RefHeading___Toc2356_1442826027"/>
+      <w:bookmarkStart w:id="28" w:name="__RefHeading___Toc2393_1304581389"/>
       <w:bookmarkEnd w:id="28"/>
       <w:r>
         <w:rPr/>
@@ -13040,7 +13051,7 @@
         <w:keepNext w:val="true"/>
         <w:rPr/>
       </w:pPr>
-      <w:bookmarkStart w:id="29" w:name="__RefHeading___Toc2358_1442826027"/>
+      <w:bookmarkStart w:id="29" w:name="__RefHeading___Toc2395_1304581389"/>
       <w:bookmarkEnd w:id="29"/>
       <w:r>
         <w:rPr/>
@@ -13578,7 +13589,7 @@
         <w:keepNext w:val="true"/>
         <w:rPr/>
       </w:pPr>
-      <w:bookmarkStart w:id="30" w:name="__RefHeading___Toc2360_1442826027"/>
+      <w:bookmarkStart w:id="30" w:name="__RefHeading___Toc2397_1304581389"/>
       <w:bookmarkEnd w:id="30"/>
       <w:r>
         <w:rPr/>
@@ -14251,7 +14262,7 @@
         <w:keepNext w:val="true"/>
         <w:rPr/>
       </w:pPr>
-      <w:bookmarkStart w:id="31" w:name="__RefHeading___Toc2362_1442826027"/>
+      <w:bookmarkStart w:id="31" w:name="__RefHeading___Toc2399_1304581389"/>
       <w:bookmarkEnd w:id="31"/>
       <w:r>
         <w:rPr/>
@@ -14904,7 +14915,7 @@
         <w:keepNext w:val="true"/>
         <w:rPr/>
       </w:pPr>
-      <w:bookmarkStart w:id="32" w:name="__RefHeading___Toc2364_1442826027"/>
+      <w:bookmarkStart w:id="32" w:name="__RefHeading___Toc2401_1304581389"/>
       <w:bookmarkEnd w:id="32"/>
       <w:r>
         <w:rPr/>
@@ -15742,7 +15753,7 @@
         <w:keepNext w:val="true"/>
         <w:rPr/>
       </w:pPr>
-      <w:bookmarkStart w:id="33" w:name="__RefHeading___Toc2366_1442826027"/>
+      <w:bookmarkStart w:id="33" w:name="__RefHeading___Toc2403_1304581389"/>
       <w:bookmarkEnd w:id="33"/>
       <w:r>
         <w:rPr/>
@@ -16578,7 +16589,7 @@
         <w:keepNext w:val="true"/>
         <w:rPr/>
       </w:pPr>
-      <w:bookmarkStart w:id="34" w:name="__RefHeading___Toc2368_1442826027"/>
+      <w:bookmarkStart w:id="34" w:name="__RefHeading___Toc2405_1304581389"/>
       <w:bookmarkEnd w:id="34"/>
       <w:r>
         <w:rPr/>
@@ -17440,7 +17451,7 @@
         <w:keepNext w:val="true"/>
         <w:rPr/>
       </w:pPr>
-      <w:bookmarkStart w:id="35" w:name="__RefHeading___Toc2370_1442826027"/>
+      <w:bookmarkStart w:id="35" w:name="__RefHeading___Toc2407_1304581389"/>
       <w:bookmarkEnd w:id="35"/>
       <w:r>
         <w:rPr/>
@@ -18221,7 +18232,7 @@
         <w:keepNext w:val="true"/>
         <w:rPr/>
       </w:pPr>
-      <w:bookmarkStart w:id="36" w:name="__RefHeading___Toc2372_1442826027"/>
+      <w:bookmarkStart w:id="36" w:name="__RefHeading___Toc2409_1304581389"/>
       <w:bookmarkEnd w:id="36"/>
       <w:r>
         <w:rPr/>
@@ -18867,7 +18878,7 @@
         <w:keepNext w:val="true"/>
         <w:rPr/>
       </w:pPr>
-      <w:bookmarkStart w:id="37" w:name="__RefHeading___Toc2374_1442826027"/>
+      <w:bookmarkStart w:id="37" w:name="__RefHeading___Toc2411_1304581389"/>
       <w:bookmarkEnd w:id="37"/>
       <w:r>
         <w:rPr/>
@@ -19432,7 +19443,7 @@
         <w:keepNext w:val="true"/>
         <w:rPr/>
       </w:pPr>
-      <w:bookmarkStart w:id="38" w:name="__RefHeading___Toc2376_1442826027"/>
+      <w:bookmarkStart w:id="38" w:name="__RefHeading___Toc2413_1304581389"/>
       <w:bookmarkEnd w:id="38"/>
       <w:r>
         <w:rPr/>
@@ -20051,7 +20062,7 @@
         <w:keepNext w:val="true"/>
         <w:rPr/>
       </w:pPr>
-      <w:bookmarkStart w:id="39" w:name="__RefHeading___Toc2378_1442826027"/>
+      <w:bookmarkStart w:id="39" w:name="__RefHeading___Toc2415_1304581389"/>
       <w:bookmarkEnd w:id="39"/>
       <w:r>
         <w:rPr/>
@@ -20616,7 +20627,7 @@
         <w:keepNext w:val="true"/>
         <w:rPr/>
       </w:pPr>
-      <w:bookmarkStart w:id="40" w:name="__RefHeading___Toc2380_1442826027"/>
+      <w:bookmarkStart w:id="40" w:name="__RefHeading___Toc2417_1304581389"/>
       <w:bookmarkEnd w:id="40"/>
       <w:r>
         <w:rPr/>
@@ -21181,7 +21192,7 @@
         <w:keepNext w:val="true"/>
         <w:rPr/>
       </w:pPr>
-      <w:bookmarkStart w:id="41" w:name="__RefHeading___Toc2382_1442826027"/>
+      <w:bookmarkStart w:id="41" w:name="__RefHeading___Toc2419_1304581389"/>
       <w:bookmarkEnd w:id="41"/>
       <w:r>
         <w:rPr/>
@@ -22050,7 +22061,7 @@
         <w:keepNext w:val="true"/>
         <w:rPr/>
       </w:pPr>
-      <w:bookmarkStart w:id="42" w:name="__RefHeading___Toc2384_1442826027"/>
+      <w:bookmarkStart w:id="42" w:name="__RefHeading___Toc2421_1304581389"/>
       <w:bookmarkEnd w:id="42"/>
       <w:r>
         <w:rPr/>
@@ -22750,7 +22761,7 @@
         <w:keepNext w:val="true"/>
         <w:rPr/>
       </w:pPr>
-      <w:bookmarkStart w:id="43" w:name="__RefHeading___Toc2386_1442826027"/>
+      <w:bookmarkStart w:id="43" w:name="__RefHeading___Toc2423_1304581389"/>
       <w:bookmarkEnd w:id="43"/>
       <w:r>
         <w:rPr/>
@@ -23369,7 +23380,7 @@
         <w:keepNext w:val="true"/>
         <w:rPr/>
       </w:pPr>
-      <w:bookmarkStart w:id="44" w:name="__RefHeading___Toc2388_1442826027"/>
+      <w:bookmarkStart w:id="44" w:name="__RefHeading___Toc2425_1304581389"/>
       <w:bookmarkEnd w:id="44"/>
       <w:r>
         <w:rPr/>
@@ -24076,7 +24087,7 @@
         <w:keepNext w:val="true"/>
         <w:rPr/>
       </w:pPr>
-      <w:bookmarkStart w:id="45" w:name="__RefHeading___Toc2390_1442826027"/>
+      <w:bookmarkStart w:id="45" w:name="__RefHeading___Toc2427_1304581389"/>
       <w:bookmarkEnd w:id="45"/>
       <w:r>
         <w:rPr/>
@@ -24729,7 +24740,7 @@
         <w:keepNext w:val="true"/>
         <w:rPr/>
       </w:pPr>
-      <w:bookmarkStart w:id="46" w:name="__RefHeading___Toc2392_1442826027"/>
+      <w:bookmarkStart w:id="46" w:name="__RefHeading___Toc2429_1304581389"/>
       <w:bookmarkEnd w:id="46"/>
       <w:r>
         <w:rPr/>
@@ -25456,7 +25467,7 @@
         <w:keepNext w:val="true"/>
         <w:rPr/>
       </w:pPr>
-      <w:bookmarkStart w:id="47" w:name="__RefHeading___Toc2394_1442826027"/>
+      <w:bookmarkStart w:id="47" w:name="__RefHeading___Toc2431_1304581389"/>
       <w:bookmarkEnd w:id="47"/>
       <w:r>
         <w:rPr/>
@@ -26244,7 +26255,7 @@
         <w:keepNext w:val="true"/>
         <w:rPr/>
       </w:pPr>
-      <w:bookmarkStart w:id="48" w:name="__RefHeading___Toc2396_1442826027"/>
+      <w:bookmarkStart w:id="48" w:name="__RefHeading___Toc2433_1304581389"/>
       <w:bookmarkEnd w:id="48"/>
       <w:r>
         <w:rPr/>
@@ -26863,7 +26874,7 @@
         <w:keepNext w:val="true"/>
         <w:rPr/>
       </w:pPr>
-      <w:bookmarkStart w:id="49" w:name="__RefHeading___Toc2398_1442826027"/>
+      <w:bookmarkStart w:id="49" w:name="__RefHeading___Toc2435_1304581389"/>
       <w:bookmarkEnd w:id="49"/>
       <w:r>
         <w:rPr/>
@@ -27509,7 +27520,7 @@
         <w:keepNext w:val="true"/>
         <w:rPr/>
       </w:pPr>
-      <w:bookmarkStart w:id="50" w:name="__RefHeading___Toc2400_1442826027"/>
+      <w:bookmarkStart w:id="50" w:name="__RefHeading___Toc2437_1304581389"/>
       <w:bookmarkEnd w:id="50"/>
       <w:r>
         <w:rPr/>
@@ -28020,7 +28031,7 @@
         <w:keepNext w:val="true"/>
         <w:rPr/>
       </w:pPr>
-      <w:bookmarkStart w:id="51" w:name="__RefHeading___Toc2402_1442826027"/>
+      <w:bookmarkStart w:id="51" w:name="__RefHeading___Toc2439_1304581389"/>
       <w:bookmarkEnd w:id="51"/>
       <w:r>
         <w:rPr/>
@@ -28570,7 +28581,7 @@
         <w:spacing w:before="0" w:after="160"/>
         <w:rPr/>
       </w:pPr>
-      <w:bookmarkStart w:id="52" w:name="__RefHeading___Toc2404_1442826027"/>
+      <w:bookmarkStart w:id="52" w:name="__RefHeading___Toc2441_1304581389"/>
       <w:bookmarkEnd w:id="52"/>
       <w:r>
         <w:rPr/>
@@ -28901,7 +28912,7 @@
                 <w:sz w:val="18"/>
                 <w:szCs w:val="18"/>
               </w:rPr>
-              <w:t>CASSANDRA_HOSTS</w:t>
+              <w:t>OIDC_ISSUER</w:t>
             </w:r>
           </w:p>
         </w:tc>
@@ -28928,7 +28939,7 @@
                 <w:sz w:val="20"/>
                 <w:szCs w:val="20"/>
               </w:rPr>
-              <w:t>localhost (cassandra in Compose)</w:t>
+              <w:t>(none)</w:t>
             </w:r>
           </w:p>
         </w:tc>
@@ -28955,7 +28966,7 @@
                 <w:sz w:val="20"/>
                 <w:szCs w:val="20"/>
               </w:rPr>
-              <w:t>Comma separated contact points. Set it to use a remote Cassandra.</w:t>
+              <w:t>Public URL of the Keycloak realm. Turns on the login page and accepts access tokens of that realm.</w:t>
             </w:r>
           </w:p>
         </w:tc>
@@ -28988,7 +28999,7 @@
                 <w:sz w:val="18"/>
                 <w:szCs w:val="18"/>
               </w:rPr>
-              <w:t>CASSANDRA_PORT</w:t>
+              <w:t>OIDC_CLIENT_ID</w:t>
             </w:r>
           </w:p>
         </w:tc>
@@ -29015,7 +29026,7 @@
                 <w:sz w:val="20"/>
                 <w:szCs w:val="20"/>
               </w:rPr>
-              <w:t>9042</w:t>
+              <w:t>mlw-app</w:t>
             </w:r>
           </w:p>
         </w:tc>
@@ -29042,7 +29053,7 @@
                 <w:sz w:val="20"/>
                 <w:szCs w:val="20"/>
               </w:rPr>
-              <w:t>CQL port.</w:t>
+              <w:t>The public Keycloak client the web user interface logs in with.</w:t>
             </w:r>
           </w:p>
         </w:tc>
@@ -29075,7 +29086,7 @@
                 <w:sz w:val="18"/>
                 <w:szCs w:val="18"/>
               </w:rPr>
-              <w:t>CASSANDRA_KEYSPACE</w:t>
+              <w:t>OIDC_JWKS_URL</w:t>
             </w:r>
           </w:p>
         </w:tc>
@@ -29102,7 +29113,7 @@
                 <w:sz w:val="20"/>
                 <w:szCs w:val="20"/>
               </w:rPr>
-              <w:t>mlw</w:t>
+              <w:t>&lt;issuer&gt;/protocol/openid-connect/certs</w:t>
             </w:r>
           </w:p>
         </w:tc>
@@ -29129,7 +29140,7 @@
                 <w:sz w:val="20"/>
                 <w:szCs w:val="20"/>
               </w:rPr>
-              <w:t>Keyspace the tables are in.</w:t>
+              <w:t>Where the signing keys are fetched, when Keycloak is reached at another address than browsers use.</w:t>
             </w:r>
           </w:p>
         </w:tc>
@@ -29162,7 +29173,7 @@
                 <w:sz w:val="18"/>
                 <w:szCs w:val="18"/>
               </w:rPr>
-              <w:t>CASSANDRA_USERNAME, CASSANDRA_PASSWORD</w:t>
+              <w:t>OIDC_REQUIRED_ROLE</w:t>
             </w:r>
           </w:p>
         </w:tc>
@@ -29216,7 +29227,7 @@
                 <w:sz w:val="20"/>
                 <w:szCs w:val="20"/>
               </w:rPr>
-              <w:t>Credentials. Both or neither.</w:t>
+              <w:t>Realm role a user must have. Empty allows every user of the realm.</w:t>
             </w:r>
           </w:p>
         </w:tc>
@@ -29249,7 +29260,7 @@
                 <w:sz w:val="18"/>
                 <w:szCs w:val="18"/>
               </w:rPr>
-              <w:t>CASSANDRA_LOCAL_DC</w:t>
+              <w:t>CASSANDRA_HOSTS</w:t>
             </w:r>
           </w:p>
         </w:tc>
@@ -29276,7 +29287,7 @@
                 <w:sz w:val="20"/>
                 <w:szCs w:val="20"/>
               </w:rPr>
-              <w:t>(none)</w:t>
+              <w:t>localhost (cassandra in Compose)</w:t>
             </w:r>
           </w:p>
         </w:tc>
@@ -29303,7 +29314,7 @@
                 <w:sz w:val="20"/>
                 <w:szCs w:val="20"/>
               </w:rPr>
-              <w:t>Preferred datacenter. Set it for multi-datacenter clusters.</w:t>
+              <w:t>Comma separated contact points. Set it to use a remote Cassandra.</w:t>
             </w:r>
           </w:p>
         </w:tc>
@@ -29336,7 +29347,7 @@
                 <w:sz w:val="18"/>
                 <w:szCs w:val="18"/>
               </w:rPr>
-              <w:t>CASSANDRA_CONSISTENCY</w:t>
+              <w:t>CASSANDRA_PORT</w:t>
             </w:r>
           </w:p>
         </w:tc>
@@ -29363,7 +29374,7 @@
                 <w:sz w:val="20"/>
                 <w:szCs w:val="20"/>
               </w:rPr>
-              <w:t>LOCAL_QUORUM</w:t>
+              <w:t>9042</w:t>
             </w:r>
           </w:p>
         </w:tc>
@@ -29390,7 +29401,7 @@
                 <w:sz w:val="20"/>
                 <w:szCs w:val="20"/>
               </w:rPr>
-              <w:t>Consistency level of reads and writes.</w:t>
+              <w:t>CQL port.</w:t>
             </w:r>
           </w:p>
         </w:tc>
@@ -29423,7 +29434,7 @@
                 <w:sz w:val="18"/>
                 <w:szCs w:val="18"/>
               </w:rPr>
-              <w:t>TLS_CERT_FILE, TLS_KEY_FILE</w:t>
+              <w:t>CASSANDRA_KEYSPACE</w:t>
             </w:r>
           </w:p>
         </w:tc>
@@ -29450,7 +29461,7 @@
                 <w:sz w:val="20"/>
                 <w:szCs w:val="20"/>
               </w:rPr>
-              <w:t>(none)</w:t>
+              <w:t>mlw</w:t>
             </w:r>
           </w:p>
         </w:tc>
@@ -29477,7 +29488,7 @@
                 <w:sz w:val="20"/>
                 <w:szCs w:val="20"/>
               </w:rPr>
-              <w:t>PEM certificate (with any intermediate certificates) and private key. When set, the application serves HTTPS instead of HTTP. A renewed certificate is picked up within seconds without a restart.</w:t>
+              <w:t>Keyspace the tables are in.</w:t>
             </w:r>
           </w:p>
         </w:tc>
@@ -29510,7 +29521,7 @@
                 <w:sz w:val="18"/>
                 <w:szCs w:val="18"/>
               </w:rPr>
-              <w:t>TLS_MIN_VERSION</w:t>
+              <w:t>CASSANDRA_USERNAME, CASSANDRA_PASSWORD</w:t>
             </w:r>
           </w:p>
         </w:tc>
@@ -29537,7 +29548,7 @@
                 <w:sz w:val="20"/>
                 <w:szCs w:val="20"/>
               </w:rPr>
-              <w:t>1.2</w:t>
+              <w:t>(none)</w:t>
             </w:r>
           </w:p>
         </w:tc>
@@ -29564,7 +29575,7 @@
                 <w:sz w:val="20"/>
                 <w:szCs w:val="20"/>
               </w:rPr>
-              <w:t>Lowest TLS version accepted for HTTPS: 1.2 or 1.3.</w:t>
+              <w:t>Credentials. Both or neither.</w:t>
             </w:r>
           </w:p>
         </w:tc>
@@ -29597,7 +29608,7 @@
                 <w:sz w:val="18"/>
                 <w:szCs w:val="18"/>
               </w:rPr>
-              <w:t>CASSANDRA_TLS</w:t>
+              <w:t>CASSANDRA_LOCAL_DC</w:t>
             </w:r>
           </w:p>
         </w:tc>
@@ -29624,7 +29635,7 @@
                 <w:sz w:val="20"/>
                 <w:szCs w:val="20"/>
               </w:rPr>
-              <w:t>false</w:t>
+              <w:t>(none)</w:t>
             </w:r>
           </w:p>
         </w:tc>
@@ -29651,7 +29662,7 @@
                 <w:sz w:val="20"/>
                 <w:szCs w:val="20"/>
               </w:rPr>
-              <w:t>Connect to Cassandra with TLS and verify its certificate.</w:t>
+              <w:t>Preferred datacenter. Set it for multi-datacenter clusters.</w:t>
             </w:r>
           </w:p>
         </w:tc>
@@ -29684,7 +29695,7 @@
                 <w:sz w:val="18"/>
                 <w:szCs w:val="18"/>
               </w:rPr>
-              <w:t>CASSANDRA_TLS_CA_FILE</w:t>
+              <w:t>CASSANDRA_CONSISTENCY</w:t>
             </w:r>
           </w:p>
         </w:tc>
@@ -29711,7 +29722,7 @@
                 <w:sz w:val="20"/>
                 <w:szCs w:val="20"/>
               </w:rPr>
-              <w:t>(none)</w:t>
+              <w:t>LOCAL_QUORUM</w:t>
             </w:r>
           </w:p>
         </w:tc>
@@ -29738,7 +29749,7 @@
                 <w:sz w:val="20"/>
                 <w:szCs w:val="20"/>
               </w:rPr>
-              <w:t>Path of the CA certificate file that signed the Cassandra certificate, inside the container. Without it the system CAs are used.</w:t>
+              <w:t>Consistency level of reads and writes.</w:t>
             </w:r>
           </w:p>
         </w:tc>
@@ -29771,7 +29782,7 @@
                 <w:sz w:val="18"/>
                 <w:szCs w:val="18"/>
               </w:rPr>
-              <w:t>CASSANDRA_TLS_SERVER_NAME</w:t>
+              <w:t>TLS_CERT_FILE, TLS_KEY_FILE</w:t>
             </w:r>
           </w:p>
         </w:tc>
@@ -29825,7 +29836,7 @@
                 <w:sz w:val="20"/>
                 <w:szCs w:val="20"/>
               </w:rPr>
-              <w:t>Name to check the Cassandra certificate against. Needed when the cluster advertises addresses that are not in its certificate.</w:t>
+              <w:t>PEM certificate (with any intermediate certificates) and private key. When set, the application serves HTTPS instead of HTTP. A renewed certificate is picked up within seconds without a restart.</w:t>
             </w:r>
           </w:p>
         </w:tc>
@@ -29858,7 +29869,7 @@
                 <w:sz w:val="18"/>
                 <w:szCs w:val="18"/>
               </w:rPr>
-              <w:t>CASSANDRA_TLS_CERT_FILE, CASSANDRA_TLS_KEY_FILE</w:t>
+              <w:t>TLS_MIN_VERSION</w:t>
             </w:r>
           </w:p>
         </w:tc>
@@ -29885,7 +29896,7 @@
                 <w:sz w:val="20"/>
                 <w:szCs w:val="20"/>
               </w:rPr>
-              <w:t>(none)</w:t>
+              <w:t>1.2</w:t>
             </w:r>
           </w:p>
         </w:tc>
@@ -29912,7 +29923,7 @@
                 <w:sz w:val="20"/>
                 <w:szCs w:val="20"/>
               </w:rPr>
-              <w:t>Client certificate and key, for a cluster that requires mutual TLS.</w:t>
+              <w:t>Lowest TLS version accepted for HTTPS: 1.2 or 1.3.</w:t>
             </w:r>
           </w:p>
         </w:tc>
@@ -29945,7 +29956,7 @@
                 <w:sz w:val="18"/>
                 <w:szCs w:val="18"/>
               </w:rPr>
-              <w:t>CASSANDRA_TLS_SKIP_VERIFY</w:t>
+              <w:t>CASSANDRA_TLS</w:t>
             </w:r>
           </w:p>
         </w:tc>
@@ -29999,7 +30010,7 @@
                 <w:sz w:val="20"/>
                 <w:szCs w:val="20"/>
               </w:rPr>
-              <w:t>Do not verify the Cassandra certificate (testing only; logged as a warning).</w:t>
+              <w:t>Connect to Cassandra with TLS and verify its certificate.</w:t>
             </w:r>
           </w:p>
         </w:tc>
@@ -30032,7 +30043,7 @@
                 <w:sz w:val="18"/>
                 <w:szCs w:val="18"/>
               </w:rPr>
-              <w:t>CASSANDRA_DISABLE_INITIAL_HOST_LOOKUP, CASSANDRA_IGNORE_PEER_ADDR</w:t>
+              <w:t>CASSANDRA_TLS_CA_FILE</w:t>
             </w:r>
           </w:p>
         </w:tc>
@@ -30059,7 +30070,7 @@
                 <w:sz w:val="20"/>
                 <w:szCs w:val="20"/>
               </w:rPr>
-              <w:t>false</w:t>
+              <w:t>(none)</w:t>
             </w:r>
           </w:p>
         </w:tc>
@@ -30086,7 +30097,7 @@
                 <w:sz w:val="20"/>
                 <w:szCs w:val="20"/>
               </w:rPr>
-              <w:t>Use only the configured hosts. Needed when the cluster advertises addresses that cannot be reached, for example behind an SSH tunnel or NAT.</w:t>
+              <w:t>Path of the CA certificate file that signed the Cassandra certificate, inside the container. Without it the system CAs are used.</w:t>
             </w:r>
           </w:p>
         </w:tc>
@@ -30119,7 +30130,7 @@
                 <w:sz w:val="18"/>
                 <w:szCs w:val="18"/>
               </w:rPr>
-              <w:t>APPLY_SCHEMA</w:t>
+              <w:t>CASSANDRA_TLS_SERVER_NAME</w:t>
             </w:r>
           </w:p>
         </w:tc>
@@ -30146,7 +30157,7 @@
                 <w:sz w:val="20"/>
                 <w:szCs w:val="20"/>
               </w:rPr>
-              <w:t>false (true in local development)</w:t>
+              <w:t>(none)</w:t>
             </w:r>
           </w:p>
         </w:tc>
@@ -30173,7 +30184,7 @@
                 <w:sz w:val="20"/>
                 <w:szCs w:val="20"/>
               </w:rPr>
-              <w:t>Run the embedded cql files at startup. They only use IF NOT EXISTS, so this is safe to repeat. Check the keyspace replication in cql/001_production.cql before using it on a real cluster.</w:t>
+              <w:t>Name to check the Cassandra certificate against. Needed when the cluster advertises addresses that are not in its certificate.</w:t>
             </w:r>
           </w:p>
         </w:tc>
@@ -30206,7 +30217,7 @@
                 <w:sz w:val="18"/>
                 <w:szCs w:val="18"/>
               </w:rPr>
-              <w:t>CASSANDRA_STARTUP_WAIT</w:t>
+              <w:t>CASSANDRA_TLS_CERT_FILE, CASSANDRA_TLS_KEY_FILE</w:t>
             </w:r>
           </w:p>
         </w:tc>
@@ -30233,7 +30244,7 @@
                 <w:sz w:val="20"/>
                 <w:szCs w:val="20"/>
               </w:rPr>
-              <w:t>2m</w:t>
+              <w:t>(none)</w:t>
             </w:r>
           </w:p>
         </w:tc>
@@ -30260,6 +30271,354 @@
                 <w:sz w:val="20"/>
                 <w:szCs w:val="20"/>
               </w:rPr>
+              <w:t>Client certificate and key, for a cluster that requires mutual TLS.</w:t>
+            </w:r>
+          </w:p>
+        </w:tc>
+      </w:tr>
+      <w:tr>
+        <w:trPr>
+          <w:cantSplit w:val="true"/>
+        </w:trPr>
+        <w:tc>
+          <w:tcPr>
+            <w:tcW w:w="3300" w:type="dxa"/>
+            <w:tcBorders>
+              <w:top w:val="single" w:sz="4" w:space="0" w:color="B7B7B7"/>
+              <w:left w:val="single" w:sz="4" w:space="0" w:color="B7B7B7"/>
+              <w:bottom w:val="single" w:sz="4" w:space="0" w:color="B7B7B7"/>
+              <w:right w:val="single" w:sz="4" w:space="0" w:color="B7B7B7"/>
+            </w:tcBorders>
+          </w:tcPr>
+          <w:p>
+            <w:pPr>
+              <w:pStyle w:val="Normal"/>
+              <w:keepNext w:val="false"/>
+              <w:rPr/>
+            </w:pPr>
+            <w:r>
+              <w:rPr>
+                <w:rFonts w:eastAsia="Consolas" w:cs="Consolas" w:ascii="Consolas" w:hAnsi="Consolas"/>
+                <w:b w:val="false"/>
+                <w:bCs w:val="false"/>
+                <w:sz w:val="18"/>
+                <w:szCs w:val="18"/>
+              </w:rPr>
+              <w:t>CASSANDRA_TLS_SKIP_VERIFY</w:t>
+            </w:r>
+          </w:p>
+        </w:tc>
+        <w:tc>
+          <w:tcPr>
+            <w:tcW w:w="1800" w:type="dxa"/>
+            <w:tcBorders>
+              <w:top w:val="single" w:sz="4" w:space="0" w:color="B7B7B7"/>
+              <w:left w:val="single" w:sz="4" w:space="0" w:color="B7B7B7"/>
+              <w:bottom w:val="single" w:sz="4" w:space="0" w:color="B7B7B7"/>
+              <w:right w:val="single" w:sz="4" w:space="0" w:color="B7B7B7"/>
+            </w:tcBorders>
+          </w:tcPr>
+          <w:p>
+            <w:pPr>
+              <w:pStyle w:val="Normal"/>
+              <w:keepNext w:val="false"/>
+              <w:rPr/>
+            </w:pPr>
+            <w:r>
+              <w:rPr>
+                <w:b w:val="false"/>
+                <w:bCs w:val="false"/>
+                <w:sz w:val="20"/>
+                <w:szCs w:val="20"/>
+              </w:rPr>
+              <w:t>false</w:t>
+            </w:r>
+          </w:p>
+        </w:tc>
+        <w:tc>
+          <w:tcPr>
+            <w:tcW w:w="4260" w:type="dxa"/>
+            <w:tcBorders>
+              <w:top w:val="single" w:sz="4" w:space="0" w:color="B7B7B7"/>
+              <w:left w:val="single" w:sz="4" w:space="0" w:color="B7B7B7"/>
+              <w:bottom w:val="single" w:sz="4" w:space="0" w:color="B7B7B7"/>
+              <w:right w:val="single" w:sz="4" w:space="0" w:color="B7B7B7"/>
+            </w:tcBorders>
+          </w:tcPr>
+          <w:p>
+            <w:pPr>
+              <w:pStyle w:val="Normal"/>
+              <w:keepNext w:val="false"/>
+              <w:rPr/>
+            </w:pPr>
+            <w:r>
+              <w:rPr>
+                <w:b w:val="false"/>
+                <w:bCs w:val="false"/>
+                <w:sz w:val="20"/>
+                <w:szCs w:val="20"/>
+              </w:rPr>
+              <w:t>Do not verify the Cassandra certificate (testing only; logged as a warning).</w:t>
+            </w:r>
+          </w:p>
+        </w:tc>
+      </w:tr>
+      <w:tr>
+        <w:trPr>
+          <w:cantSplit w:val="true"/>
+        </w:trPr>
+        <w:tc>
+          <w:tcPr>
+            <w:tcW w:w="3300" w:type="dxa"/>
+            <w:tcBorders>
+              <w:top w:val="single" w:sz="4" w:space="0" w:color="B7B7B7"/>
+              <w:left w:val="single" w:sz="4" w:space="0" w:color="B7B7B7"/>
+              <w:bottom w:val="single" w:sz="4" w:space="0" w:color="B7B7B7"/>
+              <w:right w:val="single" w:sz="4" w:space="0" w:color="B7B7B7"/>
+            </w:tcBorders>
+          </w:tcPr>
+          <w:p>
+            <w:pPr>
+              <w:pStyle w:val="Normal"/>
+              <w:keepNext w:val="false"/>
+              <w:rPr/>
+            </w:pPr>
+            <w:r>
+              <w:rPr>
+                <w:rFonts w:eastAsia="Consolas" w:cs="Consolas" w:ascii="Consolas" w:hAnsi="Consolas"/>
+                <w:b w:val="false"/>
+                <w:bCs w:val="false"/>
+                <w:sz w:val="18"/>
+                <w:szCs w:val="18"/>
+              </w:rPr>
+              <w:t>CASSANDRA_DISABLE_INITIAL_HOST_LOOKUP, CASSANDRA_IGNORE_PEER_ADDR</w:t>
+            </w:r>
+          </w:p>
+        </w:tc>
+        <w:tc>
+          <w:tcPr>
+            <w:tcW w:w="1800" w:type="dxa"/>
+            <w:tcBorders>
+              <w:top w:val="single" w:sz="4" w:space="0" w:color="B7B7B7"/>
+              <w:left w:val="single" w:sz="4" w:space="0" w:color="B7B7B7"/>
+              <w:bottom w:val="single" w:sz="4" w:space="0" w:color="B7B7B7"/>
+              <w:right w:val="single" w:sz="4" w:space="0" w:color="B7B7B7"/>
+            </w:tcBorders>
+          </w:tcPr>
+          <w:p>
+            <w:pPr>
+              <w:pStyle w:val="Normal"/>
+              <w:keepNext w:val="false"/>
+              <w:rPr/>
+            </w:pPr>
+            <w:r>
+              <w:rPr>
+                <w:b w:val="false"/>
+                <w:bCs w:val="false"/>
+                <w:sz w:val="20"/>
+                <w:szCs w:val="20"/>
+              </w:rPr>
+              <w:t>false</w:t>
+            </w:r>
+          </w:p>
+        </w:tc>
+        <w:tc>
+          <w:tcPr>
+            <w:tcW w:w="4260" w:type="dxa"/>
+            <w:tcBorders>
+              <w:top w:val="single" w:sz="4" w:space="0" w:color="B7B7B7"/>
+              <w:left w:val="single" w:sz="4" w:space="0" w:color="B7B7B7"/>
+              <w:bottom w:val="single" w:sz="4" w:space="0" w:color="B7B7B7"/>
+              <w:right w:val="single" w:sz="4" w:space="0" w:color="B7B7B7"/>
+            </w:tcBorders>
+          </w:tcPr>
+          <w:p>
+            <w:pPr>
+              <w:pStyle w:val="Normal"/>
+              <w:keepNext w:val="false"/>
+              <w:rPr/>
+            </w:pPr>
+            <w:r>
+              <w:rPr>
+                <w:b w:val="false"/>
+                <w:bCs w:val="false"/>
+                <w:sz w:val="20"/>
+                <w:szCs w:val="20"/>
+              </w:rPr>
+              <w:t>Use only the configured hosts. Needed when the cluster advertises addresses that cannot be reached, for example behind an SSH tunnel or NAT.</w:t>
+            </w:r>
+          </w:p>
+        </w:tc>
+      </w:tr>
+      <w:tr>
+        <w:trPr>
+          <w:cantSplit w:val="true"/>
+        </w:trPr>
+        <w:tc>
+          <w:tcPr>
+            <w:tcW w:w="3300" w:type="dxa"/>
+            <w:tcBorders>
+              <w:top w:val="single" w:sz="4" w:space="0" w:color="B7B7B7"/>
+              <w:left w:val="single" w:sz="4" w:space="0" w:color="B7B7B7"/>
+              <w:bottom w:val="single" w:sz="4" w:space="0" w:color="B7B7B7"/>
+              <w:right w:val="single" w:sz="4" w:space="0" w:color="B7B7B7"/>
+            </w:tcBorders>
+          </w:tcPr>
+          <w:p>
+            <w:pPr>
+              <w:pStyle w:val="Normal"/>
+              <w:keepNext w:val="false"/>
+              <w:rPr/>
+            </w:pPr>
+            <w:r>
+              <w:rPr>
+                <w:rFonts w:eastAsia="Consolas" w:cs="Consolas" w:ascii="Consolas" w:hAnsi="Consolas"/>
+                <w:b w:val="false"/>
+                <w:bCs w:val="false"/>
+                <w:sz w:val="18"/>
+                <w:szCs w:val="18"/>
+              </w:rPr>
+              <w:t>APPLY_SCHEMA</w:t>
+            </w:r>
+          </w:p>
+        </w:tc>
+        <w:tc>
+          <w:tcPr>
+            <w:tcW w:w="1800" w:type="dxa"/>
+            <w:tcBorders>
+              <w:top w:val="single" w:sz="4" w:space="0" w:color="B7B7B7"/>
+              <w:left w:val="single" w:sz="4" w:space="0" w:color="B7B7B7"/>
+              <w:bottom w:val="single" w:sz="4" w:space="0" w:color="B7B7B7"/>
+              <w:right w:val="single" w:sz="4" w:space="0" w:color="B7B7B7"/>
+            </w:tcBorders>
+          </w:tcPr>
+          <w:p>
+            <w:pPr>
+              <w:pStyle w:val="Normal"/>
+              <w:keepNext w:val="false"/>
+              <w:rPr/>
+            </w:pPr>
+            <w:r>
+              <w:rPr>
+                <w:b w:val="false"/>
+                <w:bCs w:val="false"/>
+                <w:sz w:val="20"/>
+                <w:szCs w:val="20"/>
+              </w:rPr>
+              <w:t>false (true in local development)</w:t>
+            </w:r>
+          </w:p>
+        </w:tc>
+        <w:tc>
+          <w:tcPr>
+            <w:tcW w:w="4260" w:type="dxa"/>
+            <w:tcBorders>
+              <w:top w:val="single" w:sz="4" w:space="0" w:color="B7B7B7"/>
+              <w:left w:val="single" w:sz="4" w:space="0" w:color="B7B7B7"/>
+              <w:bottom w:val="single" w:sz="4" w:space="0" w:color="B7B7B7"/>
+              <w:right w:val="single" w:sz="4" w:space="0" w:color="B7B7B7"/>
+            </w:tcBorders>
+          </w:tcPr>
+          <w:p>
+            <w:pPr>
+              <w:pStyle w:val="Normal"/>
+              <w:keepNext w:val="false"/>
+              <w:rPr/>
+            </w:pPr>
+            <w:r>
+              <w:rPr>
+                <w:b w:val="false"/>
+                <w:bCs w:val="false"/>
+                <w:sz w:val="20"/>
+                <w:szCs w:val="20"/>
+              </w:rPr>
+              <w:t>Run the embedded cql files at startup. They only use IF NOT EXISTS, so this is safe to repeat. Check the keyspace replication in cql/001_production.cql before using it on a real cluster.</w:t>
+            </w:r>
+          </w:p>
+        </w:tc>
+      </w:tr>
+      <w:tr>
+        <w:trPr>
+          <w:cantSplit w:val="true"/>
+        </w:trPr>
+        <w:tc>
+          <w:tcPr>
+            <w:tcW w:w="3300" w:type="dxa"/>
+            <w:tcBorders>
+              <w:top w:val="single" w:sz="4" w:space="0" w:color="B7B7B7"/>
+              <w:left w:val="single" w:sz="4" w:space="0" w:color="B7B7B7"/>
+              <w:bottom w:val="single" w:sz="4" w:space="0" w:color="B7B7B7"/>
+              <w:right w:val="single" w:sz="4" w:space="0" w:color="B7B7B7"/>
+            </w:tcBorders>
+          </w:tcPr>
+          <w:p>
+            <w:pPr>
+              <w:pStyle w:val="Normal"/>
+              <w:keepNext w:val="false"/>
+              <w:rPr/>
+            </w:pPr>
+            <w:r>
+              <w:rPr>
+                <w:rFonts w:eastAsia="Consolas" w:cs="Consolas" w:ascii="Consolas" w:hAnsi="Consolas"/>
+                <w:b w:val="false"/>
+                <w:bCs w:val="false"/>
+                <w:sz w:val="18"/>
+                <w:szCs w:val="18"/>
+              </w:rPr>
+              <w:t>CASSANDRA_STARTUP_WAIT</w:t>
+            </w:r>
+          </w:p>
+        </w:tc>
+        <w:tc>
+          <w:tcPr>
+            <w:tcW w:w="1800" w:type="dxa"/>
+            <w:tcBorders>
+              <w:top w:val="single" w:sz="4" w:space="0" w:color="B7B7B7"/>
+              <w:left w:val="single" w:sz="4" w:space="0" w:color="B7B7B7"/>
+              <w:bottom w:val="single" w:sz="4" w:space="0" w:color="B7B7B7"/>
+              <w:right w:val="single" w:sz="4" w:space="0" w:color="B7B7B7"/>
+            </w:tcBorders>
+          </w:tcPr>
+          <w:p>
+            <w:pPr>
+              <w:pStyle w:val="Normal"/>
+              <w:keepNext w:val="false"/>
+              <w:rPr/>
+            </w:pPr>
+            <w:r>
+              <w:rPr>
+                <w:b w:val="false"/>
+                <w:bCs w:val="false"/>
+                <w:sz w:val="20"/>
+                <w:szCs w:val="20"/>
+              </w:rPr>
+              <w:t>2m</w:t>
+            </w:r>
+          </w:p>
+        </w:tc>
+        <w:tc>
+          <w:tcPr>
+            <w:tcW w:w="4260" w:type="dxa"/>
+            <w:tcBorders>
+              <w:top w:val="single" w:sz="4" w:space="0" w:color="B7B7B7"/>
+              <w:left w:val="single" w:sz="4" w:space="0" w:color="B7B7B7"/>
+              <w:bottom w:val="single" w:sz="4" w:space="0" w:color="B7B7B7"/>
+              <w:right w:val="single" w:sz="4" w:space="0" w:color="B7B7B7"/>
+            </w:tcBorders>
+          </w:tcPr>
+          <w:p>
+            <w:pPr>
+              <w:pStyle w:val="Normal"/>
+              <w:keepNext w:val="false"/>
+              <w:rPr/>
+            </w:pPr>
+            <w:r>
+              <w:rPr>
+                <w:b w:val="false"/>
+                <w:bCs w:val="false"/>
+                <w:sz w:val="20"/>
+                <w:szCs w:val="20"/>
+              </w:rPr>
               <w:t>How long to keep retrying the first connection, so the application can start before Cassandra.</w:t>
             </w:r>
           </w:p>
@@ -30281,7 +30640,7 @@
         <w:pStyle w:val="Heading1"/>
         <w:rPr/>
       </w:pPr>
-      <w:bookmarkStart w:id="53" w:name="__RefHeading___Toc2406_1442826027"/>
+      <w:bookmarkStart w:id="53" w:name="__RefHeading___Toc2443_1304581389"/>
       <w:bookmarkEnd w:id="53"/>
       <w:r>
         <w:rPr/>
@@ -30820,7 +31179,7 @@
     </w:r>
     <w:r>
       <w:rPr/>
-      <w:t>31</w:t>
+      <w:t>32</w:t>
     </w:r>
     <w:r>
       <w:rPr/>
@@ -30860,7 +31219,7 @@
     </w:r>
     <w:r>
       <w:rPr/>
-      <w:t>31</w:t>
+      <w:t>32</w:t>
     </w:r>
     <w:r>
       <w:rPr/>
